--- a/datasheet_gen/word_templates/ESD.docx
+++ b/datasheet_gen/word_templates/ESD.docx
@@ -2662,6 +2662,61 @@
         </w:tc>
       </w:tr>
       <w:tr>
+        <w:tc>
+          <w:tcPr>
+            <w:tcW w:type="dxa" w:w="933"/>
+          </w:tcPr>
+          <w:p>
+            <w:r/>
+            <w:r>
+              <w:t>{%tr for r in obs_indirect %}</w:t>
+            </w:r>
+          </w:p>
+        </w:tc>
+        <w:tc>
+          <w:tcPr>
+            <w:tcW w:type="dxa" w:w="4075"/>
+          </w:tcPr>
+          <w:p/>
+        </w:tc>
+        <w:tc>
+          <w:tcPr>
+            <w:tcW w:type="dxa" w:w="671"/>
+          </w:tcPr>
+          <w:p/>
+        </w:tc>
+        <w:tc>
+          <w:tcPr>
+            <w:tcW w:type="dxa" w:w="671"/>
+          </w:tcPr>
+          <w:p/>
+        </w:tc>
+        <w:tc>
+          <w:tcPr>
+            <w:tcW w:type="dxa" w:w="667"/>
+          </w:tcPr>
+          <w:p/>
+        </w:tc>
+        <w:tc>
+          <w:tcPr>
+            <w:tcW w:type="dxa" w:w="667"/>
+          </w:tcPr>
+          <w:p/>
+        </w:tc>
+        <w:tc>
+          <w:tcPr>
+            <w:tcW w:type="dxa" w:w="667"/>
+          </w:tcPr>
+          <w:p/>
+        </w:tc>
+        <w:tc>
+          <w:tcPr>
+            <w:tcW w:type="dxa" w:w="665"/>
+          </w:tcPr>
+          <w:p/>
+        </w:tc>
+      </w:tr>
+      <w:tr>
         <w:trPr>
           <w:trHeight w:val="283"/>
         </w:trPr>
@@ -2678,26 +2733,9 @@
             <w:hideMark/>
           </w:tcPr>
           <w:p>
-            <w:pPr>
-              <w:spacing w:after="0" w:line="240" w:lineRule="auto"/>
-              <w:jc w:val="center"/>
-              <w:rPr>
-                <w:rFonts w:ascii="Arial" w:eastAsia="Times New Roman" w:hAnsi="Arial" w:cs="Arial"/>
-                <w:color w:val="000000"/>
-                <w:kern w:val="0"/>
-                <w:lang w:eastAsia="en-IN"/>
-                <w14:ligatures w14:val="none"/>
-              </w:rPr>
-            </w:pPr>
-            <w:r>
-              <w:rPr>
-                <w:rFonts w:ascii="Arial" w:eastAsia="Times New Roman" w:hAnsi="Arial" w:cs="Arial"/>
-                <w:color w:val="000000"/>
-                <w:kern w:val="0"/>
-                <w:lang w:eastAsia="en-IN"/>
-                <w14:ligatures w14:val="none"/>
-              </w:rPr>
-              <w:t>1</w:t>
+            <w:r/>
+            <w:r>
+              <w:t>{{ r.c0 }}</w:t>
             </w:r>
           </w:p>
         </w:tc>
@@ -2714,26 +2752,9 @@
             <w:hideMark/>
           </w:tcPr>
           <w:p>
-            <w:pPr>
-              <w:spacing w:after="0" w:line="240" w:lineRule="auto"/>
-              <w:jc w:val="center"/>
-              <w:rPr>
-                <w:rFonts w:ascii="Arial" w:eastAsia="Times New Roman" w:hAnsi="Arial" w:cs="Arial"/>
-                <w:color w:val="000000"/>
-                <w:kern w:val="0"/>
-                <w:lang w:eastAsia="en-IN"/>
-                <w14:ligatures w14:val="none"/>
-              </w:rPr>
-            </w:pPr>
-            <w:r>
-              <w:rPr>
-                <w:rFonts w:ascii="Arial" w:eastAsia="Times New Roman" w:hAnsi="Arial" w:cs="Arial"/>
-                <w:color w:val="000000"/>
-                <w:kern w:val="0"/>
-                <w:lang w:val="en-US" w:eastAsia="en-IN"/>
-                <w14:ligatures w14:val="none"/>
-              </w:rPr>
-              <w:t>HCP (0°)</w:t>
+            <w:r/>
+            <w:r>
+              <w:t>{{ r.c1 }}</w:t>
             </w:r>
           </w:p>
         </w:tc>
@@ -2750,30 +2771,9 @@
             <w:hideMark/>
           </w:tcPr>
           <w:p>
-            <w:pPr>
-              <w:spacing w:after="0" w:line="240" w:lineRule="auto"/>
-              <w:jc w:val="center"/>
-              <w:rPr>
-                <w:rFonts w:ascii="Arial" w:eastAsia="Times New Roman" w:hAnsi="Arial" w:cs="Arial"/>
-                <w:b/>
-                <w:bCs/>
-                <w:color w:val="000000"/>
-                <w:kern w:val="0"/>
-                <w:lang w:eastAsia="en-IN"/>
-                <w14:ligatures w14:val="none"/>
-              </w:rPr>
-            </w:pPr>
-            <w:r>
-              <w:rPr>
-                <w:rFonts w:ascii="Arial" w:eastAsia="Times New Roman" w:hAnsi="Arial" w:cs="Arial"/>
-                <w:b/>
-                <w:bCs/>
-                <w:color w:val="000000"/>
-                <w:kern w:val="0"/>
-                <w:lang w:val="en-US" w:eastAsia="en-IN"/>
-                <w14:ligatures w14:val="none"/>
-              </w:rPr>
-              <w:t> </w:t>
+            <w:r/>
+            <w:r>
+              <w:t>{{ r.c2 }}</w:t>
             </w:r>
           </w:p>
         </w:tc>
@@ -2790,30 +2790,9 @@
             <w:hideMark/>
           </w:tcPr>
           <w:p>
-            <w:pPr>
-              <w:spacing w:after="0" w:line="240" w:lineRule="auto"/>
-              <w:jc w:val="center"/>
-              <w:rPr>
-                <w:rFonts w:ascii="Arial" w:eastAsia="Times New Roman" w:hAnsi="Arial" w:cs="Arial"/>
-                <w:b/>
-                <w:bCs/>
-                <w:color w:val="000000"/>
-                <w:kern w:val="0"/>
-                <w:lang w:eastAsia="en-IN"/>
-                <w14:ligatures w14:val="none"/>
-              </w:rPr>
-            </w:pPr>
-            <w:r>
-              <w:rPr>
-                <w:rFonts w:ascii="Arial" w:eastAsia="Times New Roman" w:hAnsi="Arial" w:cs="Arial"/>
-                <w:b/>
-                <w:bCs/>
-                <w:color w:val="000000"/>
-                <w:kern w:val="0"/>
-                <w:lang w:val="en-US" w:eastAsia="en-IN"/>
-                <w14:ligatures w14:val="none"/>
-              </w:rPr>
-              <w:t> </w:t>
+            <w:r/>
+            <w:r>
+              <w:t>{{ r.c3 }}</w:t>
             </w:r>
           </w:p>
         </w:tc>
@@ -2830,30 +2809,9 @@
             <w:hideMark/>
           </w:tcPr>
           <w:p>
-            <w:pPr>
-              <w:spacing w:after="0" w:line="240" w:lineRule="auto"/>
-              <w:jc w:val="center"/>
-              <w:rPr>
-                <w:rFonts w:ascii="Arial" w:eastAsia="Times New Roman" w:hAnsi="Arial" w:cs="Arial"/>
-                <w:b/>
-                <w:bCs/>
-                <w:color w:val="000000"/>
-                <w:kern w:val="0"/>
-                <w:lang w:eastAsia="en-IN"/>
-                <w14:ligatures w14:val="none"/>
-              </w:rPr>
-            </w:pPr>
-            <w:r>
-              <w:rPr>
-                <w:rFonts w:ascii="Arial" w:eastAsia="Times New Roman" w:hAnsi="Arial" w:cs="Arial"/>
-                <w:b/>
-                <w:bCs/>
-                <w:color w:val="000000"/>
-                <w:kern w:val="0"/>
-                <w:lang w:val="en-US" w:eastAsia="en-IN"/>
-                <w14:ligatures w14:val="none"/>
-              </w:rPr>
-              <w:t> </w:t>
+            <w:r/>
+            <w:r>
+              <w:t>{{ r.c4 }}</w:t>
             </w:r>
           </w:p>
         </w:tc>
@@ -2870,30 +2828,9 @@
             <w:hideMark/>
           </w:tcPr>
           <w:p>
-            <w:pPr>
-              <w:spacing w:after="0" w:line="240" w:lineRule="auto"/>
-              <w:jc w:val="center"/>
-              <w:rPr>
-                <w:rFonts w:ascii="Arial" w:eastAsia="Times New Roman" w:hAnsi="Arial" w:cs="Arial"/>
-                <w:b/>
-                <w:bCs/>
-                <w:color w:val="000000"/>
-                <w:kern w:val="0"/>
-                <w:lang w:eastAsia="en-IN"/>
-                <w14:ligatures w14:val="none"/>
-              </w:rPr>
-            </w:pPr>
-            <w:r>
-              <w:rPr>
-                <w:rFonts w:ascii="Arial" w:eastAsia="Times New Roman" w:hAnsi="Arial" w:cs="Arial"/>
-                <w:b/>
-                <w:bCs/>
-                <w:color w:val="000000"/>
-                <w:kern w:val="0"/>
-                <w:lang w:val="en-US" w:eastAsia="en-IN"/>
-                <w14:ligatures w14:val="none"/>
-              </w:rPr>
-              <w:t> </w:t>
+            <w:r/>
+            <w:r>
+              <w:t>{{ r.c5 }}</w:t>
             </w:r>
           </w:p>
         </w:tc>
@@ -2910,30 +2847,9 @@
             <w:hideMark/>
           </w:tcPr>
           <w:p>
-            <w:pPr>
-              <w:spacing w:after="0" w:line="240" w:lineRule="auto"/>
-              <w:jc w:val="center"/>
-              <w:rPr>
-                <w:rFonts w:ascii="Arial" w:eastAsia="Times New Roman" w:hAnsi="Arial" w:cs="Arial"/>
-                <w:b/>
-                <w:bCs/>
-                <w:color w:val="000000"/>
-                <w:kern w:val="0"/>
-                <w:lang w:eastAsia="en-IN"/>
-                <w14:ligatures w14:val="none"/>
-              </w:rPr>
-            </w:pPr>
-            <w:r>
-              <w:rPr>
-                <w:rFonts w:ascii="Arial" w:eastAsia="Times New Roman" w:hAnsi="Arial" w:cs="Arial"/>
-                <w:b/>
-                <w:bCs/>
-                <w:color w:val="000000"/>
-                <w:kern w:val="0"/>
-                <w:lang w:val="en-US" w:eastAsia="en-IN"/>
-                <w14:ligatures w14:val="none"/>
-              </w:rPr>
-              <w:t> </w:t>
+            <w:r/>
+            <w:r>
+              <w:t>{{ r.c6 }}</w:t>
             </w:r>
           </w:p>
         </w:tc>
@@ -2950,2083 +2866,66 @@
             <w:hideMark/>
           </w:tcPr>
           <w:p>
-            <w:pPr>
-              <w:spacing w:after="0" w:line="240" w:lineRule="auto"/>
-              <w:jc w:val="center"/>
-              <w:rPr>
-                <w:rFonts w:ascii="Arial" w:eastAsia="Times New Roman" w:hAnsi="Arial" w:cs="Arial"/>
-                <w:b/>
-                <w:bCs/>
-                <w:color w:val="000000"/>
-                <w:kern w:val="0"/>
-                <w:lang w:eastAsia="en-IN"/>
-                <w14:ligatures w14:val="none"/>
-              </w:rPr>
-            </w:pPr>
-            <w:r>
-              <w:rPr>
-                <w:rFonts w:ascii="Arial" w:eastAsia="Times New Roman" w:hAnsi="Arial" w:cs="Arial"/>
-                <w:b/>
-                <w:bCs/>
-                <w:color w:val="000000"/>
-                <w:kern w:val="0"/>
-                <w:lang w:val="en-US" w:eastAsia="en-IN"/>
-                <w14:ligatures w14:val="none"/>
-              </w:rPr>
-              <w:t> </w:t>
+            <w:r/>
+            <w:r>
+              <w:t>{{ r.c7 }}</w:t>
             </w:r>
           </w:p>
         </w:tc>
       </w:tr>
       <w:tr>
-        <w:trPr>
-          <w:trHeight w:val="283"/>
-        </w:trPr>
-        <w:tc>
-          <w:tcPr>
-            <w:tcW w:w="517" w:type="pct"/>
-            <w:tcBorders>
-              <w:top w:val="nil"/>
-              <w:left w:val="single" w:sz="4" w:space="0" w:color="auto"/>
-              <w:bottom w:val="single" w:sz="4" w:space="0" w:color="auto"/>
-              <w:right w:val="single" w:sz="4" w:space="0" w:color="auto"/>
-            </w:tcBorders>
-            <w:vAlign w:val="center"/>
-            <w:hideMark/>
-          </w:tcPr>
-          <w:p>
-            <w:pPr>
-              <w:spacing w:after="0" w:line="240" w:lineRule="auto"/>
-              <w:jc w:val="center"/>
-              <w:rPr>
-                <w:rFonts w:ascii="Arial" w:eastAsia="Times New Roman" w:hAnsi="Arial" w:cs="Arial"/>
-                <w:color w:val="000000"/>
-                <w:kern w:val="0"/>
-                <w:lang w:eastAsia="en-IN"/>
-                <w14:ligatures w14:val="none"/>
-              </w:rPr>
-            </w:pPr>
-            <w:r>
-              <w:rPr>
-                <w:rFonts w:ascii="Arial" w:eastAsia="Times New Roman" w:hAnsi="Arial" w:cs="Arial"/>
-                <w:color w:val="000000"/>
-                <w:kern w:val="0"/>
-                <w:lang w:eastAsia="en-IN"/>
-                <w14:ligatures w14:val="none"/>
-              </w:rPr>
-              <w:t>2</w:t>
-            </w:r>
-          </w:p>
-        </w:tc>
-        <w:tc>
-          <w:tcPr>
-            <w:tcW w:w="2260" w:type="pct"/>
-            <w:tcBorders>
-              <w:top w:val="nil"/>
-              <w:left w:val="nil"/>
-              <w:bottom w:val="single" w:sz="4" w:space="0" w:color="auto"/>
-              <w:right w:val="single" w:sz="4" w:space="0" w:color="auto"/>
-            </w:tcBorders>
-            <w:vAlign w:val="center"/>
-            <w:hideMark/>
-          </w:tcPr>
-          <w:p>
-            <w:pPr>
-              <w:spacing w:after="0" w:line="240" w:lineRule="auto"/>
-              <w:jc w:val="center"/>
-              <w:rPr>
-                <w:rFonts w:ascii="Arial" w:eastAsia="Times New Roman" w:hAnsi="Arial" w:cs="Arial"/>
-                <w:color w:val="000000"/>
-                <w:kern w:val="0"/>
-                <w:lang w:eastAsia="en-IN"/>
-                <w14:ligatures w14:val="none"/>
-              </w:rPr>
-            </w:pPr>
-            <w:r>
-              <w:rPr>
-                <w:rFonts w:ascii="Arial" w:eastAsia="Times New Roman" w:hAnsi="Arial" w:cs="Arial"/>
-                <w:color w:val="000000"/>
-                <w:kern w:val="0"/>
-                <w:lang w:val="en-US" w:eastAsia="en-IN"/>
-                <w14:ligatures w14:val="none"/>
-              </w:rPr>
-              <w:t>HCP (90°)</w:t>
-            </w:r>
-          </w:p>
-        </w:tc>
-        <w:tc>
-          <w:tcPr>
-            <w:tcW w:w="372" w:type="pct"/>
-            <w:tcBorders>
-              <w:top w:val="nil"/>
-              <w:left w:val="nil"/>
-              <w:bottom w:val="single" w:sz="4" w:space="0" w:color="auto"/>
-              <w:right w:val="single" w:sz="4" w:space="0" w:color="auto"/>
-            </w:tcBorders>
-            <w:vAlign w:val="center"/>
-            <w:hideMark/>
-          </w:tcPr>
-          <w:p>
-            <w:pPr>
-              <w:spacing w:after="0" w:line="240" w:lineRule="auto"/>
-              <w:jc w:val="center"/>
-              <w:rPr>
-                <w:rFonts w:ascii="Arial" w:eastAsia="Times New Roman" w:hAnsi="Arial" w:cs="Arial"/>
-                <w:color w:val="000000"/>
-                <w:kern w:val="0"/>
-                <w:lang w:eastAsia="en-IN"/>
-                <w14:ligatures w14:val="none"/>
-              </w:rPr>
-            </w:pPr>
-            <w:r>
-              <w:rPr>
-                <w:rFonts w:ascii="Arial" w:eastAsia="Times New Roman" w:hAnsi="Arial" w:cs="Arial"/>
-                <w:color w:val="000000"/>
-                <w:kern w:val="0"/>
-                <w:lang w:eastAsia="en-IN"/>
-                <w14:ligatures w14:val="none"/>
-              </w:rPr>
-              <w:t> </w:t>
-            </w:r>
-          </w:p>
-        </w:tc>
-        <w:tc>
-          <w:tcPr>
-            <w:tcW w:w="372" w:type="pct"/>
-            <w:tcBorders>
-              <w:top w:val="nil"/>
-              <w:left w:val="nil"/>
-              <w:bottom w:val="single" w:sz="4" w:space="0" w:color="auto"/>
-              <w:right w:val="single" w:sz="4" w:space="0" w:color="auto"/>
-            </w:tcBorders>
-            <w:vAlign w:val="center"/>
-            <w:hideMark/>
-          </w:tcPr>
-          <w:p>
-            <w:pPr>
-              <w:spacing w:after="0" w:line="240" w:lineRule="auto"/>
-              <w:jc w:val="center"/>
-              <w:rPr>
-                <w:rFonts w:ascii="Arial" w:eastAsia="Times New Roman" w:hAnsi="Arial" w:cs="Arial"/>
-                <w:color w:val="000000"/>
-                <w:kern w:val="0"/>
-                <w:lang w:eastAsia="en-IN"/>
-                <w14:ligatures w14:val="none"/>
-              </w:rPr>
-            </w:pPr>
-            <w:r>
-              <w:rPr>
-                <w:rFonts w:ascii="Arial" w:eastAsia="Times New Roman" w:hAnsi="Arial" w:cs="Arial"/>
-                <w:color w:val="000000"/>
-                <w:kern w:val="0"/>
-                <w:lang w:eastAsia="en-IN"/>
-                <w14:ligatures w14:val="none"/>
-              </w:rPr>
-              <w:t> </w:t>
-            </w:r>
-          </w:p>
-        </w:tc>
-        <w:tc>
-          <w:tcPr>
-            <w:tcW w:w="370" w:type="pct"/>
-            <w:tcBorders>
-              <w:top w:val="nil"/>
-              <w:left w:val="nil"/>
-              <w:bottom w:val="single" w:sz="4" w:space="0" w:color="auto"/>
-              <w:right w:val="single" w:sz="4" w:space="0" w:color="auto"/>
-            </w:tcBorders>
-            <w:vAlign w:val="center"/>
-            <w:hideMark/>
-          </w:tcPr>
-          <w:p>
-            <w:pPr>
-              <w:spacing w:after="0" w:line="240" w:lineRule="auto"/>
-              <w:jc w:val="center"/>
-              <w:rPr>
-                <w:rFonts w:ascii="Arial" w:eastAsia="Times New Roman" w:hAnsi="Arial" w:cs="Arial"/>
-                <w:color w:val="000000"/>
-                <w:kern w:val="0"/>
-                <w:lang w:eastAsia="en-IN"/>
-                <w14:ligatures w14:val="none"/>
-              </w:rPr>
-            </w:pPr>
-            <w:r>
-              <w:rPr>
-                <w:rFonts w:ascii="Arial" w:eastAsia="Times New Roman" w:hAnsi="Arial" w:cs="Arial"/>
-                <w:color w:val="000000"/>
-                <w:kern w:val="0"/>
-                <w:lang w:eastAsia="en-IN"/>
-                <w14:ligatures w14:val="none"/>
-              </w:rPr>
-              <w:t> </w:t>
-            </w:r>
-          </w:p>
-        </w:tc>
-        <w:tc>
-          <w:tcPr>
-            <w:tcW w:w="370" w:type="pct"/>
-            <w:tcBorders>
-              <w:top w:val="nil"/>
-              <w:left w:val="nil"/>
-              <w:bottom w:val="single" w:sz="4" w:space="0" w:color="auto"/>
-              <w:right w:val="single" w:sz="4" w:space="0" w:color="auto"/>
-            </w:tcBorders>
-            <w:vAlign w:val="center"/>
-            <w:hideMark/>
-          </w:tcPr>
-          <w:p>
-            <w:pPr>
-              <w:spacing w:after="0" w:line="240" w:lineRule="auto"/>
-              <w:jc w:val="center"/>
-              <w:rPr>
-                <w:rFonts w:ascii="Arial" w:eastAsia="Times New Roman" w:hAnsi="Arial" w:cs="Arial"/>
-                <w:color w:val="000000"/>
-                <w:kern w:val="0"/>
-                <w:lang w:eastAsia="en-IN"/>
-                <w14:ligatures w14:val="none"/>
-              </w:rPr>
-            </w:pPr>
-            <w:r>
-              <w:rPr>
-                <w:rFonts w:ascii="Arial" w:eastAsia="Times New Roman" w:hAnsi="Arial" w:cs="Arial"/>
-                <w:color w:val="000000"/>
-                <w:kern w:val="0"/>
-                <w:lang w:eastAsia="en-IN"/>
-                <w14:ligatures w14:val="none"/>
-              </w:rPr>
-              <w:t> </w:t>
-            </w:r>
-          </w:p>
-        </w:tc>
-        <w:tc>
-          <w:tcPr>
-            <w:tcW w:w="370" w:type="pct"/>
-            <w:tcBorders>
-              <w:top w:val="nil"/>
-              <w:left w:val="nil"/>
-              <w:bottom w:val="single" w:sz="4" w:space="0" w:color="auto"/>
-              <w:right w:val="single" w:sz="4" w:space="0" w:color="auto"/>
-            </w:tcBorders>
-            <w:vAlign w:val="center"/>
-            <w:hideMark/>
-          </w:tcPr>
-          <w:p>
-            <w:pPr>
-              <w:spacing w:after="0" w:line="240" w:lineRule="auto"/>
-              <w:jc w:val="center"/>
-              <w:rPr>
-                <w:rFonts w:ascii="Arial" w:eastAsia="Times New Roman" w:hAnsi="Arial" w:cs="Arial"/>
-                <w:color w:val="000000"/>
-                <w:kern w:val="0"/>
-                <w:lang w:eastAsia="en-IN"/>
-                <w14:ligatures w14:val="none"/>
-              </w:rPr>
-            </w:pPr>
-            <w:r>
-              <w:rPr>
-                <w:rFonts w:ascii="Arial" w:eastAsia="Times New Roman" w:hAnsi="Arial" w:cs="Arial"/>
-                <w:color w:val="000000"/>
-                <w:kern w:val="0"/>
-                <w:lang w:eastAsia="en-IN"/>
-                <w14:ligatures w14:val="none"/>
-              </w:rPr>
-              <w:t> </w:t>
-            </w:r>
-          </w:p>
-        </w:tc>
-        <w:tc>
-          <w:tcPr>
-            <w:tcW w:w="369" w:type="pct"/>
-            <w:tcBorders>
-              <w:top w:val="nil"/>
-              <w:left w:val="nil"/>
-              <w:bottom w:val="single" w:sz="4" w:space="0" w:color="auto"/>
-              <w:right w:val="single" w:sz="4" w:space="0" w:color="auto"/>
-            </w:tcBorders>
-            <w:vAlign w:val="center"/>
-            <w:hideMark/>
-          </w:tcPr>
-          <w:p>
-            <w:pPr>
-              <w:spacing w:after="0" w:line="240" w:lineRule="auto"/>
-              <w:jc w:val="center"/>
-              <w:rPr>
-                <w:rFonts w:ascii="Arial" w:eastAsia="Times New Roman" w:hAnsi="Arial" w:cs="Arial"/>
-                <w:color w:val="000000"/>
-                <w:kern w:val="0"/>
-                <w:lang w:eastAsia="en-IN"/>
-                <w14:ligatures w14:val="none"/>
-              </w:rPr>
-            </w:pPr>
-            <w:r>
-              <w:rPr>
-                <w:rFonts w:ascii="Arial" w:eastAsia="Times New Roman" w:hAnsi="Arial" w:cs="Arial"/>
-                <w:color w:val="000000"/>
-                <w:kern w:val="0"/>
-                <w:lang w:eastAsia="en-IN"/>
-                <w14:ligatures w14:val="none"/>
-              </w:rPr>
-              <w:t> </w:t>
-            </w:r>
-          </w:p>
-        </w:tc>
-      </w:tr>
-      <w:tr>
-        <w:trPr>
-          <w:trHeight w:val="283"/>
-        </w:trPr>
-        <w:tc>
-          <w:tcPr>
-            <w:tcW w:w="517" w:type="pct"/>
-            <w:tcBorders>
-              <w:top w:val="nil"/>
-              <w:left w:val="single" w:sz="4" w:space="0" w:color="auto"/>
-              <w:bottom w:val="single" w:sz="4" w:space="0" w:color="auto"/>
-              <w:right w:val="single" w:sz="4" w:space="0" w:color="auto"/>
-            </w:tcBorders>
-            <w:vAlign w:val="center"/>
-            <w:hideMark/>
-          </w:tcPr>
-          <w:p>
-            <w:pPr>
-              <w:spacing w:after="0" w:line="240" w:lineRule="auto"/>
-              <w:jc w:val="center"/>
-              <w:rPr>
-                <w:rFonts w:ascii="Arial" w:eastAsia="Times New Roman" w:hAnsi="Arial" w:cs="Arial"/>
-                <w:color w:val="000000"/>
-                <w:kern w:val="0"/>
-                <w:lang w:eastAsia="en-IN"/>
-                <w14:ligatures w14:val="none"/>
-              </w:rPr>
-            </w:pPr>
-            <w:r>
-              <w:rPr>
-                <w:rFonts w:ascii="Arial" w:eastAsia="Times New Roman" w:hAnsi="Arial" w:cs="Arial"/>
-                <w:color w:val="000000"/>
-                <w:kern w:val="0"/>
-                <w:lang w:eastAsia="en-IN"/>
-                <w14:ligatures w14:val="none"/>
-              </w:rPr>
-              <w:t>3</w:t>
-            </w:r>
-          </w:p>
-        </w:tc>
-        <w:tc>
-          <w:tcPr>
-            <w:tcW w:w="2260" w:type="pct"/>
-            <w:tcBorders>
-              <w:top w:val="nil"/>
-              <w:left w:val="nil"/>
-              <w:bottom w:val="single" w:sz="4" w:space="0" w:color="auto"/>
-              <w:right w:val="single" w:sz="4" w:space="0" w:color="auto"/>
-            </w:tcBorders>
-            <w:vAlign w:val="center"/>
-            <w:hideMark/>
-          </w:tcPr>
-          <w:p>
-            <w:pPr>
-              <w:spacing w:after="0" w:line="240" w:lineRule="auto"/>
-              <w:jc w:val="center"/>
-              <w:rPr>
-                <w:rFonts w:ascii="Arial" w:eastAsia="Times New Roman" w:hAnsi="Arial" w:cs="Arial"/>
-                <w:color w:val="000000"/>
-                <w:kern w:val="0"/>
-                <w:lang w:eastAsia="en-IN"/>
-                <w14:ligatures w14:val="none"/>
-              </w:rPr>
-            </w:pPr>
-            <w:r>
-              <w:rPr>
-                <w:rFonts w:ascii="Arial" w:eastAsia="Times New Roman" w:hAnsi="Arial" w:cs="Arial"/>
-                <w:color w:val="000000"/>
-                <w:kern w:val="0"/>
-                <w:lang w:val="en-US" w:eastAsia="en-IN"/>
-                <w14:ligatures w14:val="none"/>
-              </w:rPr>
-              <w:t>HCP (180°)</w:t>
-            </w:r>
-          </w:p>
-        </w:tc>
-        <w:tc>
-          <w:tcPr>
-            <w:tcW w:w="372" w:type="pct"/>
-            <w:tcBorders>
-              <w:top w:val="nil"/>
-              <w:left w:val="nil"/>
-              <w:bottom w:val="single" w:sz="4" w:space="0" w:color="auto"/>
-              <w:right w:val="single" w:sz="4" w:space="0" w:color="auto"/>
-            </w:tcBorders>
-            <w:vAlign w:val="center"/>
-            <w:hideMark/>
-          </w:tcPr>
-          <w:p>
-            <w:pPr>
-              <w:spacing w:after="0" w:line="240" w:lineRule="auto"/>
-              <w:jc w:val="center"/>
-              <w:rPr>
-                <w:rFonts w:ascii="Arial" w:eastAsia="Times New Roman" w:hAnsi="Arial" w:cs="Arial"/>
-                <w:color w:val="000000"/>
-                <w:kern w:val="0"/>
-                <w:lang w:eastAsia="en-IN"/>
-                <w14:ligatures w14:val="none"/>
-              </w:rPr>
-            </w:pPr>
-            <w:r>
-              <w:rPr>
-                <w:rFonts w:ascii="Arial" w:eastAsia="Times New Roman" w:hAnsi="Arial" w:cs="Arial"/>
-                <w:color w:val="000000"/>
-                <w:kern w:val="0"/>
-                <w:lang w:eastAsia="en-IN"/>
-                <w14:ligatures w14:val="none"/>
-              </w:rPr>
-              <w:t> </w:t>
-            </w:r>
-          </w:p>
-        </w:tc>
-        <w:tc>
-          <w:tcPr>
-            <w:tcW w:w="372" w:type="pct"/>
-            <w:tcBorders>
-              <w:top w:val="nil"/>
-              <w:left w:val="nil"/>
-              <w:bottom w:val="single" w:sz="4" w:space="0" w:color="auto"/>
-              <w:right w:val="single" w:sz="4" w:space="0" w:color="auto"/>
-            </w:tcBorders>
-            <w:vAlign w:val="center"/>
-            <w:hideMark/>
-          </w:tcPr>
-          <w:p>
-            <w:pPr>
-              <w:spacing w:after="0" w:line="240" w:lineRule="auto"/>
-              <w:jc w:val="center"/>
-              <w:rPr>
-                <w:rFonts w:ascii="Arial" w:eastAsia="Times New Roman" w:hAnsi="Arial" w:cs="Arial"/>
-                <w:color w:val="000000"/>
-                <w:kern w:val="0"/>
-                <w:lang w:eastAsia="en-IN"/>
-                <w14:ligatures w14:val="none"/>
-              </w:rPr>
-            </w:pPr>
-            <w:r>
-              <w:rPr>
-                <w:rFonts w:ascii="Arial" w:eastAsia="Times New Roman" w:hAnsi="Arial" w:cs="Arial"/>
-                <w:color w:val="000000"/>
-                <w:kern w:val="0"/>
-                <w:lang w:eastAsia="en-IN"/>
-                <w14:ligatures w14:val="none"/>
-              </w:rPr>
-              <w:t> </w:t>
-            </w:r>
-          </w:p>
-        </w:tc>
-        <w:tc>
-          <w:tcPr>
-            <w:tcW w:w="370" w:type="pct"/>
-            <w:tcBorders>
-              <w:top w:val="nil"/>
-              <w:left w:val="nil"/>
-              <w:bottom w:val="single" w:sz="4" w:space="0" w:color="auto"/>
-              <w:right w:val="single" w:sz="4" w:space="0" w:color="auto"/>
-            </w:tcBorders>
-            <w:vAlign w:val="center"/>
-            <w:hideMark/>
-          </w:tcPr>
-          <w:p>
-            <w:pPr>
-              <w:spacing w:after="0" w:line="240" w:lineRule="auto"/>
-              <w:jc w:val="center"/>
-              <w:rPr>
-                <w:rFonts w:ascii="Arial" w:eastAsia="Times New Roman" w:hAnsi="Arial" w:cs="Arial"/>
-                <w:color w:val="000000"/>
-                <w:kern w:val="0"/>
-                <w:lang w:eastAsia="en-IN"/>
-                <w14:ligatures w14:val="none"/>
-              </w:rPr>
-            </w:pPr>
-            <w:r>
-              <w:rPr>
-                <w:rFonts w:ascii="Arial" w:eastAsia="Times New Roman" w:hAnsi="Arial" w:cs="Arial"/>
-                <w:color w:val="000000"/>
-                <w:kern w:val="0"/>
-                <w:lang w:eastAsia="en-IN"/>
-                <w14:ligatures w14:val="none"/>
-              </w:rPr>
-              <w:t> </w:t>
-            </w:r>
-          </w:p>
-        </w:tc>
-        <w:tc>
-          <w:tcPr>
-            <w:tcW w:w="370" w:type="pct"/>
-            <w:tcBorders>
-              <w:top w:val="nil"/>
-              <w:left w:val="nil"/>
-              <w:bottom w:val="single" w:sz="4" w:space="0" w:color="auto"/>
-              <w:right w:val="single" w:sz="4" w:space="0" w:color="auto"/>
-            </w:tcBorders>
-            <w:vAlign w:val="center"/>
-            <w:hideMark/>
-          </w:tcPr>
-          <w:p>
-            <w:pPr>
-              <w:spacing w:after="0" w:line="240" w:lineRule="auto"/>
-              <w:jc w:val="center"/>
-              <w:rPr>
-                <w:rFonts w:ascii="Arial" w:eastAsia="Times New Roman" w:hAnsi="Arial" w:cs="Arial"/>
-                <w:color w:val="000000"/>
-                <w:kern w:val="0"/>
-                <w:lang w:eastAsia="en-IN"/>
-                <w14:ligatures w14:val="none"/>
-              </w:rPr>
-            </w:pPr>
-            <w:r>
-              <w:rPr>
-                <w:rFonts w:ascii="Arial" w:eastAsia="Times New Roman" w:hAnsi="Arial" w:cs="Arial"/>
-                <w:color w:val="000000"/>
-                <w:kern w:val="0"/>
-                <w:lang w:eastAsia="en-IN"/>
-                <w14:ligatures w14:val="none"/>
-              </w:rPr>
-              <w:t> </w:t>
-            </w:r>
-          </w:p>
-        </w:tc>
-        <w:tc>
-          <w:tcPr>
-            <w:tcW w:w="370" w:type="pct"/>
-            <w:tcBorders>
-              <w:top w:val="nil"/>
-              <w:left w:val="nil"/>
-              <w:bottom w:val="single" w:sz="4" w:space="0" w:color="auto"/>
-              <w:right w:val="single" w:sz="4" w:space="0" w:color="auto"/>
-            </w:tcBorders>
-            <w:vAlign w:val="center"/>
-            <w:hideMark/>
-          </w:tcPr>
-          <w:p>
-            <w:pPr>
-              <w:spacing w:after="0" w:line="240" w:lineRule="auto"/>
-              <w:jc w:val="center"/>
-              <w:rPr>
-                <w:rFonts w:ascii="Arial" w:eastAsia="Times New Roman" w:hAnsi="Arial" w:cs="Arial"/>
-                <w:color w:val="000000"/>
-                <w:kern w:val="0"/>
-                <w:lang w:eastAsia="en-IN"/>
-                <w14:ligatures w14:val="none"/>
-              </w:rPr>
-            </w:pPr>
-            <w:r>
-              <w:rPr>
-                <w:rFonts w:ascii="Arial" w:eastAsia="Times New Roman" w:hAnsi="Arial" w:cs="Arial"/>
-                <w:color w:val="000000"/>
-                <w:kern w:val="0"/>
-                <w:lang w:eastAsia="en-IN"/>
-                <w14:ligatures w14:val="none"/>
-              </w:rPr>
-              <w:t> </w:t>
-            </w:r>
-          </w:p>
-        </w:tc>
-        <w:tc>
-          <w:tcPr>
-            <w:tcW w:w="369" w:type="pct"/>
-            <w:tcBorders>
-              <w:top w:val="nil"/>
-              <w:left w:val="nil"/>
-              <w:bottom w:val="single" w:sz="4" w:space="0" w:color="auto"/>
-              <w:right w:val="single" w:sz="4" w:space="0" w:color="auto"/>
-            </w:tcBorders>
-            <w:vAlign w:val="center"/>
-            <w:hideMark/>
-          </w:tcPr>
-          <w:p>
-            <w:pPr>
-              <w:spacing w:after="0" w:line="240" w:lineRule="auto"/>
-              <w:jc w:val="center"/>
-              <w:rPr>
-                <w:rFonts w:ascii="Arial" w:eastAsia="Times New Roman" w:hAnsi="Arial" w:cs="Arial"/>
-                <w:color w:val="000000"/>
-                <w:kern w:val="0"/>
-                <w:lang w:eastAsia="en-IN"/>
-                <w14:ligatures w14:val="none"/>
-              </w:rPr>
-            </w:pPr>
-            <w:r>
-              <w:rPr>
-                <w:rFonts w:ascii="Arial" w:eastAsia="Times New Roman" w:hAnsi="Arial" w:cs="Arial"/>
-                <w:color w:val="000000"/>
-                <w:kern w:val="0"/>
-                <w:lang w:eastAsia="en-IN"/>
-                <w14:ligatures w14:val="none"/>
-              </w:rPr>
-              <w:t> </w:t>
-            </w:r>
-          </w:p>
-        </w:tc>
-      </w:tr>
-      <w:tr>
-        <w:trPr>
-          <w:trHeight w:val="283"/>
-        </w:trPr>
-        <w:tc>
-          <w:tcPr>
-            <w:tcW w:w="517" w:type="pct"/>
-            <w:tcBorders>
-              <w:top w:val="nil"/>
-              <w:left w:val="single" w:sz="4" w:space="0" w:color="auto"/>
-              <w:bottom w:val="single" w:sz="4" w:space="0" w:color="auto"/>
-              <w:right w:val="single" w:sz="4" w:space="0" w:color="auto"/>
-            </w:tcBorders>
-            <w:vAlign w:val="center"/>
-            <w:hideMark/>
-          </w:tcPr>
-          <w:p>
-            <w:pPr>
-              <w:spacing w:after="0" w:line="240" w:lineRule="auto"/>
-              <w:jc w:val="center"/>
-              <w:rPr>
-                <w:rFonts w:ascii="Arial" w:eastAsia="Times New Roman" w:hAnsi="Arial" w:cs="Arial"/>
-                <w:color w:val="000000"/>
-                <w:kern w:val="0"/>
-                <w:lang w:eastAsia="en-IN"/>
-                <w14:ligatures w14:val="none"/>
-              </w:rPr>
-            </w:pPr>
-            <w:r>
-              <w:rPr>
-                <w:rFonts w:ascii="Arial" w:eastAsia="Times New Roman" w:hAnsi="Arial" w:cs="Arial"/>
-                <w:color w:val="000000"/>
-                <w:kern w:val="0"/>
-                <w:lang w:eastAsia="en-IN"/>
-                <w14:ligatures w14:val="none"/>
-              </w:rPr>
-              <w:t>4</w:t>
-            </w:r>
-          </w:p>
-        </w:tc>
-        <w:tc>
-          <w:tcPr>
-            <w:tcW w:w="2260" w:type="pct"/>
-            <w:tcBorders>
-              <w:top w:val="nil"/>
-              <w:left w:val="nil"/>
-              <w:bottom w:val="single" w:sz="4" w:space="0" w:color="auto"/>
-              <w:right w:val="single" w:sz="4" w:space="0" w:color="auto"/>
-            </w:tcBorders>
-            <w:vAlign w:val="center"/>
-            <w:hideMark/>
-          </w:tcPr>
-          <w:p>
-            <w:pPr>
-              <w:spacing w:after="0" w:line="240" w:lineRule="auto"/>
-              <w:jc w:val="center"/>
-              <w:rPr>
-                <w:rFonts w:ascii="Arial" w:eastAsia="Times New Roman" w:hAnsi="Arial" w:cs="Arial"/>
-                <w:color w:val="000000"/>
-                <w:kern w:val="0"/>
-                <w:lang w:eastAsia="en-IN"/>
-                <w14:ligatures w14:val="none"/>
-              </w:rPr>
-            </w:pPr>
-            <w:r>
-              <w:rPr>
-                <w:rFonts w:ascii="Arial" w:eastAsia="Times New Roman" w:hAnsi="Arial" w:cs="Arial"/>
-                <w:color w:val="000000"/>
-                <w:kern w:val="0"/>
-                <w:lang w:val="en-US" w:eastAsia="en-IN"/>
-                <w14:ligatures w14:val="none"/>
-              </w:rPr>
-              <w:t>HCP (270°)</w:t>
-            </w:r>
-          </w:p>
-        </w:tc>
-        <w:tc>
-          <w:tcPr>
-            <w:tcW w:w="372" w:type="pct"/>
-            <w:tcBorders>
-              <w:top w:val="nil"/>
-              <w:left w:val="nil"/>
-              <w:bottom w:val="single" w:sz="4" w:space="0" w:color="auto"/>
-              <w:right w:val="single" w:sz="4" w:space="0" w:color="auto"/>
-            </w:tcBorders>
-            <w:vAlign w:val="center"/>
-            <w:hideMark/>
-          </w:tcPr>
-          <w:p>
-            <w:pPr>
-              <w:spacing w:after="0" w:line="240" w:lineRule="auto"/>
-              <w:jc w:val="center"/>
-              <w:rPr>
-                <w:rFonts w:ascii="Arial" w:eastAsia="Times New Roman" w:hAnsi="Arial" w:cs="Arial"/>
-                <w:color w:val="000000"/>
-                <w:kern w:val="0"/>
-                <w:lang w:eastAsia="en-IN"/>
-                <w14:ligatures w14:val="none"/>
-              </w:rPr>
-            </w:pPr>
-            <w:r>
-              <w:rPr>
-                <w:rFonts w:ascii="Arial" w:eastAsia="Times New Roman" w:hAnsi="Arial" w:cs="Arial"/>
-                <w:color w:val="000000"/>
-                <w:kern w:val="0"/>
-                <w:lang w:eastAsia="en-IN"/>
-                <w14:ligatures w14:val="none"/>
-              </w:rPr>
-              <w:t> </w:t>
-            </w:r>
-          </w:p>
-        </w:tc>
-        <w:tc>
-          <w:tcPr>
-            <w:tcW w:w="372" w:type="pct"/>
-            <w:tcBorders>
-              <w:top w:val="nil"/>
-              <w:left w:val="nil"/>
-              <w:bottom w:val="single" w:sz="4" w:space="0" w:color="auto"/>
-              <w:right w:val="single" w:sz="4" w:space="0" w:color="auto"/>
-            </w:tcBorders>
-            <w:vAlign w:val="center"/>
-            <w:hideMark/>
-          </w:tcPr>
-          <w:p>
-            <w:pPr>
-              <w:spacing w:after="0" w:line="240" w:lineRule="auto"/>
-              <w:jc w:val="center"/>
-              <w:rPr>
-                <w:rFonts w:ascii="Arial" w:eastAsia="Times New Roman" w:hAnsi="Arial" w:cs="Arial"/>
-                <w:color w:val="000000"/>
-                <w:kern w:val="0"/>
-                <w:lang w:eastAsia="en-IN"/>
-                <w14:ligatures w14:val="none"/>
-              </w:rPr>
-            </w:pPr>
-            <w:r>
-              <w:rPr>
-                <w:rFonts w:ascii="Arial" w:eastAsia="Times New Roman" w:hAnsi="Arial" w:cs="Arial"/>
-                <w:color w:val="000000"/>
-                <w:kern w:val="0"/>
-                <w:lang w:eastAsia="en-IN"/>
-                <w14:ligatures w14:val="none"/>
-              </w:rPr>
-              <w:t> </w:t>
-            </w:r>
-          </w:p>
-        </w:tc>
-        <w:tc>
-          <w:tcPr>
-            <w:tcW w:w="370" w:type="pct"/>
-            <w:tcBorders>
-              <w:top w:val="nil"/>
-              <w:left w:val="nil"/>
-              <w:bottom w:val="single" w:sz="4" w:space="0" w:color="auto"/>
-              <w:right w:val="single" w:sz="4" w:space="0" w:color="auto"/>
-            </w:tcBorders>
-            <w:vAlign w:val="center"/>
-            <w:hideMark/>
-          </w:tcPr>
-          <w:p>
-            <w:pPr>
-              <w:spacing w:after="0" w:line="240" w:lineRule="auto"/>
-              <w:jc w:val="center"/>
-              <w:rPr>
-                <w:rFonts w:ascii="Arial" w:eastAsia="Times New Roman" w:hAnsi="Arial" w:cs="Arial"/>
-                <w:color w:val="000000"/>
-                <w:kern w:val="0"/>
-                <w:lang w:eastAsia="en-IN"/>
-                <w14:ligatures w14:val="none"/>
-              </w:rPr>
-            </w:pPr>
-            <w:r>
-              <w:rPr>
-                <w:rFonts w:ascii="Arial" w:eastAsia="Times New Roman" w:hAnsi="Arial" w:cs="Arial"/>
-                <w:color w:val="000000"/>
-                <w:kern w:val="0"/>
-                <w:lang w:eastAsia="en-IN"/>
-                <w14:ligatures w14:val="none"/>
-              </w:rPr>
-              <w:t> </w:t>
-            </w:r>
-          </w:p>
-        </w:tc>
-        <w:tc>
-          <w:tcPr>
-            <w:tcW w:w="370" w:type="pct"/>
-            <w:tcBorders>
-              <w:top w:val="nil"/>
-              <w:left w:val="nil"/>
-              <w:bottom w:val="single" w:sz="4" w:space="0" w:color="auto"/>
-              <w:right w:val="single" w:sz="4" w:space="0" w:color="auto"/>
-            </w:tcBorders>
-            <w:vAlign w:val="center"/>
-            <w:hideMark/>
-          </w:tcPr>
-          <w:p>
-            <w:pPr>
-              <w:spacing w:after="0" w:line="240" w:lineRule="auto"/>
-              <w:jc w:val="center"/>
-              <w:rPr>
-                <w:rFonts w:ascii="Arial" w:eastAsia="Times New Roman" w:hAnsi="Arial" w:cs="Arial"/>
-                <w:color w:val="000000"/>
-                <w:kern w:val="0"/>
-                <w:lang w:eastAsia="en-IN"/>
-                <w14:ligatures w14:val="none"/>
-              </w:rPr>
-            </w:pPr>
-            <w:r>
-              <w:rPr>
-                <w:rFonts w:ascii="Arial" w:eastAsia="Times New Roman" w:hAnsi="Arial" w:cs="Arial"/>
-                <w:color w:val="000000"/>
-                <w:kern w:val="0"/>
-                <w:lang w:eastAsia="en-IN"/>
-                <w14:ligatures w14:val="none"/>
-              </w:rPr>
-              <w:t> </w:t>
-            </w:r>
-          </w:p>
-        </w:tc>
-        <w:tc>
-          <w:tcPr>
-            <w:tcW w:w="370" w:type="pct"/>
-            <w:tcBorders>
-              <w:top w:val="nil"/>
-              <w:left w:val="nil"/>
-              <w:bottom w:val="single" w:sz="4" w:space="0" w:color="auto"/>
-              <w:right w:val="single" w:sz="4" w:space="0" w:color="auto"/>
-            </w:tcBorders>
-            <w:vAlign w:val="center"/>
-            <w:hideMark/>
-          </w:tcPr>
-          <w:p>
-            <w:pPr>
-              <w:spacing w:after="0" w:line="240" w:lineRule="auto"/>
-              <w:jc w:val="center"/>
-              <w:rPr>
-                <w:rFonts w:ascii="Arial" w:eastAsia="Times New Roman" w:hAnsi="Arial" w:cs="Arial"/>
-                <w:color w:val="000000"/>
-                <w:kern w:val="0"/>
-                <w:lang w:eastAsia="en-IN"/>
-                <w14:ligatures w14:val="none"/>
-              </w:rPr>
-            </w:pPr>
-            <w:r>
-              <w:rPr>
-                <w:rFonts w:ascii="Arial" w:eastAsia="Times New Roman" w:hAnsi="Arial" w:cs="Arial"/>
-                <w:color w:val="000000"/>
-                <w:kern w:val="0"/>
-                <w:lang w:eastAsia="en-IN"/>
-                <w14:ligatures w14:val="none"/>
-              </w:rPr>
-              <w:t> </w:t>
-            </w:r>
-          </w:p>
-        </w:tc>
-        <w:tc>
-          <w:tcPr>
-            <w:tcW w:w="369" w:type="pct"/>
-            <w:tcBorders>
-              <w:top w:val="nil"/>
-              <w:left w:val="nil"/>
-              <w:bottom w:val="single" w:sz="4" w:space="0" w:color="auto"/>
-              <w:right w:val="single" w:sz="4" w:space="0" w:color="auto"/>
-            </w:tcBorders>
-            <w:vAlign w:val="center"/>
-            <w:hideMark/>
-          </w:tcPr>
-          <w:p>
-            <w:pPr>
-              <w:spacing w:after="0" w:line="240" w:lineRule="auto"/>
-              <w:jc w:val="center"/>
-              <w:rPr>
-                <w:rFonts w:ascii="Arial" w:eastAsia="Times New Roman" w:hAnsi="Arial" w:cs="Arial"/>
-                <w:color w:val="000000"/>
-                <w:kern w:val="0"/>
-                <w:lang w:eastAsia="en-IN"/>
-                <w14:ligatures w14:val="none"/>
-              </w:rPr>
-            </w:pPr>
-            <w:r>
-              <w:rPr>
-                <w:rFonts w:ascii="Arial" w:eastAsia="Times New Roman" w:hAnsi="Arial" w:cs="Arial"/>
-                <w:color w:val="000000"/>
-                <w:kern w:val="0"/>
-                <w:lang w:eastAsia="en-IN"/>
-                <w14:ligatures w14:val="none"/>
-              </w:rPr>
-              <w:t> </w:t>
-            </w:r>
-          </w:p>
-        </w:tc>
-      </w:tr>
-      <w:tr>
-        <w:trPr>
-          <w:trHeight w:val="283"/>
-        </w:trPr>
-        <w:tc>
-          <w:tcPr>
-            <w:tcW w:w="517" w:type="pct"/>
-            <w:tcBorders>
-              <w:top w:val="nil"/>
-              <w:left w:val="single" w:sz="4" w:space="0" w:color="auto"/>
-              <w:bottom w:val="single" w:sz="4" w:space="0" w:color="auto"/>
-              <w:right w:val="single" w:sz="4" w:space="0" w:color="auto"/>
-            </w:tcBorders>
-            <w:vAlign w:val="center"/>
-            <w:hideMark/>
-          </w:tcPr>
-          <w:p>
-            <w:pPr>
-              <w:spacing w:after="0" w:line="240" w:lineRule="auto"/>
-              <w:jc w:val="center"/>
-              <w:rPr>
-                <w:rFonts w:ascii="Arial" w:eastAsia="Times New Roman" w:hAnsi="Arial" w:cs="Arial"/>
-                <w:color w:val="000000"/>
-                <w:kern w:val="0"/>
-                <w:lang w:eastAsia="en-IN"/>
-                <w14:ligatures w14:val="none"/>
-              </w:rPr>
-            </w:pPr>
-            <w:r>
-              <w:rPr>
-                <w:rFonts w:ascii="Arial" w:eastAsia="Times New Roman" w:hAnsi="Arial" w:cs="Arial"/>
-                <w:color w:val="000000"/>
-                <w:kern w:val="0"/>
-                <w:lang w:eastAsia="en-IN"/>
-                <w14:ligatures w14:val="none"/>
-              </w:rPr>
-              <w:t>5</w:t>
-            </w:r>
-          </w:p>
-        </w:tc>
-        <w:tc>
-          <w:tcPr>
-            <w:tcW w:w="2260" w:type="pct"/>
-            <w:tcBorders>
-              <w:top w:val="nil"/>
-              <w:left w:val="nil"/>
-              <w:bottom w:val="single" w:sz="4" w:space="0" w:color="auto"/>
-              <w:right w:val="single" w:sz="4" w:space="0" w:color="auto"/>
-            </w:tcBorders>
-            <w:vAlign w:val="center"/>
-            <w:hideMark/>
-          </w:tcPr>
-          <w:p>
-            <w:pPr>
-              <w:spacing w:after="0" w:line="240" w:lineRule="auto"/>
-              <w:jc w:val="center"/>
-              <w:rPr>
-                <w:rFonts w:ascii="Arial" w:eastAsia="Times New Roman" w:hAnsi="Arial" w:cs="Arial"/>
-                <w:color w:val="000000"/>
-                <w:kern w:val="0"/>
-                <w:lang w:eastAsia="en-IN"/>
-                <w14:ligatures w14:val="none"/>
-              </w:rPr>
-            </w:pPr>
-            <w:r>
-              <w:rPr>
-                <w:rFonts w:ascii="Arial" w:eastAsia="Times New Roman" w:hAnsi="Arial" w:cs="Arial"/>
-                <w:color w:val="000000"/>
-                <w:kern w:val="0"/>
-                <w:lang w:val="en-US" w:eastAsia="en-IN"/>
-                <w14:ligatures w14:val="none"/>
-              </w:rPr>
-              <w:t>VCP (0°)</w:t>
-            </w:r>
-          </w:p>
-        </w:tc>
-        <w:tc>
-          <w:tcPr>
-            <w:tcW w:w="372" w:type="pct"/>
-            <w:tcBorders>
-              <w:top w:val="nil"/>
-              <w:left w:val="nil"/>
-              <w:bottom w:val="single" w:sz="4" w:space="0" w:color="auto"/>
-              <w:right w:val="single" w:sz="4" w:space="0" w:color="auto"/>
-            </w:tcBorders>
-            <w:vAlign w:val="center"/>
-            <w:hideMark/>
-          </w:tcPr>
-          <w:p>
-            <w:pPr>
-              <w:spacing w:after="0" w:line="240" w:lineRule="auto"/>
-              <w:jc w:val="center"/>
-              <w:rPr>
-                <w:rFonts w:ascii="Arial" w:eastAsia="Times New Roman" w:hAnsi="Arial" w:cs="Arial"/>
-                <w:color w:val="000000"/>
-                <w:kern w:val="0"/>
-                <w:lang w:eastAsia="en-IN"/>
-                <w14:ligatures w14:val="none"/>
-              </w:rPr>
-            </w:pPr>
-            <w:r>
-              <w:rPr>
-                <w:rFonts w:ascii="Arial" w:eastAsia="Times New Roman" w:hAnsi="Arial" w:cs="Arial"/>
-                <w:color w:val="000000"/>
-                <w:kern w:val="0"/>
-                <w:lang w:eastAsia="en-IN"/>
-                <w14:ligatures w14:val="none"/>
-              </w:rPr>
-              <w:t> </w:t>
-            </w:r>
-          </w:p>
-        </w:tc>
-        <w:tc>
-          <w:tcPr>
-            <w:tcW w:w="372" w:type="pct"/>
-            <w:tcBorders>
-              <w:top w:val="nil"/>
-              <w:left w:val="nil"/>
-              <w:bottom w:val="single" w:sz="4" w:space="0" w:color="auto"/>
-              <w:right w:val="single" w:sz="4" w:space="0" w:color="auto"/>
-            </w:tcBorders>
-            <w:vAlign w:val="center"/>
-            <w:hideMark/>
-          </w:tcPr>
-          <w:p>
-            <w:pPr>
-              <w:spacing w:after="0" w:line="240" w:lineRule="auto"/>
-              <w:jc w:val="center"/>
-              <w:rPr>
-                <w:rFonts w:ascii="Arial" w:eastAsia="Times New Roman" w:hAnsi="Arial" w:cs="Arial"/>
-                <w:color w:val="000000"/>
-                <w:kern w:val="0"/>
-                <w:lang w:eastAsia="en-IN"/>
-                <w14:ligatures w14:val="none"/>
-              </w:rPr>
-            </w:pPr>
-            <w:r>
-              <w:rPr>
-                <w:rFonts w:ascii="Arial" w:eastAsia="Times New Roman" w:hAnsi="Arial" w:cs="Arial"/>
-                <w:color w:val="000000"/>
-                <w:kern w:val="0"/>
-                <w:lang w:eastAsia="en-IN"/>
-                <w14:ligatures w14:val="none"/>
-              </w:rPr>
-              <w:t> </w:t>
-            </w:r>
-          </w:p>
-        </w:tc>
-        <w:tc>
-          <w:tcPr>
-            <w:tcW w:w="370" w:type="pct"/>
-            <w:tcBorders>
-              <w:top w:val="nil"/>
-              <w:left w:val="nil"/>
-              <w:bottom w:val="single" w:sz="4" w:space="0" w:color="auto"/>
-              <w:right w:val="single" w:sz="4" w:space="0" w:color="auto"/>
-            </w:tcBorders>
-            <w:vAlign w:val="center"/>
-            <w:hideMark/>
-          </w:tcPr>
-          <w:p>
-            <w:pPr>
-              <w:spacing w:after="0" w:line="240" w:lineRule="auto"/>
-              <w:jc w:val="center"/>
-              <w:rPr>
-                <w:rFonts w:ascii="Arial" w:eastAsia="Times New Roman" w:hAnsi="Arial" w:cs="Arial"/>
-                <w:color w:val="000000"/>
-                <w:kern w:val="0"/>
-                <w:lang w:eastAsia="en-IN"/>
-                <w14:ligatures w14:val="none"/>
-              </w:rPr>
-            </w:pPr>
-            <w:r>
-              <w:rPr>
-                <w:rFonts w:ascii="Arial" w:eastAsia="Times New Roman" w:hAnsi="Arial" w:cs="Arial"/>
-                <w:color w:val="000000"/>
-                <w:kern w:val="0"/>
-                <w:lang w:eastAsia="en-IN"/>
-                <w14:ligatures w14:val="none"/>
-              </w:rPr>
-              <w:t> </w:t>
-            </w:r>
-          </w:p>
-        </w:tc>
-        <w:tc>
-          <w:tcPr>
-            <w:tcW w:w="370" w:type="pct"/>
-            <w:tcBorders>
-              <w:top w:val="nil"/>
-              <w:left w:val="nil"/>
-              <w:bottom w:val="single" w:sz="4" w:space="0" w:color="auto"/>
-              <w:right w:val="single" w:sz="4" w:space="0" w:color="auto"/>
-            </w:tcBorders>
-            <w:vAlign w:val="center"/>
-            <w:hideMark/>
-          </w:tcPr>
-          <w:p>
-            <w:pPr>
-              <w:spacing w:after="0" w:line="240" w:lineRule="auto"/>
-              <w:jc w:val="center"/>
-              <w:rPr>
-                <w:rFonts w:ascii="Arial" w:eastAsia="Times New Roman" w:hAnsi="Arial" w:cs="Arial"/>
-                <w:color w:val="000000"/>
-                <w:kern w:val="0"/>
-                <w:lang w:eastAsia="en-IN"/>
-                <w14:ligatures w14:val="none"/>
-              </w:rPr>
-            </w:pPr>
-            <w:r>
-              <w:rPr>
-                <w:rFonts w:ascii="Arial" w:eastAsia="Times New Roman" w:hAnsi="Arial" w:cs="Arial"/>
-                <w:color w:val="000000"/>
-                <w:kern w:val="0"/>
-                <w:lang w:eastAsia="en-IN"/>
-                <w14:ligatures w14:val="none"/>
-              </w:rPr>
-              <w:t> </w:t>
-            </w:r>
-          </w:p>
-        </w:tc>
-        <w:tc>
-          <w:tcPr>
-            <w:tcW w:w="370" w:type="pct"/>
-            <w:tcBorders>
-              <w:top w:val="nil"/>
-              <w:left w:val="nil"/>
-              <w:bottom w:val="single" w:sz="4" w:space="0" w:color="auto"/>
-              <w:right w:val="single" w:sz="4" w:space="0" w:color="auto"/>
-            </w:tcBorders>
-            <w:vAlign w:val="center"/>
-            <w:hideMark/>
-          </w:tcPr>
-          <w:p>
-            <w:pPr>
-              <w:spacing w:after="0" w:line="240" w:lineRule="auto"/>
-              <w:jc w:val="center"/>
-              <w:rPr>
-                <w:rFonts w:ascii="Arial" w:eastAsia="Times New Roman" w:hAnsi="Arial" w:cs="Arial"/>
-                <w:color w:val="000000"/>
-                <w:kern w:val="0"/>
-                <w:lang w:eastAsia="en-IN"/>
-                <w14:ligatures w14:val="none"/>
-              </w:rPr>
-            </w:pPr>
-            <w:r>
-              <w:rPr>
-                <w:rFonts w:ascii="Arial" w:eastAsia="Times New Roman" w:hAnsi="Arial" w:cs="Arial"/>
-                <w:color w:val="000000"/>
-                <w:kern w:val="0"/>
-                <w:lang w:eastAsia="en-IN"/>
-                <w14:ligatures w14:val="none"/>
-              </w:rPr>
-              <w:t> </w:t>
-            </w:r>
-          </w:p>
-        </w:tc>
-        <w:tc>
-          <w:tcPr>
-            <w:tcW w:w="369" w:type="pct"/>
-            <w:tcBorders>
-              <w:top w:val="nil"/>
-              <w:left w:val="nil"/>
-              <w:bottom w:val="single" w:sz="4" w:space="0" w:color="auto"/>
-              <w:right w:val="single" w:sz="4" w:space="0" w:color="auto"/>
-            </w:tcBorders>
-            <w:vAlign w:val="center"/>
-            <w:hideMark/>
-          </w:tcPr>
-          <w:p>
-            <w:pPr>
-              <w:spacing w:after="0" w:line="240" w:lineRule="auto"/>
-              <w:jc w:val="center"/>
-              <w:rPr>
-                <w:rFonts w:ascii="Arial" w:eastAsia="Times New Roman" w:hAnsi="Arial" w:cs="Arial"/>
-                <w:color w:val="000000"/>
-                <w:kern w:val="0"/>
-                <w:lang w:eastAsia="en-IN"/>
-                <w14:ligatures w14:val="none"/>
-              </w:rPr>
-            </w:pPr>
-            <w:r>
-              <w:rPr>
-                <w:rFonts w:ascii="Arial" w:eastAsia="Times New Roman" w:hAnsi="Arial" w:cs="Arial"/>
-                <w:color w:val="000000"/>
-                <w:kern w:val="0"/>
-                <w:lang w:eastAsia="en-IN"/>
-                <w14:ligatures w14:val="none"/>
-              </w:rPr>
-              <w:t> </w:t>
-            </w:r>
-          </w:p>
-        </w:tc>
-      </w:tr>
-      <w:tr>
-        <w:trPr>
-          <w:trHeight w:val="283"/>
-        </w:trPr>
-        <w:tc>
-          <w:tcPr>
-            <w:tcW w:w="517" w:type="pct"/>
-            <w:tcBorders>
-              <w:top w:val="nil"/>
-              <w:left w:val="single" w:sz="4" w:space="0" w:color="auto"/>
-              <w:bottom w:val="single" w:sz="4" w:space="0" w:color="auto"/>
-              <w:right w:val="single" w:sz="4" w:space="0" w:color="auto"/>
-            </w:tcBorders>
-            <w:vAlign w:val="center"/>
-            <w:hideMark/>
-          </w:tcPr>
-          <w:p>
-            <w:pPr>
-              <w:spacing w:after="0" w:line="240" w:lineRule="auto"/>
-              <w:jc w:val="center"/>
-              <w:rPr>
-                <w:rFonts w:ascii="Arial" w:eastAsia="Times New Roman" w:hAnsi="Arial" w:cs="Arial"/>
-                <w:color w:val="000000"/>
-                <w:kern w:val="0"/>
-                <w:lang w:eastAsia="en-IN"/>
-                <w14:ligatures w14:val="none"/>
-              </w:rPr>
-            </w:pPr>
-            <w:r>
-              <w:rPr>
-                <w:rFonts w:ascii="Arial" w:eastAsia="Times New Roman" w:hAnsi="Arial" w:cs="Arial"/>
-                <w:color w:val="000000"/>
-                <w:kern w:val="0"/>
-                <w:lang w:eastAsia="en-IN"/>
-                <w14:ligatures w14:val="none"/>
-              </w:rPr>
-              <w:t>6</w:t>
-            </w:r>
-          </w:p>
-        </w:tc>
-        <w:tc>
-          <w:tcPr>
-            <w:tcW w:w="2260" w:type="pct"/>
-            <w:tcBorders>
-              <w:top w:val="nil"/>
-              <w:left w:val="nil"/>
-              <w:bottom w:val="single" w:sz="4" w:space="0" w:color="auto"/>
-              <w:right w:val="single" w:sz="4" w:space="0" w:color="auto"/>
-            </w:tcBorders>
-            <w:vAlign w:val="center"/>
-            <w:hideMark/>
-          </w:tcPr>
-          <w:p>
-            <w:pPr>
-              <w:spacing w:after="0" w:line="240" w:lineRule="auto"/>
-              <w:jc w:val="center"/>
-              <w:rPr>
-                <w:rFonts w:ascii="Arial" w:eastAsia="Times New Roman" w:hAnsi="Arial" w:cs="Arial"/>
-                <w:color w:val="000000"/>
-                <w:kern w:val="0"/>
-                <w:lang w:eastAsia="en-IN"/>
-                <w14:ligatures w14:val="none"/>
-              </w:rPr>
-            </w:pPr>
-            <w:r>
-              <w:rPr>
-                <w:rFonts w:ascii="Arial" w:eastAsia="Times New Roman" w:hAnsi="Arial" w:cs="Arial"/>
-                <w:color w:val="000000"/>
-                <w:kern w:val="0"/>
-                <w:lang w:val="en-US" w:eastAsia="en-IN"/>
-                <w14:ligatures w14:val="none"/>
-              </w:rPr>
-              <w:t>VCP (90°)</w:t>
-            </w:r>
-          </w:p>
-        </w:tc>
-        <w:tc>
-          <w:tcPr>
-            <w:tcW w:w="372" w:type="pct"/>
-            <w:tcBorders>
-              <w:top w:val="nil"/>
-              <w:left w:val="nil"/>
-              <w:bottom w:val="single" w:sz="4" w:space="0" w:color="auto"/>
-              <w:right w:val="single" w:sz="4" w:space="0" w:color="auto"/>
-            </w:tcBorders>
-            <w:vAlign w:val="center"/>
-            <w:hideMark/>
-          </w:tcPr>
-          <w:p>
-            <w:pPr>
-              <w:spacing w:after="0" w:line="240" w:lineRule="auto"/>
-              <w:jc w:val="center"/>
-              <w:rPr>
-                <w:rFonts w:ascii="Arial" w:eastAsia="Times New Roman" w:hAnsi="Arial" w:cs="Arial"/>
-                <w:color w:val="000000"/>
-                <w:kern w:val="0"/>
-                <w:lang w:eastAsia="en-IN"/>
-                <w14:ligatures w14:val="none"/>
-              </w:rPr>
-            </w:pPr>
-            <w:r>
-              <w:rPr>
-                <w:rFonts w:ascii="Arial" w:eastAsia="Times New Roman" w:hAnsi="Arial" w:cs="Arial"/>
-                <w:color w:val="000000"/>
-                <w:kern w:val="0"/>
-                <w:lang w:eastAsia="en-IN"/>
-                <w14:ligatures w14:val="none"/>
-              </w:rPr>
-              <w:t> </w:t>
-            </w:r>
-          </w:p>
-        </w:tc>
-        <w:tc>
-          <w:tcPr>
-            <w:tcW w:w="372" w:type="pct"/>
-            <w:tcBorders>
-              <w:top w:val="nil"/>
-              <w:left w:val="nil"/>
-              <w:bottom w:val="single" w:sz="4" w:space="0" w:color="auto"/>
-              <w:right w:val="single" w:sz="4" w:space="0" w:color="auto"/>
-            </w:tcBorders>
-            <w:vAlign w:val="center"/>
-            <w:hideMark/>
-          </w:tcPr>
-          <w:p>
-            <w:pPr>
-              <w:spacing w:after="0" w:line="240" w:lineRule="auto"/>
-              <w:jc w:val="center"/>
-              <w:rPr>
-                <w:rFonts w:ascii="Arial" w:eastAsia="Times New Roman" w:hAnsi="Arial" w:cs="Arial"/>
-                <w:color w:val="000000"/>
-                <w:kern w:val="0"/>
-                <w:lang w:eastAsia="en-IN"/>
-                <w14:ligatures w14:val="none"/>
-              </w:rPr>
-            </w:pPr>
-            <w:r>
-              <w:rPr>
-                <w:rFonts w:ascii="Arial" w:eastAsia="Times New Roman" w:hAnsi="Arial" w:cs="Arial"/>
-                <w:color w:val="000000"/>
-                <w:kern w:val="0"/>
-                <w:lang w:eastAsia="en-IN"/>
-                <w14:ligatures w14:val="none"/>
-              </w:rPr>
-              <w:t> </w:t>
-            </w:r>
-          </w:p>
-        </w:tc>
-        <w:tc>
-          <w:tcPr>
-            <w:tcW w:w="370" w:type="pct"/>
-            <w:tcBorders>
-              <w:top w:val="nil"/>
-              <w:left w:val="nil"/>
-              <w:bottom w:val="single" w:sz="4" w:space="0" w:color="auto"/>
-              <w:right w:val="single" w:sz="4" w:space="0" w:color="auto"/>
-            </w:tcBorders>
-            <w:vAlign w:val="center"/>
-            <w:hideMark/>
-          </w:tcPr>
-          <w:p>
-            <w:pPr>
-              <w:spacing w:after="0" w:line="240" w:lineRule="auto"/>
-              <w:jc w:val="center"/>
-              <w:rPr>
-                <w:rFonts w:ascii="Arial" w:eastAsia="Times New Roman" w:hAnsi="Arial" w:cs="Arial"/>
-                <w:color w:val="000000"/>
-                <w:kern w:val="0"/>
-                <w:lang w:eastAsia="en-IN"/>
-                <w14:ligatures w14:val="none"/>
-              </w:rPr>
-            </w:pPr>
-            <w:r>
-              <w:rPr>
-                <w:rFonts w:ascii="Arial" w:eastAsia="Times New Roman" w:hAnsi="Arial" w:cs="Arial"/>
-                <w:color w:val="000000"/>
-                <w:kern w:val="0"/>
-                <w:lang w:eastAsia="en-IN"/>
-                <w14:ligatures w14:val="none"/>
-              </w:rPr>
-              <w:t> </w:t>
-            </w:r>
-          </w:p>
-        </w:tc>
-        <w:tc>
-          <w:tcPr>
-            <w:tcW w:w="370" w:type="pct"/>
-            <w:tcBorders>
-              <w:top w:val="nil"/>
-              <w:left w:val="nil"/>
-              <w:bottom w:val="single" w:sz="4" w:space="0" w:color="auto"/>
-              <w:right w:val="single" w:sz="4" w:space="0" w:color="auto"/>
-            </w:tcBorders>
-            <w:vAlign w:val="center"/>
-            <w:hideMark/>
-          </w:tcPr>
-          <w:p>
-            <w:pPr>
-              <w:spacing w:after="0" w:line="240" w:lineRule="auto"/>
-              <w:jc w:val="center"/>
-              <w:rPr>
-                <w:rFonts w:ascii="Arial" w:eastAsia="Times New Roman" w:hAnsi="Arial" w:cs="Arial"/>
-                <w:color w:val="000000"/>
-                <w:kern w:val="0"/>
-                <w:lang w:eastAsia="en-IN"/>
-                <w14:ligatures w14:val="none"/>
-              </w:rPr>
-            </w:pPr>
-            <w:r>
-              <w:rPr>
-                <w:rFonts w:ascii="Arial" w:eastAsia="Times New Roman" w:hAnsi="Arial" w:cs="Arial"/>
-                <w:color w:val="000000"/>
-                <w:kern w:val="0"/>
-                <w:lang w:eastAsia="en-IN"/>
-                <w14:ligatures w14:val="none"/>
-              </w:rPr>
-              <w:t> </w:t>
-            </w:r>
-          </w:p>
-        </w:tc>
-        <w:tc>
-          <w:tcPr>
-            <w:tcW w:w="370" w:type="pct"/>
-            <w:tcBorders>
-              <w:top w:val="nil"/>
-              <w:left w:val="nil"/>
-              <w:bottom w:val="single" w:sz="4" w:space="0" w:color="auto"/>
-              <w:right w:val="single" w:sz="4" w:space="0" w:color="auto"/>
-            </w:tcBorders>
-            <w:vAlign w:val="center"/>
-            <w:hideMark/>
-          </w:tcPr>
-          <w:p>
-            <w:pPr>
-              <w:spacing w:after="0" w:line="240" w:lineRule="auto"/>
-              <w:jc w:val="center"/>
-              <w:rPr>
-                <w:rFonts w:ascii="Arial" w:eastAsia="Times New Roman" w:hAnsi="Arial" w:cs="Arial"/>
-                <w:color w:val="000000"/>
-                <w:kern w:val="0"/>
-                <w:lang w:eastAsia="en-IN"/>
-                <w14:ligatures w14:val="none"/>
-              </w:rPr>
-            </w:pPr>
-            <w:r>
-              <w:rPr>
-                <w:rFonts w:ascii="Arial" w:eastAsia="Times New Roman" w:hAnsi="Arial" w:cs="Arial"/>
-                <w:color w:val="000000"/>
-                <w:kern w:val="0"/>
-                <w:lang w:eastAsia="en-IN"/>
-                <w14:ligatures w14:val="none"/>
-              </w:rPr>
-              <w:t> </w:t>
-            </w:r>
-          </w:p>
-        </w:tc>
-        <w:tc>
-          <w:tcPr>
-            <w:tcW w:w="369" w:type="pct"/>
-            <w:tcBorders>
-              <w:top w:val="nil"/>
-              <w:left w:val="nil"/>
-              <w:bottom w:val="single" w:sz="4" w:space="0" w:color="auto"/>
-              <w:right w:val="single" w:sz="4" w:space="0" w:color="auto"/>
-            </w:tcBorders>
-            <w:vAlign w:val="center"/>
-            <w:hideMark/>
-          </w:tcPr>
-          <w:p>
-            <w:pPr>
-              <w:spacing w:after="0" w:line="240" w:lineRule="auto"/>
-              <w:jc w:val="center"/>
-              <w:rPr>
-                <w:rFonts w:ascii="Arial" w:eastAsia="Times New Roman" w:hAnsi="Arial" w:cs="Arial"/>
-                <w:color w:val="000000"/>
-                <w:kern w:val="0"/>
-                <w:lang w:eastAsia="en-IN"/>
-                <w14:ligatures w14:val="none"/>
-              </w:rPr>
-            </w:pPr>
-            <w:r>
-              <w:rPr>
-                <w:rFonts w:ascii="Arial" w:eastAsia="Times New Roman" w:hAnsi="Arial" w:cs="Arial"/>
-                <w:color w:val="000000"/>
-                <w:kern w:val="0"/>
-                <w:lang w:eastAsia="en-IN"/>
-                <w14:ligatures w14:val="none"/>
-              </w:rPr>
-              <w:t> </w:t>
-            </w:r>
-          </w:p>
-        </w:tc>
-      </w:tr>
-      <w:tr>
-        <w:trPr>
-          <w:trHeight w:val="283"/>
-        </w:trPr>
-        <w:tc>
-          <w:tcPr>
-            <w:tcW w:w="517" w:type="pct"/>
-            <w:tcBorders>
-              <w:top w:val="nil"/>
-              <w:left w:val="single" w:sz="4" w:space="0" w:color="auto"/>
-              <w:bottom w:val="single" w:sz="4" w:space="0" w:color="auto"/>
-              <w:right w:val="single" w:sz="4" w:space="0" w:color="auto"/>
-            </w:tcBorders>
-            <w:vAlign w:val="center"/>
-            <w:hideMark/>
-          </w:tcPr>
-          <w:p>
-            <w:pPr>
-              <w:spacing w:after="0" w:line="240" w:lineRule="auto"/>
-              <w:jc w:val="center"/>
-              <w:rPr>
-                <w:rFonts w:ascii="Arial" w:eastAsia="Times New Roman" w:hAnsi="Arial" w:cs="Arial"/>
-                <w:color w:val="000000"/>
-                <w:kern w:val="0"/>
-                <w:lang w:eastAsia="en-IN"/>
-                <w14:ligatures w14:val="none"/>
-              </w:rPr>
-            </w:pPr>
-            <w:r>
-              <w:rPr>
-                <w:rFonts w:ascii="Arial" w:eastAsia="Times New Roman" w:hAnsi="Arial" w:cs="Arial"/>
-                <w:color w:val="000000"/>
-                <w:kern w:val="0"/>
-                <w:lang w:eastAsia="en-IN"/>
-                <w14:ligatures w14:val="none"/>
-              </w:rPr>
-              <w:t>7</w:t>
-            </w:r>
-          </w:p>
-        </w:tc>
-        <w:tc>
-          <w:tcPr>
-            <w:tcW w:w="2260" w:type="pct"/>
-            <w:tcBorders>
-              <w:top w:val="nil"/>
-              <w:left w:val="nil"/>
-              <w:bottom w:val="single" w:sz="4" w:space="0" w:color="auto"/>
-              <w:right w:val="single" w:sz="4" w:space="0" w:color="auto"/>
-            </w:tcBorders>
-            <w:vAlign w:val="center"/>
-            <w:hideMark/>
-          </w:tcPr>
-          <w:p>
-            <w:pPr>
-              <w:spacing w:after="0" w:line="240" w:lineRule="auto"/>
-              <w:jc w:val="center"/>
-              <w:rPr>
-                <w:rFonts w:ascii="Arial" w:eastAsia="Times New Roman" w:hAnsi="Arial" w:cs="Arial"/>
-                <w:color w:val="000000"/>
-                <w:kern w:val="0"/>
-                <w:lang w:eastAsia="en-IN"/>
-                <w14:ligatures w14:val="none"/>
-              </w:rPr>
-            </w:pPr>
-            <w:r>
-              <w:rPr>
-                <w:rFonts w:ascii="Arial" w:eastAsia="Times New Roman" w:hAnsi="Arial" w:cs="Arial"/>
-                <w:color w:val="000000"/>
-                <w:kern w:val="0"/>
-                <w:lang w:val="en-US" w:eastAsia="en-IN"/>
-                <w14:ligatures w14:val="none"/>
-              </w:rPr>
-              <w:t>VCP (180°)</w:t>
-            </w:r>
-          </w:p>
-        </w:tc>
-        <w:tc>
-          <w:tcPr>
-            <w:tcW w:w="372" w:type="pct"/>
-            <w:tcBorders>
-              <w:top w:val="nil"/>
-              <w:left w:val="nil"/>
-              <w:bottom w:val="single" w:sz="4" w:space="0" w:color="auto"/>
-              <w:right w:val="single" w:sz="4" w:space="0" w:color="auto"/>
-            </w:tcBorders>
-            <w:vAlign w:val="center"/>
-            <w:hideMark/>
-          </w:tcPr>
-          <w:p>
-            <w:pPr>
-              <w:spacing w:after="0" w:line="240" w:lineRule="auto"/>
-              <w:jc w:val="center"/>
-              <w:rPr>
-                <w:rFonts w:ascii="Arial" w:eastAsia="Times New Roman" w:hAnsi="Arial" w:cs="Arial"/>
-                <w:color w:val="000000"/>
-                <w:kern w:val="0"/>
-                <w:lang w:eastAsia="en-IN"/>
-                <w14:ligatures w14:val="none"/>
-              </w:rPr>
-            </w:pPr>
-            <w:r>
-              <w:rPr>
-                <w:rFonts w:ascii="Arial" w:eastAsia="Times New Roman" w:hAnsi="Arial" w:cs="Arial"/>
-                <w:color w:val="000000"/>
-                <w:kern w:val="0"/>
-                <w:lang w:eastAsia="en-IN"/>
-                <w14:ligatures w14:val="none"/>
-              </w:rPr>
-              <w:t> </w:t>
-            </w:r>
-          </w:p>
-        </w:tc>
-        <w:tc>
-          <w:tcPr>
-            <w:tcW w:w="372" w:type="pct"/>
-            <w:tcBorders>
-              <w:top w:val="nil"/>
-              <w:left w:val="nil"/>
-              <w:bottom w:val="single" w:sz="4" w:space="0" w:color="auto"/>
-              <w:right w:val="single" w:sz="4" w:space="0" w:color="auto"/>
-            </w:tcBorders>
-            <w:vAlign w:val="center"/>
-            <w:hideMark/>
-          </w:tcPr>
-          <w:p>
-            <w:pPr>
-              <w:spacing w:after="0" w:line="240" w:lineRule="auto"/>
-              <w:jc w:val="center"/>
-              <w:rPr>
-                <w:rFonts w:ascii="Arial" w:eastAsia="Times New Roman" w:hAnsi="Arial" w:cs="Arial"/>
-                <w:color w:val="000000"/>
-                <w:kern w:val="0"/>
-                <w:lang w:eastAsia="en-IN"/>
-                <w14:ligatures w14:val="none"/>
-              </w:rPr>
-            </w:pPr>
-            <w:r>
-              <w:rPr>
-                <w:rFonts w:ascii="Arial" w:eastAsia="Times New Roman" w:hAnsi="Arial" w:cs="Arial"/>
-                <w:color w:val="000000"/>
-                <w:kern w:val="0"/>
-                <w:lang w:eastAsia="en-IN"/>
-                <w14:ligatures w14:val="none"/>
-              </w:rPr>
-              <w:t> </w:t>
-            </w:r>
-          </w:p>
-        </w:tc>
-        <w:tc>
-          <w:tcPr>
-            <w:tcW w:w="370" w:type="pct"/>
-            <w:tcBorders>
-              <w:top w:val="nil"/>
-              <w:left w:val="nil"/>
-              <w:bottom w:val="single" w:sz="4" w:space="0" w:color="auto"/>
-              <w:right w:val="single" w:sz="4" w:space="0" w:color="auto"/>
-            </w:tcBorders>
-            <w:vAlign w:val="center"/>
-            <w:hideMark/>
-          </w:tcPr>
-          <w:p>
-            <w:pPr>
-              <w:spacing w:after="0" w:line="240" w:lineRule="auto"/>
-              <w:jc w:val="center"/>
-              <w:rPr>
-                <w:rFonts w:ascii="Arial" w:eastAsia="Times New Roman" w:hAnsi="Arial" w:cs="Arial"/>
-                <w:color w:val="000000"/>
-                <w:kern w:val="0"/>
-                <w:lang w:eastAsia="en-IN"/>
-                <w14:ligatures w14:val="none"/>
-              </w:rPr>
-            </w:pPr>
-            <w:r>
-              <w:rPr>
-                <w:rFonts w:ascii="Arial" w:eastAsia="Times New Roman" w:hAnsi="Arial" w:cs="Arial"/>
-                <w:color w:val="000000"/>
-                <w:kern w:val="0"/>
-                <w:lang w:eastAsia="en-IN"/>
-                <w14:ligatures w14:val="none"/>
-              </w:rPr>
-              <w:t> </w:t>
-            </w:r>
-          </w:p>
-        </w:tc>
-        <w:tc>
-          <w:tcPr>
-            <w:tcW w:w="370" w:type="pct"/>
-            <w:tcBorders>
-              <w:top w:val="nil"/>
-              <w:left w:val="nil"/>
-              <w:bottom w:val="single" w:sz="4" w:space="0" w:color="auto"/>
-              <w:right w:val="single" w:sz="4" w:space="0" w:color="auto"/>
-            </w:tcBorders>
-            <w:vAlign w:val="center"/>
-            <w:hideMark/>
-          </w:tcPr>
-          <w:p>
-            <w:pPr>
-              <w:spacing w:after="0" w:line="240" w:lineRule="auto"/>
-              <w:jc w:val="center"/>
-              <w:rPr>
-                <w:rFonts w:ascii="Arial" w:eastAsia="Times New Roman" w:hAnsi="Arial" w:cs="Arial"/>
-                <w:color w:val="000000"/>
-                <w:kern w:val="0"/>
-                <w:lang w:eastAsia="en-IN"/>
-                <w14:ligatures w14:val="none"/>
-              </w:rPr>
-            </w:pPr>
-            <w:r>
-              <w:rPr>
-                <w:rFonts w:ascii="Arial" w:eastAsia="Times New Roman" w:hAnsi="Arial" w:cs="Arial"/>
-                <w:color w:val="000000"/>
-                <w:kern w:val="0"/>
-                <w:lang w:eastAsia="en-IN"/>
-                <w14:ligatures w14:val="none"/>
-              </w:rPr>
-              <w:t> </w:t>
-            </w:r>
-          </w:p>
-        </w:tc>
-        <w:tc>
-          <w:tcPr>
-            <w:tcW w:w="370" w:type="pct"/>
-            <w:tcBorders>
-              <w:top w:val="nil"/>
-              <w:left w:val="nil"/>
-              <w:bottom w:val="single" w:sz="4" w:space="0" w:color="auto"/>
-              <w:right w:val="single" w:sz="4" w:space="0" w:color="auto"/>
-            </w:tcBorders>
-            <w:vAlign w:val="center"/>
-            <w:hideMark/>
-          </w:tcPr>
-          <w:p>
-            <w:pPr>
-              <w:spacing w:after="0" w:line="240" w:lineRule="auto"/>
-              <w:jc w:val="center"/>
-              <w:rPr>
-                <w:rFonts w:ascii="Arial" w:eastAsia="Times New Roman" w:hAnsi="Arial" w:cs="Arial"/>
-                <w:color w:val="000000"/>
-                <w:kern w:val="0"/>
-                <w:lang w:eastAsia="en-IN"/>
-                <w14:ligatures w14:val="none"/>
-              </w:rPr>
-            </w:pPr>
-            <w:r>
-              <w:rPr>
-                <w:rFonts w:ascii="Arial" w:eastAsia="Times New Roman" w:hAnsi="Arial" w:cs="Arial"/>
-                <w:color w:val="000000"/>
-                <w:kern w:val="0"/>
-                <w:lang w:eastAsia="en-IN"/>
-                <w14:ligatures w14:val="none"/>
-              </w:rPr>
-              <w:t> </w:t>
-            </w:r>
-          </w:p>
-        </w:tc>
-        <w:tc>
-          <w:tcPr>
-            <w:tcW w:w="369" w:type="pct"/>
-            <w:tcBorders>
-              <w:top w:val="nil"/>
-              <w:left w:val="nil"/>
-              <w:bottom w:val="single" w:sz="4" w:space="0" w:color="auto"/>
-              <w:right w:val="single" w:sz="4" w:space="0" w:color="auto"/>
-            </w:tcBorders>
-            <w:vAlign w:val="center"/>
-            <w:hideMark/>
-          </w:tcPr>
-          <w:p>
-            <w:pPr>
-              <w:spacing w:after="0" w:line="240" w:lineRule="auto"/>
-              <w:jc w:val="center"/>
-              <w:rPr>
-                <w:rFonts w:ascii="Arial" w:eastAsia="Times New Roman" w:hAnsi="Arial" w:cs="Arial"/>
-                <w:color w:val="000000"/>
-                <w:kern w:val="0"/>
-                <w:lang w:eastAsia="en-IN"/>
-                <w14:ligatures w14:val="none"/>
-              </w:rPr>
-            </w:pPr>
-            <w:r>
-              <w:rPr>
-                <w:rFonts w:ascii="Arial" w:eastAsia="Times New Roman" w:hAnsi="Arial" w:cs="Arial"/>
-                <w:color w:val="000000"/>
-                <w:kern w:val="0"/>
-                <w:lang w:eastAsia="en-IN"/>
-                <w14:ligatures w14:val="none"/>
-              </w:rPr>
-              <w:t> </w:t>
-            </w:r>
-          </w:p>
-        </w:tc>
-      </w:tr>
-      <w:tr>
-        <w:trPr>
-          <w:trHeight w:val="283"/>
-        </w:trPr>
-        <w:tc>
-          <w:tcPr>
-            <w:tcW w:w="517" w:type="pct"/>
-            <w:tcBorders>
-              <w:top w:val="nil"/>
-              <w:left w:val="single" w:sz="4" w:space="0" w:color="auto"/>
-              <w:bottom w:val="single" w:sz="4" w:space="0" w:color="auto"/>
-              <w:right w:val="single" w:sz="4" w:space="0" w:color="auto"/>
-            </w:tcBorders>
-            <w:vAlign w:val="center"/>
-            <w:hideMark/>
-          </w:tcPr>
-          <w:p>
-            <w:pPr>
-              <w:spacing w:after="0" w:line="240" w:lineRule="auto"/>
-              <w:jc w:val="center"/>
-              <w:rPr>
-                <w:rFonts w:ascii="Arial" w:eastAsia="Times New Roman" w:hAnsi="Arial" w:cs="Arial"/>
-                <w:color w:val="000000"/>
-                <w:kern w:val="0"/>
-                <w:lang w:eastAsia="en-IN"/>
-                <w14:ligatures w14:val="none"/>
-              </w:rPr>
-            </w:pPr>
-            <w:r>
-              <w:rPr>
-                <w:rFonts w:ascii="Arial" w:eastAsia="Times New Roman" w:hAnsi="Arial" w:cs="Arial"/>
-                <w:color w:val="000000"/>
-                <w:kern w:val="0"/>
-                <w:lang w:eastAsia="en-IN"/>
-                <w14:ligatures w14:val="none"/>
-              </w:rPr>
-              <w:t>8</w:t>
-            </w:r>
-          </w:p>
-        </w:tc>
-        <w:tc>
-          <w:tcPr>
-            <w:tcW w:w="2260" w:type="pct"/>
-            <w:tcBorders>
-              <w:top w:val="nil"/>
-              <w:left w:val="nil"/>
-              <w:bottom w:val="single" w:sz="4" w:space="0" w:color="auto"/>
-              <w:right w:val="single" w:sz="4" w:space="0" w:color="auto"/>
-            </w:tcBorders>
-            <w:vAlign w:val="center"/>
-            <w:hideMark/>
-          </w:tcPr>
-          <w:p>
-            <w:pPr>
-              <w:spacing w:after="0" w:line="240" w:lineRule="auto"/>
-              <w:jc w:val="center"/>
-              <w:rPr>
-                <w:rFonts w:ascii="Arial" w:eastAsia="Times New Roman" w:hAnsi="Arial" w:cs="Arial"/>
-                <w:color w:val="000000"/>
-                <w:kern w:val="0"/>
-                <w:lang w:eastAsia="en-IN"/>
-                <w14:ligatures w14:val="none"/>
-              </w:rPr>
-            </w:pPr>
-            <w:r>
-              <w:rPr>
-                <w:rFonts w:ascii="Arial" w:eastAsia="Times New Roman" w:hAnsi="Arial" w:cs="Arial"/>
-                <w:color w:val="000000"/>
-                <w:kern w:val="0"/>
-                <w:lang w:val="en-US" w:eastAsia="en-IN"/>
-                <w14:ligatures w14:val="none"/>
-              </w:rPr>
-              <w:t>VCP (270°)</w:t>
-            </w:r>
-          </w:p>
-        </w:tc>
-        <w:tc>
-          <w:tcPr>
-            <w:tcW w:w="372" w:type="pct"/>
-            <w:tcBorders>
-              <w:top w:val="nil"/>
-              <w:left w:val="nil"/>
-              <w:bottom w:val="single" w:sz="4" w:space="0" w:color="auto"/>
-              <w:right w:val="single" w:sz="4" w:space="0" w:color="auto"/>
-            </w:tcBorders>
-            <w:vAlign w:val="center"/>
-            <w:hideMark/>
-          </w:tcPr>
-          <w:p>
-            <w:pPr>
-              <w:spacing w:after="0" w:line="240" w:lineRule="auto"/>
-              <w:jc w:val="center"/>
-              <w:rPr>
-                <w:rFonts w:ascii="Arial" w:eastAsia="Times New Roman" w:hAnsi="Arial" w:cs="Arial"/>
-                <w:color w:val="000000"/>
-                <w:kern w:val="0"/>
-                <w:lang w:eastAsia="en-IN"/>
-                <w14:ligatures w14:val="none"/>
-              </w:rPr>
-            </w:pPr>
-            <w:r>
-              <w:rPr>
-                <w:rFonts w:ascii="Arial" w:eastAsia="Times New Roman" w:hAnsi="Arial" w:cs="Arial"/>
-                <w:color w:val="000000"/>
-                <w:kern w:val="0"/>
-                <w:lang w:eastAsia="en-IN"/>
-                <w14:ligatures w14:val="none"/>
-              </w:rPr>
-              <w:t> </w:t>
-            </w:r>
-          </w:p>
-        </w:tc>
-        <w:tc>
-          <w:tcPr>
-            <w:tcW w:w="372" w:type="pct"/>
-            <w:tcBorders>
-              <w:top w:val="nil"/>
-              <w:left w:val="nil"/>
-              <w:bottom w:val="single" w:sz="4" w:space="0" w:color="auto"/>
-              <w:right w:val="single" w:sz="4" w:space="0" w:color="auto"/>
-            </w:tcBorders>
-            <w:vAlign w:val="center"/>
-            <w:hideMark/>
-          </w:tcPr>
-          <w:p>
-            <w:pPr>
-              <w:spacing w:after="0" w:line="240" w:lineRule="auto"/>
-              <w:jc w:val="center"/>
-              <w:rPr>
-                <w:rFonts w:ascii="Arial" w:eastAsia="Times New Roman" w:hAnsi="Arial" w:cs="Arial"/>
-                <w:color w:val="000000"/>
-                <w:kern w:val="0"/>
-                <w:lang w:eastAsia="en-IN"/>
-                <w14:ligatures w14:val="none"/>
-              </w:rPr>
-            </w:pPr>
-            <w:r>
-              <w:rPr>
-                <w:rFonts w:ascii="Arial" w:eastAsia="Times New Roman" w:hAnsi="Arial" w:cs="Arial"/>
-                <w:color w:val="000000"/>
-                <w:kern w:val="0"/>
-                <w:lang w:eastAsia="en-IN"/>
-                <w14:ligatures w14:val="none"/>
-              </w:rPr>
-              <w:t> </w:t>
-            </w:r>
-          </w:p>
-        </w:tc>
-        <w:tc>
-          <w:tcPr>
-            <w:tcW w:w="370" w:type="pct"/>
-            <w:tcBorders>
-              <w:top w:val="nil"/>
-              <w:left w:val="nil"/>
-              <w:bottom w:val="single" w:sz="4" w:space="0" w:color="auto"/>
-              <w:right w:val="single" w:sz="4" w:space="0" w:color="auto"/>
-            </w:tcBorders>
-            <w:vAlign w:val="center"/>
-            <w:hideMark/>
-          </w:tcPr>
-          <w:p>
-            <w:pPr>
-              <w:spacing w:after="0" w:line="240" w:lineRule="auto"/>
-              <w:jc w:val="center"/>
-              <w:rPr>
-                <w:rFonts w:ascii="Arial" w:eastAsia="Times New Roman" w:hAnsi="Arial" w:cs="Arial"/>
-                <w:color w:val="000000"/>
-                <w:kern w:val="0"/>
-                <w:lang w:eastAsia="en-IN"/>
-                <w14:ligatures w14:val="none"/>
-              </w:rPr>
-            </w:pPr>
-            <w:r>
-              <w:rPr>
-                <w:rFonts w:ascii="Arial" w:eastAsia="Times New Roman" w:hAnsi="Arial" w:cs="Arial"/>
-                <w:color w:val="000000"/>
-                <w:kern w:val="0"/>
-                <w:lang w:eastAsia="en-IN"/>
-                <w14:ligatures w14:val="none"/>
-              </w:rPr>
-              <w:t> </w:t>
-            </w:r>
-          </w:p>
-        </w:tc>
-        <w:tc>
-          <w:tcPr>
-            <w:tcW w:w="370" w:type="pct"/>
-            <w:tcBorders>
-              <w:top w:val="nil"/>
-              <w:left w:val="nil"/>
-              <w:bottom w:val="single" w:sz="4" w:space="0" w:color="auto"/>
-              <w:right w:val="single" w:sz="4" w:space="0" w:color="auto"/>
-            </w:tcBorders>
-            <w:vAlign w:val="center"/>
-            <w:hideMark/>
-          </w:tcPr>
-          <w:p>
-            <w:pPr>
-              <w:spacing w:after="0" w:line="240" w:lineRule="auto"/>
-              <w:jc w:val="center"/>
-              <w:rPr>
-                <w:rFonts w:ascii="Arial" w:eastAsia="Times New Roman" w:hAnsi="Arial" w:cs="Arial"/>
-                <w:color w:val="000000"/>
-                <w:kern w:val="0"/>
-                <w:lang w:eastAsia="en-IN"/>
-                <w14:ligatures w14:val="none"/>
-              </w:rPr>
-            </w:pPr>
-            <w:r>
-              <w:rPr>
-                <w:rFonts w:ascii="Arial" w:eastAsia="Times New Roman" w:hAnsi="Arial" w:cs="Arial"/>
-                <w:color w:val="000000"/>
-                <w:kern w:val="0"/>
-                <w:lang w:eastAsia="en-IN"/>
-                <w14:ligatures w14:val="none"/>
-              </w:rPr>
-              <w:t> </w:t>
-            </w:r>
-          </w:p>
-        </w:tc>
-        <w:tc>
-          <w:tcPr>
-            <w:tcW w:w="370" w:type="pct"/>
-            <w:tcBorders>
-              <w:top w:val="nil"/>
-              <w:left w:val="nil"/>
-              <w:bottom w:val="single" w:sz="4" w:space="0" w:color="auto"/>
-              <w:right w:val="single" w:sz="4" w:space="0" w:color="auto"/>
-            </w:tcBorders>
-            <w:vAlign w:val="center"/>
-            <w:hideMark/>
-          </w:tcPr>
-          <w:p>
-            <w:pPr>
-              <w:spacing w:after="0" w:line="240" w:lineRule="auto"/>
-              <w:jc w:val="center"/>
-              <w:rPr>
-                <w:rFonts w:ascii="Arial" w:eastAsia="Times New Roman" w:hAnsi="Arial" w:cs="Arial"/>
-                <w:color w:val="000000"/>
-                <w:kern w:val="0"/>
-                <w:lang w:eastAsia="en-IN"/>
-                <w14:ligatures w14:val="none"/>
-              </w:rPr>
-            </w:pPr>
-            <w:r>
-              <w:rPr>
-                <w:rFonts w:ascii="Arial" w:eastAsia="Times New Roman" w:hAnsi="Arial" w:cs="Arial"/>
-                <w:color w:val="000000"/>
-                <w:kern w:val="0"/>
-                <w:lang w:eastAsia="en-IN"/>
-                <w14:ligatures w14:val="none"/>
-              </w:rPr>
-              <w:t> </w:t>
-            </w:r>
-          </w:p>
-        </w:tc>
-        <w:tc>
-          <w:tcPr>
-            <w:tcW w:w="369" w:type="pct"/>
-            <w:tcBorders>
-              <w:top w:val="nil"/>
-              <w:left w:val="nil"/>
-              <w:bottom w:val="single" w:sz="4" w:space="0" w:color="auto"/>
-              <w:right w:val="single" w:sz="4" w:space="0" w:color="auto"/>
-            </w:tcBorders>
-            <w:vAlign w:val="center"/>
-            <w:hideMark/>
-          </w:tcPr>
-          <w:p>
-            <w:pPr>
-              <w:spacing w:after="0" w:line="240" w:lineRule="auto"/>
-              <w:jc w:val="center"/>
-              <w:rPr>
-                <w:rFonts w:ascii="Arial" w:eastAsia="Times New Roman" w:hAnsi="Arial" w:cs="Arial"/>
-                <w:color w:val="000000"/>
-                <w:kern w:val="0"/>
-                <w:lang w:eastAsia="en-IN"/>
-                <w14:ligatures w14:val="none"/>
-              </w:rPr>
-            </w:pPr>
-            <w:r>
-              <w:rPr>
-                <w:rFonts w:ascii="Arial" w:eastAsia="Times New Roman" w:hAnsi="Arial" w:cs="Arial"/>
-                <w:color w:val="000000"/>
-                <w:kern w:val="0"/>
-                <w:lang w:eastAsia="en-IN"/>
-                <w14:ligatures w14:val="none"/>
-              </w:rPr>
-              <w:t> </w:t>
-            </w:r>
-          </w:p>
+        <w:tc>
+          <w:tcPr>
+            <w:tcW w:type="dxa" w:w="933"/>
+          </w:tcPr>
+          <w:p>
+            <w:r/>
+            <w:r>
+              <w:t>{%tr endfor %}</w:t>
+            </w:r>
+          </w:p>
+        </w:tc>
+        <w:tc>
+          <w:tcPr>
+            <w:tcW w:type="dxa" w:w="4075"/>
+          </w:tcPr>
+          <w:p/>
+        </w:tc>
+        <w:tc>
+          <w:tcPr>
+            <w:tcW w:type="dxa" w:w="671"/>
+          </w:tcPr>
+          <w:p/>
+        </w:tc>
+        <w:tc>
+          <w:tcPr>
+            <w:tcW w:type="dxa" w:w="671"/>
+          </w:tcPr>
+          <w:p/>
+        </w:tc>
+        <w:tc>
+          <w:tcPr>
+            <w:tcW w:type="dxa" w:w="667"/>
+          </w:tcPr>
+          <w:p/>
+        </w:tc>
+        <w:tc>
+          <w:tcPr>
+            <w:tcW w:type="dxa" w:w="667"/>
+          </w:tcPr>
+          <w:p/>
+        </w:tc>
+        <w:tc>
+          <w:tcPr>
+            <w:tcW w:type="dxa" w:w="667"/>
+          </w:tcPr>
+          <w:p/>
+        </w:tc>
+        <w:tc>
+          <w:tcPr>
+            <w:tcW w:type="dxa" w:w="665"/>
+          </w:tcPr>
+          <w:p/>
         </w:tc>
       </w:tr>
     </w:tbl>
@@ -5554,6 +3453,61 @@
         </w:tc>
       </w:tr>
       <w:tr>
+        <w:tc>
+          <w:tcPr>
+            <w:tcW w:type="dxa" w:w="933"/>
+          </w:tcPr>
+          <w:p>
+            <w:r/>
+            <w:r>
+              <w:t>{%tr for r in obs_direct %}</w:t>
+            </w:r>
+          </w:p>
+        </w:tc>
+        <w:tc>
+          <w:tcPr>
+            <w:tcW w:type="dxa" w:w="4075"/>
+          </w:tcPr>
+          <w:p/>
+        </w:tc>
+        <w:tc>
+          <w:tcPr>
+            <w:tcW w:type="dxa" w:w="671"/>
+          </w:tcPr>
+          <w:p/>
+        </w:tc>
+        <w:tc>
+          <w:tcPr>
+            <w:tcW w:type="dxa" w:w="671"/>
+          </w:tcPr>
+          <w:p/>
+        </w:tc>
+        <w:tc>
+          <w:tcPr>
+            <w:tcW w:type="dxa" w:w="667"/>
+          </w:tcPr>
+          <w:p/>
+        </w:tc>
+        <w:tc>
+          <w:tcPr>
+            <w:tcW w:type="dxa" w:w="667"/>
+          </w:tcPr>
+          <w:p/>
+        </w:tc>
+        <w:tc>
+          <w:tcPr>
+            <w:tcW w:type="dxa" w:w="667"/>
+          </w:tcPr>
+          <w:p/>
+        </w:tc>
+        <w:tc>
+          <w:tcPr>
+            <w:tcW w:type="dxa" w:w="665"/>
+          </w:tcPr>
+          <w:p/>
+        </w:tc>
+      </w:tr>
+      <w:tr>
         <w:trPr>
           <w:trHeight w:val="283"/>
         </w:trPr>
@@ -5570,26 +3524,9 @@
             <w:hideMark/>
           </w:tcPr>
           <w:p>
-            <w:pPr>
-              <w:spacing w:after="0" w:line="240" w:lineRule="auto"/>
-              <w:jc w:val="center"/>
-              <w:rPr>
-                <w:rFonts w:ascii="Arial" w:eastAsia="Times New Roman" w:hAnsi="Arial" w:cs="Arial"/>
-                <w:color w:val="000000"/>
-                <w:kern w:val="0"/>
-                <w:lang w:eastAsia="en-IN"/>
-                <w14:ligatures w14:val="none"/>
-              </w:rPr>
-            </w:pPr>
-            <w:r>
-              <w:rPr>
-                <w:rFonts w:ascii="Arial" w:eastAsia="Times New Roman" w:hAnsi="Arial" w:cs="Arial"/>
-                <w:color w:val="000000"/>
-                <w:kern w:val="0"/>
-                <w:lang w:eastAsia="en-IN"/>
-                <w14:ligatures w14:val="none"/>
-              </w:rPr>
-              <w:t>1</w:t>
+            <w:r/>
+            <w:r>
+              <w:t>{{ r.c0 }}</w:t>
             </w:r>
           </w:p>
         </w:tc>
@@ -5605,17 +3542,10 @@
             <w:vAlign w:val="center"/>
           </w:tcPr>
           <w:p>
-            <w:pPr>
-              <w:spacing w:after="0" w:line="240" w:lineRule="auto"/>
-              <w:jc w:val="center"/>
-              <w:rPr>
-                <w:rFonts w:ascii="Arial" w:eastAsia="Times New Roman" w:hAnsi="Arial" w:cs="Arial"/>
-                <w:color w:val="000000"/>
-                <w:kern w:val="0"/>
-                <w:lang w:eastAsia="en-IN"/>
-                <w14:ligatures w14:val="none"/>
-              </w:rPr>
-            </w:pPr>
+            <w:r/>
+            <w:r>
+              <w:t>{{ r.c1 }}</w:t>
+            </w:r>
           </w:p>
         </w:tc>
         <w:tc>
@@ -5631,30 +3561,9 @@
             <w:hideMark/>
           </w:tcPr>
           <w:p>
-            <w:pPr>
-              <w:spacing w:after="0" w:line="240" w:lineRule="auto"/>
-              <w:jc w:val="center"/>
-              <w:rPr>
-                <w:rFonts w:ascii="Arial" w:eastAsia="Times New Roman" w:hAnsi="Arial" w:cs="Arial"/>
-                <w:b/>
-                <w:bCs/>
-                <w:color w:val="000000"/>
-                <w:kern w:val="0"/>
-                <w:lang w:eastAsia="en-IN"/>
-                <w14:ligatures w14:val="none"/>
-              </w:rPr>
-            </w:pPr>
-            <w:r>
-              <w:rPr>
-                <w:rFonts w:ascii="Arial" w:eastAsia="Times New Roman" w:hAnsi="Arial" w:cs="Arial"/>
-                <w:b/>
-                <w:bCs/>
-                <w:color w:val="000000"/>
-                <w:kern w:val="0"/>
-                <w:lang w:val="en-US" w:eastAsia="en-IN"/>
-                <w14:ligatures w14:val="none"/>
-              </w:rPr>
-              <w:t> </w:t>
+            <w:r/>
+            <w:r>
+              <w:t>{{ r.c2 }}</w:t>
             </w:r>
           </w:p>
         </w:tc>
@@ -5671,30 +3580,9 @@
             <w:hideMark/>
           </w:tcPr>
           <w:p>
-            <w:pPr>
-              <w:spacing w:after="0" w:line="240" w:lineRule="auto"/>
-              <w:jc w:val="center"/>
-              <w:rPr>
-                <w:rFonts w:ascii="Arial" w:eastAsia="Times New Roman" w:hAnsi="Arial" w:cs="Arial"/>
-                <w:b/>
-                <w:bCs/>
-                <w:color w:val="000000"/>
-                <w:kern w:val="0"/>
-                <w:lang w:eastAsia="en-IN"/>
-                <w14:ligatures w14:val="none"/>
-              </w:rPr>
-            </w:pPr>
-            <w:r>
-              <w:rPr>
-                <w:rFonts w:ascii="Arial" w:eastAsia="Times New Roman" w:hAnsi="Arial" w:cs="Arial"/>
-                <w:b/>
-                <w:bCs/>
-                <w:color w:val="000000"/>
-                <w:kern w:val="0"/>
-                <w:lang w:val="en-US" w:eastAsia="en-IN"/>
-                <w14:ligatures w14:val="none"/>
-              </w:rPr>
-              <w:t> </w:t>
+            <w:r/>
+            <w:r>
+              <w:t>{{ r.c3 }}</w:t>
             </w:r>
           </w:p>
         </w:tc>
@@ -5711,30 +3599,9 @@
             <w:hideMark/>
           </w:tcPr>
           <w:p>
-            <w:pPr>
-              <w:spacing w:after="0" w:line="240" w:lineRule="auto"/>
-              <w:jc w:val="center"/>
-              <w:rPr>
-                <w:rFonts w:ascii="Arial" w:eastAsia="Times New Roman" w:hAnsi="Arial" w:cs="Arial"/>
-                <w:b/>
-                <w:bCs/>
-                <w:color w:val="000000"/>
-                <w:kern w:val="0"/>
-                <w:lang w:eastAsia="en-IN"/>
-                <w14:ligatures w14:val="none"/>
-              </w:rPr>
-            </w:pPr>
-            <w:r>
-              <w:rPr>
-                <w:rFonts w:ascii="Arial" w:eastAsia="Times New Roman" w:hAnsi="Arial" w:cs="Arial"/>
-                <w:b/>
-                <w:bCs/>
-                <w:color w:val="000000"/>
-                <w:kern w:val="0"/>
-                <w:lang w:val="en-US" w:eastAsia="en-IN"/>
-                <w14:ligatures w14:val="none"/>
-              </w:rPr>
-              <w:t> </w:t>
+            <w:r/>
+            <w:r>
+              <w:t>{{ r.c4 }}</w:t>
             </w:r>
           </w:p>
         </w:tc>
@@ -5751,30 +3618,9 @@
             <w:hideMark/>
           </w:tcPr>
           <w:p>
-            <w:pPr>
-              <w:spacing w:after="0" w:line="240" w:lineRule="auto"/>
-              <w:jc w:val="center"/>
-              <w:rPr>
-                <w:rFonts w:ascii="Arial" w:eastAsia="Times New Roman" w:hAnsi="Arial" w:cs="Arial"/>
-                <w:b/>
-                <w:bCs/>
-                <w:color w:val="000000"/>
-                <w:kern w:val="0"/>
-                <w:lang w:eastAsia="en-IN"/>
-                <w14:ligatures w14:val="none"/>
-              </w:rPr>
-            </w:pPr>
-            <w:r>
-              <w:rPr>
-                <w:rFonts w:ascii="Arial" w:eastAsia="Times New Roman" w:hAnsi="Arial" w:cs="Arial"/>
-                <w:b/>
-                <w:bCs/>
-                <w:color w:val="000000"/>
-                <w:kern w:val="0"/>
-                <w:lang w:val="en-US" w:eastAsia="en-IN"/>
-                <w14:ligatures w14:val="none"/>
-              </w:rPr>
-              <w:t> </w:t>
+            <w:r/>
+            <w:r>
+              <w:t>{{ r.c5 }}</w:t>
             </w:r>
           </w:p>
         </w:tc>
@@ -5791,30 +3637,9 @@
             <w:hideMark/>
           </w:tcPr>
           <w:p>
-            <w:pPr>
-              <w:spacing w:after="0" w:line="240" w:lineRule="auto"/>
-              <w:jc w:val="center"/>
-              <w:rPr>
-                <w:rFonts w:ascii="Arial" w:eastAsia="Times New Roman" w:hAnsi="Arial" w:cs="Arial"/>
-                <w:b/>
-                <w:bCs/>
-                <w:color w:val="000000"/>
-                <w:kern w:val="0"/>
-                <w:lang w:eastAsia="en-IN"/>
-                <w14:ligatures w14:val="none"/>
-              </w:rPr>
-            </w:pPr>
-            <w:r>
-              <w:rPr>
-                <w:rFonts w:ascii="Arial" w:eastAsia="Times New Roman" w:hAnsi="Arial" w:cs="Arial"/>
-                <w:b/>
-                <w:bCs/>
-                <w:color w:val="000000"/>
-                <w:kern w:val="0"/>
-                <w:lang w:val="en-US" w:eastAsia="en-IN"/>
-                <w14:ligatures w14:val="none"/>
-              </w:rPr>
-              <w:t> </w:t>
+            <w:r/>
+            <w:r>
+              <w:t>{{ r.c6 }}</w:t>
             </w:r>
           </w:p>
         </w:tc>
@@ -5831,596 +3656,66 @@
             <w:hideMark/>
           </w:tcPr>
           <w:p>
-            <w:pPr>
-              <w:spacing w:after="0" w:line="240" w:lineRule="auto"/>
-              <w:jc w:val="center"/>
-              <w:rPr>
-                <w:rFonts w:ascii="Arial" w:eastAsia="Times New Roman" w:hAnsi="Arial" w:cs="Arial"/>
-                <w:b/>
-                <w:bCs/>
-                <w:color w:val="000000"/>
-                <w:kern w:val="0"/>
-                <w:lang w:eastAsia="en-IN"/>
-                <w14:ligatures w14:val="none"/>
-              </w:rPr>
-            </w:pPr>
-            <w:r>
-              <w:rPr>
-                <w:rFonts w:ascii="Arial" w:eastAsia="Times New Roman" w:hAnsi="Arial" w:cs="Arial"/>
-                <w:b/>
-                <w:bCs/>
-                <w:color w:val="000000"/>
-                <w:kern w:val="0"/>
-                <w:lang w:val="en-US" w:eastAsia="en-IN"/>
-                <w14:ligatures w14:val="none"/>
-              </w:rPr>
-              <w:t> </w:t>
+            <w:r/>
+            <w:r>
+              <w:t>{{ r.c7 }}</w:t>
             </w:r>
           </w:p>
         </w:tc>
       </w:tr>
       <w:tr>
-        <w:trPr>
-          <w:trHeight w:val="283"/>
-        </w:trPr>
-        <w:tc>
-          <w:tcPr>
-            <w:tcW w:w="517" w:type="pct"/>
-            <w:tcBorders>
-              <w:top w:val="nil"/>
-              <w:left w:val="single" w:sz="4" w:space="0" w:color="auto"/>
-              <w:bottom w:val="single" w:sz="4" w:space="0" w:color="auto"/>
-              <w:right w:val="single" w:sz="4" w:space="0" w:color="auto"/>
-            </w:tcBorders>
-            <w:vAlign w:val="center"/>
-            <w:hideMark/>
-          </w:tcPr>
-          <w:p>
-            <w:pPr>
-              <w:spacing w:after="0" w:line="240" w:lineRule="auto"/>
-              <w:jc w:val="center"/>
-              <w:rPr>
-                <w:rFonts w:ascii="Arial" w:eastAsia="Times New Roman" w:hAnsi="Arial" w:cs="Arial"/>
-                <w:color w:val="000000"/>
-                <w:kern w:val="0"/>
-                <w:lang w:eastAsia="en-IN"/>
-                <w14:ligatures w14:val="none"/>
-              </w:rPr>
-            </w:pPr>
-            <w:r>
-              <w:rPr>
-                <w:rFonts w:ascii="Arial" w:eastAsia="Times New Roman" w:hAnsi="Arial" w:cs="Arial"/>
-                <w:color w:val="000000"/>
-                <w:kern w:val="0"/>
-                <w:lang w:eastAsia="en-IN"/>
-                <w14:ligatures w14:val="none"/>
-              </w:rPr>
-              <w:t>2</w:t>
-            </w:r>
-          </w:p>
-        </w:tc>
-        <w:tc>
-          <w:tcPr>
-            <w:tcW w:w="2260" w:type="pct"/>
-            <w:tcBorders>
-              <w:top w:val="nil"/>
-              <w:left w:val="nil"/>
-              <w:bottom w:val="single" w:sz="4" w:space="0" w:color="auto"/>
-              <w:right w:val="single" w:sz="4" w:space="0" w:color="auto"/>
-            </w:tcBorders>
-            <w:vAlign w:val="center"/>
-          </w:tcPr>
-          <w:p>
-            <w:pPr>
-              <w:spacing w:after="0" w:line="240" w:lineRule="auto"/>
-              <w:jc w:val="center"/>
-              <w:rPr>
-                <w:rFonts w:ascii="Arial" w:eastAsia="Times New Roman" w:hAnsi="Arial" w:cs="Arial"/>
-                <w:color w:val="000000"/>
-                <w:kern w:val="0"/>
-                <w:lang w:eastAsia="en-IN"/>
-                <w14:ligatures w14:val="none"/>
-              </w:rPr>
-            </w:pPr>
-          </w:p>
-        </w:tc>
-        <w:tc>
-          <w:tcPr>
-            <w:tcW w:w="372" w:type="pct"/>
-            <w:tcBorders>
-              <w:top w:val="nil"/>
-              <w:left w:val="nil"/>
-              <w:bottom w:val="single" w:sz="4" w:space="0" w:color="auto"/>
-              <w:right w:val="single" w:sz="4" w:space="0" w:color="auto"/>
-            </w:tcBorders>
-            <w:vAlign w:val="center"/>
-            <w:hideMark/>
-          </w:tcPr>
-          <w:p>
-            <w:pPr>
-              <w:spacing w:after="0" w:line="240" w:lineRule="auto"/>
-              <w:jc w:val="center"/>
-              <w:rPr>
-                <w:rFonts w:ascii="Arial" w:eastAsia="Times New Roman" w:hAnsi="Arial" w:cs="Arial"/>
-                <w:color w:val="000000"/>
-                <w:kern w:val="0"/>
-                <w:lang w:eastAsia="en-IN"/>
-                <w14:ligatures w14:val="none"/>
-              </w:rPr>
-            </w:pPr>
-            <w:r>
-              <w:rPr>
-                <w:rFonts w:ascii="Arial" w:eastAsia="Times New Roman" w:hAnsi="Arial" w:cs="Arial"/>
-                <w:color w:val="000000"/>
-                <w:kern w:val="0"/>
-                <w:lang w:eastAsia="en-IN"/>
-                <w14:ligatures w14:val="none"/>
-              </w:rPr>
-              <w:t> </w:t>
-            </w:r>
-          </w:p>
-        </w:tc>
-        <w:tc>
-          <w:tcPr>
-            <w:tcW w:w="372" w:type="pct"/>
-            <w:tcBorders>
-              <w:top w:val="nil"/>
-              <w:left w:val="nil"/>
-              <w:bottom w:val="single" w:sz="4" w:space="0" w:color="auto"/>
-              <w:right w:val="single" w:sz="4" w:space="0" w:color="auto"/>
-            </w:tcBorders>
-            <w:vAlign w:val="center"/>
-            <w:hideMark/>
-          </w:tcPr>
-          <w:p>
-            <w:pPr>
-              <w:spacing w:after="0" w:line="240" w:lineRule="auto"/>
-              <w:jc w:val="center"/>
-              <w:rPr>
-                <w:rFonts w:ascii="Arial" w:eastAsia="Times New Roman" w:hAnsi="Arial" w:cs="Arial"/>
-                <w:color w:val="000000"/>
-                <w:kern w:val="0"/>
-                <w:lang w:eastAsia="en-IN"/>
-                <w14:ligatures w14:val="none"/>
-              </w:rPr>
-            </w:pPr>
-            <w:r>
-              <w:rPr>
-                <w:rFonts w:ascii="Arial" w:eastAsia="Times New Roman" w:hAnsi="Arial" w:cs="Arial"/>
-                <w:color w:val="000000"/>
-                <w:kern w:val="0"/>
-                <w:lang w:eastAsia="en-IN"/>
-                <w14:ligatures w14:val="none"/>
-              </w:rPr>
-              <w:t> </w:t>
-            </w:r>
-          </w:p>
-        </w:tc>
-        <w:tc>
-          <w:tcPr>
-            <w:tcW w:w="370" w:type="pct"/>
-            <w:tcBorders>
-              <w:top w:val="nil"/>
-              <w:left w:val="nil"/>
-              <w:bottom w:val="single" w:sz="4" w:space="0" w:color="auto"/>
-              <w:right w:val="single" w:sz="4" w:space="0" w:color="auto"/>
-            </w:tcBorders>
-            <w:vAlign w:val="center"/>
-            <w:hideMark/>
-          </w:tcPr>
-          <w:p>
-            <w:pPr>
-              <w:spacing w:after="0" w:line="240" w:lineRule="auto"/>
-              <w:jc w:val="center"/>
-              <w:rPr>
-                <w:rFonts w:ascii="Arial" w:eastAsia="Times New Roman" w:hAnsi="Arial" w:cs="Arial"/>
-                <w:color w:val="000000"/>
-                <w:kern w:val="0"/>
-                <w:lang w:eastAsia="en-IN"/>
-                <w14:ligatures w14:val="none"/>
-              </w:rPr>
-            </w:pPr>
-            <w:r>
-              <w:rPr>
-                <w:rFonts w:ascii="Arial" w:eastAsia="Times New Roman" w:hAnsi="Arial" w:cs="Arial"/>
-                <w:color w:val="000000"/>
-                <w:kern w:val="0"/>
-                <w:lang w:eastAsia="en-IN"/>
-                <w14:ligatures w14:val="none"/>
-              </w:rPr>
-              <w:t> </w:t>
-            </w:r>
-          </w:p>
-        </w:tc>
-        <w:tc>
-          <w:tcPr>
-            <w:tcW w:w="370" w:type="pct"/>
-            <w:tcBorders>
-              <w:top w:val="nil"/>
-              <w:left w:val="nil"/>
-              <w:bottom w:val="single" w:sz="4" w:space="0" w:color="auto"/>
-              <w:right w:val="single" w:sz="4" w:space="0" w:color="auto"/>
-            </w:tcBorders>
-            <w:vAlign w:val="center"/>
-            <w:hideMark/>
-          </w:tcPr>
-          <w:p>
-            <w:pPr>
-              <w:spacing w:after="0" w:line="240" w:lineRule="auto"/>
-              <w:jc w:val="center"/>
-              <w:rPr>
-                <w:rFonts w:ascii="Arial" w:eastAsia="Times New Roman" w:hAnsi="Arial" w:cs="Arial"/>
-                <w:color w:val="000000"/>
-                <w:kern w:val="0"/>
-                <w:lang w:eastAsia="en-IN"/>
-                <w14:ligatures w14:val="none"/>
-              </w:rPr>
-            </w:pPr>
-            <w:r>
-              <w:rPr>
-                <w:rFonts w:ascii="Arial" w:eastAsia="Times New Roman" w:hAnsi="Arial" w:cs="Arial"/>
-                <w:color w:val="000000"/>
-                <w:kern w:val="0"/>
-                <w:lang w:eastAsia="en-IN"/>
-                <w14:ligatures w14:val="none"/>
-              </w:rPr>
-              <w:t> </w:t>
-            </w:r>
-          </w:p>
-        </w:tc>
-        <w:tc>
-          <w:tcPr>
-            <w:tcW w:w="370" w:type="pct"/>
-            <w:tcBorders>
-              <w:top w:val="nil"/>
-              <w:left w:val="nil"/>
-              <w:bottom w:val="single" w:sz="4" w:space="0" w:color="auto"/>
-              <w:right w:val="single" w:sz="4" w:space="0" w:color="auto"/>
-            </w:tcBorders>
-            <w:vAlign w:val="center"/>
-            <w:hideMark/>
-          </w:tcPr>
-          <w:p>
-            <w:pPr>
-              <w:spacing w:after="0" w:line="240" w:lineRule="auto"/>
-              <w:jc w:val="center"/>
-              <w:rPr>
-                <w:rFonts w:ascii="Arial" w:eastAsia="Times New Roman" w:hAnsi="Arial" w:cs="Arial"/>
-                <w:color w:val="000000"/>
-                <w:kern w:val="0"/>
-                <w:lang w:eastAsia="en-IN"/>
-                <w14:ligatures w14:val="none"/>
-              </w:rPr>
-            </w:pPr>
-            <w:r>
-              <w:rPr>
-                <w:rFonts w:ascii="Arial" w:eastAsia="Times New Roman" w:hAnsi="Arial" w:cs="Arial"/>
-                <w:color w:val="000000"/>
-                <w:kern w:val="0"/>
-                <w:lang w:eastAsia="en-IN"/>
-                <w14:ligatures w14:val="none"/>
-              </w:rPr>
-              <w:t> </w:t>
-            </w:r>
-          </w:p>
-        </w:tc>
-        <w:tc>
-          <w:tcPr>
-            <w:tcW w:w="369" w:type="pct"/>
-            <w:tcBorders>
-              <w:top w:val="nil"/>
-              <w:left w:val="nil"/>
-              <w:bottom w:val="single" w:sz="4" w:space="0" w:color="auto"/>
-              <w:right w:val="single" w:sz="4" w:space="0" w:color="auto"/>
-            </w:tcBorders>
-            <w:vAlign w:val="center"/>
-            <w:hideMark/>
-          </w:tcPr>
-          <w:p>
-            <w:pPr>
-              <w:spacing w:after="0" w:line="240" w:lineRule="auto"/>
-              <w:jc w:val="center"/>
-              <w:rPr>
-                <w:rFonts w:ascii="Arial" w:eastAsia="Times New Roman" w:hAnsi="Arial" w:cs="Arial"/>
-                <w:color w:val="000000"/>
-                <w:kern w:val="0"/>
-                <w:lang w:eastAsia="en-IN"/>
-                <w14:ligatures w14:val="none"/>
-              </w:rPr>
-            </w:pPr>
-            <w:r>
-              <w:rPr>
-                <w:rFonts w:ascii="Arial" w:eastAsia="Times New Roman" w:hAnsi="Arial" w:cs="Arial"/>
-                <w:color w:val="000000"/>
-                <w:kern w:val="0"/>
-                <w:lang w:eastAsia="en-IN"/>
-                <w14:ligatures w14:val="none"/>
-              </w:rPr>
-              <w:t> </w:t>
-            </w:r>
-          </w:p>
-        </w:tc>
-      </w:tr>
-      <w:tr>
-        <w:trPr>
-          <w:trHeight w:val="283"/>
-        </w:trPr>
-        <w:tc>
-          <w:tcPr>
-            <w:tcW w:w="517" w:type="pct"/>
-            <w:tcBorders>
-              <w:top w:val="nil"/>
-              <w:left w:val="single" w:sz="4" w:space="0" w:color="auto"/>
-              <w:bottom w:val="single" w:sz="4" w:space="0" w:color="auto"/>
-              <w:right w:val="single" w:sz="4" w:space="0" w:color="auto"/>
-            </w:tcBorders>
-            <w:vAlign w:val="center"/>
-            <w:hideMark/>
-          </w:tcPr>
-          <w:p>
-            <w:pPr>
-              <w:spacing w:after="0" w:line="240" w:lineRule="auto"/>
-              <w:jc w:val="center"/>
-              <w:rPr>
-                <w:rFonts w:ascii="Arial" w:eastAsia="Times New Roman" w:hAnsi="Arial" w:cs="Arial"/>
-                <w:color w:val="000000"/>
-                <w:kern w:val="0"/>
-                <w:lang w:eastAsia="en-IN"/>
-                <w14:ligatures w14:val="none"/>
-              </w:rPr>
-            </w:pPr>
-            <w:r>
-              <w:rPr>
-                <w:rFonts w:ascii="Arial" w:eastAsia="Times New Roman" w:hAnsi="Arial" w:cs="Arial"/>
-                <w:color w:val="000000"/>
-                <w:kern w:val="0"/>
-                <w:lang w:eastAsia="en-IN"/>
-                <w14:ligatures w14:val="none"/>
-              </w:rPr>
-              <w:t>3</w:t>
-            </w:r>
-          </w:p>
-        </w:tc>
-        <w:tc>
-          <w:tcPr>
-            <w:tcW w:w="2260" w:type="pct"/>
-            <w:tcBorders>
-              <w:top w:val="nil"/>
-              <w:left w:val="nil"/>
-              <w:bottom w:val="single" w:sz="4" w:space="0" w:color="auto"/>
-              <w:right w:val="single" w:sz="4" w:space="0" w:color="auto"/>
-            </w:tcBorders>
-            <w:vAlign w:val="center"/>
-          </w:tcPr>
-          <w:p>
-            <w:pPr>
-              <w:spacing w:after="0" w:line="240" w:lineRule="auto"/>
-              <w:jc w:val="center"/>
-              <w:rPr>
-                <w:rFonts w:ascii="Arial" w:eastAsia="Times New Roman" w:hAnsi="Arial" w:cs="Arial"/>
-                <w:color w:val="000000"/>
-                <w:kern w:val="0"/>
-                <w:lang w:eastAsia="en-IN"/>
-                <w14:ligatures w14:val="none"/>
-              </w:rPr>
-            </w:pPr>
-          </w:p>
-        </w:tc>
-        <w:tc>
-          <w:tcPr>
-            <w:tcW w:w="372" w:type="pct"/>
-            <w:tcBorders>
-              <w:top w:val="nil"/>
-              <w:left w:val="nil"/>
-              <w:bottom w:val="single" w:sz="4" w:space="0" w:color="auto"/>
-              <w:right w:val="single" w:sz="4" w:space="0" w:color="auto"/>
-            </w:tcBorders>
-            <w:vAlign w:val="center"/>
-            <w:hideMark/>
-          </w:tcPr>
-          <w:p>
-            <w:pPr>
-              <w:spacing w:after="0" w:line="240" w:lineRule="auto"/>
-              <w:jc w:val="center"/>
-              <w:rPr>
-                <w:rFonts w:ascii="Arial" w:eastAsia="Times New Roman" w:hAnsi="Arial" w:cs="Arial"/>
-                <w:color w:val="000000"/>
-                <w:kern w:val="0"/>
-                <w:lang w:eastAsia="en-IN"/>
-                <w14:ligatures w14:val="none"/>
-              </w:rPr>
-            </w:pPr>
-            <w:r>
-              <w:rPr>
-                <w:rFonts w:ascii="Arial" w:eastAsia="Times New Roman" w:hAnsi="Arial" w:cs="Arial"/>
-                <w:color w:val="000000"/>
-                <w:kern w:val="0"/>
-                <w:lang w:eastAsia="en-IN"/>
-                <w14:ligatures w14:val="none"/>
-              </w:rPr>
-              <w:t> </w:t>
-            </w:r>
-          </w:p>
-        </w:tc>
-        <w:tc>
-          <w:tcPr>
-            <w:tcW w:w="372" w:type="pct"/>
-            <w:tcBorders>
-              <w:top w:val="nil"/>
-              <w:left w:val="nil"/>
-              <w:bottom w:val="single" w:sz="4" w:space="0" w:color="auto"/>
-              <w:right w:val="single" w:sz="4" w:space="0" w:color="auto"/>
-            </w:tcBorders>
-            <w:vAlign w:val="center"/>
-            <w:hideMark/>
-          </w:tcPr>
-          <w:p>
-            <w:pPr>
-              <w:spacing w:after="0" w:line="240" w:lineRule="auto"/>
-              <w:jc w:val="center"/>
-              <w:rPr>
-                <w:rFonts w:ascii="Arial" w:eastAsia="Times New Roman" w:hAnsi="Arial" w:cs="Arial"/>
-                <w:color w:val="000000"/>
-                <w:kern w:val="0"/>
-                <w:lang w:eastAsia="en-IN"/>
-                <w14:ligatures w14:val="none"/>
-              </w:rPr>
-            </w:pPr>
-            <w:r>
-              <w:rPr>
-                <w:rFonts w:ascii="Arial" w:eastAsia="Times New Roman" w:hAnsi="Arial" w:cs="Arial"/>
-                <w:color w:val="000000"/>
-                <w:kern w:val="0"/>
-                <w:lang w:eastAsia="en-IN"/>
-                <w14:ligatures w14:val="none"/>
-              </w:rPr>
-              <w:t> </w:t>
-            </w:r>
-          </w:p>
-        </w:tc>
-        <w:tc>
-          <w:tcPr>
-            <w:tcW w:w="370" w:type="pct"/>
-            <w:tcBorders>
-              <w:top w:val="nil"/>
-              <w:left w:val="nil"/>
-              <w:bottom w:val="single" w:sz="4" w:space="0" w:color="auto"/>
-              <w:right w:val="single" w:sz="4" w:space="0" w:color="auto"/>
-            </w:tcBorders>
-            <w:vAlign w:val="center"/>
-            <w:hideMark/>
-          </w:tcPr>
-          <w:p>
-            <w:pPr>
-              <w:spacing w:after="0" w:line="240" w:lineRule="auto"/>
-              <w:jc w:val="center"/>
-              <w:rPr>
-                <w:rFonts w:ascii="Arial" w:eastAsia="Times New Roman" w:hAnsi="Arial" w:cs="Arial"/>
-                <w:color w:val="000000"/>
-                <w:kern w:val="0"/>
-                <w:lang w:eastAsia="en-IN"/>
-                <w14:ligatures w14:val="none"/>
-              </w:rPr>
-            </w:pPr>
-            <w:r>
-              <w:rPr>
-                <w:rFonts w:ascii="Arial" w:eastAsia="Times New Roman" w:hAnsi="Arial" w:cs="Arial"/>
-                <w:color w:val="000000"/>
-                <w:kern w:val="0"/>
-                <w:lang w:eastAsia="en-IN"/>
-                <w14:ligatures w14:val="none"/>
-              </w:rPr>
-              <w:t> </w:t>
-            </w:r>
-          </w:p>
-        </w:tc>
-        <w:tc>
-          <w:tcPr>
-            <w:tcW w:w="370" w:type="pct"/>
-            <w:tcBorders>
-              <w:top w:val="nil"/>
-              <w:left w:val="nil"/>
-              <w:bottom w:val="single" w:sz="4" w:space="0" w:color="auto"/>
-              <w:right w:val="single" w:sz="4" w:space="0" w:color="auto"/>
-            </w:tcBorders>
-            <w:vAlign w:val="center"/>
-            <w:hideMark/>
-          </w:tcPr>
-          <w:p>
-            <w:pPr>
-              <w:spacing w:after="0" w:line="240" w:lineRule="auto"/>
-              <w:jc w:val="center"/>
-              <w:rPr>
-                <w:rFonts w:ascii="Arial" w:eastAsia="Times New Roman" w:hAnsi="Arial" w:cs="Arial"/>
-                <w:color w:val="000000"/>
-                <w:kern w:val="0"/>
-                <w:lang w:eastAsia="en-IN"/>
-                <w14:ligatures w14:val="none"/>
-              </w:rPr>
-            </w:pPr>
-            <w:r>
-              <w:rPr>
-                <w:rFonts w:ascii="Arial" w:eastAsia="Times New Roman" w:hAnsi="Arial" w:cs="Arial"/>
-                <w:color w:val="000000"/>
-                <w:kern w:val="0"/>
-                <w:lang w:eastAsia="en-IN"/>
-                <w14:ligatures w14:val="none"/>
-              </w:rPr>
-              <w:t> </w:t>
-            </w:r>
-          </w:p>
-        </w:tc>
-        <w:tc>
-          <w:tcPr>
-            <w:tcW w:w="370" w:type="pct"/>
-            <w:tcBorders>
-              <w:top w:val="nil"/>
-              <w:left w:val="nil"/>
-              <w:bottom w:val="single" w:sz="4" w:space="0" w:color="auto"/>
-              <w:right w:val="single" w:sz="4" w:space="0" w:color="auto"/>
-            </w:tcBorders>
-            <w:vAlign w:val="center"/>
-            <w:hideMark/>
-          </w:tcPr>
-          <w:p>
-            <w:pPr>
-              <w:spacing w:after="0" w:line="240" w:lineRule="auto"/>
-              <w:jc w:val="center"/>
-              <w:rPr>
-                <w:rFonts w:ascii="Arial" w:eastAsia="Times New Roman" w:hAnsi="Arial" w:cs="Arial"/>
-                <w:color w:val="000000"/>
-                <w:kern w:val="0"/>
-                <w:lang w:eastAsia="en-IN"/>
-                <w14:ligatures w14:val="none"/>
-              </w:rPr>
-            </w:pPr>
-            <w:r>
-              <w:rPr>
-                <w:rFonts w:ascii="Arial" w:eastAsia="Times New Roman" w:hAnsi="Arial" w:cs="Arial"/>
-                <w:color w:val="000000"/>
-                <w:kern w:val="0"/>
-                <w:lang w:eastAsia="en-IN"/>
-                <w14:ligatures w14:val="none"/>
-              </w:rPr>
-              <w:t> </w:t>
-            </w:r>
-          </w:p>
-        </w:tc>
-        <w:tc>
-          <w:tcPr>
-            <w:tcW w:w="369" w:type="pct"/>
-            <w:tcBorders>
-              <w:top w:val="nil"/>
-              <w:left w:val="nil"/>
-              <w:bottom w:val="single" w:sz="4" w:space="0" w:color="auto"/>
-              <w:right w:val="single" w:sz="4" w:space="0" w:color="auto"/>
-            </w:tcBorders>
-            <w:vAlign w:val="center"/>
-            <w:hideMark/>
-          </w:tcPr>
-          <w:p>
-            <w:pPr>
-              <w:spacing w:after="0" w:line="240" w:lineRule="auto"/>
-              <w:jc w:val="center"/>
-              <w:rPr>
-                <w:rFonts w:ascii="Arial" w:eastAsia="Times New Roman" w:hAnsi="Arial" w:cs="Arial"/>
-                <w:color w:val="000000"/>
-                <w:kern w:val="0"/>
-                <w:lang w:eastAsia="en-IN"/>
-                <w14:ligatures w14:val="none"/>
-              </w:rPr>
-            </w:pPr>
-            <w:r>
-              <w:rPr>
-                <w:rFonts w:ascii="Arial" w:eastAsia="Times New Roman" w:hAnsi="Arial" w:cs="Arial"/>
-                <w:color w:val="000000"/>
-                <w:kern w:val="0"/>
-                <w:lang w:eastAsia="en-IN"/>
-                <w14:ligatures w14:val="none"/>
-              </w:rPr>
-              <w:t> </w:t>
-            </w:r>
-          </w:p>
+        <w:tc>
+          <w:tcPr>
+            <w:tcW w:type="dxa" w:w="933"/>
+          </w:tcPr>
+          <w:p>
+            <w:r/>
+            <w:r>
+              <w:t>{%tr endfor %}</w:t>
+            </w:r>
+          </w:p>
+        </w:tc>
+        <w:tc>
+          <w:tcPr>
+            <w:tcW w:type="dxa" w:w="4075"/>
+          </w:tcPr>
+          <w:p/>
+        </w:tc>
+        <w:tc>
+          <w:tcPr>
+            <w:tcW w:type="dxa" w:w="671"/>
+          </w:tcPr>
+          <w:p/>
+        </w:tc>
+        <w:tc>
+          <w:tcPr>
+            <w:tcW w:type="dxa" w:w="671"/>
+          </w:tcPr>
+          <w:p/>
+        </w:tc>
+        <w:tc>
+          <w:tcPr>
+            <w:tcW w:type="dxa" w:w="667"/>
+          </w:tcPr>
+          <w:p/>
+        </w:tc>
+        <w:tc>
+          <w:tcPr>
+            <w:tcW w:type="dxa" w:w="667"/>
+          </w:tcPr>
+          <w:p/>
+        </w:tc>
+        <w:tc>
+          <w:tcPr>
+            <w:tcW w:type="dxa" w:w="667"/>
+          </w:tcPr>
+          <w:p/>
+        </w:tc>
+        <w:tc>
+          <w:tcPr>
+            <w:tcW w:type="dxa" w:w="665"/>
+          </w:tcPr>
+          <w:p/>
         </w:tc>
       </w:tr>
     </w:tbl>
@@ -6941,6 +4236,61 @@
         </w:tc>
       </w:tr>
       <w:tr>
+        <w:tc>
+          <w:tcPr>
+            <w:tcW w:type="dxa" w:w="933"/>
+          </w:tcPr>
+          <w:p>
+            <w:r/>
+            <w:r>
+              <w:t>{%tr for r in obs_air %}</w:t>
+            </w:r>
+          </w:p>
+        </w:tc>
+        <w:tc>
+          <w:tcPr>
+            <w:tcW w:type="dxa" w:w="4075"/>
+          </w:tcPr>
+          <w:p/>
+        </w:tc>
+        <w:tc>
+          <w:tcPr>
+            <w:tcW w:type="dxa" w:w="671"/>
+          </w:tcPr>
+          <w:p/>
+        </w:tc>
+        <w:tc>
+          <w:tcPr>
+            <w:tcW w:type="dxa" w:w="671"/>
+          </w:tcPr>
+          <w:p/>
+        </w:tc>
+        <w:tc>
+          <w:tcPr>
+            <w:tcW w:type="dxa" w:w="667"/>
+          </w:tcPr>
+          <w:p/>
+        </w:tc>
+        <w:tc>
+          <w:tcPr>
+            <w:tcW w:type="dxa" w:w="667"/>
+          </w:tcPr>
+          <w:p/>
+        </w:tc>
+        <w:tc>
+          <w:tcPr>
+            <w:tcW w:type="dxa" w:w="667"/>
+          </w:tcPr>
+          <w:p/>
+        </w:tc>
+        <w:tc>
+          <w:tcPr>
+            <w:tcW w:type="dxa" w:w="665"/>
+          </w:tcPr>
+          <w:p/>
+        </w:tc>
+      </w:tr>
+      <w:tr>
         <w:trPr>
           <w:trHeight w:val="283"/>
         </w:trPr>
@@ -6957,26 +4307,9 @@
             <w:hideMark/>
           </w:tcPr>
           <w:p>
-            <w:pPr>
-              <w:spacing w:after="0" w:line="240" w:lineRule="auto"/>
-              <w:jc w:val="center"/>
-              <w:rPr>
-                <w:rFonts w:ascii="Arial" w:eastAsia="Times New Roman" w:hAnsi="Arial" w:cs="Arial"/>
-                <w:color w:val="000000"/>
-                <w:kern w:val="0"/>
-                <w:lang w:eastAsia="en-IN"/>
-                <w14:ligatures w14:val="none"/>
-              </w:rPr>
-            </w:pPr>
-            <w:r>
-              <w:rPr>
-                <w:rFonts w:ascii="Arial" w:eastAsia="Times New Roman" w:hAnsi="Arial" w:cs="Arial"/>
-                <w:color w:val="000000"/>
-                <w:kern w:val="0"/>
-                <w:lang w:eastAsia="en-IN"/>
-                <w14:ligatures w14:val="none"/>
-              </w:rPr>
-              <w:t>1</w:t>
+            <w:r/>
+            <w:r>
+              <w:t>{{ r.c0 }}</w:t>
             </w:r>
           </w:p>
         </w:tc>
@@ -6992,17 +4325,10 @@
             <w:vAlign w:val="center"/>
           </w:tcPr>
           <w:p>
-            <w:pPr>
-              <w:spacing w:after="0" w:line="240" w:lineRule="auto"/>
-              <w:jc w:val="center"/>
-              <w:rPr>
-                <w:rFonts w:ascii="Arial" w:eastAsia="Times New Roman" w:hAnsi="Arial" w:cs="Arial"/>
-                <w:color w:val="000000"/>
-                <w:kern w:val="0"/>
-                <w:lang w:eastAsia="en-IN"/>
-                <w14:ligatures w14:val="none"/>
-              </w:rPr>
-            </w:pPr>
+            <w:r/>
+            <w:r>
+              <w:t>{{ r.c1 }}</w:t>
+            </w:r>
           </w:p>
         </w:tc>
         <w:tc>
@@ -7018,30 +4344,9 @@
             <w:hideMark/>
           </w:tcPr>
           <w:p>
-            <w:pPr>
-              <w:spacing w:after="0" w:line="240" w:lineRule="auto"/>
-              <w:jc w:val="center"/>
-              <w:rPr>
-                <w:rFonts w:ascii="Arial" w:eastAsia="Times New Roman" w:hAnsi="Arial" w:cs="Arial"/>
-                <w:b/>
-                <w:bCs/>
-                <w:color w:val="000000"/>
-                <w:kern w:val="0"/>
-                <w:lang w:eastAsia="en-IN"/>
-                <w14:ligatures w14:val="none"/>
-              </w:rPr>
-            </w:pPr>
-            <w:r>
-              <w:rPr>
-                <w:rFonts w:ascii="Arial" w:eastAsia="Times New Roman" w:hAnsi="Arial" w:cs="Arial"/>
-                <w:b/>
-                <w:bCs/>
-                <w:color w:val="000000"/>
-                <w:kern w:val="0"/>
-                <w:lang w:val="en-US" w:eastAsia="en-IN"/>
-                <w14:ligatures w14:val="none"/>
-              </w:rPr>
-              <w:t> </w:t>
+            <w:r/>
+            <w:r>
+              <w:t>{{ r.c2 }}</w:t>
             </w:r>
           </w:p>
         </w:tc>
@@ -7058,30 +4363,9 @@
             <w:hideMark/>
           </w:tcPr>
           <w:p>
-            <w:pPr>
-              <w:spacing w:after="0" w:line="240" w:lineRule="auto"/>
-              <w:jc w:val="center"/>
-              <w:rPr>
-                <w:rFonts w:ascii="Arial" w:eastAsia="Times New Roman" w:hAnsi="Arial" w:cs="Arial"/>
-                <w:b/>
-                <w:bCs/>
-                <w:color w:val="000000"/>
-                <w:kern w:val="0"/>
-                <w:lang w:eastAsia="en-IN"/>
-                <w14:ligatures w14:val="none"/>
-              </w:rPr>
-            </w:pPr>
-            <w:r>
-              <w:rPr>
-                <w:rFonts w:ascii="Arial" w:eastAsia="Times New Roman" w:hAnsi="Arial" w:cs="Arial"/>
-                <w:b/>
-                <w:bCs/>
-                <w:color w:val="000000"/>
-                <w:kern w:val="0"/>
-                <w:lang w:val="en-US" w:eastAsia="en-IN"/>
-                <w14:ligatures w14:val="none"/>
-              </w:rPr>
-              <w:t> </w:t>
+            <w:r/>
+            <w:r>
+              <w:t>{{ r.c3 }}</w:t>
             </w:r>
           </w:p>
         </w:tc>
@@ -7098,30 +4382,9 @@
             <w:hideMark/>
           </w:tcPr>
           <w:p>
-            <w:pPr>
-              <w:spacing w:after="0" w:line="240" w:lineRule="auto"/>
-              <w:jc w:val="center"/>
-              <w:rPr>
-                <w:rFonts w:ascii="Arial" w:eastAsia="Times New Roman" w:hAnsi="Arial" w:cs="Arial"/>
-                <w:b/>
-                <w:bCs/>
-                <w:color w:val="000000"/>
-                <w:kern w:val="0"/>
-                <w:lang w:eastAsia="en-IN"/>
-                <w14:ligatures w14:val="none"/>
-              </w:rPr>
-            </w:pPr>
-            <w:r>
-              <w:rPr>
-                <w:rFonts w:ascii="Arial" w:eastAsia="Times New Roman" w:hAnsi="Arial" w:cs="Arial"/>
-                <w:b/>
-                <w:bCs/>
-                <w:color w:val="000000"/>
-                <w:kern w:val="0"/>
-                <w:lang w:val="en-US" w:eastAsia="en-IN"/>
-                <w14:ligatures w14:val="none"/>
-              </w:rPr>
-              <w:t> </w:t>
+            <w:r/>
+            <w:r>
+              <w:t>{{ r.c4 }}</w:t>
             </w:r>
           </w:p>
         </w:tc>
@@ -7138,30 +4401,9 @@
             <w:hideMark/>
           </w:tcPr>
           <w:p>
-            <w:pPr>
-              <w:spacing w:after="0" w:line="240" w:lineRule="auto"/>
-              <w:jc w:val="center"/>
-              <w:rPr>
-                <w:rFonts w:ascii="Arial" w:eastAsia="Times New Roman" w:hAnsi="Arial" w:cs="Arial"/>
-                <w:b/>
-                <w:bCs/>
-                <w:color w:val="000000"/>
-                <w:kern w:val="0"/>
-                <w:lang w:eastAsia="en-IN"/>
-                <w14:ligatures w14:val="none"/>
-              </w:rPr>
-            </w:pPr>
-            <w:r>
-              <w:rPr>
-                <w:rFonts w:ascii="Arial" w:eastAsia="Times New Roman" w:hAnsi="Arial" w:cs="Arial"/>
-                <w:b/>
-                <w:bCs/>
-                <w:color w:val="000000"/>
-                <w:kern w:val="0"/>
-                <w:lang w:val="en-US" w:eastAsia="en-IN"/>
-                <w14:ligatures w14:val="none"/>
-              </w:rPr>
-              <w:t> </w:t>
+            <w:r/>
+            <w:r>
+              <w:t>{{ r.c5 }}</w:t>
             </w:r>
           </w:p>
         </w:tc>
@@ -7178,30 +4420,9 @@
             <w:hideMark/>
           </w:tcPr>
           <w:p>
-            <w:pPr>
-              <w:spacing w:after="0" w:line="240" w:lineRule="auto"/>
-              <w:jc w:val="center"/>
-              <w:rPr>
-                <w:rFonts w:ascii="Arial" w:eastAsia="Times New Roman" w:hAnsi="Arial" w:cs="Arial"/>
-                <w:b/>
-                <w:bCs/>
-                <w:color w:val="000000"/>
-                <w:kern w:val="0"/>
-                <w:lang w:eastAsia="en-IN"/>
-                <w14:ligatures w14:val="none"/>
-              </w:rPr>
-            </w:pPr>
-            <w:r>
-              <w:rPr>
-                <w:rFonts w:ascii="Arial" w:eastAsia="Times New Roman" w:hAnsi="Arial" w:cs="Arial"/>
-                <w:b/>
-                <w:bCs/>
-                <w:color w:val="000000"/>
-                <w:kern w:val="0"/>
-                <w:lang w:val="en-US" w:eastAsia="en-IN"/>
-                <w14:ligatures w14:val="none"/>
-              </w:rPr>
-              <w:t> </w:t>
+            <w:r/>
+            <w:r>
+              <w:t>{{ r.c6 }}</w:t>
             </w:r>
           </w:p>
         </w:tc>
@@ -7218,596 +4439,66 @@
             <w:hideMark/>
           </w:tcPr>
           <w:p>
-            <w:pPr>
-              <w:spacing w:after="0" w:line="240" w:lineRule="auto"/>
-              <w:jc w:val="center"/>
-              <w:rPr>
-                <w:rFonts w:ascii="Arial" w:eastAsia="Times New Roman" w:hAnsi="Arial" w:cs="Arial"/>
-                <w:b/>
-                <w:bCs/>
-                <w:color w:val="000000"/>
-                <w:kern w:val="0"/>
-                <w:lang w:eastAsia="en-IN"/>
-                <w14:ligatures w14:val="none"/>
-              </w:rPr>
-            </w:pPr>
-            <w:r>
-              <w:rPr>
-                <w:rFonts w:ascii="Arial" w:eastAsia="Times New Roman" w:hAnsi="Arial" w:cs="Arial"/>
-                <w:b/>
-                <w:bCs/>
-                <w:color w:val="000000"/>
-                <w:kern w:val="0"/>
-                <w:lang w:val="en-US" w:eastAsia="en-IN"/>
-                <w14:ligatures w14:val="none"/>
-              </w:rPr>
-              <w:t> </w:t>
+            <w:r/>
+            <w:r>
+              <w:t>{{ r.c7 }}</w:t>
             </w:r>
           </w:p>
         </w:tc>
       </w:tr>
       <w:tr>
-        <w:trPr>
-          <w:trHeight w:val="283"/>
-        </w:trPr>
-        <w:tc>
-          <w:tcPr>
-            <w:tcW w:w="517" w:type="pct"/>
-            <w:tcBorders>
-              <w:top w:val="nil"/>
-              <w:left w:val="single" w:sz="4" w:space="0" w:color="auto"/>
-              <w:bottom w:val="single" w:sz="4" w:space="0" w:color="auto"/>
-              <w:right w:val="single" w:sz="4" w:space="0" w:color="auto"/>
-            </w:tcBorders>
-            <w:vAlign w:val="center"/>
-            <w:hideMark/>
-          </w:tcPr>
-          <w:p>
-            <w:pPr>
-              <w:spacing w:after="0" w:line="240" w:lineRule="auto"/>
-              <w:jc w:val="center"/>
-              <w:rPr>
-                <w:rFonts w:ascii="Arial" w:eastAsia="Times New Roman" w:hAnsi="Arial" w:cs="Arial"/>
-                <w:color w:val="000000"/>
-                <w:kern w:val="0"/>
-                <w:lang w:eastAsia="en-IN"/>
-                <w14:ligatures w14:val="none"/>
-              </w:rPr>
-            </w:pPr>
-            <w:r>
-              <w:rPr>
-                <w:rFonts w:ascii="Arial" w:eastAsia="Times New Roman" w:hAnsi="Arial" w:cs="Arial"/>
-                <w:color w:val="000000"/>
-                <w:kern w:val="0"/>
-                <w:lang w:eastAsia="en-IN"/>
-                <w14:ligatures w14:val="none"/>
-              </w:rPr>
-              <w:t>2</w:t>
-            </w:r>
-          </w:p>
-        </w:tc>
-        <w:tc>
-          <w:tcPr>
-            <w:tcW w:w="2260" w:type="pct"/>
-            <w:tcBorders>
-              <w:top w:val="nil"/>
-              <w:left w:val="nil"/>
-              <w:bottom w:val="single" w:sz="4" w:space="0" w:color="auto"/>
-              <w:right w:val="single" w:sz="4" w:space="0" w:color="auto"/>
-            </w:tcBorders>
-            <w:vAlign w:val="center"/>
-          </w:tcPr>
-          <w:p>
-            <w:pPr>
-              <w:spacing w:after="0" w:line="240" w:lineRule="auto"/>
-              <w:jc w:val="center"/>
-              <w:rPr>
-                <w:rFonts w:ascii="Arial" w:eastAsia="Times New Roman" w:hAnsi="Arial" w:cs="Arial"/>
-                <w:color w:val="000000"/>
-                <w:kern w:val="0"/>
-                <w:lang w:eastAsia="en-IN"/>
-                <w14:ligatures w14:val="none"/>
-              </w:rPr>
-            </w:pPr>
-          </w:p>
-        </w:tc>
-        <w:tc>
-          <w:tcPr>
-            <w:tcW w:w="372" w:type="pct"/>
-            <w:tcBorders>
-              <w:top w:val="nil"/>
-              <w:left w:val="nil"/>
-              <w:bottom w:val="single" w:sz="4" w:space="0" w:color="auto"/>
-              <w:right w:val="single" w:sz="4" w:space="0" w:color="auto"/>
-            </w:tcBorders>
-            <w:vAlign w:val="center"/>
-            <w:hideMark/>
-          </w:tcPr>
-          <w:p>
-            <w:pPr>
-              <w:spacing w:after="0" w:line="240" w:lineRule="auto"/>
-              <w:jc w:val="center"/>
-              <w:rPr>
-                <w:rFonts w:ascii="Arial" w:eastAsia="Times New Roman" w:hAnsi="Arial" w:cs="Arial"/>
-                <w:color w:val="000000"/>
-                <w:kern w:val="0"/>
-                <w:lang w:eastAsia="en-IN"/>
-                <w14:ligatures w14:val="none"/>
-              </w:rPr>
-            </w:pPr>
-            <w:r>
-              <w:rPr>
-                <w:rFonts w:ascii="Arial" w:eastAsia="Times New Roman" w:hAnsi="Arial" w:cs="Arial"/>
-                <w:color w:val="000000"/>
-                <w:kern w:val="0"/>
-                <w:lang w:eastAsia="en-IN"/>
-                <w14:ligatures w14:val="none"/>
-              </w:rPr>
-              <w:t> </w:t>
-            </w:r>
-          </w:p>
-        </w:tc>
-        <w:tc>
-          <w:tcPr>
-            <w:tcW w:w="372" w:type="pct"/>
-            <w:tcBorders>
-              <w:top w:val="nil"/>
-              <w:left w:val="nil"/>
-              <w:bottom w:val="single" w:sz="4" w:space="0" w:color="auto"/>
-              <w:right w:val="single" w:sz="4" w:space="0" w:color="auto"/>
-            </w:tcBorders>
-            <w:vAlign w:val="center"/>
-            <w:hideMark/>
-          </w:tcPr>
-          <w:p>
-            <w:pPr>
-              <w:spacing w:after="0" w:line="240" w:lineRule="auto"/>
-              <w:jc w:val="center"/>
-              <w:rPr>
-                <w:rFonts w:ascii="Arial" w:eastAsia="Times New Roman" w:hAnsi="Arial" w:cs="Arial"/>
-                <w:color w:val="000000"/>
-                <w:kern w:val="0"/>
-                <w:lang w:eastAsia="en-IN"/>
-                <w14:ligatures w14:val="none"/>
-              </w:rPr>
-            </w:pPr>
-            <w:r>
-              <w:rPr>
-                <w:rFonts w:ascii="Arial" w:eastAsia="Times New Roman" w:hAnsi="Arial" w:cs="Arial"/>
-                <w:color w:val="000000"/>
-                <w:kern w:val="0"/>
-                <w:lang w:eastAsia="en-IN"/>
-                <w14:ligatures w14:val="none"/>
-              </w:rPr>
-              <w:t> </w:t>
-            </w:r>
-          </w:p>
-        </w:tc>
-        <w:tc>
-          <w:tcPr>
-            <w:tcW w:w="370" w:type="pct"/>
-            <w:tcBorders>
-              <w:top w:val="nil"/>
-              <w:left w:val="nil"/>
-              <w:bottom w:val="single" w:sz="4" w:space="0" w:color="auto"/>
-              <w:right w:val="single" w:sz="4" w:space="0" w:color="auto"/>
-            </w:tcBorders>
-            <w:vAlign w:val="center"/>
-            <w:hideMark/>
-          </w:tcPr>
-          <w:p>
-            <w:pPr>
-              <w:spacing w:after="0" w:line="240" w:lineRule="auto"/>
-              <w:jc w:val="center"/>
-              <w:rPr>
-                <w:rFonts w:ascii="Arial" w:eastAsia="Times New Roman" w:hAnsi="Arial" w:cs="Arial"/>
-                <w:color w:val="000000"/>
-                <w:kern w:val="0"/>
-                <w:lang w:eastAsia="en-IN"/>
-                <w14:ligatures w14:val="none"/>
-              </w:rPr>
-            </w:pPr>
-            <w:r>
-              <w:rPr>
-                <w:rFonts w:ascii="Arial" w:eastAsia="Times New Roman" w:hAnsi="Arial" w:cs="Arial"/>
-                <w:color w:val="000000"/>
-                <w:kern w:val="0"/>
-                <w:lang w:eastAsia="en-IN"/>
-                <w14:ligatures w14:val="none"/>
-              </w:rPr>
-              <w:t> </w:t>
-            </w:r>
-          </w:p>
-        </w:tc>
-        <w:tc>
-          <w:tcPr>
-            <w:tcW w:w="370" w:type="pct"/>
-            <w:tcBorders>
-              <w:top w:val="nil"/>
-              <w:left w:val="nil"/>
-              <w:bottom w:val="single" w:sz="4" w:space="0" w:color="auto"/>
-              <w:right w:val="single" w:sz="4" w:space="0" w:color="auto"/>
-            </w:tcBorders>
-            <w:vAlign w:val="center"/>
-            <w:hideMark/>
-          </w:tcPr>
-          <w:p>
-            <w:pPr>
-              <w:spacing w:after="0" w:line="240" w:lineRule="auto"/>
-              <w:jc w:val="center"/>
-              <w:rPr>
-                <w:rFonts w:ascii="Arial" w:eastAsia="Times New Roman" w:hAnsi="Arial" w:cs="Arial"/>
-                <w:color w:val="000000"/>
-                <w:kern w:val="0"/>
-                <w:lang w:eastAsia="en-IN"/>
-                <w14:ligatures w14:val="none"/>
-              </w:rPr>
-            </w:pPr>
-            <w:r>
-              <w:rPr>
-                <w:rFonts w:ascii="Arial" w:eastAsia="Times New Roman" w:hAnsi="Arial" w:cs="Arial"/>
-                <w:color w:val="000000"/>
-                <w:kern w:val="0"/>
-                <w:lang w:eastAsia="en-IN"/>
-                <w14:ligatures w14:val="none"/>
-              </w:rPr>
-              <w:t> </w:t>
-            </w:r>
-          </w:p>
-        </w:tc>
-        <w:tc>
-          <w:tcPr>
-            <w:tcW w:w="370" w:type="pct"/>
-            <w:tcBorders>
-              <w:top w:val="nil"/>
-              <w:left w:val="nil"/>
-              <w:bottom w:val="single" w:sz="4" w:space="0" w:color="auto"/>
-              <w:right w:val="single" w:sz="4" w:space="0" w:color="auto"/>
-            </w:tcBorders>
-            <w:vAlign w:val="center"/>
-            <w:hideMark/>
-          </w:tcPr>
-          <w:p>
-            <w:pPr>
-              <w:spacing w:after="0" w:line="240" w:lineRule="auto"/>
-              <w:jc w:val="center"/>
-              <w:rPr>
-                <w:rFonts w:ascii="Arial" w:eastAsia="Times New Roman" w:hAnsi="Arial" w:cs="Arial"/>
-                <w:color w:val="000000"/>
-                <w:kern w:val="0"/>
-                <w:lang w:eastAsia="en-IN"/>
-                <w14:ligatures w14:val="none"/>
-              </w:rPr>
-            </w:pPr>
-            <w:r>
-              <w:rPr>
-                <w:rFonts w:ascii="Arial" w:eastAsia="Times New Roman" w:hAnsi="Arial" w:cs="Arial"/>
-                <w:color w:val="000000"/>
-                <w:kern w:val="0"/>
-                <w:lang w:eastAsia="en-IN"/>
-                <w14:ligatures w14:val="none"/>
-              </w:rPr>
-              <w:t> </w:t>
-            </w:r>
-          </w:p>
-        </w:tc>
-        <w:tc>
-          <w:tcPr>
-            <w:tcW w:w="369" w:type="pct"/>
-            <w:tcBorders>
-              <w:top w:val="nil"/>
-              <w:left w:val="nil"/>
-              <w:bottom w:val="single" w:sz="4" w:space="0" w:color="auto"/>
-              <w:right w:val="single" w:sz="4" w:space="0" w:color="auto"/>
-            </w:tcBorders>
-            <w:vAlign w:val="center"/>
-            <w:hideMark/>
-          </w:tcPr>
-          <w:p>
-            <w:pPr>
-              <w:spacing w:after="0" w:line="240" w:lineRule="auto"/>
-              <w:jc w:val="center"/>
-              <w:rPr>
-                <w:rFonts w:ascii="Arial" w:eastAsia="Times New Roman" w:hAnsi="Arial" w:cs="Arial"/>
-                <w:color w:val="000000"/>
-                <w:kern w:val="0"/>
-                <w:lang w:eastAsia="en-IN"/>
-                <w14:ligatures w14:val="none"/>
-              </w:rPr>
-            </w:pPr>
-            <w:r>
-              <w:rPr>
-                <w:rFonts w:ascii="Arial" w:eastAsia="Times New Roman" w:hAnsi="Arial" w:cs="Arial"/>
-                <w:color w:val="000000"/>
-                <w:kern w:val="0"/>
-                <w:lang w:eastAsia="en-IN"/>
-                <w14:ligatures w14:val="none"/>
-              </w:rPr>
-              <w:t> </w:t>
-            </w:r>
-          </w:p>
-        </w:tc>
-      </w:tr>
-      <w:tr>
-        <w:trPr>
-          <w:trHeight w:val="283"/>
-        </w:trPr>
-        <w:tc>
-          <w:tcPr>
-            <w:tcW w:w="517" w:type="pct"/>
-            <w:tcBorders>
-              <w:top w:val="nil"/>
-              <w:left w:val="single" w:sz="4" w:space="0" w:color="auto"/>
-              <w:bottom w:val="single" w:sz="4" w:space="0" w:color="auto"/>
-              <w:right w:val="single" w:sz="4" w:space="0" w:color="auto"/>
-            </w:tcBorders>
-            <w:vAlign w:val="center"/>
-            <w:hideMark/>
-          </w:tcPr>
-          <w:p>
-            <w:pPr>
-              <w:spacing w:after="0" w:line="240" w:lineRule="auto"/>
-              <w:jc w:val="center"/>
-              <w:rPr>
-                <w:rFonts w:ascii="Arial" w:eastAsia="Times New Roman" w:hAnsi="Arial" w:cs="Arial"/>
-                <w:color w:val="000000"/>
-                <w:kern w:val="0"/>
-                <w:lang w:eastAsia="en-IN"/>
-                <w14:ligatures w14:val="none"/>
-              </w:rPr>
-            </w:pPr>
-            <w:r>
-              <w:rPr>
-                <w:rFonts w:ascii="Arial" w:eastAsia="Times New Roman" w:hAnsi="Arial" w:cs="Arial"/>
-                <w:color w:val="000000"/>
-                <w:kern w:val="0"/>
-                <w:lang w:eastAsia="en-IN"/>
-                <w14:ligatures w14:val="none"/>
-              </w:rPr>
-              <w:t>3</w:t>
-            </w:r>
-          </w:p>
-        </w:tc>
-        <w:tc>
-          <w:tcPr>
-            <w:tcW w:w="2260" w:type="pct"/>
-            <w:tcBorders>
-              <w:top w:val="nil"/>
-              <w:left w:val="nil"/>
-              <w:bottom w:val="single" w:sz="4" w:space="0" w:color="auto"/>
-              <w:right w:val="single" w:sz="4" w:space="0" w:color="auto"/>
-            </w:tcBorders>
-            <w:vAlign w:val="center"/>
-          </w:tcPr>
-          <w:p>
-            <w:pPr>
-              <w:spacing w:after="0" w:line="240" w:lineRule="auto"/>
-              <w:jc w:val="center"/>
-              <w:rPr>
-                <w:rFonts w:ascii="Arial" w:eastAsia="Times New Roman" w:hAnsi="Arial" w:cs="Arial"/>
-                <w:color w:val="000000"/>
-                <w:kern w:val="0"/>
-                <w:lang w:eastAsia="en-IN"/>
-                <w14:ligatures w14:val="none"/>
-              </w:rPr>
-            </w:pPr>
-          </w:p>
-        </w:tc>
-        <w:tc>
-          <w:tcPr>
-            <w:tcW w:w="372" w:type="pct"/>
-            <w:tcBorders>
-              <w:top w:val="nil"/>
-              <w:left w:val="nil"/>
-              <w:bottom w:val="single" w:sz="4" w:space="0" w:color="auto"/>
-              <w:right w:val="single" w:sz="4" w:space="0" w:color="auto"/>
-            </w:tcBorders>
-            <w:vAlign w:val="center"/>
-            <w:hideMark/>
-          </w:tcPr>
-          <w:p>
-            <w:pPr>
-              <w:spacing w:after="0" w:line="240" w:lineRule="auto"/>
-              <w:jc w:val="center"/>
-              <w:rPr>
-                <w:rFonts w:ascii="Arial" w:eastAsia="Times New Roman" w:hAnsi="Arial" w:cs="Arial"/>
-                <w:color w:val="000000"/>
-                <w:kern w:val="0"/>
-                <w:lang w:eastAsia="en-IN"/>
-                <w14:ligatures w14:val="none"/>
-              </w:rPr>
-            </w:pPr>
-            <w:r>
-              <w:rPr>
-                <w:rFonts w:ascii="Arial" w:eastAsia="Times New Roman" w:hAnsi="Arial" w:cs="Arial"/>
-                <w:color w:val="000000"/>
-                <w:kern w:val="0"/>
-                <w:lang w:eastAsia="en-IN"/>
-                <w14:ligatures w14:val="none"/>
-              </w:rPr>
-              <w:t> </w:t>
-            </w:r>
-          </w:p>
-        </w:tc>
-        <w:tc>
-          <w:tcPr>
-            <w:tcW w:w="372" w:type="pct"/>
-            <w:tcBorders>
-              <w:top w:val="nil"/>
-              <w:left w:val="nil"/>
-              <w:bottom w:val="single" w:sz="4" w:space="0" w:color="auto"/>
-              <w:right w:val="single" w:sz="4" w:space="0" w:color="auto"/>
-            </w:tcBorders>
-            <w:vAlign w:val="center"/>
-            <w:hideMark/>
-          </w:tcPr>
-          <w:p>
-            <w:pPr>
-              <w:spacing w:after="0" w:line="240" w:lineRule="auto"/>
-              <w:jc w:val="center"/>
-              <w:rPr>
-                <w:rFonts w:ascii="Arial" w:eastAsia="Times New Roman" w:hAnsi="Arial" w:cs="Arial"/>
-                <w:color w:val="000000"/>
-                <w:kern w:val="0"/>
-                <w:lang w:eastAsia="en-IN"/>
-                <w14:ligatures w14:val="none"/>
-              </w:rPr>
-            </w:pPr>
-            <w:r>
-              <w:rPr>
-                <w:rFonts w:ascii="Arial" w:eastAsia="Times New Roman" w:hAnsi="Arial" w:cs="Arial"/>
-                <w:color w:val="000000"/>
-                <w:kern w:val="0"/>
-                <w:lang w:eastAsia="en-IN"/>
-                <w14:ligatures w14:val="none"/>
-              </w:rPr>
-              <w:t> </w:t>
-            </w:r>
-          </w:p>
-        </w:tc>
-        <w:tc>
-          <w:tcPr>
-            <w:tcW w:w="370" w:type="pct"/>
-            <w:tcBorders>
-              <w:top w:val="nil"/>
-              <w:left w:val="nil"/>
-              <w:bottom w:val="single" w:sz="4" w:space="0" w:color="auto"/>
-              <w:right w:val="single" w:sz="4" w:space="0" w:color="auto"/>
-            </w:tcBorders>
-            <w:vAlign w:val="center"/>
-            <w:hideMark/>
-          </w:tcPr>
-          <w:p>
-            <w:pPr>
-              <w:spacing w:after="0" w:line="240" w:lineRule="auto"/>
-              <w:jc w:val="center"/>
-              <w:rPr>
-                <w:rFonts w:ascii="Arial" w:eastAsia="Times New Roman" w:hAnsi="Arial" w:cs="Arial"/>
-                <w:color w:val="000000"/>
-                <w:kern w:val="0"/>
-                <w:lang w:eastAsia="en-IN"/>
-                <w14:ligatures w14:val="none"/>
-              </w:rPr>
-            </w:pPr>
-            <w:r>
-              <w:rPr>
-                <w:rFonts w:ascii="Arial" w:eastAsia="Times New Roman" w:hAnsi="Arial" w:cs="Arial"/>
-                <w:color w:val="000000"/>
-                <w:kern w:val="0"/>
-                <w:lang w:eastAsia="en-IN"/>
-                <w14:ligatures w14:val="none"/>
-              </w:rPr>
-              <w:t> </w:t>
-            </w:r>
-          </w:p>
-        </w:tc>
-        <w:tc>
-          <w:tcPr>
-            <w:tcW w:w="370" w:type="pct"/>
-            <w:tcBorders>
-              <w:top w:val="nil"/>
-              <w:left w:val="nil"/>
-              <w:bottom w:val="single" w:sz="4" w:space="0" w:color="auto"/>
-              <w:right w:val="single" w:sz="4" w:space="0" w:color="auto"/>
-            </w:tcBorders>
-            <w:vAlign w:val="center"/>
-            <w:hideMark/>
-          </w:tcPr>
-          <w:p>
-            <w:pPr>
-              <w:spacing w:after="0" w:line="240" w:lineRule="auto"/>
-              <w:jc w:val="center"/>
-              <w:rPr>
-                <w:rFonts w:ascii="Arial" w:eastAsia="Times New Roman" w:hAnsi="Arial" w:cs="Arial"/>
-                <w:color w:val="000000"/>
-                <w:kern w:val="0"/>
-                <w:lang w:eastAsia="en-IN"/>
-                <w14:ligatures w14:val="none"/>
-              </w:rPr>
-            </w:pPr>
-            <w:r>
-              <w:rPr>
-                <w:rFonts w:ascii="Arial" w:eastAsia="Times New Roman" w:hAnsi="Arial" w:cs="Arial"/>
-                <w:color w:val="000000"/>
-                <w:kern w:val="0"/>
-                <w:lang w:eastAsia="en-IN"/>
-                <w14:ligatures w14:val="none"/>
-              </w:rPr>
-              <w:t> </w:t>
-            </w:r>
-          </w:p>
-        </w:tc>
-        <w:tc>
-          <w:tcPr>
-            <w:tcW w:w="370" w:type="pct"/>
-            <w:tcBorders>
-              <w:top w:val="nil"/>
-              <w:left w:val="nil"/>
-              <w:bottom w:val="single" w:sz="4" w:space="0" w:color="auto"/>
-              <w:right w:val="single" w:sz="4" w:space="0" w:color="auto"/>
-            </w:tcBorders>
-            <w:vAlign w:val="center"/>
-            <w:hideMark/>
-          </w:tcPr>
-          <w:p>
-            <w:pPr>
-              <w:spacing w:after="0" w:line="240" w:lineRule="auto"/>
-              <w:jc w:val="center"/>
-              <w:rPr>
-                <w:rFonts w:ascii="Arial" w:eastAsia="Times New Roman" w:hAnsi="Arial" w:cs="Arial"/>
-                <w:color w:val="000000"/>
-                <w:kern w:val="0"/>
-                <w:lang w:eastAsia="en-IN"/>
-                <w14:ligatures w14:val="none"/>
-              </w:rPr>
-            </w:pPr>
-            <w:r>
-              <w:rPr>
-                <w:rFonts w:ascii="Arial" w:eastAsia="Times New Roman" w:hAnsi="Arial" w:cs="Arial"/>
-                <w:color w:val="000000"/>
-                <w:kern w:val="0"/>
-                <w:lang w:eastAsia="en-IN"/>
-                <w14:ligatures w14:val="none"/>
-              </w:rPr>
-              <w:t> </w:t>
-            </w:r>
-          </w:p>
-        </w:tc>
-        <w:tc>
-          <w:tcPr>
-            <w:tcW w:w="369" w:type="pct"/>
-            <w:tcBorders>
-              <w:top w:val="nil"/>
-              <w:left w:val="nil"/>
-              <w:bottom w:val="single" w:sz="4" w:space="0" w:color="auto"/>
-              <w:right w:val="single" w:sz="4" w:space="0" w:color="auto"/>
-            </w:tcBorders>
-            <w:vAlign w:val="center"/>
-            <w:hideMark/>
-          </w:tcPr>
-          <w:p>
-            <w:pPr>
-              <w:spacing w:after="0" w:line="240" w:lineRule="auto"/>
-              <w:jc w:val="center"/>
-              <w:rPr>
-                <w:rFonts w:ascii="Arial" w:eastAsia="Times New Roman" w:hAnsi="Arial" w:cs="Arial"/>
-                <w:color w:val="000000"/>
-                <w:kern w:val="0"/>
-                <w:lang w:eastAsia="en-IN"/>
-                <w14:ligatures w14:val="none"/>
-              </w:rPr>
-            </w:pPr>
-            <w:r>
-              <w:rPr>
-                <w:rFonts w:ascii="Arial" w:eastAsia="Times New Roman" w:hAnsi="Arial" w:cs="Arial"/>
-                <w:color w:val="000000"/>
-                <w:kern w:val="0"/>
-                <w:lang w:eastAsia="en-IN"/>
-                <w14:ligatures w14:val="none"/>
-              </w:rPr>
-              <w:t> </w:t>
-            </w:r>
-          </w:p>
+        <w:tc>
+          <w:tcPr>
+            <w:tcW w:type="dxa" w:w="933"/>
+          </w:tcPr>
+          <w:p>
+            <w:r/>
+            <w:r>
+              <w:t>{%tr endfor %}</w:t>
+            </w:r>
+          </w:p>
+        </w:tc>
+        <w:tc>
+          <w:tcPr>
+            <w:tcW w:type="dxa" w:w="4075"/>
+          </w:tcPr>
+          <w:p/>
+        </w:tc>
+        <w:tc>
+          <w:tcPr>
+            <w:tcW w:type="dxa" w:w="671"/>
+          </w:tcPr>
+          <w:p/>
+        </w:tc>
+        <w:tc>
+          <w:tcPr>
+            <w:tcW w:type="dxa" w:w="671"/>
+          </w:tcPr>
+          <w:p/>
+        </w:tc>
+        <w:tc>
+          <w:tcPr>
+            <w:tcW w:type="dxa" w:w="667"/>
+          </w:tcPr>
+          <w:p/>
+        </w:tc>
+        <w:tc>
+          <w:tcPr>
+            <w:tcW w:type="dxa" w:w="667"/>
+          </w:tcPr>
+          <w:p/>
+        </w:tc>
+        <w:tc>
+          <w:tcPr>
+            <w:tcW w:type="dxa" w:w="667"/>
+          </w:tcPr>
+          <w:p/>
+        </w:tc>
+        <w:tc>
+          <w:tcPr>
+            <w:tcW w:type="dxa" w:w="665"/>
+          </w:tcPr>
+          <w:p/>
         </w:tc>
       </w:tr>
     </w:tbl>

--- a/datasheet_gen/word_templates/ESD.docx
+++ b/datasheet_gen/word_templates/ESD.docx
@@ -433,6 +433,7 @@
       <w:tr>
         <w:trPr>
           <w:trHeight w:val="737"/>
+          <w:tblHeader/>
         </w:trPr>
         <w:tc>
           <w:tcPr>
@@ -1712,7 +1713,7 @@
           <w:p>
             <w:r/>
             <w:r>
-              <w:t>{{ eut_configuration }}</w:t>
+              <w:t>{{ eut_configuration_col_1 }}</w:t>
             </w:r>
           </w:p>
         </w:tc>
@@ -1723,7 +1724,9 @@
           </w:tcPr>
           <w:p>
             <w:r/>
-            <w:r/>
+            <w:r>
+              <w:t>{{ eut_configuration_col_2 }}</w:t>
+            </w:r>
           </w:p>
         </w:tc>
       </w:tr>
@@ -2662,58 +2665,194 @@
         </w:tc>
       </w:tr>
       <w:tr>
-        <w:tc>
-          <w:tcPr>
-            <w:tcW w:type="dxa" w:w="933"/>
+        <w:trPr>
+          <w:trHeight w:val="283"/>
+        </w:trPr>
+        <w:tc>
+          <w:tcPr>
+            <w:tcW w:w="517" w:type="pct"/>
+            <w:tcBorders>
+              <w:top w:val="nil"/>
+              <w:left w:val="single" w:sz="4" w:space="0" w:color="auto"/>
+              <w:bottom w:val="single" w:sz="4" w:space="0" w:color="auto"/>
+              <w:right w:val="single" w:sz="4" w:space="0" w:color="auto"/>
+            </w:tcBorders>
+            <w:vAlign w:val="center"/>
+            <w:hideMark/>
+          </w:tcPr>
+          <w:p>
+            <w:pPr>
+              <w:spacing w:after="0" w:line="240" w:lineRule="auto"/>
+              <w:jc w:val="center"/>
+              <w:rPr>
+                <w:rFonts w:ascii="Arial" w:eastAsia="Times New Roman" w:hAnsi="Arial" w:cs="Arial"/>
+                <w:color w:val="000000"/>
+                <w:kern w:val="0"/>
+                <w:lang w:eastAsia="en-IN"/>
+                <w14:ligatures w14:val="none"/>
+              </w:rPr>
+            </w:pPr>
+            <w:r>
+              <w:rPr>
+                <w:rFonts w:ascii="Arial" w:eastAsia="Times New Roman" w:hAnsi="Arial" w:cs="Arial"/>
+                <w:color w:val="000000"/>
+                <w:kern w:val="0"/>
+                <w:lang w:eastAsia="en-IN"/>
+                <w14:ligatures w14:val="none"/>
+              </w:rPr>
+              <w:t>1</w:t>
+            </w:r>
+          </w:p>
+        </w:tc>
+        <w:tc>
+          <w:tcPr>
+            <w:tcW w:w="2260" w:type="pct"/>
+            <w:tcBorders>
+              <w:top w:val="nil"/>
+              <w:left w:val="nil"/>
+              <w:bottom w:val="single" w:sz="4" w:space="0" w:color="auto"/>
+              <w:right w:val="single" w:sz="4" w:space="0" w:color="auto"/>
+            </w:tcBorders>
+            <w:vAlign w:val="center"/>
+            <w:hideMark/>
+          </w:tcPr>
+          <w:p>
+            <w:pPr>
+              <w:spacing w:after="0" w:line="240" w:lineRule="auto"/>
+              <w:jc w:val="center"/>
+              <w:rPr>
+                <w:rFonts w:ascii="Arial" w:eastAsia="Times New Roman" w:hAnsi="Arial" w:cs="Arial"/>
+                <w:color w:val="000000"/>
+                <w:kern w:val="0"/>
+                <w:lang w:eastAsia="en-IN"/>
+                <w14:ligatures w14:val="none"/>
+              </w:rPr>
+            </w:pPr>
+            <w:r>
+              <w:rPr>
+                <w:rFonts w:ascii="Arial" w:eastAsia="Times New Roman" w:hAnsi="Arial" w:cs="Arial"/>
+                <w:color w:val="000000"/>
+                <w:kern w:val="0"/>
+                <w:lang w:val="en-US" w:eastAsia="en-IN"/>
+                <w14:ligatures w14:val="none"/>
+              </w:rPr>
+              <w:t>HCP (0°)</w:t>
+            </w:r>
+          </w:p>
+        </w:tc>
+        <w:tc>
+          <w:tcPr>
+            <w:tcW w:w="372" w:type="pct"/>
+            <w:tcBorders>
+              <w:top w:val="nil"/>
+              <w:left w:val="nil"/>
+              <w:bottom w:val="single" w:sz="4" w:space="0" w:color="auto"/>
+              <w:right w:val="single" w:sz="4" w:space="0" w:color="auto"/>
+            </w:tcBorders>
+            <w:vAlign w:val="center"/>
+            <w:hideMark/>
           </w:tcPr>
           <w:p>
             <w:r/>
             <w:r>
-              <w:t>{%tr for r in obs_indirect %}</w:t>
-            </w:r>
-          </w:p>
-        </w:tc>
-        <w:tc>
-          <w:tcPr>
-            <w:tcW w:type="dxa" w:w="4075"/>
-          </w:tcPr>
-          <w:p/>
-        </w:tc>
-        <w:tc>
-          <w:tcPr>
-            <w:tcW w:type="dxa" w:w="671"/>
-          </w:tcPr>
-          <w:p/>
-        </w:tc>
-        <w:tc>
-          <w:tcPr>
-            <w:tcW w:type="dxa" w:w="671"/>
-          </w:tcPr>
-          <w:p/>
-        </w:tc>
-        <w:tc>
-          <w:tcPr>
-            <w:tcW w:type="dxa" w:w="667"/>
-          </w:tcPr>
-          <w:p/>
-        </w:tc>
-        <w:tc>
-          <w:tcPr>
-            <w:tcW w:type="dxa" w:w="667"/>
-          </w:tcPr>
-          <w:p/>
-        </w:tc>
-        <w:tc>
-          <w:tcPr>
-            <w:tcW w:type="dxa" w:w="667"/>
-          </w:tcPr>
-          <w:p/>
-        </w:tc>
-        <w:tc>
-          <w:tcPr>
-            <w:tcW w:type="dxa" w:w="665"/>
-          </w:tcPr>
-          <w:p/>
+              <w:t>{{ hcp_test_level_2 }}</w:t>
+            </w:r>
+          </w:p>
+        </w:tc>
+        <w:tc>
+          <w:tcPr>
+            <w:tcW w:w="372" w:type="pct"/>
+            <w:tcBorders>
+              <w:top w:val="nil"/>
+              <w:left w:val="nil"/>
+              <w:bottom w:val="single" w:sz="4" w:space="0" w:color="auto"/>
+              <w:right w:val="single" w:sz="4" w:space="0" w:color="auto"/>
+            </w:tcBorders>
+            <w:vAlign w:val="center"/>
+            <w:hideMark/>
+          </w:tcPr>
+          <w:p>
+            <w:r/>
+            <w:r>
+              <w:t>{{ hcp_test_level_2_2 }}</w:t>
+            </w:r>
+          </w:p>
+        </w:tc>
+        <w:tc>
+          <w:tcPr>
+            <w:tcW w:w="370" w:type="pct"/>
+            <w:tcBorders>
+              <w:top w:val="nil"/>
+              <w:left w:val="nil"/>
+              <w:bottom w:val="single" w:sz="4" w:space="0" w:color="auto"/>
+              <w:right w:val="single" w:sz="4" w:space="0" w:color="auto"/>
+            </w:tcBorders>
+            <w:vAlign w:val="center"/>
+            <w:hideMark/>
+          </w:tcPr>
+          <w:p>
+            <w:r/>
+            <w:r>
+              <w:t>{{ hcp_test_level_4 }}</w:t>
+            </w:r>
+          </w:p>
+        </w:tc>
+        <w:tc>
+          <w:tcPr>
+            <w:tcW w:w="370" w:type="pct"/>
+            <w:tcBorders>
+              <w:top w:val="nil"/>
+              <w:left w:val="nil"/>
+              <w:bottom w:val="single" w:sz="4" w:space="0" w:color="auto"/>
+              <w:right w:val="single" w:sz="4" w:space="0" w:color="auto"/>
+            </w:tcBorders>
+            <w:vAlign w:val="center"/>
+            <w:hideMark/>
+          </w:tcPr>
+          <w:p>
+            <w:r/>
+            <w:r>
+              <w:t>{{ hcp_test_level_4_2 }}</w:t>
+            </w:r>
+          </w:p>
+        </w:tc>
+        <w:tc>
+          <w:tcPr>
+            <w:tcW w:w="370" w:type="pct"/>
+            <w:tcBorders>
+              <w:top w:val="nil"/>
+              <w:left w:val="nil"/>
+              <w:bottom w:val="single" w:sz="4" w:space="0" w:color="auto"/>
+              <w:right w:val="single" w:sz="4" w:space="0" w:color="auto"/>
+            </w:tcBorders>
+            <w:vAlign w:val="center"/>
+            <w:hideMark/>
+          </w:tcPr>
+          <w:p>
+            <w:r/>
+            <w:r>
+              <w:t>{{ hcp_test_level_8 }}</w:t>
+            </w:r>
+          </w:p>
+        </w:tc>
+        <w:tc>
+          <w:tcPr>
+            <w:tcW w:w="369" w:type="pct"/>
+            <w:tcBorders>
+              <w:top w:val="nil"/>
+              <w:left w:val="nil"/>
+              <w:bottom w:val="single" w:sz="4" w:space="0" w:color="auto"/>
+              <w:right w:val="single" w:sz="4" w:space="0" w:color="auto"/>
+            </w:tcBorders>
+            <w:vAlign w:val="center"/>
+            <w:hideMark/>
+          </w:tcPr>
+          <w:p>
+            <w:r/>
+            <w:r>
+              <w:t>{{ hcp_test_level_8_2 }}</w:t>
+            </w:r>
+          </w:p>
         </w:tc>
       </w:tr>
       <w:tr>
@@ -2733,9 +2872,26 @@
             <w:hideMark/>
           </w:tcPr>
           <w:p>
-            <w:r/>
-            <w:r>
-              <w:t>{{ r.c0 }}</w:t>
+            <w:pPr>
+              <w:spacing w:after="0" w:line="240" w:lineRule="auto"/>
+              <w:jc w:val="center"/>
+              <w:rPr>
+                <w:rFonts w:ascii="Arial" w:eastAsia="Times New Roman" w:hAnsi="Arial" w:cs="Arial"/>
+                <w:color w:val="000000"/>
+                <w:kern w:val="0"/>
+                <w:lang w:eastAsia="en-IN"/>
+                <w14:ligatures w14:val="none"/>
+              </w:rPr>
+            </w:pPr>
+            <w:r>
+              <w:rPr>
+                <w:rFonts w:ascii="Arial" w:eastAsia="Times New Roman" w:hAnsi="Arial" w:cs="Arial"/>
+                <w:color w:val="000000"/>
+                <w:kern w:val="0"/>
+                <w:lang w:eastAsia="en-IN"/>
+                <w14:ligatures w14:val="none"/>
+              </w:rPr>
+              <w:t>2</w:t>
             </w:r>
           </w:p>
         </w:tc>
@@ -2752,9 +2908,26 @@
             <w:hideMark/>
           </w:tcPr>
           <w:p>
-            <w:r/>
-            <w:r>
-              <w:t>{{ r.c1 }}</w:t>
+            <w:pPr>
+              <w:spacing w:after="0" w:line="240" w:lineRule="auto"/>
+              <w:jc w:val="center"/>
+              <w:rPr>
+                <w:rFonts w:ascii="Arial" w:eastAsia="Times New Roman" w:hAnsi="Arial" w:cs="Arial"/>
+                <w:color w:val="000000"/>
+                <w:kern w:val="0"/>
+                <w:lang w:eastAsia="en-IN"/>
+                <w14:ligatures w14:val="none"/>
+              </w:rPr>
+            </w:pPr>
+            <w:r>
+              <w:rPr>
+                <w:rFonts w:ascii="Arial" w:eastAsia="Times New Roman" w:hAnsi="Arial" w:cs="Arial"/>
+                <w:color w:val="000000"/>
+                <w:kern w:val="0"/>
+                <w:lang w:val="en-US" w:eastAsia="en-IN"/>
+                <w14:ligatures w14:val="none"/>
+              </w:rPr>
+              <w:t>HCP (90°)</w:t>
             </w:r>
           </w:p>
         </w:tc>
@@ -2773,7 +2946,7 @@
           <w:p>
             <w:r/>
             <w:r>
-              <w:t>{{ r.c2 }}</w:t>
+              <w:t>{{ hcp_test_level_2_3 }}</w:t>
             </w:r>
           </w:p>
         </w:tc>
@@ -2792,7 +2965,7 @@
           <w:p>
             <w:r/>
             <w:r>
-              <w:t>{{ r.c3 }}</w:t>
+              <w:t>{{ hcp_test_level_2_4 }}</w:t>
             </w:r>
           </w:p>
         </w:tc>
@@ -2811,7 +2984,7 @@
           <w:p>
             <w:r/>
             <w:r>
-              <w:t>{{ r.c4 }}</w:t>
+              <w:t>{{ hcp_test_level_4_3 }}</w:t>
             </w:r>
           </w:p>
         </w:tc>
@@ -2830,7 +3003,7 @@
           <w:p>
             <w:r/>
             <w:r>
-              <w:t>{{ r.c5 }}</w:t>
+              <w:t>{{ hcp_test_level_4_4 }}</w:t>
             </w:r>
           </w:p>
         </w:tc>
@@ -2849,7 +3022,7 @@
           <w:p>
             <w:r/>
             <w:r>
-              <w:t>{{ r.c6 }}</w:t>
+              <w:t>{{ hcp_test_level_8_3 }}</w:t>
             </w:r>
           </w:p>
         </w:tc>
@@ -2868,64 +3041,1155 @@
           <w:p>
             <w:r/>
             <w:r>
-              <w:t>{{ r.c7 }}</w:t>
+              <w:t>{{ hcp_test_level_8_4 }}</w:t>
             </w:r>
           </w:p>
         </w:tc>
       </w:tr>
       <w:tr>
-        <w:tc>
-          <w:tcPr>
-            <w:tcW w:type="dxa" w:w="933"/>
+        <w:trPr>
+          <w:trHeight w:val="283"/>
+        </w:trPr>
+        <w:tc>
+          <w:tcPr>
+            <w:tcW w:w="517" w:type="pct"/>
+            <w:tcBorders>
+              <w:top w:val="nil"/>
+              <w:left w:val="single" w:sz="4" w:space="0" w:color="auto"/>
+              <w:bottom w:val="single" w:sz="4" w:space="0" w:color="auto"/>
+              <w:right w:val="single" w:sz="4" w:space="0" w:color="auto"/>
+            </w:tcBorders>
+            <w:vAlign w:val="center"/>
+            <w:hideMark/>
+          </w:tcPr>
+          <w:p>
+            <w:pPr>
+              <w:spacing w:after="0" w:line="240" w:lineRule="auto"/>
+              <w:jc w:val="center"/>
+              <w:rPr>
+                <w:rFonts w:ascii="Arial" w:eastAsia="Times New Roman" w:hAnsi="Arial" w:cs="Arial"/>
+                <w:color w:val="000000"/>
+                <w:kern w:val="0"/>
+                <w:lang w:eastAsia="en-IN"/>
+                <w14:ligatures w14:val="none"/>
+              </w:rPr>
+            </w:pPr>
+            <w:r>
+              <w:rPr>
+                <w:rFonts w:ascii="Arial" w:eastAsia="Times New Roman" w:hAnsi="Arial" w:cs="Arial"/>
+                <w:color w:val="000000"/>
+                <w:kern w:val="0"/>
+                <w:lang w:eastAsia="en-IN"/>
+                <w14:ligatures w14:val="none"/>
+              </w:rPr>
+              <w:t>3</w:t>
+            </w:r>
+          </w:p>
+        </w:tc>
+        <w:tc>
+          <w:tcPr>
+            <w:tcW w:w="2260" w:type="pct"/>
+            <w:tcBorders>
+              <w:top w:val="nil"/>
+              <w:left w:val="nil"/>
+              <w:bottom w:val="single" w:sz="4" w:space="0" w:color="auto"/>
+              <w:right w:val="single" w:sz="4" w:space="0" w:color="auto"/>
+            </w:tcBorders>
+            <w:vAlign w:val="center"/>
+            <w:hideMark/>
+          </w:tcPr>
+          <w:p>
+            <w:pPr>
+              <w:spacing w:after="0" w:line="240" w:lineRule="auto"/>
+              <w:jc w:val="center"/>
+              <w:rPr>
+                <w:rFonts w:ascii="Arial" w:eastAsia="Times New Roman" w:hAnsi="Arial" w:cs="Arial"/>
+                <w:color w:val="000000"/>
+                <w:kern w:val="0"/>
+                <w:lang w:eastAsia="en-IN"/>
+                <w14:ligatures w14:val="none"/>
+              </w:rPr>
+            </w:pPr>
+            <w:r>
+              <w:rPr>
+                <w:rFonts w:ascii="Arial" w:eastAsia="Times New Roman" w:hAnsi="Arial" w:cs="Arial"/>
+                <w:color w:val="000000"/>
+                <w:kern w:val="0"/>
+                <w:lang w:val="en-US" w:eastAsia="en-IN"/>
+                <w14:ligatures w14:val="none"/>
+              </w:rPr>
+              <w:t>HCP (180°)</w:t>
+            </w:r>
+          </w:p>
+        </w:tc>
+        <w:tc>
+          <w:tcPr>
+            <w:tcW w:w="372" w:type="pct"/>
+            <w:tcBorders>
+              <w:top w:val="nil"/>
+              <w:left w:val="nil"/>
+              <w:bottom w:val="single" w:sz="4" w:space="0" w:color="auto"/>
+              <w:right w:val="single" w:sz="4" w:space="0" w:color="auto"/>
+            </w:tcBorders>
+            <w:vAlign w:val="center"/>
+            <w:hideMark/>
           </w:tcPr>
           <w:p>
             <w:r/>
             <w:r>
-              <w:t>{%tr endfor %}</w:t>
-            </w:r>
-          </w:p>
-        </w:tc>
-        <w:tc>
-          <w:tcPr>
-            <w:tcW w:type="dxa" w:w="4075"/>
-          </w:tcPr>
-          <w:p/>
-        </w:tc>
-        <w:tc>
-          <w:tcPr>
-            <w:tcW w:type="dxa" w:w="671"/>
-          </w:tcPr>
-          <w:p/>
-        </w:tc>
-        <w:tc>
-          <w:tcPr>
-            <w:tcW w:type="dxa" w:w="671"/>
-          </w:tcPr>
-          <w:p/>
-        </w:tc>
-        <w:tc>
-          <w:tcPr>
-            <w:tcW w:type="dxa" w:w="667"/>
-          </w:tcPr>
-          <w:p/>
-        </w:tc>
-        <w:tc>
-          <w:tcPr>
-            <w:tcW w:type="dxa" w:w="667"/>
-          </w:tcPr>
-          <w:p/>
-        </w:tc>
-        <w:tc>
-          <w:tcPr>
-            <w:tcW w:type="dxa" w:w="667"/>
-          </w:tcPr>
-          <w:p/>
-        </w:tc>
-        <w:tc>
-          <w:tcPr>
-            <w:tcW w:type="dxa" w:w="665"/>
-          </w:tcPr>
-          <w:p/>
+              <w:t>{{ hcp_test_level_2_5 }}</w:t>
+            </w:r>
+          </w:p>
+        </w:tc>
+        <w:tc>
+          <w:tcPr>
+            <w:tcW w:w="372" w:type="pct"/>
+            <w:tcBorders>
+              <w:top w:val="nil"/>
+              <w:left w:val="nil"/>
+              <w:bottom w:val="single" w:sz="4" w:space="0" w:color="auto"/>
+              <w:right w:val="single" w:sz="4" w:space="0" w:color="auto"/>
+            </w:tcBorders>
+            <w:vAlign w:val="center"/>
+            <w:hideMark/>
+          </w:tcPr>
+          <w:p>
+            <w:r/>
+            <w:r>
+              <w:t>{{ hcp_test_level_2_6 }}</w:t>
+            </w:r>
+          </w:p>
+        </w:tc>
+        <w:tc>
+          <w:tcPr>
+            <w:tcW w:w="370" w:type="pct"/>
+            <w:tcBorders>
+              <w:top w:val="nil"/>
+              <w:left w:val="nil"/>
+              <w:bottom w:val="single" w:sz="4" w:space="0" w:color="auto"/>
+              <w:right w:val="single" w:sz="4" w:space="0" w:color="auto"/>
+            </w:tcBorders>
+            <w:vAlign w:val="center"/>
+            <w:hideMark/>
+          </w:tcPr>
+          <w:p>
+            <w:r/>
+            <w:r>
+              <w:t>{{ hcp_test_level_4_5 }}</w:t>
+            </w:r>
+          </w:p>
+        </w:tc>
+        <w:tc>
+          <w:tcPr>
+            <w:tcW w:w="370" w:type="pct"/>
+            <w:tcBorders>
+              <w:top w:val="nil"/>
+              <w:left w:val="nil"/>
+              <w:bottom w:val="single" w:sz="4" w:space="0" w:color="auto"/>
+              <w:right w:val="single" w:sz="4" w:space="0" w:color="auto"/>
+            </w:tcBorders>
+            <w:vAlign w:val="center"/>
+            <w:hideMark/>
+          </w:tcPr>
+          <w:p>
+            <w:r/>
+            <w:r>
+              <w:t>{{ hcp_test_level_4_6 }}</w:t>
+            </w:r>
+          </w:p>
+        </w:tc>
+        <w:tc>
+          <w:tcPr>
+            <w:tcW w:w="370" w:type="pct"/>
+            <w:tcBorders>
+              <w:top w:val="nil"/>
+              <w:left w:val="nil"/>
+              <w:bottom w:val="single" w:sz="4" w:space="0" w:color="auto"/>
+              <w:right w:val="single" w:sz="4" w:space="0" w:color="auto"/>
+            </w:tcBorders>
+            <w:vAlign w:val="center"/>
+            <w:hideMark/>
+          </w:tcPr>
+          <w:p>
+            <w:r/>
+            <w:r>
+              <w:t>{{ hcp_test_level_8_5 }}</w:t>
+            </w:r>
+          </w:p>
+        </w:tc>
+        <w:tc>
+          <w:tcPr>
+            <w:tcW w:w="369" w:type="pct"/>
+            <w:tcBorders>
+              <w:top w:val="nil"/>
+              <w:left w:val="nil"/>
+              <w:bottom w:val="single" w:sz="4" w:space="0" w:color="auto"/>
+              <w:right w:val="single" w:sz="4" w:space="0" w:color="auto"/>
+            </w:tcBorders>
+            <w:vAlign w:val="center"/>
+            <w:hideMark/>
+          </w:tcPr>
+          <w:p>
+            <w:r/>
+            <w:r>
+              <w:t>{{ hcp_test_level_8_6 }}</w:t>
+            </w:r>
+          </w:p>
+        </w:tc>
+      </w:tr>
+      <w:tr>
+        <w:trPr>
+          <w:trHeight w:val="283"/>
+        </w:trPr>
+        <w:tc>
+          <w:tcPr>
+            <w:tcW w:w="517" w:type="pct"/>
+            <w:tcBorders>
+              <w:top w:val="nil"/>
+              <w:left w:val="single" w:sz="4" w:space="0" w:color="auto"/>
+              <w:bottom w:val="single" w:sz="4" w:space="0" w:color="auto"/>
+              <w:right w:val="single" w:sz="4" w:space="0" w:color="auto"/>
+            </w:tcBorders>
+            <w:vAlign w:val="center"/>
+            <w:hideMark/>
+          </w:tcPr>
+          <w:p>
+            <w:pPr>
+              <w:spacing w:after="0" w:line="240" w:lineRule="auto"/>
+              <w:jc w:val="center"/>
+              <w:rPr>
+                <w:rFonts w:ascii="Arial" w:eastAsia="Times New Roman" w:hAnsi="Arial" w:cs="Arial"/>
+                <w:color w:val="000000"/>
+                <w:kern w:val="0"/>
+                <w:lang w:eastAsia="en-IN"/>
+                <w14:ligatures w14:val="none"/>
+              </w:rPr>
+            </w:pPr>
+            <w:r>
+              <w:rPr>
+                <w:rFonts w:ascii="Arial" w:eastAsia="Times New Roman" w:hAnsi="Arial" w:cs="Arial"/>
+                <w:color w:val="000000"/>
+                <w:kern w:val="0"/>
+                <w:lang w:eastAsia="en-IN"/>
+                <w14:ligatures w14:val="none"/>
+              </w:rPr>
+              <w:t>4</w:t>
+            </w:r>
+          </w:p>
+        </w:tc>
+        <w:tc>
+          <w:tcPr>
+            <w:tcW w:w="2260" w:type="pct"/>
+            <w:tcBorders>
+              <w:top w:val="nil"/>
+              <w:left w:val="nil"/>
+              <w:bottom w:val="single" w:sz="4" w:space="0" w:color="auto"/>
+              <w:right w:val="single" w:sz="4" w:space="0" w:color="auto"/>
+            </w:tcBorders>
+            <w:vAlign w:val="center"/>
+            <w:hideMark/>
+          </w:tcPr>
+          <w:p>
+            <w:pPr>
+              <w:spacing w:after="0" w:line="240" w:lineRule="auto"/>
+              <w:jc w:val="center"/>
+              <w:rPr>
+                <w:rFonts w:ascii="Arial" w:eastAsia="Times New Roman" w:hAnsi="Arial" w:cs="Arial"/>
+                <w:color w:val="000000"/>
+                <w:kern w:val="0"/>
+                <w:lang w:eastAsia="en-IN"/>
+                <w14:ligatures w14:val="none"/>
+              </w:rPr>
+            </w:pPr>
+            <w:r>
+              <w:rPr>
+                <w:rFonts w:ascii="Arial" w:eastAsia="Times New Roman" w:hAnsi="Arial" w:cs="Arial"/>
+                <w:color w:val="000000"/>
+                <w:kern w:val="0"/>
+                <w:lang w:val="en-US" w:eastAsia="en-IN"/>
+                <w14:ligatures w14:val="none"/>
+              </w:rPr>
+              <w:t>HCP (270°)</w:t>
+            </w:r>
+          </w:p>
+        </w:tc>
+        <w:tc>
+          <w:tcPr>
+            <w:tcW w:w="372" w:type="pct"/>
+            <w:tcBorders>
+              <w:top w:val="nil"/>
+              <w:left w:val="nil"/>
+              <w:bottom w:val="single" w:sz="4" w:space="0" w:color="auto"/>
+              <w:right w:val="single" w:sz="4" w:space="0" w:color="auto"/>
+            </w:tcBorders>
+            <w:vAlign w:val="center"/>
+            <w:hideMark/>
+          </w:tcPr>
+          <w:p>
+            <w:r/>
+            <w:r>
+              <w:t>{{ hcp_test_level_2_7 }}</w:t>
+            </w:r>
+          </w:p>
+        </w:tc>
+        <w:tc>
+          <w:tcPr>
+            <w:tcW w:w="372" w:type="pct"/>
+            <w:tcBorders>
+              <w:top w:val="nil"/>
+              <w:left w:val="nil"/>
+              <w:bottom w:val="single" w:sz="4" w:space="0" w:color="auto"/>
+              <w:right w:val="single" w:sz="4" w:space="0" w:color="auto"/>
+            </w:tcBorders>
+            <w:vAlign w:val="center"/>
+            <w:hideMark/>
+          </w:tcPr>
+          <w:p>
+            <w:r/>
+            <w:r>
+              <w:t>{{ hcp_test_level_2_8 }}</w:t>
+            </w:r>
+          </w:p>
+        </w:tc>
+        <w:tc>
+          <w:tcPr>
+            <w:tcW w:w="370" w:type="pct"/>
+            <w:tcBorders>
+              <w:top w:val="nil"/>
+              <w:left w:val="nil"/>
+              <w:bottom w:val="single" w:sz="4" w:space="0" w:color="auto"/>
+              <w:right w:val="single" w:sz="4" w:space="0" w:color="auto"/>
+            </w:tcBorders>
+            <w:vAlign w:val="center"/>
+            <w:hideMark/>
+          </w:tcPr>
+          <w:p>
+            <w:r/>
+            <w:r>
+              <w:t>{{ hcp_test_level_4_7 }}</w:t>
+            </w:r>
+          </w:p>
+        </w:tc>
+        <w:tc>
+          <w:tcPr>
+            <w:tcW w:w="370" w:type="pct"/>
+            <w:tcBorders>
+              <w:top w:val="nil"/>
+              <w:left w:val="nil"/>
+              <w:bottom w:val="single" w:sz="4" w:space="0" w:color="auto"/>
+              <w:right w:val="single" w:sz="4" w:space="0" w:color="auto"/>
+            </w:tcBorders>
+            <w:vAlign w:val="center"/>
+            <w:hideMark/>
+          </w:tcPr>
+          <w:p>
+            <w:r/>
+            <w:r>
+              <w:t>{{ hcp_test_level_4_8 }}</w:t>
+            </w:r>
+          </w:p>
+        </w:tc>
+        <w:tc>
+          <w:tcPr>
+            <w:tcW w:w="370" w:type="pct"/>
+            <w:tcBorders>
+              <w:top w:val="nil"/>
+              <w:left w:val="nil"/>
+              <w:bottom w:val="single" w:sz="4" w:space="0" w:color="auto"/>
+              <w:right w:val="single" w:sz="4" w:space="0" w:color="auto"/>
+            </w:tcBorders>
+            <w:vAlign w:val="center"/>
+            <w:hideMark/>
+          </w:tcPr>
+          <w:p>
+            <w:r/>
+            <w:r>
+              <w:t>{{ hcp_test_level_8_7 }}</w:t>
+            </w:r>
+          </w:p>
+        </w:tc>
+        <w:tc>
+          <w:tcPr>
+            <w:tcW w:w="369" w:type="pct"/>
+            <w:tcBorders>
+              <w:top w:val="nil"/>
+              <w:left w:val="nil"/>
+              <w:bottom w:val="single" w:sz="4" w:space="0" w:color="auto"/>
+              <w:right w:val="single" w:sz="4" w:space="0" w:color="auto"/>
+            </w:tcBorders>
+            <w:vAlign w:val="center"/>
+            <w:hideMark/>
+          </w:tcPr>
+          <w:p>
+            <w:r/>
+            <w:r>
+              <w:t>{{ hcp_test_level_8_8 }}</w:t>
+            </w:r>
+          </w:p>
+        </w:tc>
+      </w:tr>
+      <w:tr>
+        <w:trPr>
+          <w:trHeight w:val="283"/>
+        </w:trPr>
+        <w:tc>
+          <w:tcPr>
+            <w:tcW w:w="517" w:type="pct"/>
+            <w:tcBorders>
+              <w:top w:val="nil"/>
+              <w:left w:val="single" w:sz="4" w:space="0" w:color="auto"/>
+              <w:bottom w:val="single" w:sz="4" w:space="0" w:color="auto"/>
+              <w:right w:val="single" w:sz="4" w:space="0" w:color="auto"/>
+            </w:tcBorders>
+            <w:vAlign w:val="center"/>
+            <w:hideMark/>
+          </w:tcPr>
+          <w:p>
+            <w:pPr>
+              <w:spacing w:after="0" w:line="240" w:lineRule="auto"/>
+              <w:jc w:val="center"/>
+              <w:rPr>
+                <w:rFonts w:ascii="Arial" w:eastAsia="Times New Roman" w:hAnsi="Arial" w:cs="Arial"/>
+                <w:color w:val="000000"/>
+                <w:kern w:val="0"/>
+                <w:lang w:eastAsia="en-IN"/>
+                <w14:ligatures w14:val="none"/>
+              </w:rPr>
+            </w:pPr>
+            <w:r>
+              <w:rPr>
+                <w:rFonts w:ascii="Arial" w:eastAsia="Times New Roman" w:hAnsi="Arial" w:cs="Arial"/>
+                <w:color w:val="000000"/>
+                <w:kern w:val="0"/>
+                <w:lang w:eastAsia="en-IN"/>
+                <w14:ligatures w14:val="none"/>
+              </w:rPr>
+              <w:t>5</w:t>
+            </w:r>
+          </w:p>
+        </w:tc>
+        <w:tc>
+          <w:tcPr>
+            <w:tcW w:w="2260" w:type="pct"/>
+            <w:tcBorders>
+              <w:top w:val="nil"/>
+              <w:left w:val="nil"/>
+              <w:bottom w:val="single" w:sz="4" w:space="0" w:color="auto"/>
+              <w:right w:val="single" w:sz="4" w:space="0" w:color="auto"/>
+            </w:tcBorders>
+            <w:vAlign w:val="center"/>
+            <w:hideMark/>
+          </w:tcPr>
+          <w:p>
+            <w:pPr>
+              <w:spacing w:after="0" w:line="240" w:lineRule="auto"/>
+              <w:jc w:val="center"/>
+              <w:rPr>
+                <w:rFonts w:ascii="Arial" w:eastAsia="Times New Roman" w:hAnsi="Arial" w:cs="Arial"/>
+                <w:color w:val="000000"/>
+                <w:kern w:val="0"/>
+                <w:lang w:eastAsia="en-IN"/>
+                <w14:ligatures w14:val="none"/>
+              </w:rPr>
+            </w:pPr>
+            <w:r>
+              <w:rPr>
+                <w:rFonts w:ascii="Arial" w:eastAsia="Times New Roman" w:hAnsi="Arial" w:cs="Arial"/>
+                <w:color w:val="000000"/>
+                <w:kern w:val="0"/>
+                <w:lang w:val="en-US" w:eastAsia="en-IN"/>
+                <w14:ligatures w14:val="none"/>
+              </w:rPr>
+              <w:t>VCP (0°)</w:t>
+            </w:r>
+          </w:p>
+        </w:tc>
+        <w:tc>
+          <w:tcPr>
+            <w:tcW w:w="372" w:type="pct"/>
+            <w:tcBorders>
+              <w:top w:val="nil"/>
+              <w:left w:val="nil"/>
+              <w:bottom w:val="single" w:sz="4" w:space="0" w:color="auto"/>
+              <w:right w:val="single" w:sz="4" w:space="0" w:color="auto"/>
+            </w:tcBorders>
+            <w:vAlign w:val="center"/>
+            <w:hideMark/>
+          </w:tcPr>
+          <w:p>
+            <w:r/>
+            <w:r>
+              <w:t>{{ vcp_test_level_2 }}</w:t>
+            </w:r>
+          </w:p>
+        </w:tc>
+        <w:tc>
+          <w:tcPr>
+            <w:tcW w:w="372" w:type="pct"/>
+            <w:tcBorders>
+              <w:top w:val="nil"/>
+              <w:left w:val="nil"/>
+              <w:bottom w:val="single" w:sz="4" w:space="0" w:color="auto"/>
+              <w:right w:val="single" w:sz="4" w:space="0" w:color="auto"/>
+            </w:tcBorders>
+            <w:vAlign w:val="center"/>
+            <w:hideMark/>
+          </w:tcPr>
+          <w:p>
+            <w:r/>
+            <w:r>
+              <w:t>{{ vcp_test_level_2_2 }}</w:t>
+            </w:r>
+          </w:p>
+        </w:tc>
+        <w:tc>
+          <w:tcPr>
+            <w:tcW w:w="370" w:type="pct"/>
+            <w:tcBorders>
+              <w:top w:val="nil"/>
+              <w:left w:val="nil"/>
+              <w:bottom w:val="single" w:sz="4" w:space="0" w:color="auto"/>
+              <w:right w:val="single" w:sz="4" w:space="0" w:color="auto"/>
+            </w:tcBorders>
+            <w:vAlign w:val="center"/>
+            <w:hideMark/>
+          </w:tcPr>
+          <w:p>
+            <w:r/>
+            <w:r>
+              <w:t>{{ vcp_test_level_4 }}</w:t>
+            </w:r>
+          </w:p>
+        </w:tc>
+        <w:tc>
+          <w:tcPr>
+            <w:tcW w:w="370" w:type="pct"/>
+            <w:tcBorders>
+              <w:top w:val="nil"/>
+              <w:left w:val="nil"/>
+              <w:bottom w:val="single" w:sz="4" w:space="0" w:color="auto"/>
+              <w:right w:val="single" w:sz="4" w:space="0" w:color="auto"/>
+            </w:tcBorders>
+            <w:vAlign w:val="center"/>
+            <w:hideMark/>
+          </w:tcPr>
+          <w:p>
+            <w:r/>
+            <w:r>
+              <w:t>{{ vcp_test_level_4_2 }}</w:t>
+            </w:r>
+          </w:p>
+        </w:tc>
+        <w:tc>
+          <w:tcPr>
+            <w:tcW w:w="370" w:type="pct"/>
+            <w:tcBorders>
+              <w:top w:val="nil"/>
+              <w:left w:val="nil"/>
+              <w:bottom w:val="single" w:sz="4" w:space="0" w:color="auto"/>
+              <w:right w:val="single" w:sz="4" w:space="0" w:color="auto"/>
+            </w:tcBorders>
+            <w:vAlign w:val="center"/>
+            <w:hideMark/>
+          </w:tcPr>
+          <w:p>
+            <w:r/>
+            <w:r>
+              <w:t>{{ vcp_test_level_8 }}</w:t>
+            </w:r>
+          </w:p>
+        </w:tc>
+        <w:tc>
+          <w:tcPr>
+            <w:tcW w:w="369" w:type="pct"/>
+            <w:tcBorders>
+              <w:top w:val="nil"/>
+              <w:left w:val="nil"/>
+              <w:bottom w:val="single" w:sz="4" w:space="0" w:color="auto"/>
+              <w:right w:val="single" w:sz="4" w:space="0" w:color="auto"/>
+            </w:tcBorders>
+            <w:vAlign w:val="center"/>
+            <w:hideMark/>
+          </w:tcPr>
+          <w:p>
+            <w:r/>
+            <w:r>
+              <w:t>{{ vcp_test_level_8_2 }}</w:t>
+            </w:r>
+          </w:p>
+        </w:tc>
+      </w:tr>
+      <w:tr>
+        <w:trPr>
+          <w:trHeight w:val="283"/>
+        </w:trPr>
+        <w:tc>
+          <w:tcPr>
+            <w:tcW w:w="517" w:type="pct"/>
+            <w:tcBorders>
+              <w:top w:val="nil"/>
+              <w:left w:val="single" w:sz="4" w:space="0" w:color="auto"/>
+              <w:bottom w:val="single" w:sz="4" w:space="0" w:color="auto"/>
+              <w:right w:val="single" w:sz="4" w:space="0" w:color="auto"/>
+            </w:tcBorders>
+            <w:vAlign w:val="center"/>
+            <w:hideMark/>
+          </w:tcPr>
+          <w:p>
+            <w:pPr>
+              <w:spacing w:after="0" w:line="240" w:lineRule="auto"/>
+              <w:jc w:val="center"/>
+              <w:rPr>
+                <w:rFonts w:ascii="Arial" w:eastAsia="Times New Roman" w:hAnsi="Arial" w:cs="Arial"/>
+                <w:color w:val="000000"/>
+                <w:kern w:val="0"/>
+                <w:lang w:eastAsia="en-IN"/>
+                <w14:ligatures w14:val="none"/>
+              </w:rPr>
+            </w:pPr>
+            <w:r>
+              <w:rPr>
+                <w:rFonts w:ascii="Arial" w:eastAsia="Times New Roman" w:hAnsi="Arial" w:cs="Arial"/>
+                <w:color w:val="000000"/>
+                <w:kern w:val="0"/>
+                <w:lang w:eastAsia="en-IN"/>
+                <w14:ligatures w14:val="none"/>
+              </w:rPr>
+              <w:t>6</w:t>
+            </w:r>
+          </w:p>
+        </w:tc>
+        <w:tc>
+          <w:tcPr>
+            <w:tcW w:w="2260" w:type="pct"/>
+            <w:tcBorders>
+              <w:top w:val="nil"/>
+              <w:left w:val="nil"/>
+              <w:bottom w:val="single" w:sz="4" w:space="0" w:color="auto"/>
+              <w:right w:val="single" w:sz="4" w:space="0" w:color="auto"/>
+            </w:tcBorders>
+            <w:vAlign w:val="center"/>
+            <w:hideMark/>
+          </w:tcPr>
+          <w:p>
+            <w:pPr>
+              <w:spacing w:after="0" w:line="240" w:lineRule="auto"/>
+              <w:jc w:val="center"/>
+              <w:rPr>
+                <w:rFonts w:ascii="Arial" w:eastAsia="Times New Roman" w:hAnsi="Arial" w:cs="Arial"/>
+                <w:color w:val="000000"/>
+                <w:kern w:val="0"/>
+                <w:lang w:eastAsia="en-IN"/>
+                <w14:ligatures w14:val="none"/>
+              </w:rPr>
+            </w:pPr>
+            <w:r>
+              <w:rPr>
+                <w:rFonts w:ascii="Arial" w:eastAsia="Times New Roman" w:hAnsi="Arial" w:cs="Arial"/>
+                <w:color w:val="000000"/>
+                <w:kern w:val="0"/>
+                <w:lang w:val="en-US" w:eastAsia="en-IN"/>
+                <w14:ligatures w14:val="none"/>
+              </w:rPr>
+              <w:t>VCP (90°)</w:t>
+            </w:r>
+          </w:p>
+        </w:tc>
+        <w:tc>
+          <w:tcPr>
+            <w:tcW w:w="372" w:type="pct"/>
+            <w:tcBorders>
+              <w:top w:val="nil"/>
+              <w:left w:val="nil"/>
+              <w:bottom w:val="single" w:sz="4" w:space="0" w:color="auto"/>
+              <w:right w:val="single" w:sz="4" w:space="0" w:color="auto"/>
+            </w:tcBorders>
+            <w:vAlign w:val="center"/>
+            <w:hideMark/>
+          </w:tcPr>
+          <w:p>
+            <w:r/>
+            <w:r>
+              <w:t>{{ vcp_test_level_2_3 }}</w:t>
+            </w:r>
+          </w:p>
+        </w:tc>
+        <w:tc>
+          <w:tcPr>
+            <w:tcW w:w="372" w:type="pct"/>
+            <w:tcBorders>
+              <w:top w:val="nil"/>
+              <w:left w:val="nil"/>
+              <w:bottom w:val="single" w:sz="4" w:space="0" w:color="auto"/>
+              <w:right w:val="single" w:sz="4" w:space="0" w:color="auto"/>
+            </w:tcBorders>
+            <w:vAlign w:val="center"/>
+            <w:hideMark/>
+          </w:tcPr>
+          <w:p>
+            <w:r/>
+            <w:r>
+              <w:t>{{ vcp_test_level_2_4 }}</w:t>
+            </w:r>
+          </w:p>
+        </w:tc>
+        <w:tc>
+          <w:tcPr>
+            <w:tcW w:w="370" w:type="pct"/>
+            <w:tcBorders>
+              <w:top w:val="nil"/>
+              <w:left w:val="nil"/>
+              <w:bottom w:val="single" w:sz="4" w:space="0" w:color="auto"/>
+              <w:right w:val="single" w:sz="4" w:space="0" w:color="auto"/>
+            </w:tcBorders>
+            <w:vAlign w:val="center"/>
+            <w:hideMark/>
+          </w:tcPr>
+          <w:p>
+            <w:r/>
+            <w:r>
+              <w:t>{{ vcp_test_level_4_3 }}</w:t>
+            </w:r>
+          </w:p>
+        </w:tc>
+        <w:tc>
+          <w:tcPr>
+            <w:tcW w:w="370" w:type="pct"/>
+            <w:tcBorders>
+              <w:top w:val="nil"/>
+              <w:left w:val="nil"/>
+              <w:bottom w:val="single" w:sz="4" w:space="0" w:color="auto"/>
+              <w:right w:val="single" w:sz="4" w:space="0" w:color="auto"/>
+            </w:tcBorders>
+            <w:vAlign w:val="center"/>
+            <w:hideMark/>
+          </w:tcPr>
+          <w:p>
+            <w:r/>
+            <w:r>
+              <w:t>{{ vcp_test_level_4_4 }}</w:t>
+            </w:r>
+          </w:p>
+        </w:tc>
+        <w:tc>
+          <w:tcPr>
+            <w:tcW w:w="370" w:type="pct"/>
+            <w:tcBorders>
+              <w:top w:val="nil"/>
+              <w:left w:val="nil"/>
+              <w:bottom w:val="single" w:sz="4" w:space="0" w:color="auto"/>
+              <w:right w:val="single" w:sz="4" w:space="0" w:color="auto"/>
+            </w:tcBorders>
+            <w:vAlign w:val="center"/>
+            <w:hideMark/>
+          </w:tcPr>
+          <w:p>
+            <w:r/>
+            <w:r>
+              <w:t>{{ vcp_test_level_8_3 }}</w:t>
+            </w:r>
+          </w:p>
+        </w:tc>
+        <w:tc>
+          <w:tcPr>
+            <w:tcW w:w="369" w:type="pct"/>
+            <w:tcBorders>
+              <w:top w:val="nil"/>
+              <w:left w:val="nil"/>
+              <w:bottom w:val="single" w:sz="4" w:space="0" w:color="auto"/>
+              <w:right w:val="single" w:sz="4" w:space="0" w:color="auto"/>
+            </w:tcBorders>
+            <w:vAlign w:val="center"/>
+            <w:hideMark/>
+          </w:tcPr>
+          <w:p>
+            <w:r/>
+            <w:r>
+              <w:t>{{ vcp_test_level_8_4 }}</w:t>
+            </w:r>
+          </w:p>
+        </w:tc>
+      </w:tr>
+      <w:tr>
+        <w:trPr>
+          <w:trHeight w:val="283"/>
+        </w:trPr>
+        <w:tc>
+          <w:tcPr>
+            <w:tcW w:w="517" w:type="pct"/>
+            <w:tcBorders>
+              <w:top w:val="nil"/>
+              <w:left w:val="single" w:sz="4" w:space="0" w:color="auto"/>
+              <w:bottom w:val="single" w:sz="4" w:space="0" w:color="auto"/>
+              <w:right w:val="single" w:sz="4" w:space="0" w:color="auto"/>
+            </w:tcBorders>
+            <w:vAlign w:val="center"/>
+            <w:hideMark/>
+          </w:tcPr>
+          <w:p>
+            <w:pPr>
+              <w:spacing w:after="0" w:line="240" w:lineRule="auto"/>
+              <w:jc w:val="center"/>
+              <w:rPr>
+                <w:rFonts w:ascii="Arial" w:eastAsia="Times New Roman" w:hAnsi="Arial" w:cs="Arial"/>
+                <w:color w:val="000000"/>
+                <w:kern w:val="0"/>
+                <w:lang w:eastAsia="en-IN"/>
+                <w14:ligatures w14:val="none"/>
+              </w:rPr>
+            </w:pPr>
+            <w:r>
+              <w:rPr>
+                <w:rFonts w:ascii="Arial" w:eastAsia="Times New Roman" w:hAnsi="Arial" w:cs="Arial"/>
+                <w:color w:val="000000"/>
+                <w:kern w:val="0"/>
+                <w:lang w:eastAsia="en-IN"/>
+                <w14:ligatures w14:val="none"/>
+              </w:rPr>
+              <w:t>7</w:t>
+            </w:r>
+          </w:p>
+        </w:tc>
+        <w:tc>
+          <w:tcPr>
+            <w:tcW w:w="2260" w:type="pct"/>
+            <w:tcBorders>
+              <w:top w:val="nil"/>
+              <w:left w:val="nil"/>
+              <w:bottom w:val="single" w:sz="4" w:space="0" w:color="auto"/>
+              <w:right w:val="single" w:sz="4" w:space="0" w:color="auto"/>
+            </w:tcBorders>
+            <w:vAlign w:val="center"/>
+            <w:hideMark/>
+          </w:tcPr>
+          <w:p>
+            <w:pPr>
+              <w:spacing w:after="0" w:line="240" w:lineRule="auto"/>
+              <w:jc w:val="center"/>
+              <w:rPr>
+                <w:rFonts w:ascii="Arial" w:eastAsia="Times New Roman" w:hAnsi="Arial" w:cs="Arial"/>
+                <w:color w:val="000000"/>
+                <w:kern w:val="0"/>
+                <w:lang w:eastAsia="en-IN"/>
+                <w14:ligatures w14:val="none"/>
+              </w:rPr>
+            </w:pPr>
+            <w:r>
+              <w:rPr>
+                <w:rFonts w:ascii="Arial" w:eastAsia="Times New Roman" w:hAnsi="Arial" w:cs="Arial"/>
+                <w:color w:val="000000"/>
+                <w:kern w:val="0"/>
+                <w:lang w:val="en-US" w:eastAsia="en-IN"/>
+                <w14:ligatures w14:val="none"/>
+              </w:rPr>
+              <w:t>VCP (180°)</w:t>
+            </w:r>
+          </w:p>
+        </w:tc>
+        <w:tc>
+          <w:tcPr>
+            <w:tcW w:w="372" w:type="pct"/>
+            <w:tcBorders>
+              <w:top w:val="nil"/>
+              <w:left w:val="nil"/>
+              <w:bottom w:val="single" w:sz="4" w:space="0" w:color="auto"/>
+              <w:right w:val="single" w:sz="4" w:space="0" w:color="auto"/>
+            </w:tcBorders>
+            <w:vAlign w:val="center"/>
+            <w:hideMark/>
+          </w:tcPr>
+          <w:p>
+            <w:r/>
+            <w:r>
+              <w:t>{{ vcp_test_level_2_5 }}</w:t>
+            </w:r>
+          </w:p>
+        </w:tc>
+        <w:tc>
+          <w:tcPr>
+            <w:tcW w:w="372" w:type="pct"/>
+            <w:tcBorders>
+              <w:top w:val="nil"/>
+              <w:left w:val="nil"/>
+              <w:bottom w:val="single" w:sz="4" w:space="0" w:color="auto"/>
+              <w:right w:val="single" w:sz="4" w:space="0" w:color="auto"/>
+            </w:tcBorders>
+            <w:vAlign w:val="center"/>
+            <w:hideMark/>
+          </w:tcPr>
+          <w:p>
+            <w:r/>
+            <w:r>
+              <w:t>{{ vcp_test_level_2_6 }}</w:t>
+            </w:r>
+          </w:p>
+        </w:tc>
+        <w:tc>
+          <w:tcPr>
+            <w:tcW w:w="370" w:type="pct"/>
+            <w:tcBorders>
+              <w:top w:val="nil"/>
+              <w:left w:val="nil"/>
+              <w:bottom w:val="single" w:sz="4" w:space="0" w:color="auto"/>
+              <w:right w:val="single" w:sz="4" w:space="0" w:color="auto"/>
+            </w:tcBorders>
+            <w:vAlign w:val="center"/>
+            <w:hideMark/>
+          </w:tcPr>
+          <w:p>
+            <w:r/>
+            <w:r>
+              <w:t>{{ vcp_test_level_4_5 }}</w:t>
+            </w:r>
+          </w:p>
+        </w:tc>
+        <w:tc>
+          <w:tcPr>
+            <w:tcW w:w="370" w:type="pct"/>
+            <w:tcBorders>
+              <w:top w:val="nil"/>
+              <w:left w:val="nil"/>
+              <w:bottom w:val="single" w:sz="4" w:space="0" w:color="auto"/>
+              <w:right w:val="single" w:sz="4" w:space="0" w:color="auto"/>
+            </w:tcBorders>
+            <w:vAlign w:val="center"/>
+            <w:hideMark/>
+          </w:tcPr>
+          <w:p>
+            <w:r/>
+            <w:r>
+              <w:t>{{ vcp_test_level_4_6 }}</w:t>
+            </w:r>
+          </w:p>
+        </w:tc>
+        <w:tc>
+          <w:tcPr>
+            <w:tcW w:w="370" w:type="pct"/>
+            <w:tcBorders>
+              <w:top w:val="nil"/>
+              <w:left w:val="nil"/>
+              <w:bottom w:val="single" w:sz="4" w:space="0" w:color="auto"/>
+              <w:right w:val="single" w:sz="4" w:space="0" w:color="auto"/>
+            </w:tcBorders>
+            <w:vAlign w:val="center"/>
+            <w:hideMark/>
+          </w:tcPr>
+          <w:p>
+            <w:r/>
+            <w:r>
+              <w:t>{{ vcp_test_level_8_5 }}</w:t>
+            </w:r>
+          </w:p>
+        </w:tc>
+        <w:tc>
+          <w:tcPr>
+            <w:tcW w:w="369" w:type="pct"/>
+            <w:tcBorders>
+              <w:top w:val="nil"/>
+              <w:left w:val="nil"/>
+              <w:bottom w:val="single" w:sz="4" w:space="0" w:color="auto"/>
+              <w:right w:val="single" w:sz="4" w:space="0" w:color="auto"/>
+            </w:tcBorders>
+            <w:vAlign w:val="center"/>
+            <w:hideMark/>
+          </w:tcPr>
+          <w:p>
+            <w:r/>
+            <w:r>
+              <w:t>{{ vcp_test_level_8_6 }}</w:t>
+            </w:r>
+          </w:p>
+        </w:tc>
+      </w:tr>
+      <w:tr>
+        <w:trPr>
+          <w:trHeight w:val="283"/>
+        </w:trPr>
+        <w:tc>
+          <w:tcPr>
+            <w:tcW w:w="517" w:type="pct"/>
+            <w:tcBorders>
+              <w:top w:val="nil"/>
+              <w:left w:val="single" w:sz="4" w:space="0" w:color="auto"/>
+              <w:bottom w:val="single" w:sz="4" w:space="0" w:color="auto"/>
+              <w:right w:val="single" w:sz="4" w:space="0" w:color="auto"/>
+            </w:tcBorders>
+            <w:vAlign w:val="center"/>
+            <w:hideMark/>
+          </w:tcPr>
+          <w:p>
+            <w:pPr>
+              <w:spacing w:after="0" w:line="240" w:lineRule="auto"/>
+              <w:jc w:val="center"/>
+              <w:rPr>
+                <w:rFonts w:ascii="Arial" w:eastAsia="Times New Roman" w:hAnsi="Arial" w:cs="Arial"/>
+                <w:color w:val="000000"/>
+                <w:kern w:val="0"/>
+                <w:lang w:eastAsia="en-IN"/>
+                <w14:ligatures w14:val="none"/>
+              </w:rPr>
+            </w:pPr>
+            <w:r>
+              <w:rPr>
+                <w:rFonts w:ascii="Arial" w:eastAsia="Times New Roman" w:hAnsi="Arial" w:cs="Arial"/>
+                <w:color w:val="000000"/>
+                <w:kern w:val="0"/>
+                <w:lang w:eastAsia="en-IN"/>
+                <w14:ligatures w14:val="none"/>
+              </w:rPr>
+              <w:t>8</w:t>
+            </w:r>
+          </w:p>
+        </w:tc>
+        <w:tc>
+          <w:tcPr>
+            <w:tcW w:w="2260" w:type="pct"/>
+            <w:tcBorders>
+              <w:top w:val="nil"/>
+              <w:left w:val="nil"/>
+              <w:bottom w:val="single" w:sz="4" w:space="0" w:color="auto"/>
+              <w:right w:val="single" w:sz="4" w:space="0" w:color="auto"/>
+            </w:tcBorders>
+            <w:vAlign w:val="center"/>
+            <w:hideMark/>
+          </w:tcPr>
+          <w:p>
+            <w:pPr>
+              <w:spacing w:after="0" w:line="240" w:lineRule="auto"/>
+              <w:jc w:val="center"/>
+              <w:rPr>
+                <w:rFonts w:ascii="Arial" w:eastAsia="Times New Roman" w:hAnsi="Arial" w:cs="Arial"/>
+                <w:color w:val="000000"/>
+                <w:kern w:val="0"/>
+                <w:lang w:eastAsia="en-IN"/>
+                <w14:ligatures w14:val="none"/>
+              </w:rPr>
+            </w:pPr>
+            <w:r>
+              <w:rPr>
+                <w:rFonts w:ascii="Arial" w:eastAsia="Times New Roman" w:hAnsi="Arial" w:cs="Arial"/>
+                <w:color w:val="000000"/>
+                <w:kern w:val="0"/>
+                <w:lang w:val="en-US" w:eastAsia="en-IN"/>
+                <w14:ligatures w14:val="none"/>
+              </w:rPr>
+              <w:t>VCP (270°)</w:t>
+            </w:r>
+          </w:p>
+        </w:tc>
+        <w:tc>
+          <w:tcPr>
+            <w:tcW w:w="372" w:type="pct"/>
+            <w:tcBorders>
+              <w:top w:val="nil"/>
+              <w:left w:val="nil"/>
+              <w:bottom w:val="single" w:sz="4" w:space="0" w:color="auto"/>
+              <w:right w:val="single" w:sz="4" w:space="0" w:color="auto"/>
+            </w:tcBorders>
+            <w:vAlign w:val="center"/>
+            <w:hideMark/>
+          </w:tcPr>
+          <w:p>
+            <w:r/>
+            <w:r>
+              <w:t>{{ vcp_test_level_2_7 }}</w:t>
+            </w:r>
+          </w:p>
+        </w:tc>
+        <w:tc>
+          <w:tcPr>
+            <w:tcW w:w="372" w:type="pct"/>
+            <w:tcBorders>
+              <w:top w:val="nil"/>
+              <w:left w:val="nil"/>
+              <w:bottom w:val="single" w:sz="4" w:space="0" w:color="auto"/>
+              <w:right w:val="single" w:sz="4" w:space="0" w:color="auto"/>
+            </w:tcBorders>
+            <w:vAlign w:val="center"/>
+            <w:hideMark/>
+          </w:tcPr>
+          <w:p>
+            <w:r/>
+            <w:r>
+              <w:t>{{ vcp_test_level_2_8 }}</w:t>
+            </w:r>
+          </w:p>
+        </w:tc>
+        <w:tc>
+          <w:tcPr>
+            <w:tcW w:w="370" w:type="pct"/>
+            <w:tcBorders>
+              <w:top w:val="nil"/>
+              <w:left w:val="nil"/>
+              <w:bottom w:val="single" w:sz="4" w:space="0" w:color="auto"/>
+              <w:right w:val="single" w:sz="4" w:space="0" w:color="auto"/>
+            </w:tcBorders>
+            <w:vAlign w:val="center"/>
+            <w:hideMark/>
+          </w:tcPr>
+          <w:p>
+            <w:r/>
+            <w:r>
+              <w:t>{{ vcp_test_level_4_7 }}</w:t>
+            </w:r>
+          </w:p>
+        </w:tc>
+        <w:tc>
+          <w:tcPr>
+            <w:tcW w:w="370" w:type="pct"/>
+            <w:tcBorders>
+              <w:top w:val="nil"/>
+              <w:left w:val="nil"/>
+              <w:bottom w:val="single" w:sz="4" w:space="0" w:color="auto"/>
+              <w:right w:val="single" w:sz="4" w:space="0" w:color="auto"/>
+            </w:tcBorders>
+            <w:vAlign w:val="center"/>
+            <w:hideMark/>
+          </w:tcPr>
+          <w:p>
+            <w:r/>
+            <w:r>
+              <w:t>{{ vcp_test_level_4_8 }}</w:t>
+            </w:r>
+          </w:p>
+        </w:tc>
+        <w:tc>
+          <w:tcPr>
+            <w:tcW w:w="370" w:type="pct"/>
+            <w:tcBorders>
+              <w:top w:val="nil"/>
+              <w:left w:val="nil"/>
+              <w:bottom w:val="single" w:sz="4" w:space="0" w:color="auto"/>
+              <w:right w:val="single" w:sz="4" w:space="0" w:color="auto"/>
+            </w:tcBorders>
+            <w:vAlign w:val="center"/>
+            <w:hideMark/>
+          </w:tcPr>
+          <w:p>
+            <w:r/>
+            <w:r>
+              <w:t>{{ vcp_test_level_8_7 }}</w:t>
+            </w:r>
+          </w:p>
+        </w:tc>
+        <w:tc>
+          <w:tcPr>
+            <w:tcW w:w="369" w:type="pct"/>
+            <w:tcBorders>
+              <w:top w:val="nil"/>
+              <w:left w:val="nil"/>
+              <w:bottom w:val="single" w:sz="4" w:space="0" w:color="auto"/>
+              <w:right w:val="single" w:sz="4" w:space="0" w:color="auto"/>
+            </w:tcBorders>
+            <w:vAlign w:val="center"/>
+            <w:hideMark/>
+          </w:tcPr>
+          <w:p>
+            <w:r/>
+            <w:r>
+              <w:t>{{ vcp_test_level_8_8 }}</w:t>
+            </w:r>
+          </w:p>
         </w:tc>
       </w:tr>
     </w:tbl>
@@ -3453,58 +4717,183 @@
         </w:tc>
       </w:tr>
       <w:tr>
-        <w:tc>
-          <w:tcPr>
-            <w:tcW w:type="dxa" w:w="933"/>
+        <w:trPr>
+          <w:trHeight w:val="283"/>
+        </w:trPr>
+        <w:tc>
+          <w:tcPr>
+            <w:tcW w:w="517" w:type="pct"/>
+            <w:tcBorders>
+              <w:top w:val="nil"/>
+              <w:left w:val="single" w:sz="4" w:space="0" w:color="auto"/>
+              <w:bottom w:val="single" w:sz="4" w:space="0" w:color="auto"/>
+              <w:right w:val="single" w:sz="4" w:space="0" w:color="auto"/>
+            </w:tcBorders>
+            <w:vAlign w:val="center"/>
+            <w:hideMark/>
+          </w:tcPr>
+          <w:p>
+            <w:pPr>
+              <w:spacing w:after="0" w:line="240" w:lineRule="auto"/>
+              <w:jc w:val="center"/>
+              <w:rPr>
+                <w:rFonts w:ascii="Arial" w:eastAsia="Times New Roman" w:hAnsi="Arial" w:cs="Arial"/>
+                <w:color w:val="000000"/>
+                <w:kern w:val="0"/>
+                <w:lang w:eastAsia="en-IN"/>
+                <w14:ligatures w14:val="none"/>
+              </w:rPr>
+            </w:pPr>
+            <w:r>
+              <w:rPr>
+                <w:rFonts w:ascii="Arial" w:eastAsia="Times New Roman" w:hAnsi="Arial" w:cs="Arial"/>
+                <w:color w:val="000000"/>
+                <w:kern w:val="0"/>
+                <w:lang w:eastAsia="en-IN"/>
+                <w14:ligatures w14:val="none"/>
+              </w:rPr>
+              <w:t>1</w:t>
+            </w:r>
+          </w:p>
+        </w:tc>
+        <w:tc>
+          <w:tcPr>
+            <w:tcW w:w="2260" w:type="pct"/>
+            <w:tcBorders>
+              <w:top w:val="nil"/>
+              <w:left w:val="nil"/>
+              <w:bottom w:val="single" w:sz="4" w:space="0" w:color="auto"/>
+              <w:right w:val="single" w:sz="4" w:space="0" w:color="auto"/>
+            </w:tcBorders>
+            <w:vAlign w:val="center"/>
+          </w:tcPr>
+          <w:p>
+            <w:pPr>
+              <w:spacing w:after="0" w:line="240" w:lineRule="auto"/>
+              <w:jc w:val="center"/>
+              <w:rPr>
+                <w:rFonts w:ascii="Arial" w:eastAsia="Times New Roman" w:hAnsi="Arial" w:cs="Arial"/>
+                <w:color w:val="000000"/>
+                <w:kern w:val="0"/>
+                <w:lang w:eastAsia="en-IN"/>
+                <w14:ligatures w14:val="none"/>
+              </w:rPr>
+            </w:pPr>
+          </w:p>
+        </w:tc>
+        <w:tc>
+          <w:tcPr>
+            <w:tcW w:w="372" w:type="pct"/>
+            <w:tcBorders>
+              <w:top w:val="nil"/>
+              <w:left w:val="nil"/>
+              <w:bottom w:val="single" w:sz="4" w:space="0" w:color="auto"/>
+              <w:right w:val="single" w:sz="4" w:space="0" w:color="auto"/>
+            </w:tcBorders>
+            <w:vAlign w:val="center"/>
+            <w:hideMark/>
           </w:tcPr>
           <w:p>
             <w:r/>
             <w:r>
-              <w:t>{%tr for r in obs_direct %}</w:t>
-            </w:r>
-          </w:p>
-        </w:tc>
-        <w:tc>
-          <w:tcPr>
-            <w:tcW w:type="dxa" w:w="4075"/>
-          </w:tcPr>
-          <w:p/>
-        </w:tc>
-        <w:tc>
-          <w:tcPr>
-            <w:tcW w:type="dxa" w:w="671"/>
-          </w:tcPr>
-          <w:p/>
-        </w:tc>
-        <w:tc>
-          <w:tcPr>
-            <w:tcW w:type="dxa" w:w="671"/>
-          </w:tcPr>
-          <w:p/>
-        </w:tc>
-        <w:tc>
-          <w:tcPr>
-            <w:tcW w:type="dxa" w:w="667"/>
-          </w:tcPr>
-          <w:p/>
-        </w:tc>
-        <w:tc>
-          <w:tcPr>
-            <w:tcW w:type="dxa" w:w="667"/>
-          </w:tcPr>
-          <w:p/>
-        </w:tc>
-        <w:tc>
-          <w:tcPr>
-            <w:tcW w:type="dxa" w:w="667"/>
-          </w:tcPr>
-          <w:p/>
-        </w:tc>
-        <w:tc>
-          <w:tcPr>
-            <w:tcW w:type="dxa" w:w="665"/>
-          </w:tcPr>
-          <w:p/>
+              <w:t>{{ test_observation_point_1_test_level_2 }}</w:t>
+            </w:r>
+          </w:p>
+        </w:tc>
+        <w:tc>
+          <w:tcPr>
+            <w:tcW w:w="372" w:type="pct"/>
+            <w:tcBorders>
+              <w:top w:val="nil"/>
+              <w:left w:val="nil"/>
+              <w:bottom w:val="single" w:sz="4" w:space="0" w:color="auto"/>
+              <w:right w:val="single" w:sz="4" w:space="0" w:color="auto"/>
+            </w:tcBorders>
+            <w:vAlign w:val="center"/>
+            <w:hideMark/>
+          </w:tcPr>
+          <w:p>
+            <w:r/>
+            <w:r>
+              <w:t>{{ test_observation_point_1_test_level_2_2 }}</w:t>
+            </w:r>
+          </w:p>
+        </w:tc>
+        <w:tc>
+          <w:tcPr>
+            <w:tcW w:w="370" w:type="pct"/>
+            <w:tcBorders>
+              <w:top w:val="nil"/>
+              <w:left w:val="nil"/>
+              <w:bottom w:val="single" w:sz="4" w:space="0" w:color="auto"/>
+              <w:right w:val="single" w:sz="4" w:space="0" w:color="auto"/>
+            </w:tcBorders>
+            <w:vAlign w:val="center"/>
+            <w:hideMark/>
+          </w:tcPr>
+          <w:p>
+            <w:r/>
+            <w:r>
+              <w:t>{{ test_observation_point_1_test_level_4 }}</w:t>
+            </w:r>
+          </w:p>
+        </w:tc>
+        <w:tc>
+          <w:tcPr>
+            <w:tcW w:w="370" w:type="pct"/>
+            <w:tcBorders>
+              <w:top w:val="nil"/>
+              <w:left w:val="nil"/>
+              <w:bottom w:val="single" w:sz="4" w:space="0" w:color="auto"/>
+              <w:right w:val="single" w:sz="4" w:space="0" w:color="auto"/>
+            </w:tcBorders>
+            <w:vAlign w:val="center"/>
+            <w:hideMark/>
+          </w:tcPr>
+          <w:p>
+            <w:r/>
+            <w:r>
+              <w:t>{{ test_observation_point_1_test_level_4_2 }}</w:t>
+            </w:r>
+          </w:p>
+        </w:tc>
+        <w:tc>
+          <w:tcPr>
+            <w:tcW w:w="370" w:type="pct"/>
+            <w:tcBorders>
+              <w:top w:val="nil"/>
+              <w:left w:val="nil"/>
+              <w:bottom w:val="single" w:sz="4" w:space="0" w:color="auto"/>
+              <w:right w:val="single" w:sz="4" w:space="0" w:color="auto"/>
+            </w:tcBorders>
+            <w:vAlign w:val="center"/>
+            <w:hideMark/>
+          </w:tcPr>
+          <w:p>
+            <w:r/>
+            <w:r>
+              <w:t>{{ test_observation_point_1_test_level_8 }}</w:t>
+            </w:r>
+          </w:p>
+        </w:tc>
+        <w:tc>
+          <w:tcPr>
+            <w:tcW w:w="369" w:type="pct"/>
+            <w:tcBorders>
+              <w:top w:val="nil"/>
+              <w:left w:val="nil"/>
+              <w:bottom w:val="single" w:sz="4" w:space="0" w:color="auto"/>
+              <w:right w:val="single" w:sz="4" w:space="0" w:color="auto"/>
+            </w:tcBorders>
+            <w:vAlign w:val="center"/>
+            <w:hideMark/>
+          </w:tcPr>
+          <w:p>
+            <w:r/>
+            <w:r>
+              <w:t>{{ test_observation_point_1_test_level_8_2 }}</w:t>
+            </w:r>
+          </w:p>
         </w:tc>
       </w:tr>
       <w:tr>
@@ -3524,9 +4913,26 @@
             <w:hideMark/>
           </w:tcPr>
           <w:p>
-            <w:r/>
-            <w:r>
-              <w:t>{{ r.c0 }}</w:t>
+            <w:pPr>
+              <w:spacing w:after="0" w:line="240" w:lineRule="auto"/>
+              <w:jc w:val="center"/>
+              <w:rPr>
+                <w:rFonts w:ascii="Arial" w:eastAsia="Times New Roman" w:hAnsi="Arial" w:cs="Arial"/>
+                <w:color w:val="000000"/>
+                <w:kern w:val="0"/>
+                <w:lang w:eastAsia="en-IN"/>
+                <w14:ligatures w14:val="none"/>
+              </w:rPr>
+            </w:pPr>
+            <w:r>
+              <w:rPr>
+                <w:rFonts w:ascii="Arial" w:eastAsia="Times New Roman" w:hAnsi="Arial" w:cs="Arial"/>
+                <w:color w:val="000000"/>
+                <w:kern w:val="0"/>
+                <w:lang w:eastAsia="en-IN"/>
+                <w14:ligatures w14:val="none"/>
+              </w:rPr>
+              <w:t>2</w:t>
             </w:r>
           </w:p>
         </w:tc>
@@ -3542,10 +4948,17 @@
             <w:vAlign w:val="center"/>
           </w:tcPr>
           <w:p>
-            <w:r/>
-            <w:r>
-              <w:t>{{ r.c1 }}</w:t>
-            </w:r>
+            <w:pPr>
+              <w:spacing w:after="0" w:line="240" w:lineRule="auto"/>
+              <w:jc w:val="center"/>
+              <w:rPr>
+                <w:rFonts w:ascii="Arial" w:eastAsia="Times New Roman" w:hAnsi="Arial" w:cs="Arial"/>
+                <w:color w:val="000000"/>
+                <w:kern w:val="0"/>
+                <w:lang w:eastAsia="en-IN"/>
+                <w14:ligatures w14:val="none"/>
+              </w:rPr>
+            </w:pPr>
           </w:p>
         </w:tc>
         <w:tc>
@@ -3563,7 +4976,7 @@
           <w:p>
             <w:r/>
             <w:r>
-              <w:t>{{ r.c2 }}</w:t>
+              <w:t>{{ test_observation_point_2_test_level_2 }}</w:t>
             </w:r>
           </w:p>
         </w:tc>
@@ -3582,7 +4995,7 @@
           <w:p>
             <w:r/>
             <w:r>
-              <w:t>{{ r.c3 }}</w:t>
+              <w:t>{{ test_observation_point_2_test_level_2_2 }}</w:t>
             </w:r>
           </w:p>
         </w:tc>
@@ -3601,7 +5014,7 @@
           <w:p>
             <w:r/>
             <w:r>
-              <w:t>{{ r.c4 }}</w:t>
+              <w:t>{{ test_observation_point_2_test_level_4 }}</w:t>
             </w:r>
           </w:p>
         </w:tc>
@@ -3620,7 +5033,7 @@
           <w:p>
             <w:r/>
             <w:r>
-              <w:t>{{ r.c5 }}</w:t>
+              <w:t>{{ test_observation_point_2_test_level_4_2 }}</w:t>
             </w:r>
           </w:p>
         </w:tc>
@@ -3639,7 +5052,7 @@
           <w:p>
             <w:r/>
             <w:r>
-              <w:t>{{ r.c6 }}</w:t>
+              <w:t>{{ test_observation_point_2_test_level_8 }}</w:t>
             </w:r>
           </w:p>
         </w:tc>
@@ -3658,64 +5071,189 @@
           <w:p>
             <w:r/>
             <w:r>
-              <w:t>{{ r.c7 }}</w:t>
+              <w:t>{{ test_observation_point_2_test_level_8_2 }}</w:t>
             </w:r>
           </w:p>
         </w:tc>
       </w:tr>
       <w:tr>
-        <w:tc>
-          <w:tcPr>
-            <w:tcW w:type="dxa" w:w="933"/>
+        <w:trPr>
+          <w:trHeight w:val="283"/>
+        </w:trPr>
+        <w:tc>
+          <w:tcPr>
+            <w:tcW w:w="517" w:type="pct"/>
+            <w:tcBorders>
+              <w:top w:val="nil"/>
+              <w:left w:val="single" w:sz="4" w:space="0" w:color="auto"/>
+              <w:bottom w:val="single" w:sz="4" w:space="0" w:color="auto"/>
+              <w:right w:val="single" w:sz="4" w:space="0" w:color="auto"/>
+            </w:tcBorders>
+            <w:vAlign w:val="center"/>
+            <w:hideMark/>
+          </w:tcPr>
+          <w:p>
+            <w:pPr>
+              <w:spacing w:after="0" w:line="240" w:lineRule="auto"/>
+              <w:jc w:val="center"/>
+              <w:rPr>
+                <w:rFonts w:ascii="Arial" w:eastAsia="Times New Roman" w:hAnsi="Arial" w:cs="Arial"/>
+                <w:color w:val="000000"/>
+                <w:kern w:val="0"/>
+                <w:lang w:eastAsia="en-IN"/>
+                <w14:ligatures w14:val="none"/>
+              </w:rPr>
+            </w:pPr>
+            <w:r>
+              <w:rPr>
+                <w:rFonts w:ascii="Arial" w:eastAsia="Times New Roman" w:hAnsi="Arial" w:cs="Arial"/>
+                <w:color w:val="000000"/>
+                <w:kern w:val="0"/>
+                <w:lang w:eastAsia="en-IN"/>
+                <w14:ligatures w14:val="none"/>
+              </w:rPr>
+              <w:t>3</w:t>
+            </w:r>
+          </w:p>
+        </w:tc>
+        <w:tc>
+          <w:tcPr>
+            <w:tcW w:w="2260" w:type="pct"/>
+            <w:tcBorders>
+              <w:top w:val="nil"/>
+              <w:left w:val="nil"/>
+              <w:bottom w:val="single" w:sz="4" w:space="0" w:color="auto"/>
+              <w:right w:val="single" w:sz="4" w:space="0" w:color="auto"/>
+            </w:tcBorders>
+            <w:vAlign w:val="center"/>
+          </w:tcPr>
+          <w:p>
+            <w:pPr>
+              <w:spacing w:after="0" w:line="240" w:lineRule="auto"/>
+              <w:jc w:val="center"/>
+              <w:rPr>
+                <w:rFonts w:ascii="Arial" w:eastAsia="Times New Roman" w:hAnsi="Arial" w:cs="Arial"/>
+                <w:color w:val="000000"/>
+                <w:kern w:val="0"/>
+                <w:lang w:eastAsia="en-IN"/>
+                <w14:ligatures w14:val="none"/>
+              </w:rPr>
+            </w:pPr>
+          </w:p>
+        </w:tc>
+        <w:tc>
+          <w:tcPr>
+            <w:tcW w:w="372" w:type="pct"/>
+            <w:tcBorders>
+              <w:top w:val="nil"/>
+              <w:left w:val="nil"/>
+              <w:bottom w:val="single" w:sz="4" w:space="0" w:color="auto"/>
+              <w:right w:val="single" w:sz="4" w:space="0" w:color="auto"/>
+            </w:tcBorders>
+            <w:vAlign w:val="center"/>
+            <w:hideMark/>
           </w:tcPr>
           <w:p>
             <w:r/>
             <w:r>
-              <w:t>{%tr endfor %}</w:t>
-            </w:r>
-          </w:p>
-        </w:tc>
-        <w:tc>
-          <w:tcPr>
-            <w:tcW w:type="dxa" w:w="4075"/>
-          </w:tcPr>
-          <w:p/>
-        </w:tc>
-        <w:tc>
-          <w:tcPr>
-            <w:tcW w:type="dxa" w:w="671"/>
-          </w:tcPr>
-          <w:p/>
-        </w:tc>
-        <w:tc>
-          <w:tcPr>
-            <w:tcW w:type="dxa" w:w="671"/>
-          </w:tcPr>
-          <w:p/>
-        </w:tc>
-        <w:tc>
-          <w:tcPr>
-            <w:tcW w:type="dxa" w:w="667"/>
-          </w:tcPr>
-          <w:p/>
-        </w:tc>
-        <w:tc>
-          <w:tcPr>
-            <w:tcW w:type="dxa" w:w="667"/>
-          </w:tcPr>
-          <w:p/>
-        </w:tc>
-        <w:tc>
-          <w:tcPr>
-            <w:tcW w:type="dxa" w:w="667"/>
-          </w:tcPr>
-          <w:p/>
-        </w:tc>
-        <w:tc>
-          <w:tcPr>
-            <w:tcW w:type="dxa" w:w="665"/>
-          </w:tcPr>
-          <w:p/>
+              <w:t>{{ test_observation_point_3_test_level_2 }}</w:t>
+            </w:r>
+          </w:p>
+        </w:tc>
+        <w:tc>
+          <w:tcPr>
+            <w:tcW w:w="372" w:type="pct"/>
+            <w:tcBorders>
+              <w:top w:val="nil"/>
+              <w:left w:val="nil"/>
+              <w:bottom w:val="single" w:sz="4" w:space="0" w:color="auto"/>
+              <w:right w:val="single" w:sz="4" w:space="0" w:color="auto"/>
+            </w:tcBorders>
+            <w:vAlign w:val="center"/>
+            <w:hideMark/>
+          </w:tcPr>
+          <w:p>
+            <w:r/>
+            <w:r>
+              <w:t>{{ test_observation_point_3_test_level_2_2 }}</w:t>
+            </w:r>
+          </w:p>
+        </w:tc>
+        <w:tc>
+          <w:tcPr>
+            <w:tcW w:w="370" w:type="pct"/>
+            <w:tcBorders>
+              <w:top w:val="nil"/>
+              <w:left w:val="nil"/>
+              <w:bottom w:val="single" w:sz="4" w:space="0" w:color="auto"/>
+              <w:right w:val="single" w:sz="4" w:space="0" w:color="auto"/>
+            </w:tcBorders>
+            <w:vAlign w:val="center"/>
+            <w:hideMark/>
+          </w:tcPr>
+          <w:p>
+            <w:r/>
+            <w:r>
+              <w:t>{{ test_observation_point_3_test_level_4 }}</w:t>
+            </w:r>
+          </w:p>
+        </w:tc>
+        <w:tc>
+          <w:tcPr>
+            <w:tcW w:w="370" w:type="pct"/>
+            <w:tcBorders>
+              <w:top w:val="nil"/>
+              <w:left w:val="nil"/>
+              <w:bottom w:val="single" w:sz="4" w:space="0" w:color="auto"/>
+              <w:right w:val="single" w:sz="4" w:space="0" w:color="auto"/>
+            </w:tcBorders>
+            <w:vAlign w:val="center"/>
+            <w:hideMark/>
+          </w:tcPr>
+          <w:p>
+            <w:r/>
+            <w:r>
+              <w:t>{{ test_observation_point_3_test_level_4_2 }}</w:t>
+            </w:r>
+          </w:p>
+        </w:tc>
+        <w:tc>
+          <w:tcPr>
+            <w:tcW w:w="370" w:type="pct"/>
+            <w:tcBorders>
+              <w:top w:val="nil"/>
+              <w:left w:val="nil"/>
+              <w:bottom w:val="single" w:sz="4" w:space="0" w:color="auto"/>
+              <w:right w:val="single" w:sz="4" w:space="0" w:color="auto"/>
+            </w:tcBorders>
+            <w:vAlign w:val="center"/>
+            <w:hideMark/>
+          </w:tcPr>
+          <w:p>
+            <w:r/>
+            <w:r>
+              <w:t>{{ test_observation_point_3_test_level_8 }}</w:t>
+            </w:r>
+          </w:p>
+        </w:tc>
+        <w:tc>
+          <w:tcPr>
+            <w:tcW w:w="369" w:type="pct"/>
+            <w:tcBorders>
+              <w:top w:val="nil"/>
+              <w:left w:val="nil"/>
+              <w:bottom w:val="single" w:sz="4" w:space="0" w:color="auto"/>
+              <w:right w:val="single" w:sz="4" w:space="0" w:color="auto"/>
+            </w:tcBorders>
+            <w:vAlign w:val="center"/>
+            <w:hideMark/>
+          </w:tcPr>
+          <w:p>
+            <w:r/>
+            <w:r>
+              <w:t>{{ test_observation_point_3_test_level_8_2 }}</w:t>
+            </w:r>
+          </w:p>
         </w:tc>
       </w:tr>
     </w:tbl>
@@ -4236,58 +5774,183 @@
         </w:tc>
       </w:tr>
       <w:tr>
-        <w:tc>
-          <w:tcPr>
-            <w:tcW w:type="dxa" w:w="933"/>
+        <w:trPr>
+          <w:trHeight w:val="283"/>
+        </w:trPr>
+        <w:tc>
+          <w:tcPr>
+            <w:tcW w:w="517" w:type="pct"/>
+            <w:tcBorders>
+              <w:top w:val="nil"/>
+              <w:left w:val="single" w:sz="4" w:space="0" w:color="auto"/>
+              <w:bottom w:val="single" w:sz="4" w:space="0" w:color="auto"/>
+              <w:right w:val="single" w:sz="4" w:space="0" w:color="auto"/>
+            </w:tcBorders>
+            <w:vAlign w:val="center"/>
+            <w:hideMark/>
+          </w:tcPr>
+          <w:p>
+            <w:pPr>
+              <w:spacing w:after="0" w:line="240" w:lineRule="auto"/>
+              <w:jc w:val="center"/>
+              <w:rPr>
+                <w:rFonts w:ascii="Arial" w:eastAsia="Times New Roman" w:hAnsi="Arial" w:cs="Arial"/>
+                <w:color w:val="000000"/>
+                <w:kern w:val="0"/>
+                <w:lang w:eastAsia="en-IN"/>
+                <w14:ligatures w14:val="none"/>
+              </w:rPr>
+            </w:pPr>
+            <w:r>
+              <w:rPr>
+                <w:rFonts w:ascii="Arial" w:eastAsia="Times New Roman" w:hAnsi="Arial" w:cs="Arial"/>
+                <w:color w:val="000000"/>
+                <w:kern w:val="0"/>
+                <w:lang w:eastAsia="en-IN"/>
+                <w14:ligatures w14:val="none"/>
+              </w:rPr>
+              <w:t>1</w:t>
+            </w:r>
+          </w:p>
+        </w:tc>
+        <w:tc>
+          <w:tcPr>
+            <w:tcW w:w="2260" w:type="pct"/>
+            <w:tcBorders>
+              <w:top w:val="nil"/>
+              <w:left w:val="nil"/>
+              <w:bottom w:val="single" w:sz="4" w:space="0" w:color="auto"/>
+              <w:right w:val="single" w:sz="4" w:space="0" w:color="auto"/>
+            </w:tcBorders>
+            <w:vAlign w:val="center"/>
+          </w:tcPr>
+          <w:p>
+            <w:pPr>
+              <w:spacing w:after="0" w:line="240" w:lineRule="auto"/>
+              <w:jc w:val="center"/>
+              <w:rPr>
+                <w:rFonts w:ascii="Arial" w:eastAsia="Times New Roman" w:hAnsi="Arial" w:cs="Arial"/>
+                <w:color w:val="000000"/>
+                <w:kern w:val="0"/>
+                <w:lang w:eastAsia="en-IN"/>
+                <w14:ligatures w14:val="none"/>
+              </w:rPr>
+            </w:pPr>
+          </w:p>
+        </w:tc>
+        <w:tc>
+          <w:tcPr>
+            <w:tcW w:w="372" w:type="pct"/>
+            <w:tcBorders>
+              <w:top w:val="nil"/>
+              <w:left w:val="nil"/>
+              <w:bottom w:val="single" w:sz="4" w:space="0" w:color="auto"/>
+              <w:right w:val="single" w:sz="4" w:space="0" w:color="auto"/>
+            </w:tcBorders>
+            <w:vAlign w:val="center"/>
+            <w:hideMark/>
           </w:tcPr>
           <w:p>
             <w:r/>
             <w:r>
-              <w:t>{%tr for r in obs_air %}</w:t>
-            </w:r>
-          </w:p>
-        </w:tc>
-        <w:tc>
-          <w:tcPr>
-            <w:tcW w:type="dxa" w:w="4075"/>
-          </w:tcPr>
-          <w:p/>
-        </w:tc>
-        <w:tc>
-          <w:tcPr>
-            <w:tcW w:type="dxa" w:w="671"/>
-          </w:tcPr>
-          <w:p/>
-        </w:tc>
-        <w:tc>
-          <w:tcPr>
-            <w:tcW w:type="dxa" w:w="671"/>
-          </w:tcPr>
-          <w:p/>
-        </w:tc>
-        <w:tc>
-          <w:tcPr>
-            <w:tcW w:type="dxa" w:w="667"/>
-          </w:tcPr>
-          <w:p/>
-        </w:tc>
-        <w:tc>
-          <w:tcPr>
-            <w:tcW w:type="dxa" w:w="667"/>
-          </w:tcPr>
-          <w:p/>
-        </w:tc>
-        <w:tc>
-          <w:tcPr>
-            <w:tcW w:type="dxa" w:w="667"/>
-          </w:tcPr>
-          <w:p/>
-        </w:tc>
-        <w:tc>
-          <w:tcPr>
-            <w:tcW w:type="dxa" w:w="665"/>
-          </w:tcPr>
-          <w:p/>
+              <w:t>{{ test_observation_point_1_test_level_2_3 }}</w:t>
+            </w:r>
+          </w:p>
+        </w:tc>
+        <w:tc>
+          <w:tcPr>
+            <w:tcW w:w="372" w:type="pct"/>
+            <w:tcBorders>
+              <w:top w:val="nil"/>
+              <w:left w:val="nil"/>
+              <w:bottom w:val="single" w:sz="4" w:space="0" w:color="auto"/>
+              <w:right w:val="single" w:sz="4" w:space="0" w:color="auto"/>
+            </w:tcBorders>
+            <w:vAlign w:val="center"/>
+            <w:hideMark/>
+          </w:tcPr>
+          <w:p>
+            <w:r/>
+            <w:r>
+              <w:t>{{ test_observation_point_1_test_level_2_4 }}</w:t>
+            </w:r>
+          </w:p>
+        </w:tc>
+        <w:tc>
+          <w:tcPr>
+            <w:tcW w:w="370" w:type="pct"/>
+            <w:tcBorders>
+              <w:top w:val="nil"/>
+              <w:left w:val="nil"/>
+              <w:bottom w:val="single" w:sz="4" w:space="0" w:color="auto"/>
+              <w:right w:val="single" w:sz="4" w:space="0" w:color="auto"/>
+            </w:tcBorders>
+            <w:vAlign w:val="center"/>
+            <w:hideMark/>
+          </w:tcPr>
+          <w:p>
+            <w:r/>
+            <w:r>
+              <w:t>{{ test_observation_point_1_test_level_4_3 }}</w:t>
+            </w:r>
+          </w:p>
+        </w:tc>
+        <w:tc>
+          <w:tcPr>
+            <w:tcW w:w="370" w:type="pct"/>
+            <w:tcBorders>
+              <w:top w:val="nil"/>
+              <w:left w:val="nil"/>
+              <w:bottom w:val="single" w:sz="4" w:space="0" w:color="auto"/>
+              <w:right w:val="single" w:sz="4" w:space="0" w:color="auto"/>
+            </w:tcBorders>
+            <w:vAlign w:val="center"/>
+            <w:hideMark/>
+          </w:tcPr>
+          <w:p>
+            <w:r/>
+            <w:r>
+              <w:t>{{ test_observation_point_1_test_level_4_4 }}</w:t>
+            </w:r>
+          </w:p>
+        </w:tc>
+        <w:tc>
+          <w:tcPr>
+            <w:tcW w:w="370" w:type="pct"/>
+            <w:tcBorders>
+              <w:top w:val="nil"/>
+              <w:left w:val="nil"/>
+              <w:bottom w:val="single" w:sz="4" w:space="0" w:color="auto"/>
+              <w:right w:val="single" w:sz="4" w:space="0" w:color="auto"/>
+            </w:tcBorders>
+            <w:vAlign w:val="center"/>
+            <w:hideMark/>
+          </w:tcPr>
+          <w:p>
+            <w:r/>
+            <w:r>
+              <w:t>{{ test_observation_point_1_test_level_8_3 }}</w:t>
+            </w:r>
+          </w:p>
+        </w:tc>
+        <w:tc>
+          <w:tcPr>
+            <w:tcW w:w="369" w:type="pct"/>
+            <w:tcBorders>
+              <w:top w:val="nil"/>
+              <w:left w:val="nil"/>
+              <w:bottom w:val="single" w:sz="4" w:space="0" w:color="auto"/>
+              <w:right w:val="single" w:sz="4" w:space="0" w:color="auto"/>
+            </w:tcBorders>
+            <w:vAlign w:val="center"/>
+            <w:hideMark/>
+          </w:tcPr>
+          <w:p>
+            <w:r/>
+            <w:r>
+              <w:t>{{ test_observation_point_1_test_level_8_4 }}</w:t>
+            </w:r>
+          </w:p>
         </w:tc>
       </w:tr>
       <w:tr>
@@ -4307,9 +5970,26 @@
             <w:hideMark/>
           </w:tcPr>
           <w:p>
-            <w:r/>
-            <w:r>
-              <w:t>{{ r.c0 }}</w:t>
+            <w:pPr>
+              <w:spacing w:after="0" w:line="240" w:lineRule="auto"/>
+              <w:jc w:val="center"/>
+              <w:rPr>
+                <w:rFonts w:ascii="Arial" w:eastAsia="Times New Roman" w:hAnsi="Arial" w:cs="Arial"/>
+                <w:color w:val="000000"/>
+                <w:kern w:val="0"/>
+                <w:lang w:eastAsia="en-IN"/>
+                <w14:ligatures w14:val="none"/>
+              </w:rPr>
+            </w:pPr>
+            <w:r>
+              <w:rPr>
+                <w:rFonts w:ascii="Arial" w:eastAsia="Times New Roman" w:hAnsi="Arial" w:cs="Arial"/>
+                <w:color w:val="000000"/>
+                <w:kern w:val="0"/>
+                <w:lang w:eastAsia="en-IN"/>
+                <w14:ligatures w14:val="none"/>
+              </w:rPr>
+              <w:t>2</w:t>
             </w:r>
           </w:p>
         </w:tc>
@@ -4325,10 +6005,17 @@
             <w:vAlign w:val="center"/>
           </w:tcPr>
           <w:p>
-            <w:r/>
-            <w:r>
-              <w:t>{{ r.c1 }}</w:t>
-            </w:r>
+            <w:pPr>
+              <w:spacing w:after="0" w:line="240" w:lineRule="auto"/>
+              <w:jc w:val="center"/>
+              <w:rPr>
+                <w:rFonts w:ascii="Arial" w:eastAsia="Times New Roman" w:hAnsi="Arial" w:cs="Arial"/>
+                <w:color w:val="000000"/>
+                <w:kern w:val="0"/>
+                <w:lang w:eastAsia="en-IN"/>
+                <w14:ligatures w14:val="none"/>
+              </w:rPr>
+            </w:pPr>
           </w:p>
         </w:tc>
         <w:tc>
@@ -4346,7 +6033,7 @@
           <w:p>
             <w:r/>
             <w:r>
-              <w:t>{{ r.c2 }}</w:t>
+              <w:t>{{ test_observation_point_2_test_level_2_3 }}</w:t>
             </w:r>
           </w:p>
         </w:tc>
@@ -4365,7 +6052,7 @@
           <w:p>
             <w:r/>
             <w:r>
-              <w:t>{{ r.c3 }}</w:t>
+              <w:t>{{ test_observation_point_2_test_level_2_4 }}</w:t>
             </w:r>
           </w:p>
         </w:tc>
@@ -4384,7 +6071,7 @@
           <w:p>
             <w:r/>
             <w:r>
-              <w:t>{{ r.c4 }}</w:t>
+              <w:t>{{ test_observation_point_2_test_level_4_3 }}</w:t>
             </w:r>
           </w:p>
         </w:tc>
@@ -4403,7 +6090,7 @@
           <w:p>
             <w:r/>
             <w:r>
-              <w:t>{{ r.c5 }}</w:t>
+              <w:t>{{ test_observation_point_2_test_level_4_4 }}</w:t>
             </w:r>
           </w:p>
         </w:tc>
@@ -4422,7 +6109,7 @@
           <w:p>
             <w:r/>
             <w:r>
-              <w:t>{{ r.c6 }}</w:t>
+              <w:t>{{ test_observation_point_2_test_level_8_3 }}</w:t>
             </w:r>
           </w:p>
         </w:tc>
@@ -4441,64 +6128,189 @@
           <w:p>
             <w:r/>
             <w:r>
-              <w:t>{{ r.c7 }}</w:t>
+              <w:t>{{ test_observation_point_2_test_level_8_4 }}</w:t>
             </w:r>
           </w:p>
         </w:tc>
       </w:tr>
       <w:tr>
-        <w:tc>
-          <w:tcPr>
-            <w:tcW w:type="dxa" w:w="933"/>
+        <w:trPr>
+          <w:trHeight w:val="283"/>
+        </w:trPr>
+        <w:tc>
+          <w:tcPr>
+            <w:tcW w:w="517" w:type="pct"/>
+            <w:tcBorders>
+              <w:top w:val="nil"/>
+              <w:left w:val="single" w:sz="4" w:space="0" w:color="auto"/>
+              <w:bottom w:val="single" w:sz="4" w:space="0" w:color="auto"/>
+              <w:right w:val="single" w:sz="4" w:space="0" w:color="auto"/>
+            </w:tcBorders>
+            <w:vAlign w:val="center"/>
+            <w:hideMark/>
+          </w:tcPr>
+          <w:p>
+            <w:pPr>
+              <w:spacing w:after="0" w:line="240" w:lineRule="auto"/>
+              <w:jc w:val="center"/>
+              <w:rPr>
+                <w:rFonts w:ascii="Arial" w:eastAsia="Times New Roman" w:hAnsi="Arial" w:cs="Arial"/>
+                <w:color w:val="000000"/>
+                <w:kern w:val="0"/>
+                <w:lang w:eastAsia="en-IN"/>
+                <w14:ligatures w14:val="none"/>
+              </w:rPr>
+            </w:pPr>
+            <w:r>
+              <w:rPr>
+                <w:rFonts w:ascii="Arial" w:eastAsia="Times New Roman" w:hAnsi="Arial" w:cs="Arial"/>
+                <w:color w:val="000000"/>
+                <w:kern w:val="0"/>
+                <w:lang w:eastAsia="en-IN"/>
+                <w14:ligatures w14:val="none"/>
+              </w:rPr>
+              <w:t>3</w:t>
+            </w:r>
+          </w:p>
+        </w:tc>
+        <w:tc>
+          <w:tcPr>
+            <w:tcW w:w="2260" w:type="pct"/>
+            <w:tcBorders>
+              <w:top w:val="nil"/>
+              <w:left w:val="nil"/>
+              <w:bottom w:val="single" w:sz="4" w:space="0" w:color="auto"/>
+              <w:right w:val="single" w:sz="4" w:space="0" w:color="auto"/>
+            </w:tcBorders>
+            <w:vAlign w:val="center"/>
+          </w:tcPr>
+          <w:p>
+            <w:pPr>
+              <w:spacing w:after="0" w:line="240" w:lineRule="auto"/>
+              <w:jc w:val="center"/>
+              <w:rPr>
+                <w:rFonts w:ascii="Arial" w:eastAsia="Times New Roman" w:hAnsi="Arial" w:cs="Arial"/>
+                <w:color w:val="000000"/>
+                <w:kern w:val="0"/>
+                <w:lang w:eastAsia="en-IN"/>
+                <w14:ligatures w14:val="none"/>
+              </w:rPr>
+            </w:pPr>
+          </w:p>
+        </w:tc>
+        <w:tc>
+          <w:tcPr>
+            <w:tcW w:w="372" w:type="pct"/>
+            <w:tcBorders>
+              <w:top w:val="nil"/>
+              <w:left w:val="nil"/>
+              <w:bottom w:val="single" w:sz="4" w:space="0" w:color="auto"/>
+              <w:right w:val="single" w:sz="4" w:space="0" w:color="auto"/>
+            </w:tcBorders>
+            <w:vAlign w:val="center"/>
+            <w:hideMark/>
           </w:tcPr>
           <w:p>
             <w:r/>
             <w:r>
-              <w:t>{%tr endfor %}</w:t>
-            </w:r>
-          </w:p>
-        </w:tc>
-        <w:tc>
-          <w:tcPr>
-            <w:tcW w:type="dxa" w:w="4075"/>
-          </w:tcPr>
-          <w:p/>
-        </w:tc>
-        <w:tc>
-          <w:tcPr>
-            <w:tcW w:type="dxa" w:w="671"/>
-          </w:tcPr>
-          <w:p/>
-        </w:tc>
-        <w:tc>
-          <w:tcPr>
-            <w:tcW w:type="dxa" w:w="671"/>
-          </w:tcPr>
-          <w:p/>
-        </w:tc>
-        <w:tc>
-          <w:tcPr>
-            <w:tcW w:type="dxa" w:w="667"/>
-          </w:tcPr>
-          <w:p/>
-        </w:tc>
-        <w:tc>
-          <w:tcPr>
-            <w:tcW w:type="dxa" w:w="667"/>
-          </w:tcPr>
-          <w:p/>
-        </w:tc>
-        <w:tc>
-          <w:tcPr>
-            <w:tcW w:type="dxa" w:w="667"/>
-          </w:tcPr>
-          <w:p/>
-        </w:tc>
-        <w:tc>
-          <w:tcPr>
-            <w:tcW w:type="dxa" w:w="665"/>
-          </w:tcPr>
-          <w:p/>
+              <w:t>{{ test_observation_point_3_test_level_2_3 }}</w:t>
+            </w:r>
+          </w:p>
+        </w:tc>
+        <w:tc>
+          <w:tcPr>
+            <w:tcW w:w="372" w:type="pct"/>
+            <w:tcBorders>
+              <w:top w:val="nil"/>
+              <w:left w:val="nil"/>
+              <w:bottom w:val="single" w:sz="4" w:space="0" w:color="auto"/>
+              <w:right w:val="single" w:sz="4" w:space="0" w:color="auto"/>
+            </w:tcBorders>
+            <w:vAlign w:val="center"/>
+            <w:hideMark/>
+          </w:tcPr>
+          <w:p>
+            <w:r/>
+            <w:r>
+              <w:t>{{ test_observation_point_3_test_level_2_4 }}</w:t>
+            </w:r>
+          </w:p>
+        </w:tc>
+        <w:tc>
+          <w:tcPr>
+            <w:tcW w:w="370" w:type="pct"/>
+            <w:tcBorders>
+              <w:top w:val="nil"/>
+              <w:left w:val="nil"/>
+              <w:bottom w:val="single" w:sz="4" w:space="0" w:color="auto"/>
+              <w:right w:val="single" w:sz="4" w:space="0" w:color="auto"/>
+            </w:tcBorders>
+            <w:vAlign w:val="center"/>
+            <w:hideMark/>
+          </w:tcPr>
+          <w:p>
+            <w:r/>
+            <w:r>
+              <w:t>{{ test_observation_point_3_test_level_4_3 }}</w:t>
+            </w:r>
+          </w:p>
+        </w:tc>
+        <w:tc>
+          <w:tcPr>
+            <w:tcW w:w="370" w:type="pct"/>
+            <w:tcBorders>
+              <w:top w:val="nil"/>
+              <w:left w:val="nil"/>
+              <w:bottom w:val="single" w:sz="4" w:space="0" w:color="auto"/>
+              <w:right w:val="single" w:sz="4" w:space="0" w:color="auto"/>
+            </w:tcBorders>
+            <w:vAlign w:val="center"/>
+            <w:hideMark/>
+          </w:tcPr>
+          <w:p>
+            <w:r/>
+            <w:r>
+              <w:t>{{ test_observation_point_3_test_level_4_4 }}</w:t>
+            </w:r>
+          </w:p>
+        </w:tc>
+        <w:tc>
+          <w:tcPr>
+            <w:tcW w:w="370" w:type="pct"/>
+            <w:tcBorders>
+              <w:top w:val="nil"/>
+              <w:left w:val="nil"/>
+              <w:bottom w:val="single" w:sz="4" w:space="0" w:color="auto"/>
+              <w:right w:val="single" w:sz="4" w:space="0" w:color="auto"/>
+            </w:tcBorders>
+            <w:vAlign w:val="center"/>
+            <w:hideMark/>
+          </w:tcPr>
+          <w:p>
+            <w:r/>
+            <w:r>
+              <w:t>{{ test_observation_point_3_test_level_8_3 }}</w:t>
+            </w:r>
+          </w:p>
+        </w:tc>
+        <w:tc>
+          <w:tcPr>
+            <w:tcW w:w="369" w:type="pct"/>
+            <w:tcBorders>
+              <w:top w:val="nil"/>
+              <w:left w:val="nil"/>
+              <w:bottom w:val="single" w:sz="4" w:space="0" w:color="auto"/>
+              <w:right w:val="single" w:sz="4" w:space="0" w:color="auto"/>
+            </w:tcBorders>
+            <w:vAlign w:val="center"/>
+            <w:hideMark/>
+          </w:tcPr>
+          <w:p>
+            <w:r/>
+            <w:r>
+              <w:t>{{ test_observation_point_3_test_level_8_4 }}</w:t>
+            </w:r>
+          </w:p>
         </w:tc>
       </w:tr>
     </w:tbl>
@@ -4655,8 +6467,16 @@
     </w:p>
     <w:p>
       <w:pPr>
+        <w:spacing w:before="0" w:after="0"/>
+      </w:pPr>
+      <w:r>
+        <w:t>{{ img_photo_1 }}</w:t>
+      </w:r>
+    </w:p>
+    <w:p>
+      <w:pPr>
         <w:pStyle w:val="Caption"/>
-        <w:spacing w:after="0"/>
+        <w:spacing w:after="0" w:before="0"/>
         <w:jc w:val="center"/>
         <w:rPr>
           <w:rFonts w:ascii="Arial" w:hAnsi="Arial" w:cs="Arial"/>
@@ -4878,11 +6698,6 @@
       <w:bookmarkEnd w:id="135"/>
     </w:p>
     <w:p>
-      <w:r>
-        <w:t>{{ img_photo_1 }}</w:t>
-      </w:r>
-    </w:p>
-    <w:p>
       <w:pPr>
         <w:spacing w:after="0"/>
         <w:jc w:val="center"/>
@@ -4896,8 +6711,16 @@
     </w:p>
     <w:p>
       <w:pPr>
+        <w:spacing w:before="0" w:after="0"/>
+      </w:pPr>
+      <w:r>
+        <w:t>{{ img_photo_2 }}</w:t>
+      </w:r>
+    </w:p>
+    <w:p>
+      <w:pPr>
         <w:pStyle w:val="Caption"/>
-        <w:spacing w:after="0"/>
+        <w:spacing w:after="0" w:before="0"/>
         <w:jc w:val="center"/>
         <w:rPr>
           <w:rFonts w:ascii="Arial" w:hAnsi="Arial" w:cs="Arial"/>
@@ -5093,37 +6916,40 @@
       <w:bookmarkEnd w:id="136"/>
     </w:p>
     <w:p>
+      <w:pPr>
+        <w:spacing w:after="0"/>
+      </w:pPr>
+    </w:p>
+    <w:p>
+      <w:pPr>
+        <w:spacing w:after="0"/>
+        <w:jc w:val="center"/>
+        <w:rPr>
+          <w:rFonts w:ascii="Arial" w:hAnsi="Arial" w:cs="Arial"/>
+          <w:color w:val="0070C0"/>
+          <w:lang w:val="en-US"/>
+        </w:rPr>
+      </w:pPr>
       <w:r>
-        <w:t>{{ img_photo_2 }}</w:t>
+        <w:rPr>
+          <w:rFonts w:ascii="Arial" w:hAnsi="Arial" w:cs="Arial"/>
+          <w:color w:val="0070C0"/>
+          <w:lang w:val="en-US"/>
+        </w:rPr>
       </w:r>
     </w:p>
     <w:p>
       <w:pPr>
-        <w:spacing w:after="0"/>
-      </w:pPr>
-    </w:p>
-    <w:p>
-      <w:pPr>
-        <w:spacing w:after="0"/>
-        <w:jc w:val="center"/>
-        <w:rPr>
-          <w:rFonts w:ascii="Arial" w:hAnsi="Arial" w:cs="Arial"/>
-          <w:color w:val="0070C0"/>
-          <w:lang w:val="en-US"/>
-        </w:rPr>
+        <w:spacing w:before="0" w:after="0"/>
       </w:pPr>
       <w:r>
-        <w:rPr>
-          <w:rFonts w:ascii="Arial" w:hAnsi="Arial" w:cs="Arial"/>
-          <w:color w:val="0070C0"/>
-          <w:lang w:val="en-US"/>
-        </w:rPr>
+        <w:t>{{ img_photo_3 }}</w:t>
       </w:r>
     </w:p>
     <w:p>
       <w:pPr>
         <w:pStyle w:val="Caption"/>
-        <w:spacing w:after="0"/>
+        <w:spacing w:after="0" w:before="0"/>
         <w:jc w:val="center"/>
         <w:rPr>
           <w:rFonts w:ascii="Arial" w:hAnsi="Arial" w:cs="Arial"/>
@@ -5332,24 +7158,27 @@
       <w:bookmarkEnd w:id="137"/>
     </w:p>
     <w:p>
+      <w:pPr>
+        <w:spacing w:after="0"/>
+        <w:jc w:val="center"/>
+        <w:rPr>
+          <w:rFonts w:ascii="Arial" w:hAnsi="Arial" w:cs="Arial"/>
+          <w:lang w:val="en-US"/>
+        </w:rPr>
+      </w:pPr>
+    </w:p>
+    <w:p>
+      <w:pPr>
+        <w:spacing w:before="0" w:after="0"/>
+      </w:pPr>
       <w:r>
-        <w:t>{{ img_photo_3 }}</w:t>
+        <w:t>{{ img_photo_4 }}</w:t>
       </w:r>
     </w:p>
     <w:p>
       <w:pPr>
-        <w:spacing w:after="0"/>
-        <w:jc w:val="center"/>
-        <w:rPr>
-          <w:rFonts w:ascii="Arial" w:hAnsi="Arial" w:cs="Arial"/>
-          <w:lang w:val="en-US"/>
-        </w:rPr>
-      </w:pPr>
-    </w:p>
-    <w:p>
-      <w:pPr>
         <w:pStyle w:val="Caption"/>
-        <w:spacing w:after="0"/>
+        <w:spacing w:after="0" w:before="0"/>
         <w:jc w:val="center"/>
         <w:rPr>
           <w:rFonts w:ascii="Arial" w:hAnsi="Arial" w:cs="Arial"/>
@@ -5556,11 +7385,6 @@
         <w:t xml:space="preserve"> points</w:t>
       </w:r>
       <w:bookmarkEnd w:id="138"/>
-    </w:p>
-    <w:p>
-      <w:r>
-        <w:t>{{ img_photo_4 }}</w:t>
-      </w:r>
     </w:p>
     <w:p>
       <w:pPr>
@@ -5626,6 +7450,7 @@
       <w:tr>
         <w:trPr>
           <w:trHeight w:val="567"/>
+          <w:tblHeader/>
         </w:trPr>
         <w:tc>
           <w:tcPr>
@@ -5975,6 +7800,7 @@
       <w:tr>
         <w:trPr>
           <w:trHeight w:val="340"/>
+          <w:tblHeader/>
         </w:trPr>
         <w:tc>
           <w:tcPr>
@@ -6264,9 +8090,23 @@
             <w:vAlign w:val="center"/>
           </w:tcPr>
           <w:p>
-            <w:r/>
-            <w:r>
-              <w:t>{{ tested_by_2 }}</w:t>
+            <w:pPr>
+              <w:jc w:val="center"/>
+              <w:rPr>
+                <w:rFonts w:ascii="Arial" w:hAnsi="Arial" w:cs="Arial"/>
+                <w:b/>
+                <w:bCs/>
+                <w:color w:val="000000" w:themeColor="text1"/>
+              </w:rPr>
+            </w:pPr>
+            <w:r>
+              <w:rPr>
+                <w:rFonts w:ascii="Arial" w:eastAsiaTheme="majorEastAsia" w:hAnsi="Arial" w:cs="Arial"/>
+                <w:b/>
+                <w:bCs/>
+                <w:lang w:val="en-US"/>
+              </w:rPr>
+              <w:t>Tested By</w:t>
             </w:r>
           </w:p>
         </w:tc>
@@ -6397,6 +8237,8 @@
     <w:sectPr>
       <w:headerReference w:type="default" r:id="rId13"/>
       <w:footerReference w:type="default" r:id="rId14"/>
+      <w:headerReference w:type="first" r:id="rId18"/>
+      <w:headerReference w:type="even" r:id="rId19"/>
       <w:pgSz w:w="11906" w:h="16838"/>
       <w:pgMar w:top="1440" w:right="1440" w:bottom="1440" w:left="1440" w:header="567" w:footer="612" w:gutter="0"/>
       <w:cols w:space="708"/>
@@ -7466,7 +9308,7 @@
               <w:b/>
               <w:sz w:val="24"/>
             </w:rPr>
-            <w:t>Electrical Fast Transient / Burst Immunit</w:t>
+            <w:t>Electrostatic Discharge Immunity Test Data Sheet</w:t>
           </w:r>
           <w:r>
             <w:rPr>
@@ -7474,7 +9316,6 @@
               <w:b/>
               <w:sz w:val="24"/>
             </w:rPr>
-            <w:t>y</w:t>
           </w:r>
           <w:r>
             <w:rPr>
@@ -7482,7 +9323,6 @@
               <w:b/>
               <w:sz w:val="24"/>
             </w:rPr>
-            <w:t xml:space="preserve"> </w:t>
           </w:r>
           <w:r>
             <w:rPr>
@@ -7490,7 +9330,6 @@
               <w:b/>
               <w:sz w:val="24"/>
             </w:rPr>
-            <w:t>T</w:t>
           </w:r>
           <w:r>
             <w:rPr>
@@ -7499,7 +9338,6 @@
               <w:sz w:val="24"/>
               <w:szCs w:val="24"/>
             </w:rPr>
-            <w:t>est Data Sheet</w:t>
           </w:r>
         </w:p>
       </w:tc>
@@ -7513,6 +9351,26 @@
         <w:sz w:val="16"/>
         <w:szCs w:val="16"/>
       </w:rPr>
+    </w:pPr>
+  </w:p>
+</w:hdr>
+</file>
+
+<file path=word/header2.xml><?xml version="1.0" encoding="utf-8"?>
+<w:hdr xmlns:m="http://schemas.openxmlformats.org/officeDocument/2006/math" xmlns:mc="http://schemas.openxmlformats.org/markup-compatibility/2006" xmlns:mo="http://schemas.microsoft.com/office/mac/office/2008/main" xmlns:mv="urn:schemas-microsoft-com:mac:vml" xmlns:o="urn:schemas-microsoft-com:office:office" xmlns:r="http://schemas.openxmlformats.org/officeDocument/2006/relationships" xmlns:v="urn:schemas-microsoft-com:vml" xmlns:w10="urn:schemas-microsoft-com:office:word" xmlns:w14="http://schemas.microsoft.com/office/word/2010/wordml" xmlns:w="http://schemas.openxmlformats.org/wordprocessingml/2006/main" xmlns:wne="http://schemas.microsoft.com/office/word/2006/wordml" xmlns:wp14="http://schemas.microsoft.com/office/word/2010/wordprocessingDrawing" xmlns:wp="http://schemas.openxmlformats.org/drawingml/2006/wordprocessingDrawing" xmlns:wpc="http://schemas.microsoft.com/office/word/2010/wordprocessingCanvas" xmlns:wpg="http://schemas.microsoft.com/office/word/2010/wordprocessingGroup" xmlns:wpi="http://schemas.microsoft.com/office/word/2010/wordprocessingInk" xmlns:wps="http://schemas.microsoft.com/office/word/2010/wordprocessingShape" mc:Ignorable="w14 wp14">
+  <w:p>
+    <w:pPr>
+      <w:pStyle w:val="Header"/>
+    </w:pPr>
+  </w:p>
+</w:hdr>
+</file>
+
+<file path=word/header3.xml><?xml version="1.0" encoding="utf-8"?>
+<w:hdr xmlns:m="http://schemas.openxmlformats.org/officeDocument/2006/math" xmlns:mc="http://schemas.openxmlformats.org/markup-compatibility/2006" xmlns:mo="http://schemas.microsoft.com/office/mac/office/2008/main" xmlns:mv="urn:schemas-microsoft-com:mac:vml" xmlns:o="urn:schemas-microsoft-com:office:office" xmlns:r="http://schemas.openxmlformats.org/officeDocument/2006/relationships" xmlns:v="urn:schemas-microsoft-com:vml" xmlns:w10="urn:schemas-microsoft-com:office:word" xmlns:w14="http://schemas.microsoft.com/office/word/2010/wordml" xmlns:w="http://schemas.openxmlformats.org/wordprocessingml/2006/main" xmlns:wne="http://schemas.microsoft.com/office/word/2006/wordml" xmlns:wp14="http://schemas.microsoft.com/office/word/2010/wordprocessingDrawing" xmlns:wp="http://schemas.openxmlformats.org/drawingml/2006/wordprocessingDrawing" xmlns:wpc="http://schemas.microsoft.com/office/word/2010/wordprocessingCanvas" xmlns:wpg="http://schemas.microsoft.com/office/word/2010/wordprocessingGroup" xmlns:wpi="http://schemas.microsoft.com/office/word/2010/wordprocessingInk" xmlns:wps="http://schemas.microsoft.com/office/word/2010/wordprocessingShape" mc:Ignorable="w14 wp14">
+  <w:p>
+    <w:pPr>
+      <w:pStyle w:val="Header"/>
     </w:pPr>
   </w:p>
 </w:hdr>

--- a/datasheet_gen/word_templates/ESD.docx
+++ b/datasheet_gen/word_templates/ESD.docx
@@ -1302,9 +1302,8 @@
             <w:vAlign w:val="center"/>
           </w:tcPr>
           <w:p>
-            <w:r/>
-            <w:r>
-              <w:t>{{ immunity_test_requirement }}</w:t>
+            <w:r>
+              <w:t>{{r immunity_test_requirement }}</w:t>
             </w:r>
           </w:p>
         </w:tc>
@@ -1422,9 +1421,8 @@
             <w:vAlign w:val="center"/>
           </w:tcPr>
           <w:p>
-            <w:r/>
-            <w:r>
-              <w:t>{{ direct_contact_discharge }}</w:t>
+            <w:r>
+              <w:t>{{r direct_contact_discharge }}</w:t>
             </w:r>
           </w:p>
         </w:tc>
@@ -1504,9 +1502,8 @@
             <w:vAlign w:val="center"/>
           </w:tcPr>
           <w:p>
-            <w:r/>
-            <w:r>
-              <w:t>{{ indirect_contact_discharge_hcp_vcp }}</w:t>
+            <w:r>
+              <w:t>{{r indirect_contact_discharge_hcp_vcp }}</w:t>
             </w:r>
           </w:p>
         </w:tc>
@@ -1544,9 +1541,8 @@
             <w:vAlign w:val="center"/>
           </w:tcPr>
           <w:p>
-            <w:r/>
-            <w:r>
-              <w:t>{{ air_discharge }}</w:t>
+            <w:r>
+              <w:t>{{r air_discharge }}</w:t>
             </w:r>
           </w:p>
         </w:tc>
@@ -1711,9 +1707,8 @@
             <w:vAlign w:val="center"/>
           </w:tcPr>
           <w:p>
-            <w:r/>
-            <w:r>
-              <w:t>{{ eut_configuration_col_1 }}</w:t>
+            <w:r>
+              <w:t>{{r eut_configuration_tabletop }}</w:t>
             </w:r>
           </w:p>
         </w:tc>
@@ -1723,9 +1718,8 @@
             <w:vAlign w:val="center"/>
           </w:tcPr>
           <w:p>
-            <w:r/>
-            <w:r>
-              <w:t>{{ eut_configuration_col_2 }}</w:t>
+            <w:r>
+              <w:t>{{r eut_configuration_floor }}</w:t>
             </w:r>
           </w:p>
         </w:tc>
@@ -2753,9 +2747,8 @@
             <w:hideMark/>
           </w:tcPr>
           <w:p>
-            <w:r/>
-            <w:r>
-              <w:t>{{ hcp_test_level_2 }}</w:t>
+            <w:r>
+              <w:t>{{ ind_r1_c1 }}</w:t>
             </w:r>
           </w:p>
         </w:tc>
@@ -2772,9 +2765,8 @@
             <w:hideMark/>
           </w:tcPr>
           <w:p>
-            <w:r/>
-            <w:r>
-              <w:t>{{ hcp_test_level_2_2 }}</w:t>
+            <w:r>
+              <w:t>{{ ind_r1_c2 }}</w:t>
             </w:r>
           </w:p>
         </w:tc>
@@ -2791,9 +2783,8 @@
             <w:hideMark/>
           </w:tcPr>
           <w:p>
-            <w:r/>
-            <w:r>
-              <w:t>{{ hcp_test_level_4 }}</w:t>
+            <w:r>
+              <w:t>{{ ind_r1_c3 }}</w:t>
             </w:r>
           </w:p>
         </w:tc>
@@ -2810,9 +2801,8 @@
             <w:hideMark/>
           </w:tcPr>
           <w:p>
-            <w:r/>
-            <w:r>
-              <w:t>{{ hcp_test_level_4_2 }}</w:t>
+            <w:r>
+              <w:t>{{ ind_r1_c4 }}</w:t>
             </w:r>
           </w:p>
         </w:tc>
@@ -2829,9 +2819,8 @@
             <w:hideMark/>
           </w:tcPr>
           <w:p>
-            <w:r/>
-            <w:r>
-              <w:t>{{ hcp_test_level_8 }}</w:t>
+            <w:r>
+              <w:t>{{ ind_r1_c5 }}</w:t>
             </w:r>
           </w:p>
         </w:tc>
@@ -2848,9 +2837,8 @@
             <w:hideMark/>
           </w:tcPr>
           <w:p>
-            <w:r/>
-            <w:r>
-              <w:t>{{ hcp_test_level_8_2 }}</w:t>
+            <w:r>
+              <w:t>{{ ind_r1_c6 }}</w:t>
             </w:r>
           </w:p>
         </w:tc>
@@ -2944,9 +2932,8 @@
             <w:hideMark/>
           </w:tcPr>
           <w:p>
-            <w:r/>
-            <w:r>
-              <w:t>{{ hcp_test_level_2_3 }}</w:t>
+            <w:r>
+              <w:t>{{ ind_r2_c1 }}</w:t>
             </w:r>
           </w:p>
         </w:tc>
@@ -2963,9 +2950,8 @@
             <w:hideMark/>
           </w:tcPr>
           <w:p>
-            <w:r/>
-            <w:r>
-              <w:t>{{ hcp_test_level_2_4 }}</w:t>
+            <w:r>
+              <w:t>{{ ind_r2_c2 }}</w:t>
             </w:r>
           </w:p>
         </w:tc>
@@ -2982,9 +2968,8 @@
             <w:hideMark/>
           </w:tcPr>
           <w:p>
-            <w:r/>
-            <w:r>
-              <w:t>{{ hcp_test_level_4_3 }}</w:t>
+            <w:r>
+              <w:t>{{ ind_r2_c3 }}</w:t>
             </w:r>
           </w:p>
         </w:tc>
@@ -3001,9 +2986,8 @@
             <w:hideMark/>
           </w:tcPr>
           <w:p>
-            <w:r/>
-            <w:r>
-              <w:t>{{ hcp_test_level_4_4 }}</w:t>
+            <w:r>
+              <w:t>{{ ind_r2_c4 }}</w:t>
             </w:r>
           </w:p>
         </w:tc>
@@ -3020,9 +3004,8 @@
             <w:hideMark/>
           </w:tcPr>
           <w:p>
-            <w:r/>
-            <w:r>
-              <w:t>{{ hcp_test_level_8_3 }}</w:t>
+            <w:r>
+              <w:t>{{ ind_r2_c5 }}</w:t>
             </w:r>
           </w:p>
         </w:tc>
@@ -3039,9 +3022,8 @@
             <w:hideMark/>
           </w:tcPr>
           <w:p>
-            <w:r/>
-            <w:r>
-              <w:t>{{ hcp_test_level_8_4 }}</w:t>
+            <w:r>
+              <w:t>{{ ind_r2_c6 }}</w:t>
             </w:r>
           </w:p>
         </w:tc>
@@ -3135,9 +3117,8 @@
             <w:hideMark/>
           </w:tcPr>
           <w:p>
-            <w:r/>
-            <w:r>
-              <w:t>{{ hcp_test_level_2_5 }}</w:t>
+            <w:r>
+              <w:t>{{ ind_r3_c1 }}</w:t>
             </w:r>
           </w:p>
         </w:tc>
@@ -3154,9 +3135,8 @@
             <w:hideMark/>
           </w:tcPr>
           <w:p>
-            <w:r/>
-            <w:r>
-              <w:t>{{ hcp_test_level_2_6 }}</w:t>
+            <w:r>
+              <w:t>{{ ind_r3_c2 }}</w:t>
             </w:r>
           </w:p>
         </w:tc>
@@ -3173,9 +3153,8 @@
             <w:hideMark/>
           </w:tcPr>
           <w:p>
-            <w:r/>
-            <w:r>
-              <w:t>{{ hcp_test_level_4_5 }}</w:t>
+            <w:r>
+              <w:t>{{ ind_r3_c3 }}</w:t>
             </w:r>
           </w:p>
         </w:tc>
@@ -3192,9 +3171,8 @@
             <w:hideMark/>
           </w:tcPr>
           <w:p>
-            <w:r/>
-            <w:r>
-              <w:t>{{ hcp_test_level_4_6 }}</w:t>
+            <w:r>
+              <w:t>{{ ind_r3_c4 }}</w:t>
             </w:r>
           </w:p>
         </w:tc>
@@ -3211,9 +3189,8 @@
             <w:hideMark/>
           </w:tcPr>
           <w:p>
-            <w:r/>
-            <w:r>
-              <w:t>{{ hcp_test_level_8_5 }}</w:t>
+            <w:r>
+              <w:t>{{ ind_r3_c5 }}</w:t>
             </w:r>
           </w:p>
         </w:tc>
@@ -3230,9 +3207,8 @@
             <w:hideMark/>
           </w:tcPr>
           <w:p>
-            <w:r/>
-            <w:r>
-              <w:t>{{ hcp_test_level_8_6 }}</w:t>
+            <w:r>
+              <w:t>{{ ind_r3_c6 }}</w:t>
             </w:r>
           </w:p>
         </w:tc>
@@ -3326,9 +3302,8 @@
             <w:hideMark/>
           </w:tcPr>
           <w:p>
-            <w:r/>
-            <w:r>
-              <w:t>{{ hcp_test_level_2_7 }}</w:t>
+            <w:r>
+              <w:t>{{ ind_r4_c1 }}</w:t>
             </w:r>
           </w:p>
         </w:tc>
@@ -3345,9 +3320,8 @@
             <w:hideMark/>
           </w:tcPr>
           <w:p>
-            <w:r/>
-            <w:r>
-              <w:t>{{ hcp_test_level_2_8 }}</w:t>
+            <w:r>
+              <w:t>{{ ind_r4_c2 }}</w:t>
             </w:r>
           </w:p>
         </w:tc>
@@ -3364,9 +3338,8 @@
             <w:hideMark/>
           </w:tcPr>
           <w:p>
-            <w:r/>
-            <w:r>
-              <w:t>{{ hcp_test_level_4_7 }}</w:t>
+            <w:r>
+              <w:t>{{ ind_r4_c3 }}</w:t>
             </w:r>
           </w:p>
         </w:tc>
@@ -3383,9 +3356,8 @@
             <w:hideMark/>
           </w:tcPr>
           <w:p>
-            <w:r/>
-            <w:r>
-              <w:t>{{ hcp_test_level_4_8 }}</w:t>
+            <w:r>
+              <w:t>{{ ind_r4_c4 }}</w:t>
             </w:r>
           </w:p>
         </w:tc>
@@ -3402,9 +3374,8 @@
             <w:hideMark/>
           </w:tcPr>
           <w:p>
-            <w:r/>
-            <w:r>
-              <w:t>{{ hcp_test_level_8_7 }}</w:t>
+            <w:r>
+              <w:t>{{ ind_r4_c5 }}</w:t>
             </w:r>
           </w:p>
         </w:tc>
@@ -3421,9 +3392,8 @@
             <w:hideMark/>
           </w:tcPr>
           <w:p>
-            <w:r/>
-            <w:r>
-              <w:t>{{ hcp_test_level_8_8 }}</w:t>
+            <w:r>
+              <w:t>{{ ind_r4_c6 }}</w:t>
             </w:r>
           </w:p>
         </w:tc>
@@ -3517,9 +3487,8 @@
             <w:hideMark/>
           </w:tcPr>
           <w:p>
-            <w:r/>
-            <w:r>
-              <w:t>{{ vcp_test_level_2 }}</w:t>
+            <w:r>
+              <w:t>{{ ind_r5_c1 }}</w:t>
             </w:r>
           </w:p>
         </w:tc>
@@ -3536,9 +3505,8 @@
             <w:hideMark/>
           </w:tcPr>
           <w:p>
-            <w:r/>
-            <w:r>
-              <w:t>{{ vcp_test_level_2_2 }}</w:t>
+            <w:r>
+              <w:t>{{ ind_r5_c2 }}</w:t>
             </w:r>
           </w:p>
         </w:tc>
@@ -3555,9 +3523,8 @@
             <w:hideMark/>
           </w:tcPr>
           <w:p>
-            <w:r/>
-            <w:r>
-              <w:t>{{ vcp_test_level_4 }}</w:t>
+            <w:r>
+              <w:t>{{ ind_r5_c3 }}</w:t>
             </w:r>
           </w:p>
         </w:tc>
@@ -3574,9 +3541,8 @@
             <w:hideMark/>
           </w:tcPr>
           <w:p>
-            <w:r/>
-            <w:r>
-              <w:t>{{ vcp_test_level_4_2 }}</w:t>
+            <w:r>
+              <w:t>{{ ind_r5_c4 }}</w:t>
             </w:r>
           </w:p>
         </w:tc>
@@ -3593,9 +3559,8 @@
             <w:hideMark/>
           </w:tcPr>
           <w:p>
-            <w:r/>
-            <w:r>
-              <w:t>{{ vcp_test_level_8 }}</w:t>
+            <w:r>
+              <w:t>{{ ind_r5_c5 }}</w:t>
             </w:r>
           </w:p>
         </w:tc>
@@ -3612,9 +3577,8 @@
             <w:hideMark/>
           </w:tcPr>
           <w:p>
-            <w:r/>
-            <w:r>
-              <w:t>{{ vcp_test_level_8_2 }}</w:t>
+            <w:r>
+              <w:t>{{ ind_r5_c6 }}</w:t>
             </w:r>
           </w:p>
         </w:tc>
@@ -3708,9 +3672,8 @@
             <w:hideMark/>
           </w:tcPr>
           <w:p>
-            <w:r/>
-            <w:r>
-              <w:t>{{ vcp_test_level_2_3 }}</w:t>
+            <w:r>
+              <w:t>{{ ind_r6_c1 }}</w:t>
             </w:r>
           </w:p>
         </w:tc>
@@ -3727,9 +3690,8 @@
             <w:hideMark/>
           </w:tcPr>
           <w:p>
-            <w:r/>
-            <w:r>
-              <w:t>{{ vcp_test_level_2_4 }}</w:t>
+            <w:r>
+              <w:t>{{ ind_r6_c2 }}</w:t>
             </w:r>
           </w:p>
         </w:tc>
@@ -3746,9 +3708,8 @@
             <w:hideMark/>
           </w:tcPr>
           <w:p>
-            <w:r/>
-            <w:r>
-              <w:t>{{ vcp_test_level_4_3 }}</w:t>
+            <w:r>
+              <w:t>{{ ind_r6_c3 }}</w:t>
             </w:r>
           </w:p>
         </w:tc>
@@ -3765,9 +3726,8 @@
             <w:hideMark/>
           </w:tcPr>
           <w:p>
-            <w:r/>
-            <w:r>
-              <w:t>{{ vcp_test_level_4_4 }}</w:t>
+            <w:r>
+              <w:t>{{ ind_r6_c4 }}</w:t>
             </w:r>
           </w:p>
         </w:tc>
@@ -3784,9 +3744,8 @@
             <w:hideMark/>
           </w:tcPr>
           <w:p>
-            <w:r/>
-            <w:r>
-              <w:t>{{ vcp_test_level_8_3 }}</w:t>
+            <w:r>
+              <w:t>{{ ind_r6_c5 }}</w:t>
             </w:r>
           </w:p>
         </w:tc>
@@ -3803,9 +3762,8 @@
             <w:hideMark/>
           </w:tcPr>
           <w:p>
-            <w:r/>
-            <w:r>
-              <w:t>{{ vcp_test_level_8_4 }}</w:t>
+            <w:r>
+              <w:t>{{ ind_r6_c6 }}</w:t>
             </w:r>
           </w:p>
         </w:tc>
@@ -3899,9 +3857,8 @@
             <w:hideMark/>
           </w:tcPr>
           <w:p>
-            <w:r/>
-            <w:r>
-              <w:t>{{ vcp_test_level_2_5 }}</w:t>
+            <w:r>
+              <w:t>{{ ind_r7_c1 }}</w:t>
             </w:r>
           </w:p>
         </w:tc>
@@ -3918,9 +3875,8 @@
             <w:hideMark/>
           </w:tcPr>
           <w:p>
-            <w:r/>
-            <w:r>
-              <w:t>{{ vcp_test_level_2_6 }}</w:t>
+            <w:r>
+              <w:t>{{ ind_r7_c2 }}</w:t>
             </w:r>
           </w:p>
         </w:tc>
@@ -3937,9 +3893,8 @@
             <w:hideMark/>
           </w:tcPr>
           <w:p>
-            <w:r/>
-            <w:r>
-              <w:t>{{ vcp_test_level_4_5 }}</w:t>
+            <w:r>
+              <w:t>{{ ind_r7_c3 }}</w:t>
             </w:r>
           </w:p>
         </w:tc>
@@ -3956,9 +3911,8 @@
             <w:hideMark/>
           </w:tcPr>
           <w:p>
-            <w:r/>
-            <w:r>
-              <w:t>{{ vcp_test_level_4_6 }}</w:t>
+            <w:r>
+              <w:t>{{ ind_r7_c4 }}</w:t>
             </w:r>
           </w:p>
         </w:tc>
@@ -3975,9 +3929,8 @@
             <w:hideMark/>
           </w:tcPr>
           <w:p>
-            <w:r/>
-            <w:r>
-              <w:t>{{ vcp_test_level_8_5 }}</w:t>
+            <w:r>
+              <w:t>{{ ind_r7_c5 }}</w:t>
             </w:r>
           </w:p>
         </w:tc>
@@ -3994,9 +3947,8 @@
             <w:hideMark/>
           </w:tcPr>
           <w:p>
-            <w:r/>
-            <w:r>
-              <w:t>{{ vcp_test_level_8_6 }}</w:t>
+            <w:r>
+              <w:t>{{ ind_r7_c6 }}</w:t>
             </w:r>
           </w:p>
         </w:tc>
@@ -4090,9 +4042,8 @@
             <w:hideMark/>
           </w:tcPr>
           <w:p>
-            <w:r/>
-            <w:r>
-              <w:t>{{ vcp_test_level_2_7 }}</w:t>
+            <w:r>
+              <w:t>{{ ind_r8_c1 }}</w:t>
             </w:r>
           </w:p>
         </w:tc>
@@ -4109,9 +4060,8 @@
             <w:hideMark/>
           </w:tcPr>
           <w:p>
-            <w:r/>
-            <w:r>
-              <w:t>{{ vcp_test_level_2_8 }}</w:t>
+            <w:r>
+              <w:t>{{ ind_r8_c2 }}</w:t>
             </w:r>
           </w:p>
         </w:tc>
@@ -4128,9 +4078,8 @@
             <w:hideMark/>
           </w:tcPr>
           <w:p>
-            <w:r/>
-            <w:r>
-              <w:t>{{ vcp_test_level_4_7 }}</w:t>
+            <w:r>
+              <w:t>{{ ind_r8_c3 }}</w:t>
             </w:r>
           </w:p>
         </w:tc>
@@ -4147,9 +4096,8 @@
             <w:hideMark/>
           </w:tcPr>
           <w:p>
-            <w:r/>
-            <w:r>
-              <w:t>{{ vcp_test_level_4_8 }}</w:t>
+            <w:r>
+              <w:t>{{ ind_r8_c4 }}</w:t>
             </w:r>
           </w:p>
         </w:tc>
@@ -4166,9 +4114,8 @@
             <w:hideMark/>
           </w:tcPr>
           <w:p>
-            <w:r/>
-            <w:r>
-              <w:t>{{ vcp_test_level_8_7 }}</w:t>
+            <w:r>
+              <w:t>{{ ind_r8_c5 }}</w:t>
             </w:r>
           </w:p>
         </w:tc>
@@ -4185,9 +4132,8 @@
             <w:hideMark/>
           </w:tcPr>
           <w:p>
-            <w:r/>
-            <w:r>
-              <w:t>{{ vcp_test_level_8_8 }}</w:t>
+            <w:r>
+              <w:t>{{ ind_r8_c6 }}</w:t>
             </w:r>
           </w:p>
         </w:tc>
@@ -4768,6 +4714,137 @@
             <w:vAlign w:val="center"/>
           </w:tcPr>
           <w:p>
+            <w:r>
+              <w:t>{{ dir_r1_name }}</w:t>
+            </w:r>
+          </w:p>
+        </w:tc>
+        <w:tc>
+          <w:tcPr>
+            <w:tcW w:w="372" w:type="pct"/>
+            <w:tcBorders>
+              <w:top w:val="nil"/>
+              <w:left w:val="nil"/>
+              <w:bottom w:val="single" w:sz="4" w:space="0" w:color="auto"/>
+              <w:right w:val="single" w:sz="4" w:space="0" w:color="auto"/>
+            </w:tcBorders>
+            <w:vAlign w:val="center"/>
+            <w:hideMark/>
+          </w:tcPr>
+          <w:p>
+            <w:r>
+              <w:t>{{ dir_r1_c1 }}</w:t>
+            </w:r>
+          </w:p>
+        </w:tc>
+        <w:tc>
+          <w:tcPr>
+            <w:tcW w:w="372" w:type="pct"/>
+            <w:tcBorders>
+              <w:top w:val="nil"/>
+              <w:left w:val="nil"/>
+              <w:bottom w:val="single" w:sz="4" w:space="0" w:color="auto"/>
+              <w:right w:val="single" w:sz="4" w:space="0" w:color="auto"/>
+            </w:tcBorders>
+            <w:vAlign w:val="center"/>
+            <w:hideMark/>
+          </w:tcPr>
+          <w:p>
+            <w:r>
+              <w:t>{{ dir_r1_c2 }}</w:t>
+            </w:r>
+          </w:p>
+        </w:tc>
+        <w:tc>
+          <w:tcPr>
+            <w:tcW w:w="370" w:type="pct"/>
+            <w:tcBorders>
+              <w:top w:val="nil"/>
+              <w:left w:val="nil"/>
+              <w:bottom w:val="single" w:sz="4" w:space="0" w:color="auto"/>
+              <w:right w:val="single" w:sz="4" w:space="0" w:color="auto"/>
+            </w:tcBorders>
+            <w:vAlign w:val="center"/>
+            <w:hideMark/>
+          </w:tcPr>
+          <w:p>
+            <w:r>
+              <w:t>{{ dir_r1_c3 }}</w:t>
+            </w:r>
+          </w:p>
+        </w:tc>
+        <w:tc>
+          <w:tcPr>
+            <w:tcW w:w="370" w:type="pct"/>
+            <w:tcBorders>
+              <w:top w:val="nil"/>
+              <w:left w:val="nil"/>
+              <w:bottom w:val="single" w:sz="4" w:space="0" w:color="auto"/>
+              <w:right w:val="single" w:sz="4" w:space="0" w:color="auto"/>
+            </w:tcBorders>
+            <w:vAlign w:val="center"/>
+            <w:hideMark/>
+          </w:tcPr>
+          <w:p>
+            <w:r>
+              <w:t>{{ dir_r1_c4 }}</w:t>
+            </w:r>
+          </w:p>
+        </w:tc>
+        <w:tc>
+          <w:tcPr>
+            <w:tcW w:w="370" w:type="pct"/>
+            <w:tcBorders>
+              <w:top w:val="nil"/>
+              <w:left w:val="nil"/>
+              <w:bottom w:val="single" w:sz="4" w:space="0" w:color="auto"/>
+              <w:right w:val="single" w:sz="4" w:space="0" w:color="auto"/>
+            </w:tcBorders>
+            <w:vAlign w:val="center"/>
+            <w:hideMark/>
+          </w:tcPr>
+          <w:p>
+            <w:r>
+              <w:t>{{ dir_r1_c5 }}</w:t>
+            </w:r>
+          </w:p>
+        </w:tc>
+        <w:tc>
+          <w:tcPr>
+            <w:tcW w:w="369" w:type="pct"/>
+            <w:tcBorders>
+              <w:top w:val="nil"/>
+              <w:left w:val="nil"/>
+              <w:bottom w:val="single" w:sz="4" w:space="0" w:color="auto"/>
+              <w:right w:val="single" w:sz="4" w:space="0" w:color="auto"/>
+            </w:tcBorders>
+            <w:vAlign w:val="center"/>
+            <w:hideMark/>
+          </w:tcPr>
+          <w:p>
+            <w:r>
+              <w:t>{{ dir_r1_c6 }}</w:t>
+            </w:r>
+          </w:p>
+        </w:tc>
+      </w:tr>
+      <w:tr>
+        <w:trPr>
+          <w:trHeight w:val="283"/>
+        </w:trPr>
+        <w:tc>
+          <w:tcPr>
+            <w:tcW w:w="517" w:type="pct"/>
+            <w:tcBorders>
+              <w:top w:val="nil"/>
+              <w:left w:val="single" w:sz="4" w:space="0" w:color="auto"/>
+              <w:bottom w:val="single" w:sz="4" w:space="0" w:color="auto"/>
+              <w:right w:val="single" w:sz="4" w:space="0" w:color="auto"/>
+            </w:tcBorders>
+            <w:vAlign w:val="center"/>
+            <w:hideMark/>
+          </w:tcPr>
+          <w:p>
             <w:pPr>
               <w:spacing w:after="0" w:line="240" w:lineRule="auto"/>
               <w:jc w:val="center"/>
@@ -4779,11 +4856,21 @@
                 <w14:ligatures w14:val="none"/>
               </w:rPr>
             </w:pPr>
-          </w:p>
-        </w:tc>
-        <w:tc>
-          <w:tcPr>
-            <w:tcW w:w="372" w:type="pct"/>
+            <w:r>
+              <w:rPr>
+                <w:rFonts w:ascii="Arial" w:eastAsia="Times New Roman" w:hAnsi="Arial" w:cs="Arial"/>
+                <w:color w:val="000000"/>
+                <w:kern w:val="0"/>
+                <w:lang w:eastAsia="en-IN"/>
+                <w14:ligatures w14:val="none"/>
+              </w:rPr>
+              <w:t>2</w:t>
+            </w:r>
+          </w:p>
+        </w:tc>
+        <w:tc>
+          <w:tcPr>
+            <w:tcW w:w="2260" w:type="pct"/>
             <w:tcBorders>
               <w:top w:val="nil"/>
               <w:left w:val="nil"/>
@@ -4791,12 +4878,10 @@
               <w:right w:val="single" w:sz="4" w:space="0" w:color="auto"/>
             </w:tcBorders>
             <w:vAlign w:val="center"/>
-            <w:hideMark/>
-          </w:tcPr>
-          <w:p>
-            <w:r/>
-            <w:r>
-              <w:t>{{ test_observation_point_1_test_level_2 }}</w:t>
+          </w:tcPr>
+          <w:p>
+            <w:r>
+              <w:t>{{ dir_r2_name }}</w:t>
             </w:r>
           </w:p>
         </w:tc>
@@ -4813,15 +4898,14 @@
             <w:hideMark/>
           </w:tcPr>
           <w:p>
-            <w:r/>
-            <w:r>
-              <w:t>{{ test_observation_point_1_test_level_2_2 }}</w:t>
-            </w:r>
-          </w:p>
-        </w:tc>
-        <w:tc>
-          <w:tcPr>
-            <w:tcW w:w="370" w:type="pct"/>
+            <w:r>
+              <w:t>{{ dir_r2_c1 }}</w:t>
+            </w:r>
+          </w:p>
+        </w:tc>
+        <w:tc>
+          <w:tcPr>
+            <w:tcW w:w="372" w:type="pct"/>
             <w:tcBorders>
               <w:top w:val="nil"/>
               <w:left w:val="nil"/>
@@ -4832,9 +4916,8 @@
             <w:hideMark/>
           </w:tcPr>
           <w:p>
-            <w:r/>
-            <w:r>
-              <w:t>{{ test_observation_point_1_test_level_4 }}</w:t>
+            <w:r>
+              <w:t>{{ dir_r2_c2 }}</w:t>
             </w:r>
           </w:p>
         </w:tc>
@@ -4851,9 +4934,8 @@
             <w:hideMark/>
           </w:tcPr>
           <w:p>
-            <w:r/>
-            <w:r>
-              <w:t>{{ test_observation_point_1_test_level_4_2 }}</w:t>
+            <w:r>
+              <w:t>{{ dir_r2_c3 }}</w:t>
             </w:r>
           </w:p>
         </w:tc>
@@ -4870,15 +4952,14 @@
             <w:hideMark/>
           </w:tcPr>
           <w:p>
-            <w:r/>
-            <w:r>
-              <w:t>{{ test_observation_point_1_test_level_8 }}</w:t>
-            </w:r>
-          </w:p>
-        </w:tc>
-        <w:tc>
-          <w:tcPr>
-            <w:tcW w:w="369" w:type="pct"/>
+            <w:r>
+              <w:t>{{ dir_r2_c4 }}</w:t>
+            </w:r>
+          </w:p>
+        </w:tc>
+        <w:tc>
+          <w:tcPr>
+            <w:tcW w:w="370" w:type="pct"/>
             <w:tcBorders>
               <w:top w:val="nil"/>
               <w:left w:val="nil"/>
@@ -4889,9 +4970,26 @@
             <w:hideMark/>
           </w:tcPr>
           <w:p>
-            <w:r/>
-            <w:r>
-              <w:t>{{ test_observation_point_1_test_level_8_2 }}</w:t>
+            <w:r>
+              <w:t>{{ dir_r2_c5 }}</w:t>
+            </w:r>
+          </w:p>
+        </w:tc>
+        <w:tc>
+          <w:tcPr>
+            <w:tcW w:w="369" w:type="pct"/>
+            <w:tcBorders>
+              <w:top w:val="nil"/>
+              <w:left w:val="nil"/>
+              <w:bottom w:val="single" w:sz="4" w:space="0" w:color="auto"/>
+              <w:right w:val="single" w:sz="4" w:space="0" w:color="auto"/>
+            </w:tcBorders>
+            <w:vAlign w:val="center"/>
+            <w:hideMark/>
+          </w:tcPr>
+          <w:p>
+            <w:r>
+              <w:t>{{ dir_r2_c6 }}</w:t>
             </w:r>
           </w:p>
         </w:tc>
@@ -4932,7 +5030,7 @@
                 <w:lang w:eastAsia="en-IN"/>
                 <w14:ligatures w14:val="none"/>
               </w:rPr>
-              <w:t>2</w:t>
+              <w:t>3</w:t>
             </w:r>
           </w:p>
         </w:tc>
@@ -4948,17 +5046,9 @@
             <w:vAlign w:val="center"/>
           </w:tcPr>
           <w:p>
-            <w:pPr>
-              <w:spacing w:after="0" w:line="240" w:lineRule="auto"/>
-              <w:jc w:val="center"/>
-              <w:rPr>
-                <w:rFonts w:ascii="Arial" w:eastAsia="Times New Roman" w:hAnsi="Arial" w:cs="Arial"/>
-                <w:color w:val="000000"/>
-                <w:kern w:val="0"/>
-                <w:lang w:eastAsia="en-IN"/>
-                <w14:ligatures w14:val="none"/>
-              </w:rPr>
-            </w:pPr>
+            <w:r>
+              <w:t>{{ dir_r3_name }}</w:t>
+            </w:r>
           </w:p>
         </w:tc>
         <w:tc>
@@ -4974,9 +5064,8 @@
             <w:hideMark/>
           </w:tcPr>
           <w:p>
-            <w:r/>
-            <w:r>
-              <w:t>{{ test_observation_point_2_test_level_2 }}</w:t>
+            <w:r>
+              <w:t>{{ dir_r3_c1 }}</w:t>
             </w:r>
           </w:p>
         </w:tc>
@@ -4993,9 +5082,8 @@
             <w:hideMark/>
           </w:tcPr>
           <w:p>
-            <w:r/>
-            <w:r>
-              <w:t>{{ test_observation_point_2_test_level_2_2 }}</w:t>
+            <w:r>
+              <w:t>{{ dir_r3_c2 }}</w:t>
             </w:r>
           </w:p>
         </w:tc>
@@ -5012,9 +5100,8 @@
             <w:hideMark/>
           </w:tcPr>
           <w:p>
-            <w:r/>
-            <w:r>
-              <w:t>{{ test_observation_point_2_test_level_4 }}</w:t>
+            <w:r>
+              <w:t>{{ dir_r3_c3 }}</w:t>
             </w:r>
           </w:p>
         </w:tc>
@@ -5031,9 +5118,8 @@
             <w:hideMark/>
           </w:tcPr>
           <w:p>
-            <w:r/>
-            <w:r>
-              <w:t>{{ test_observation_point_2_test_level_4_2 }}</w:t>
+            <w:r>
+              <w:t>{{ dir_r3_c4 }}</w:t>
             </w:r>
           </w:p>
         </w:tc>
@@ -5050,9 +5136,8 @@
             <w:hideMark/>
           </w:tcPr>
           <w:p>
-            <w:r/>
-            <w:r>
-              <w:t>{{ test_observation_point_2_test_level_8 }}</w:t>
+            <w:r>
+              <w:t>{{ dir_r3_c5 }}</w:t>
             </w:r>
           </w:p>
         </w:tc>
@@ -5069,189 +5154,8 @@
             <w:hideMark/>
           </w:tcPr>
           <w:p>
-            <w:r/>
-            <w:r>
-              <w:t>{{ test_observation_point_2_test_level_8_2 }}</w:t>
-            </w:r>
-          </w:p>
-        </w:tc>
-      </w:tr>
-      <w:tr>
-        <w:trPr>
-          <w:trHeight w:val="283"/>
-        </w:trPr>
-        <w:tc>
-          <w:tcPr>
-            <w:tcW w:w="517" w:type="pct"/>
-            <w:tcBorders>
-              <w:top w:val="nil"/>
-              <w:left w:val="single" w:sz="4" w:space="0" w:color="auto"/>
-              <w:bottom w:val="single" w:sz="4" w:space="0" w:color="auto"/>
-              <w:right w:val="single" w:sz="4" w:space="0" w:color="auto"/>
-            </w:tcBorders>
-            <w:vAlign w:val="center"/>
-            <w:hideMark/>
-          </w:tcPr>
-          <w:p>
-            <w:pPr>
-              <w:spacing w:after="0" w:line="240" w:lineRule="auto"/>
-              <w:jc w:val="center"/>
-              <w:rPr>
-                <w:rFonts w:ascii="Arial" w:eastAsia="Times New Roman" w:hAnsi="Arial" w:cs="Arial"/>
-                <w:color w:val="000000"/>
-                <w:kern w:val="0"/>
-                <w:lang w:eastAsia="en-IN"/>
-                <w14:ligatures w14:val="none"/>
-              </w:rPr>
-            </w:pPr>
-            <w:r>
-              <w:rPr>
-                <w:rFonts w:ascii="Arial" w:eastAsia="Times New Roman" w:hAnsi="Arial" w:cs="Arial"/>
-                <w:color w:val="000000"/>
-                <w:kern w:val="0"/>
-                <w:lang w:eastAsia="en-IN"/>
-                <w14:ligatures w14:val="none"/>
-              </w:rPr>
-              <w:t>3</w:t>
-            </w:r>
-          </w:p>
-        </w:tc>
-        <w:tc>
-          <w:tcPr>
-            <w:tcW w:w="2260" w:type="pct"/>
-            <w:tcBorders>
-              <w:top w:val="nil"/>
-              <w:left w:val="nil"/>
-              <w:bottom w:val="single" w:sz="4" w:space="0" w:color="auto"/>
-              <w:right w:val="single" w:sz="4" w:space="0" w:color="auto"/>
-            </w:tcBorders>
-            <w:vAlign w:val="center"/>
-          </w:tcPr>
-          <w:p>
-            <w:pPr>
-              <w:spacing w:after="0" w:line="240" w:lineRule="auto"/>
-              <w:jc w:val="center"/>
-              <w:rPr>
-                <w:rFonts w:ascii="Arial" w:eastAsia="Times New Roman" w:hAnsi="Arial" w:cs="Arial"/>
-                <w:color w:val="000000"/>
-                <w:kern w:val="0"/>
-                <w:lang w:eastAsia="en-IN"/>
-                <w14:ligatures w14:val="none"/>
-              </w:rPr>
-            </w:pPr>
-          </w:p>
-        </w:tc>
-        <w:tc>
-          <w:tcPr>
-            <w:tcW w:w="372" w:type="pct"/>
-            <w:tcBorders>
-              <w:top w:val="nil"/>
-              <w:left w:val="nil"/>
-              <w:bottom w:val="single" w:sz="4" w:space="0" w:color="auto"/>
-              <w:right w:val="single" w:sz="4" w:space="0" w:color="auto"/>
-            </w:tcBorders>
-            <w:vAlign w:val="center"/>
-            <w:hideMark/>
-          </w:tcPr>
-          <w:p>
-            <w:r/>
-            <w:r>
-              <w:t>{{ test_observation_point_3_test_level_2 }}</w:t>
-            </w:r>
-          </w:p>
-        </w:tc>
-        <w:tc>
-          <w:tcPr>
-            <w:tcW w:w="372" w:type="pct"/>
-            <w:tcBorders>
-              <w:top w:val="nil"/>
-              <w:left w:val="nil"/>
-              <w:bottom w:val="single" w:sz="4" w:space="0" w:color="auto"/>
-              <w:right w:val="single" w:sz="4" w:space="0" w:color="auto"/>
-            </w:tcBorders>
-            <w:vAlign w:val="center"/>
-            <w:hideMark/>
-          </w:tcPr>
-          <w:p>
-            <w:r/>
-            <w:r>
-              <w:t>{{ test_observation_point_3_test_level_2_2 }}</w:t>
-            </w:r>
-          </w:p>
-        </w:tc>
-        <w:tc>
-          <w:tcPr>
-            <w:tcW w:w="370" w:type="pct"/>
-            <w:tcBorders>
-              <w:top w:val="nil"/>
-              <w:left w:val="nil"/>
-              <w:bottom w:val="single" w:sz="4" w:space="0" w:color="auto"/>
-              <w:right w:val="single" w:sz="4" w:space="0" w:color="auto"/>
-            </w:tcBorders>
-            <w:vAlign w:val="center"/>
-            <w:hideMark/>
-          </w:tcPr>
-          <w:p>
-            <w:r/>
-            <w:r>
-              <w:t>{{ test_observation_point_3_test_level_4 }}</w:t>
-            </w:r>
-          </w:p>
-        </w:tc>
-        <w:tc>
-          <w:tcPr>
-            <w:tcW w:w="370" w:type="pct"/>
-            <w:tcBorders>
-              <w:top w:val="nil"/>
-              <w:left w:val="nil"/>
-              <w:bottom w:val="single" w:sz="4" w:space="0" w:color="auto"/>
-              <w:right w:val="single" w:sz="4" w:space="0" w:color="auto"/>
-            </w:tcBorders>
-            <w:vAlign w:val="center"/>
-            <w:hideMark/>
-          </w:tcPr>
-          <w:p>
-            <w:r/>
-            <w:r>
-              <w:t>{{ test_observation_point_3_test_level_4_2 }}</w:t>
-            </w:r>
-          </w:p>
-        </w:tc>
-        <w:tc>
-          <w:tcPr>
-            <w:tcW w:w="370" w:type="pct"/>
-            <w:tcBorders>
-              <w:top w:val="nil"/>
-              <w:left w:val="nil"/>
-              <w:bottom w:val="single" w:sz="4" w:space="0" w:color="auto"/>
-              <w:right w:val="single" w:sz="4" w:space="0" w:color="auto"/>
-            </w:tcBorders>
-            <w:vAlign w:val="center"/>
-            <w:hideMark/>
-          </w:tcPr>
-          <w:p>
-            <w:r/>
-            <w:r>
-              <w:t>{{ test_observation_point_3_test_level_8 }}</w:t>
-            </w:r>
-          </w:p>
-        </w:tc>
-        <w:tc>
-          <w:tcPr>
-            <w:tcW w:w="369" w:type="pct"/>
-            <w:tcBorders>
-              <w:top w:val="nil"/>
-              <w:left w:val="nil"/>
-              <w:bottom w:val="single" w:sz="4" w:space="0" w:color="auto"/>
-              <w:right w:val="single" w:sz="4" w:space="0" w:color="auto"/>
-            </w:tcBorders>
-            <w:vAlign w:val="center"/>
-            <w:hideMark/>
-          </w:tcPr>
-          <w:p>
-            <w:r/>
-            <w:r>
-              <w:t>{{ test_observation_point_3_test_level_8_2 }}</w:t>
+            <w:r>
+              <w:t>{{ dir_r3_c6 }}</w:t>
             </w:r>
           </w:p>
         </w:tc>
@@ -5825,6 +5729,137 @@
             <w:vAlign w:val="center"/>
           </w:tcPr>
           <w:p>
+            <w:r>
+              <w:t>{{ air_r1_name }}</w:t>
+            </w:r>
+          </w:p>
+        </w:tc>
+        <w:tc>
+          <w:tcPr>
+            <w:tcW w:w="372" w:type="pct"/>
+            <w:tcBorders>
+              <w:top w:val="nil"/>
+              <w:left w:val="nil"/>
+              <w:bottom w:val="single" w:sz="4" w:space="0" w:color="auto"/>
+              <w:right w:val="single" w:sz="4" w:space="0" w:color="auto"/>
+            </w:tcBorders>
+            <w:vAlign w:val="center"/>
+            <w:hideMark/>
+          </w:tcPr>
+          <w:p>
+            <w:r>
+              <w:t>{{ air_r1_c1 }}</w:t>
+            </w:r>
+          </w:p>
+        </w:tc>
+        <w:tc>
+          <w:tcPr>
+            <w:tcW w:w="372" w:type="pct"/>
+            <w:tcBorders>
+              <w:top w:val="nil"/>
+              <w:left w:val="nil"/>
+              <w:bottom w:val="single" w:sz="4" w:space="0" w:color="auto"/>
+              <w:right w:val="single" w:sz="4" w:space="0" w:color="auto"/>
+            </w:tcBorders>
+            <w:vAlign w:val="center"/>
+            <w:hideMark/>
+          </w:tcPr>
+          <w:p>
+            <w:r>
+              <w:t>{{ air_r1_c2 }}</w:t>
+            </w:r>
+          </w:p>
+        </w:tc>
+        <w:tc>
+          <w:tcPr>
+            <w:tcW w:w="370" w:type="pct"/>
+            <w:tcBorders>
+              <w:top w:val="nil"/>
+              <w:left w:val="nil"/>
+              <w:bottom w:val="single" w:sz="4" w:space="0" w:color="auto"/>
+              <w:right w:val="single" w:sz="4" w:space="0" w:color="auto"/>
+            </w:tcBorders>
+            <w:vAlign w:val="center"/>
+            <w:hideMark/>
+          </w:tcPr>
+          <w:p>
+            <w:r>
+              <w:t>{{ air_r1_c3 }}</w:t>
+            </w:r>
+          </w:p>
+        </w:tc>
+        <w:tc>
+          <w:tcPr>
+            <w:tcW w:w="370" w:type="pct"/>
+            <w:tcBorders>
+              <w:top w:val="nil"/>
+              <w:left w:val="nil"/>
+              <w:bottom w:val="single" w:sz="4" w:space="0" w:color="auto"/>
+              <w:right w:val="single" w:sz="4" w:space="0" w:color="auto"/>
+            </w:tcBorders>
+            <w:vAlign w:val="center"/>
+            <w:hideMark/>
+          </w:tcPr>
+          <w:p>
+            <w:r>
+              <w:t>{{ air_r1_c4 }}</w:t>
+            </w:r>
+          </w:p>
+        </w:tc>
+        <w:tc>
+          <w:tcPr>
+            <w:tcW w:w="370" w:type="pct"/>
+            <w:tcBorders>
+              <w:top w:val="nil"/>
+              <w:left w:val="nil"/>
+              <w:bottom w:val="single" w:sz="4" w:space="0" w:color="auto"/>
+              <w:right w:val="single" w:sz="4" w:space="0" w:color="auto"/>
+            </w:tcBorders>
+            <w:vAlign w:val="center"/>
+            <w:hideMark/>
+          </w:tcPr>
+          <w:p>
+            <w:r>
+              <w:t>{{ air_r1_c5 }}</w:t>
+            </w:r>
+          </w:p>
+        </w:tc>
+        <w:tc>
+          <w:tcPr>
+            <w:tcW w:w="369" w:type="pct"/>
+            <w:tcBorders>
+              <w:top w:val="nil"/>
+              <w:left w:val="nil"/>
+              <w:bottom w:val="single" w:sz="4" w:space="0" w:color="auto"/>
+              <w:right w:val="single" w:sz="4" w:space="0" w:color="auto"/>
+            </w:tcBorders>
+            <w:vAlign w:val="center"/>
+            <w:hideMark/>
+          </w:tcPr>
+          <w:p>
+            <w:r>
+              <w:t>{{ air_r1_c6 }}</w:t>
+            </w:r>
+          </w:p>
+        </w:tc>
+      </w:tr>
+      <w:tr>
+        <w:trPr>
+          <w:trHeight w:val="283"/>
+        </w:trPr>
+        <w:tc>
+          <w:tcPr>
+            <w:tcW w:w="517" w:type="pct"/>
+            <w:tcBorders>
+              <w:top w:val="nil"/>
+              <w:left w:val="single" w:sz="4" w:space="0" w:color="auto"/>
+              <w:bottom w:val="single" w:sz="4" w:space="0" w:color="auto"/>
+              <w:right w:val="single" w:sz="4" w:space="0" w:color="auto"/>
+            </w:tcBorders>
+            <w:vAlign w:val="center"/>
+            <w:hideMark/>
+          </w:tcPr>
+          <w:p>
             <w:pPr>
               <w:spacing w:after="0" w:line="240" w:lineRule="auto"/>
               <w:jc w:val="center"/>
@@ -5836,11 +5871,21 @@
                 <w14:ligatures w14:val="none"/>
               </w:rPr>
             </w:pPr>
-          </w:p>
-        </w:tc>
-        <w:tc>
-          <w:tcPr>
-            <w:tcW w:w="372" w:type="pct"/>
+            <w:r>
+              <w:rPr>
+                <w:rFonts w:ascii="Arial" w:eastAsia="Times New Roman" w:hAnsi="Arial" w:cs="Arial"/>
+                <w:color w:val="000000"/>
+                <w:kern w:val="0"/>
+                <w:lang w:eastAsia="en-IN"/>
+                <w14:ligatures w14:val="none"/>
+              </w:rPr>
+              <w:t>2</w:t>
+            </w:r>
+          </w:p>
+        </w:tc>
+        <w:tc>
+          <w:tcPr>
+            <w:tcW w:w="2260" w:type="pct"/>
             <w:tcBorders>
               <w:top w:val="nil"/>
               <w:left w:val="nil"/>
@@ -5848,12 +5893,10 @@
               <w:right w:val="single" w:sz="4" w:space="0" w:color="auto"/>
             </w:tcBorders>
             <w:vAlign w:val="center"/>
-            <w:hideMark/>
-          </w:tcPr>
-          <w:p>
-            <w:r/>
-            <w:r>
-              <w:t>{{ test_observation_point_1_test_level_2_3 }}</w:t>
+          </w:tcPr>
+          <w:p>
+            <w:r>
+              <w:t>{{ air_r2_name }}</w:t>
             </w:r>
           </w:p>
         </w:tc>
@@ -5870,15 +5913,14 @@
             <w:hideMark/>
           </w:tcPr>
           <w:p>
-            <w:r/>
-            <w:r>
-              <w:t>{{ test_observation_point_1_test_level_2_4 }}</w:t>
-            </w:r>
-          </w:p>
-        </w:tc>
-        <w:tc>
-          <w:tcPr>
-            <w:tcW w:w="370" w:type="pct"/>
+            <w:r>
+              <w:t>{{ air_r2_c1 }}</w:t>
+            </w:r>
+          </w:p>
+        </w:tc>
+        <w:tc>
+          <w:tcPr>
+            <w:tcW w:w="372" w:type="pct"/>
             <w:tcBorders>
               <w:top w:val="nil"/>
               <w:left w:val="nil"/>
@@ -5889,9 +5931,8 @@
             <w:hideMark/>
           </w:tcPr>
           <w:p>
-            <w:r/>
-            <w:r>
-              <w:t>{{ test_observation_point_1_test_level_4_3 }}</w:t>
+            <w:r>
+              <w:t>{{ air_r2_c2 }}</w:t>
             </w:r>
           </w:p>
         </w:tc>
@@ -5908,9 +5949,8 @@
             <w:hideMark/>
           </w:tcPr>
           <w:p>
-            <w:r/>
-            <w:r>
-              <w:t>{{ test_observation_point_1_test_level_4_4 }}</w:t>
+            <w:r>
+              <w:t>{{ air_r2_c3 }}</w:t>
             </w:r>
           </w:p>
         </w:tc>
@@ -5927,15 +5967,14 @@
             <w:hideMark/>
           </w:tcPr>
           <w:p>
-            <w:r/>
-            <w:r>
-              <w:t>{{ test_observation_point_1_test_level_8_3 }}</w:t>
-            </w:r>
-          </w:p>
-        </w:tc>
-        <w:tc>
-          <w:tcPr>
-            <w:tcW w:w="369" w:type="pct"/>
+            <w:r>
+              <w:t>{{ air_r2_c4 }}</w:t>
+            </w:r>
+          </w:p>
+        </w:tc>
+        <w:tc>
+          <w:tcPr>
+            <w:tcW w:w="370" w:type="pct"/>
             <w:tcBorders>
               <w:top w:val="nil"/>
               <w:left w:val="nil"/>
@@ -5946,9 +5985,26 @@
             <w:hideMark/>
           </w:tcPr>
           <w:p>
-            <w:r/>
-            <w:r>
-              <w:t>{{ test_observation_point_1_test_level_8_4 }}</w:t>
+            <w:r>
+              <w:t>{{ air_r2_c5 }}</w:t>
+            </w:r>
+          </w:p>
+        </w:tc>
+        <w:tc>
+          <w:tcPr>
+            <w:tcW w:w="369" w:type="pct"/>
+            <w:tcBorders>
+              <w:top w:val="nil"/>
+              <w:left w:val="nil"/>
+              <w:bottom w:val="single" w:sz="4" w:space="0" w:color="auto"/>
+              <w:right w:val="single" w:sz="4" w:space="0" w:color="auto"/>
+            </w:tcBorders>
+            <w:vAlign w:val="center"/>
+            <w:hideMark/>
+          </w:tcPr>
+          <w:p>
+            <w:r>
+              <w:t>{{ air_r2_c6 }}</w:t>
             </w:r>
           </w:p>
         </w:tc>
@@ -5989,7 +6045,7 @@
                 <w:lang w:eastAsia="en-IN"/>
                 <w14:ligatures w14:val="none"/>
               </w:rPr>
-              <w:t>2</w:t>
+              <w:t>3</w:t>
             </w:r>
           </w:p>
         </w:tc>
@@ -6005,17 +6061,9 @@
             <w:vAlign w:val="center"/>
           </w:tcPr>
           <w:p>
-            <w:pPr>
-              <w:spacing w:after="0" w:line="240" w:lineRule="auto"/>
-              <w:jc w:val="center"/>
-              <w:rPr>
-                <w:rFonts w:ascii="Arial" w:eastAsia="Times New Roman" w:hAnsi="Arial" w:cs="Arial"/>
-                <w:color w:val="000000"/>
-                <w:kern w:val="0"/>
-                <w:lang w:eastAsia="en-IN"/>
-                <w14:ligatures w14:val="none"/>
-              </w:rPr>
-            </w:pPr>
+            <w:r>
+              <w:t>{{ air_r3_name }}</w:t>
+            </w:r>
           </w:p>
         </w:tc>
         <w:tc>
@@ -6031,9 +6079,8 @@
             <w:hideMark/>
           </w:tcPr>
           <w:p>
-            <w:r/>
-            <w:r>
-              <w:t>{{ test_observation_point_2_test_level_2_3 }}</w:t>
+            <w:r>
+              <w:t>{{ air_r3_c1 }}</w:t>
             </w:r>
           </w:p>
         </w:tc>
@@ -6050,9 +6097,8 @@
             <w:hideMark/>
           </w:tcPr>
           <w:p>
-            <w:r/>
-            <w:r>
-              <w:t>{{ test_observation_point_2_test_level_2_4 }}</w:t>
+            <w:r>
+              <w:t>{{ air_r3_c2 }}</w:t>
             </w:r>
           </w:p>
         </w:tc>
@@ -6069,9 +6115,8 @@
             <w:hideMark/>
           </w:tcPr>
           <w:p>
-            <w:r/>
-            <w:r>
-              <w:t>{{ test_observation_point_2_test_level_4_3 }}</w:t>
+            <w:r>
+              <w:t>{{ air_r3_c3 }}</w:t>
             </w:r>
           </w:p>
         </w:tc>
@@ -6088,9 +6133,8 @@
             <w:hideMark/>
           </w:tcPr>
           <w:p>
-            <w:r/>
-            <w:r>
-              <w:t>{{ test_observation_point_2_test_level_4_4 }}</w:t>
+            <w:r>
+              <w:t>{{ air_r3_c4 }}</w:t>
             </w:r>
           </w:p>
         </w:tc>
@@ -6107,9 +6151,8 @@
             <w:hideMark/>
           </w:tcPr>
           <w:p>
-            <w:r/>
-            <w:r>
-              <w:t>{{ test_observation_point_2_test_level_8_3 }}</w:t>
+            <w:r>
+              <w:t>{{ air_r3_c5 }}</w:t>
             </w:r>
           </w:p>
         </w:tc>
@@ -6126,189 +6169,8 @@
             <w:hideMark/>
           </w:tcPr>
           <w:p>
-            <w:r/>
-            <w:r>
-              <w:t>{{ test_observation_point_2_test_level_8_4 }}</w:t>
-            </w:r>
-          </w:p>
-        </w:tc>
-      </w:tr>
-      <w:tr>
-        <w:trPr>
-          <w:trHeight w:val="283"/>
-        </w:trPr>
-        <w:tc>
-          <w:tcPr>
-            <w:tcW w:w="517" w:type="pct"/>
-            <w:tcBorders>
-              <w:top w:val="nil"/>
-              <w:left w:val="single" w:sz="4" w:space="0" w:color="auto"/>
-              <w:bottom w:val="single" w:sz="4" w:space="0" w:color="auto"/>
-              <w:right w:val="single" w:sz="4" w:space="0" w:color="auto"/>
-            </w:tcBorders>
-            <w:vAlign w:val="center"/>
-            <w:hideMark/>
-          </w:tcPr>
-          <w:p>
-            <w:pPr>
-              <w:spacing w:after="0" w:line="240" w:lineRule="auto"/>
-              <w:jc w:val="center"/>
-              <w:rPr>
-                <w:rFonts w:ascii="Arial" w:eastAsia="Times New Roman" w:hAnsi="Arial" w:cs="Arial"/>
-                <w:color w:val="000000"/>
-                <w:kern w:val="0"/>
-                <w:lang w:eastAsia="en-IN"/>
-                <w14:ligatures w14:val="none"/>
-              </w:rPr>
-            </w:pPr>
-            <w:r>
-              <w:rPr>
-                <w:rFonts w:ascii="Arial" w:eastAsia="Times New Roman" w:hAnsi="Arial" w:cs="Arial"/>
-                <w:color w:val="000000"/>
-                <w:kern w:val="0"/>
-                <w:lang w:eastAsia="en-IN"/>
-                <w14:ligatures w14:val="none"/>
-              </w:rPr>
-              <w:t>3</w:t>
-            </w:r>
-          </w:p>
-        </w:tc>
-        <w:tc>
-          <w:tcPr>
-            <w:tcW w:w="2260" w:type="pct"/>
-            <w:tcBorders>
-              <w:top w:val="nil"/>
-              <w:left w:val="nil"/>
-              <w:bottom w:val="single" w:sz="4" w:space="0" w:color="auto"/>
-              <w:right w:val="single" w:sz="4" w:space="0" w:color="auto"/>
-            </w:tcBorders>
-            <w:vAlign w:val="center"/>
-          </w:tcPr>
-          <w:p>
-            <w:pPr>
-              <w:spacing w:after="0" w:line="240" w:lineRule="auto"/>
-              <w:jc w:val="center"/>
-              <w:rPr>
-                <w:rFonts w:ascii="Arial" w:eastAsia="Times New Roman" w:hAnsi="Arial" w:cs="Arial"/>
-                <w:color w:val="000000"/>
-                <w:kern w:val="0"/>
-                <w:lang w:eastAsia="en-IN"/>
-                <w14:ligatures w14:val="none"/>
-              </w:rPr>
-            </w:pPr>
-          </w:p>
-        </w:tc>
-        <w:tc>
-          <w:tcPr>
-            <w:tcW w:w="372" w:type="pct"/>
-            <w:tcBorders>
-              <w:top w:val="nil"/>
-              <w:left w:val="nil"/>
-              <w:bottom w:val="single" w:sz="4" w:space="0" w:color="auto"/>
-              <w:right w:val="single" w:sz="4" w:space="0" w:color="auto"/>
-            </w:tcBorders>
-            <w:vAlign w:val="center"/>
-            <w:hideMark/>
-          </w:tcPr>
-          <w:p>
-            <w:r/>
-            <w:r>
-              <w:t>{{ test_observation_point_3_test_level_2_3 }}</w:t>
-            </w:r>
-          </w:p>
-        </w:tc>
-        <w:tc>
-          <w:tcPr>
-            <w:tcW w:w="372" w:type="pct"/>
-            <w:tcBorders>
-              <w:top w:val="nil"/>
-              <w:left w:val="nil"/>
-              <w:bottom w:val="single" w:sz="4" w:space="0" w:color="auto"/>
-              <w:right w:val="single" w:sz="4" w:space="0" w:color="auto"/>
-            </w:tcBorders>
-            <w:vAlign w:val="center"/>
-            <w:hideMark/>
-          </w:tcPr>
-          <w:p>
-            <w:r/>
-            <w:r>
-              <w:t>{{ test_observation_point_3_test_level_2_4 }}</w:t>
-            </w:r>
-          </w:p>
-        </w:tc>
-        <w:tc>
-          <w:tcPr>
-            <w:tcW w:w="370" w:type="pct"/>
-            <w:tcBorders>
-              <w:top w:val="nil"/>
-              <w:left w:val="nil"/>
-              <w:bottom w:val="single" w:sz="4" w:space="0" w:color="auto"/>
-              <w:right w:val="single" w:sz="4" w:space="0" w:color="auto"/>
-            </w:tcBorders>
-            <w:vAlign w:val="center"/>
-            <w:hideMark/>
-          </w:tcPr>
-          <w:p>
-            <w:r/>
-            <w:r>
-              <w:t>{{ test_observation_point_3_test_level_4_3 }}</w:t>
-            </w:r>
-          </w:p>
-        </w:tc>
-        <w:tc>
-          <w:tcPr>
-            <w:tcW w:w="370" w:type="pct"/>
-            <w:tcBorders>
-              <w:top w:val="nil"/>
-              <w:left w:val="nil"/>
-              <w:bottom w:val="single" w:sz="4" w:space="0" w:color="auto"/>
-              <w:right w:val="single" w:sz="4" w:space="0" w:color="auto"/>
-            </w:tcBorders>
-            <w:vAlign w:val="center"/>
-            <w:hideMark/>
-          </w:tcPr>
-          <w:p>
-            <w:r/>
-            <w:r>
-              <w:t>{{ test_observation_point_3_test_level_4_4 }}</w:t>
-            </w:r>
-          </w:p>
-        </w:tc>
-        <w:tc>
-          <w:tcPr>
-            <w:tcW w:w="370" w:type="pct"/>
-            <w:tcBorders>
-              <w:top w:val="nil"/>
-              <w:left w:val="nil"/>
-              <w:bottom w:val="single" w:sz="4" w:space="0" w:color="auto"/>
-              <w:right w:val="single" w:sz="4" w:space="0" w:color="auto"/>
-            </w:tcBorders>
-            <w:vAlign w:val="center"/>
-            <w:hideMark/>
-          </w:tcPr>
-          <w:p>
-            <w:r/>
-            <w:r>
-              <w:t>{{ test_observation_point_3_test_level_8_3 }}</w:t>
-            </w:r>
-          </w:p>
-        </w:tc>
-        <w:tc>
-          <w:tcPr>
-            <w:tcW w:w="369" w:type="pct"/>
-            <w:tcBorders>
-              <w:top w:val="nil"/>
-              <w:left w:val="nil"/>
-              <w:bottom w:val="single" w:sz="4" w:space="0" w:color="auto"/>
-              <w:right w:val="single" w:sz="4" w:space="0" w:color="auto"/>
-            </w:tcBorders>
-            <w:vAlign w:val="center"/>
-            <w:hideMark/>
-          </w:tcPr>
-          <w:p>
-            <w:r/>
-            <w:r>
-              <w:t>{{ test_observation_point_3_test_level_8_4 }}</w:t>
+            <w:r>
+              <w:t>{{ air_r3_c6 }}</w:t>
             </w:r>
           </w:p>
         </w:tc>
@@ -6504,7 +6366,7 @@
           <w:szCs w:val="20"/>
           <w:u w:val="none"/>
         </w:rPr>
-        <w:t>Photo</w:t>
+        <w:t>{{ img_photo_1_caption }}</w:t>
       </w:r>
       <w:r>
         <w:rPr>
@@ -6518,7 +6380,6 @@
           <w:color w:val="auto"/>
           <w:u w:val="none"/>
         </w:rPr>
-        <w:t xml:space="preserve"> </w:t>
       </w:r>
       <w:r>
         <w:rPr>
@@ -6534,7 +6395,6 @@
           <w:szCs w:val="20"/>
           <w:u w:val="none"/>
         </w:rPr>
-        <w:fldChar w:fldCharType="begin"/>
       </w:r>
       <w:r>
         <w:rPr>
@@ -6550,7 +6410,6 @@
           <w:szCs w:val="20"/>
           <w:u w:val="none"/>
         </w:rPr>
-        <w:instrText xml:space="preserve"> SEQ Photo \* ARABIC </w:instrText>
       </w:r>
       <w:r>
         <w:rPr>
@@ -6566,7 +6425,6 @@
           <w:szCs w:val="20"/>
           <w:u w:val="none"/>
         </w:rPr>
-        <w:fldChar w:fldCharType="separate"/>
       </w:r>
       <w:r>
         <w:rPr>
@@ -6582,7 +6440,6 @@
           <w:szCs w:val="20"/>
           <w:u w:val="none"/>
         </w:rPr>
-        <w:t>1</w:t>
       </w:r>
       <w:r>
         <w:rPr>
@@ -6598,7 +6455,6 @@
           <w:szCs w:val="20"/>
           <w:u w:val="none"/>
         </w:rPr>
-        <w:fldChar w:fldCharType="end"/>
       </w:r>
       <w:r>
         <w:rPr>
@@ -6614,7 +6470,6 @@
           <w:szCs w:val="20"/>
           <w:u w:val="none"/>
         </w:rPr>
-        <w:t>:</w:t>
       </w:r>
       <w:r>
         <w:rPr>
@@ -6628,7 +6483,6 @@
           <w:szCs w:val="20"/>
           <w:u w:val="none"/>
         </w:rPr>
-        <w:t xml:space="preserve"> </w:t>
       </w:r>
       <w:r>
         <w:rPr>
@@ -6641,7 +6495,6 @@
           <w:sz w:val="20"/>
           <w:szCs w:val="20"/>
         </w:rPr>
-        <w:t>ESD test setup</w:t>
       </w:r>
       <w:r>
         <w:rPr>
@@ -6654,7 +6507,6 @@
           <w:sz w:val="20"/>
           <w:szCs w:val="20"/>
         </w:rPr>
-        <w:t xml:space="preserve"> -</w:t>
       </w:r>
       <w:r>
         <w:rPr>
@@ -6667,7 +6519,6 @@
           <w:sz w:val="20"/>
           <w:szCs w:val="20"/>
         </w:rPr>
-        <w:t xml:space="preserve"> </w:t>
       </w:r>
       <w:r>
         <w:rPr>
@@ -6680,7 +6531,6 @@
           <w:sz w:val="20"/>
           <w:szCs w:val="20"/>
         </w:rPr>
-        <w:t>I</w:t>
       </w:r>
       <w:r>
         <w:rPr>
@@ -6693,7 +6543,6 @@
           <w:sz w:val="20"/>
           <w:szCs w:val="20"/>
         </w:rPr>
-        <w:t>ndirect discharge (HCP)</w:t>
       </w:r>
       <w:bookmarkEnd w:id="135"/>
     </w:p>
@@ -6748,7 +6597,7 @@
           <w:szCs w:val="20"/>
           <w:u w:val="none"/>
         </w:rPr>
-        <w:t>Photo</w:t>
+        <w:t>{{ img_photo_2_caption }}</w:t>
       </w:r>
       <w:r>
         <w:rPr>
@@ -6762,7 +6611,6 @@
           <w:color w:val="auto"/>
           <w:u w:val="none"/>
         </w:rPr>
-        <w:t xml:space="preserve"> </w:t>
       </w:r>
       <w:r>
         <w:rPr>
@@ -6778,7 +6626,6 @@
           <w:szCs w:val="20"/>
           <w:u w:val="none"/>
         </w:rPr>
-        <w:fldChar w:fldCharType="begin"/>
       </w:r>
       <w:r>
         <w:rPr>
@@ -6794,7 +6641,6 @@
           <w:szCs w:val="20"/>
           <w:u w:val="none"/>
         </w:rPr>
-        <w:instrText xml:space="preserve"> SEQ Photo \* ARABIC </w:instrText>
       </w:r>
       <w:r>
         <w:rPr>
@@ -6810,7 +6656,6 @@
           <w:szCs w:val="20"/>
           <w:u w:val="none"/>
         </w:rPr>
-        <w:fldChar w:fldCharType="separate"/>
       </w:r>
       <w:r>
         <w:rPr>
@@ -6826,7 +6671,6 @@
           <w:szCs w:val="20"/>
           <w:u w:val="none"/>
         </w:rPr>
-        <w:t>2</w:t>
       </w:r>
       <w:r>
         <w:rPr>
@@ -6842,7 +6686,6 @@
           <w:szCs w:val="20"/>
           <w:u w:val="none"/>
         </w:rPr>
-        <w:fldChar w:fldCharType="end"/>
       </w:r>
       <w:r>
         <w:rPr>
@@ -6858,7 +6701,6 @@
           <w:szCs w:val="20"/>
           <w:u w:val="none"/>
         </w:rPr>
-        <w:t>:</w:t>
       </w:r>
       <w:r>
         <w:rPr>
@@ -6872,7 +6714,6 @@
           <w:szCs w:val="20"/>
           <w:u w:val="none"/>
         </w:rPr>
-        <w:t xml:space="preserve"> </w:t>
       </w:r>
       <w:r>
         <w:rPr>
@@ -6885,7 +6726,6 @@
           <w:sz w:val="20"/>
           <w:szCs w:val="20"/>
         </w:rPr>
-        <w:t xml:space="preserve">ESD test setup </w:t>
       </w:r>
       <w:r>
         <w:rPr>
@@ -6898,7 +6738,6 @@
           <w:sz w:val="20"/>
           <w:szCs w:val="20"/>
         </w:rPr>
-        <w:t>- I</w:t>
       </w:r>
       <w:r>
         <w:rPr>
@@ -6911,7 +6750,6 @@
           <w:sz w:val="20"/>
           <w:szCs w:val="20"/>
         </w:rPr>
-        <w:t>ndirect discharge (VCP)</w:t>
       </w:r>
       <w:bookmarkEnd w:id="136"/>
     </w:p>
@@ -6977,7 +6815,7 @@
           <w:szCs w:val="20"/>
           <w:u w:val="none"/>
         </w:rPr>
-        <w:t>Photo</w:t>
+        <w:t>{{ img_photo_3_caption }}</w:t>
       </w:r>
       <w:r>
         <w:rPr>
@@ -6991,7 +6829,6 @@
           <w:color w:val="auto"/>
           <w:u w:val="none"/>
         </w:rPr>
-        <w:t xml:space="preserve"> </w:t>
       </w:r>
       <w:r>
         <w:rPr>
@@ -7007,7 +6844,6 @@
           <w:szCs w:val="20"/>
           <w:u w:val="none"/>
         </w:rPr>
-        <w:fldChar w:fldCharType="begin"/>
       </w:r>
       <w:r>
         <w:rPr>
@@ -7023,7 +6859,6 @@
           <w:szCs w:val="20"/>
           <w:u w:val="none"/>
         </w:rPr>
-        <w:instrText xml:space="preserve"> SEQ Photo \* ARABIC </w:instrText>
       </w:r>
       <w:r>
         <w:rPr>
@@ -7039,7 +6874,6 @@
           <w:szCs w:val="20"/>
           <w:u w:val="none"/>
         </w:rPr>
-        <w:fldChar w:fldCharType="separate"/>
       </w:r>
       <w:r>
         <w:rPr>
@@ -7055,7 +6889,6 @@
           <w:szCs w:val="20"/>
           <w:u w:val="none"/>
         </w:rPr>
-        <w:t>3</w:t>
       </w:r>
       <w:r>
         <w:rPr>
@@ -7071,7 +6904,6 @@
           <w:szCs w:val="20"/>
           <w:u w:val="none"/>
         </w:rPr>
-        <w:fldChar w:fldCharType="end"/>
       </w:r>
       <w:r>
         <w:rPr>
@@ -7087,7 +6919,6 @@
           <w:szCs w:val="20"/>
           <w:u w:val="none"/>
         </w:rPr>
-        <w:t>:</w:t>
       </w:r>
       <w:r>
         <w:rPr>
@@ -7101,7 +6932,6 @@
           <w:szCs w:val="20"/>
           <w:u w:val="none"/>
         </w:rPr>
-        <w:t xml:space="preserve"> </w:t>
       </w:r>
       <w:r>
         <w:rPr>
@@ -7114,7 +6944,6 @@
           <w:sz w:val="20"/>
           <w:szCs w:val="20"/>
         </w:rPr>
-        <w:t>ESD Contact discharge</w:t>
       </w:r>
       <w:r>
         <w:rPr>
@@ -7127,7 +6956,6 @@
           <w:sz w:val="20"/>
           <w:szCs w:val="20"/>
         </w:rPr>
-        <w:t xml:space="preserve"> </w:t>
       </w:r>
       <w:r>
         <w:rPr>
@@ -7140,7 +6968,6 @@
           <w:sz w:val="20"/>
           <w:szCs w:val="20"/>
         </w:rPr>
-        <w:t>test</w:t>
       </w:r>
       <w:r>
         <w:rPr>
@@ -7153,7 +6980,6 @@
           <w:sz w:val="20"/>
           <w:szCs w:val="20"/>
         </w:rPr>
-        <w:t xml:space="preserve"> points</w:t>
       </w:r>
       <w:bookmarkEnd w:id="137"/>
     </w:p>
@@ -7206,7 +7032,7 @@
           <w:szCs w:val="20"/>
           <w:u w:val="none"/>
         </w:rPr>
-        <w:t>Photo</w:t>
+        <w:t>{{ img_photo_4_caption }}</w:t>
       </w:r>
       <w:r>
         <w:rPr>
@@ -7220,7 +7046,6 @@
           <w:color w:val="auto"/>
           <w:u w:val="none"/>
         </w:rPr>
-        <w:t xml:space="preserve"> </w:t>
       </w:r>
       <w:r>
         <w:rPr>
@@ -7236,7 +7061,6 @@
           <w:szCs w:val="20"/>
           <w:u w:val="none"/>
         </w:rPr>
-        <w:fldChar w:fldCharType="begin"/>
       </w:r>
       <w:r>
         <w:rPr>
@@ -7252,7 +7076,6 @@
           <w:szCs w:val="20"/>
           <w:u w:val="none"/>
         </w:rPr>
-        <w:instrText xml:space="preserve"> SEQ Photo \* ARABIC </w:instrText>
       </w:r>
       <w:r>
         <w:rPr>
@@ -7268,7 +7091,6 @@
           <w:szCs w:val="20"/>
           <w:u w:val="none"/>
         </w:rPr>
-        <w:fldChar w:fldCharType="separate"/>
       </w:r>
       <w:r>
         <w:rPr>
@@ -7284,7 +7106,6 @@
           <w:szCs w:val="20"/>
           <w:u w:val="none"/>
         </w:rPr>
-        <w:t>4</w:t>
       </w:r>
       <w:r>
         <w:rPr>
@@ -7300,7 +7121,6 @@
           <w:szCs w:val="20"/>
           <w:u w:val="none"/>
         </w:rPr>
-        <w:fldChar w:fldCharType="end"/>
       </w:r>
       <w:r>
         <w:rPr>
@@ -7316,7 +7136,6 @@
           <w:szCs w:val="20"/>
           <w:u w:val="none"/>
         </w:rPr>
-        <w:t>:</w:t>
       </w:r>
       <w:r>
         <w:rPr>
@@ -7330,7 +7149,6 @@
           <w:szCs w:val="20"/>
           <w:u w:val="none"/>
         </w:rPr>
-        <w:t xml:space="preserve"> </w:t>
       </w:r>
       <w:r>
         <w:rPr>
@@ -7343,7 +7161,6 @@
           <w:sz w:val="20"/>
           <w:szCs w:val="20"/>
         </w:rPr>
-        <w:t>ESD Air discharge</w:t>
       </w:r>
       <w:r>
         <w:rPr>
@@ -7356,7 +7173,6 @@
           <w:sz w:val="20"/>
           <w:szCs w:val="20"/>
         </w:rPr>
-        <w:t xml:space="preserve"> </w:t>
       </w:r>
       <w:r>
         <w:rPr>
@@ -7369,7 +7185,6 @@
           <w:sz w:val="20"/>
           <w:szCs w:val="20"/>
         </w:rPr>
-        <w:t>test</w:t>
       </w:r>
       <w:r>
         <w:rPr>
@@ -7382,7 +7197,6 @@
           <w:sz w:val="20"/>
           <w:szCs w:val="20"/>
         </w:rPr>
-        <w:t xml:space="preserve"> points</w:t>
       </w:r>
       <w:bookmarkEnd w:id="138"/>
     </w:p>

--- a/datasheet_gen/word_templates/ESD.docx
+++ b/datasheet_gen/word_templates/ESD.docx
@@ -2694,7 +2694,7 @@
                 <w:lang w:eastAsia="en-IN"/>
                 <w14:ligatures w14:val="none"/>
               </w:rPr>
-              <w:t>1</w:t>
+              <w:t>{%tr for r in esd_ind_rows %}</w:t>
             </w:r>
           </w:p>
         </w:tc>
@@ -2730,7 +2730,6 @@
                 <w:lang w:val="en-US" w:eastAsia="en-IN"/>
                 <w14:ligatures w14:val="none"/>
               </w:rPr>
-              <w:t>HCP (0°)</w:t>
             </w:r>
           </w:p>
         </w:tc>
@@ -2747,9 +2746,7 @@
             <w:hideMark/>
           </w:tcPr>
           <w:p>
-            <w:r>
-              <w:t>{{ ind_r1_c1 }}</w:t>
-            </w:r>
+            <w:r/>
           </w:p>
         </w:tc>
         <w:tc>
@@ -2765,9 +2762,7 @@
             <w:hideMark/>
           </w:tcPr>
           <w:p>
-            <w:r>
-              <w:t>{{ ind_r1_c2 }}</w:t>
-            </w:r>
+            <w:r/>
           </w:p>
         </w:tc>
         <w:tc>
@@ -2783,9 +2778,7 @@
             <w:hideMark/>
           </w:tcPr>
           <w:p>
-            <w:r>
-              <w:t>{{ ind_r1_c3 }}</w:t>
-            </w:r>
+            <w:r/>
           </w:p>
         </w:tc>
         <w:tc>
@@ -2801,9 +2794,7 @@
             <w:hideMark/>
           </w:tcPr>
           <w:p>
-            <w:r>
-              <w:t>{{ ind_r1_c4 }}</w:t>
-            </w:r>
+            <w:r/>
           </w:p>
         </w:tc>
         <w:tc>
@@ -2819,9 +2810,7 @@
             <w:hideMark/>
           </w:tcPr>
           <w:p>
-            <w:r>
-              <w:t>{{ ind_r1_c5 }}</w:t>
-            </w:r>
+            <w:r/>
           </w:p>
         </w:tc>
         <w:tc>
@@ -2837,9 +2826,7 @@
             <w:hideMark/>
           </w:tcPr>
           <w:p>
-            <w:r>
-              <w:t>{{ ind_r1_c6 }}</w:t>
-            </w:r>
+            <w:r/>
           </w:p>
         </w:tc>
       </w:tr>
@@ -2879,7 +2866,7 @@
                 <w:lang w:eastAsia="en-IN"/>
                 <w14:ligatures w14:val="none"/>
               </w:rPr>
-              <w:t>2</w:t>
+              <w:t>{{ r.sno }}</w:t>
             </w:r>
           </w:p>
         </w:tc>
@@ -2915,7 +2902,7 @@
                 <w:lang w:val="en-US" w:eastAsia="en-IN"/>
                 <w14:ligatures w14:val="none"/>
               </w:rPr>
-              <w:t>HCP (90°)</w:t>
+              <w:t>{{ r.name }}</w:t>
             </w:r>
           </w:p>
         </w:tc>
@@ -2933,7 +2920,7 @@
           </w:tcPr>
           <w:p>
             <w:r>
-              <w:t>{{ ind_r2_c1 }}</w:t>
+              <w:t>{{ r.c1 }}</w:t>
             </w:r>
           </w:p>
         </w:tc>
@@ -2951,7 +2938,7 @@
           </w:tcPr>
           <w:p>
             <w:r>
-              <w:t>{{ ind_r2_c2 }}</w:t>
+              <w:t>{{ r.c2 }}</w:t>
             </w:r>
           </w:p>
         </w:tc>
@@ -2969,7 +2956,7 @@
           </w:tcPr>
           <w:p>
             <w:r>
-              <w:t>{{ ind_r2_c3 }}</w:t>
+              <w:t>{{ r.c3 }}</w:t>
             </w:r>
           </w:p>
         </w:tc>
@@ -2987,7 +2974,7 @@
           </w:tcPr>
           <w:p>
             <w:r>
-              <w:t>{{ ind_r2_c4 }}</w:t>
+              <w:t>{{ r.c4 }}</w:t>
             </w:r>
           </w:p>
         </w:tc>
@@ -3005,7 +2992,7 @@
           </w:tcPr>
           <w:p>
             <w:r>
-              <w:t>{{ ind_r2_c5 }}</w:t>
+              <w:t>{{ r.c5 }}</w:t>
             </w:r>
           </w:p>
         </w:tc>
@@ -3023,7 +3010,7 @@
           </w:tcPr>
           <w:p>
             <w:r>
-              <w:t>{{ ind_r2_c6 }}</w:t>
+              <w:t>{{ r.c6 }}</w:t>
             </w:r>
           </w:p>
         </w:tc>
@@ -3064,7 +3051,7 @@
                 <w:lang w:eastAsia="en-IN"/>
                 <w14:ligatures w14:val="none"/>
               </w:rPr>
-              <w:t>3</w:t>
+              <w:t>{%tr endfor %}</w:t>
             </w:r>
           </w:p>
         </w:tc>
@@ -3100,7 +3087,6 @@
                 <w:lang w:val="en-US" w:eastAsia="en-IN"/>
                 <w14:ligatures w14:val="none"/>
               </w:rPr>
-              <w:t>HCP (180°)</w:t>
             </w:r>
           </w:p>
         </w:tc>
@@ -3117,9 +3103,7 @@
             <w:hideMark/>
           </w:tcPr>
           <w:p>
-            <w:r>
-              <w:t>{{ ind_r3_c1 }}</w:t>
-            </w:r>
+            <w:r/>
           </w:p>
         </w:tc>
         <w:tc>
@@ -3135,9 +3119,7 @@
             <w:hideMark/>
           </w:tcPr>
           <w:p>
-            <w:r>
-              <w:t>{{ ind_r3_c2 }}</w:t>
-            </w:r>
+            <w:r/>
           </w:p>
         </w:tc>
         <w:tc>
@@ -3153,9 +3135,7 @@
             <w:hideMark/>
           </w:tcPr>
           <w:p>
-            <w:r>
-              <w:t>{{ ind_r3_c3 }}</w:t>
-            </w:r>
+            <w:r/>
           </w:p>
         </w:tc>
         <w:tc>
@@ -3171,9 +3151,7 @@
             <w:hideMark/>
           </w:tcPr>
           <w:p>
-            <w:r>
-              <w:t>{{ ind_r3_c4 }}</w:t>
-            </w:r>
+            <w:r/>
           </w:p>
         </w:tc>
         <w:tc>
@@ -3189,9 +3167,7 @@
             <w:hideMark/>
           </w:tcPr>
           <w:p>
-            <w:r>
-              <w:t>{{ ind_r3_c5 }}</w:t>
-            </w:r>
+            <w:r/>
           </w:p>
         </w:tc>
         <w:tc>
@@ -3207,934 +3183,7 @@
             <w:hideMark/>
           </w:tcPr>
           <w:p>
-            <w:r>
-              <w:t>{{ ind_r3_c6 }}</w:t>
-            </w:r>
-          </w:p>
-        </w:tc>
-      </w:tr>
-      <w:tr>
-        <w:trPr>
-          <w:trHeight w:val="283"/>
-        </w:trPr>
-        <w:tc>
-          <w:tcPr>
-            <w:tcW w:w="517" w:type="pct"/>
-            <w:tcBorders>
-              <w:top w:val="nil"/>
-              <w:left w:val="single" w:sz="4" w:space="0" w:color="auto"/>
-              <w:bottom w:val="single" w:sz="4" w:space="0" w:color="auto"/>
-              <w:right w:val="single" w:sz="4" w:space="0" w:color="auto"/>
-            </w:tcBorders>
-            <w:vAlign w:val="center"/>
-            <w:hideMark/>
-          </w:tcPr>
-          <w:p>
-            <w:pPr>
-              <w:spacing w:after="0" w:line="240" w:lineRule="auto"/>
-              <w:jc w:val="center"/>
-              <w:rPr>
-                <w:rFonts w:ascii="Arial" w:eastAsia="Times New Roman" w:hAnsi="Arial" w:cs="Arial"/>
-                <w:color w:val="000000"/>
-                <w:kern w:val="0"/>
-                <w:lang w:eastAsia="en-IN"/>
-                <w14:ligatures w14:val="none"/>
-              </w:rPr>
-            </w:pPr>
-            <w:r>
-              <w:rPr>
-                <w:rFonts w:ascii="Arial" w:eastAsia="Times New Roman" w:hAnsi="Arial" w:cs="Arial"/>
-                <w:color w:val="000000"/>
-                <w:kern w:val="0"/>
-                <w:lang w:eastAsia="en-IN"/>
-                <w14:ligatures w14:val="none"/>
-              </w:rPr>
-              <w:t>4</w:t>
-            </w:r>
-          </w:p>
-        </w:tc>
-        <w:tc>
-          <w:tcPr>
-            <w:tcW w:w="2260" w:type="pct"/>
-            <w:tcBorders>
-              <w:top w:val="nil"/>
-              <w:left w:val="nil"/>
-              <w:bottom w:val="single" w:sz="4" w:space="0" w:color="auto"/>
-              <w:right w:val="single" w:sz="4" w:space="0" w:color="auto"/>
-            </w:tcBorders>
-            <w:vAlign w:val="center"/>
-            <w:hideMark/>
-          </w:tcPr>
-          <w:p>
-            <w:pPr>
-              <w:spacing w:after="0" w:line="240" w:lineRule="auto"/>
-              <w:jc w:val="center"/>
-              <w:rPr>
-                <w:rFonts w:ascii="Arial" w:eastAsia="Times New Roman" w:hAnsi="Arial" w:cs="Arial"/>
-                <w:color w:val="000000"/>
-                <w:kern w:val="0"/>
-                <w:lang w:eastAsia="en-IN"/>
-                <w14:ligatures w14:val="none"/>
-              </w:rPr>
-            </w:pPr>
-            <w:r>
-              <w:rPr>
-                <w:rFonts w:ascii="Arial" w:eastAsia="Times New Roman" w:hAnsi="Arial" w:cs="Arial"/>
-                <w:color w:val="000000"/>
-                <w:kern w:val="0"/>
-                <w:lang w:val="en-US" w:eastAsia="en-IN"/>
-                <w14:ligatures w14:val="none"/>
-              </w:rPr>
-              <w:t>HCP (270°)</w:t>
-            </w:r>
-          </w:p>
-        </w:tc>
-        <w:tc>
-          <w:tcPr>
-            <w:tcW w:w="372" w:type="pct"/>
-            <w:tcBorders>
-              <w:top w:val="nil"/>
-              <w:left w:val="nil"/>
-              <w:bottom w:val="single" w:sz="4" w:space="0" w:color="auto"/>
-              <w:right w:val="single" w:sz="4" w:space="0" w:color="auto"/>
-            </w:tcBorders>
-            <w:vAlign w:val="center"/>
-            <w:hideMark/>
-          </w:tcPr>
-          <w:p>
-            <w:r>
-              <w:t>{{ ind_r4_c1 }}</w:t>
-            </w:r>
-          </w:p>
-        </w:tc>
-        <w:tc>
-          <w:tcPr>
-            <w:tcW w:w="372" w:type="pct"/>
-            <w:tcBorders>
-              <w:top w:val="nil"/>
-              <w:left w:val="nil"/>
-              <w:bottom w:val="single" w:sz="4" w:space="0" w:color="auto"/>
-              <w:right w:val="single" w:sz="4" w:space="0" w:color="auto"/>
-            </w:tcBorders>
-            <w:vAlign w:val="center"/>
-            <w:hideMark/>
-          </w:tcPr>
-          <w:p>
-            <w:r>
-              <w:t>{{ ind_r4_c2 }}</w:t>
-            </w:r>
-          </w:p>
-        </w:tc>
-        <w:tc>
-          <w:tcPr>
-            <w:tcW w:w="370" w:type="pct"/>
-            <w:tcBorders>
-              <w:top w:val="nil"/>
-              <w:left w:val="nil"/>
-              <w:bottom w:val="single" w:sz="4" w:space="0" w:color="auto"/>
-              <w:right w:val="single" w:sz="4" w:space="0" w:color="auto"/>
-            </w:tcBorders>
-            <w:vAlign w:val="center"/>
-            <w:hideMark/>
-          </w:tcPr>
-          <w:p>
-            <w:r>
-              <w:t>{{ ind_r4_c3 }}</w:t>
-            </w:r>
-          </w:p>
-        </w:tc>
-        <w:tc>
-          <w:tcPr>
-            <w:tcW w:w="370" w:type="pct"/>
-            <w:tcBorders>
-              <w:top w:val="nil"/>
-              <w:left w:val="nil"/>
-              <w:bottom w:val="single" w:sz="4" w:space="0" w:color="auto"/>
-              <w:right w:val="single" w:sz="4" w:space="0" w:color="auto"/>
-            </w:tcBorders>
-            <w:vAlign w:val="center"/>
-            <w:hideMark/>
-          </w:tcPr>
-          <w:p>
-            <w:r>
-              <w:t>{{ ind_r4_c4 }}</w:t>
-            </w:r>
-          </w:p>
-        </w:tc>
-        <w:tc>
-          <w:tcPr>
-            <w:tcW w:w="370" w:type="pct"/>
-            <w:tcBorders>
-              <w:top w:val="nil"/>
-              <w:left w:val="nil"/>
-              <w:bottom w:val="single" w:sz="4" w:space="0" w:color="auto"/>
-              <w:right w:val="single" w:sz="4" w:space="0" w:color="auto"/>
-            </w:tcBorders>
-            <w:vAlign w:val="center"/>
-            <w:hideMark/>
-          </w:tcPr>
-          <w:p>
-            <w:r>
-              <w:t>{{ ind_r4_c5 }}</w:t>
-            </w:r>
-          </w:p>
-        </w:tc>
-        <w:tc>
-          <w:tcPr>
-            <w:tcW w:w="369" w:type="pct"/>
-            <w:tcBorders>
-              <w:top w:val="nil"/>
-              <w:left w:val="nil"/>
-              <w:bottom w:val="single" w:sz="4" w:space="0" w:color="auto"/>
-              <w:right w:val="single" w:sz="4" w:space="0" w:color="auto"/>
-            </w:tcBorders>
-            <w:vAlign w:val="center"/>
-            <w:hideMark/>
-          </w:tcPr>
-          <w:p>
-            <w:r>
-              <w:t>{{ ind_r4_c6 }}</w:t>
-            </w:r>
-          </w:p>
-        </w:tc>
-      </w:tr>
-      <w:tr>
-        <w:trPr>
-          <w:trHeight w:val="283"/>
-        </w:trPr>
-        <w:tc>
-          <w:tcPr>
-            <w:tcW w:w="517" w:type="pct"/>
-            <w:tcBorders>
-              <w:top w:val="nil"/>
-              <w:left w:val="single" w:sz="4" w:space="0" w:color="auto"/>
-              <w:bottom w:val="single" w:sz="4" w:space="0" w:color="auto"/>
-              <w:right w:val="single" w:sz="4" w:space="0" w:color="auto"/>
-            </w:tcBorders>
-            <w:vAlign w:val="center"/>
-            <w:hideMark/>
-          </w:tcPr>
-          <w:p>
-            <w:pPr>
-              <w:spacing w:after="0" w:line="240" w:lineRule="auto"/>
-              <w:jc w:val="center"/>
-              <w:rPr>
-                <w:rFonts w:ascii="Arial" w:eastAsia="Times New Roman" w:hAnsi="Arial" w:cs="Arial"/>
-                <w:color w:val="000000"/>
-                <w:kern w:val="0"/>
-                <w:lang w:eastAsia="en-IN"/>
-                <w14:ligatures w14:val="none"/>
-              </w:rPr>
-            </w:pPr>
-            <w:r>
-              <w:rPr>
-                <w:rFonts w:ascii="Arial" w:eastAsia="Times New Roman" w:hAnsi="Arial" w:cs="Arial"/>
-                <w:color w:val="000000"/>
-                <w:kern w:val="0"/>
-                <w:lang w:eastAsia="en-IN"/>
-                <w14:ligatures w14:val="none"/>
-              </w:rPr>
-              <w:t>5</w:t>
-            </w:r>
-          </w:p>
-        </w:tc>
-        <w:tc>
-          <w:tcPr>
-            <w:tcW w:w="2260" w:type="pct"/>
-            <w:tcBorders>
-              <w:top w:val="nil"/>
-              <w:left w:val="nil"/>
-              <w:bottom w:val="single" w:sz="4" w:space="0" w:color="auto"/>
-              <w:right w:val="single" w:sz="4" w:space="0" w:color="auto"/>
-            </w:tcBorders>
-            <w:vAlign w:val="center"/>
-            <w:hideMark/>
-          </w:tcPr>
-          <w:p>
-            <w:pPr>
-              <w:spacing w:after="0" w:line="240" w:lineRule="auto"/>
-              <w:jc w:val="center"/>
-              <w:rPr>
-                <w:rFonts w:ascii="Arial" w:eastAsia="Times New Roman" w:hAnsi="Arial" w:cs="Arial"/>
-                <w:color w:val="000000"/>
-                <w:kern w:val="0"/>
-                <w:lang w:eastAsia="en-IN"/>
-                <w14:ligatures w14:val="none"/>
-              </w:rPr>
-            </w:pPr>
-            <w:r>
-              <w:rPr>
-                <w:rFonts w:ascii="Arial" w:eastAsia="Times New Roman" w:hAnsi="Arial" w:cs="Arial"/>
-                <w:color w:val="000000"/>
-                <w:kern w:val="0"/>
-                <w:lang w:val="en-US" w:eastAsia="en-IN"/>
-                <w14:ligatures w14:val="none"/>
-              </w:rPr>
-              <w:t>VCP (0°)</w:t>
-            </w:r>
-          </w:p>
-        </w:tc>
-        <w:tc>
-          <w:tcPr>
-            <w:tcW w:w="372" w:type="pct"/>
-            <w:tcBorders>
-              <w:top w:val="nil"/>
-              <w:left w:val="nil"/>
-              <w:bottom w:val="single" w:sz="4" w:space="0" w:color="auto"/>
-              <w:right w:val="single" w:sz="4" w:space="0" w:color="auto"/>
-            </w:tcBorders>
-            <w:vAlign w:val="center"/>
-            <w:hideMark/>
-          </w:tcPr>
-          <w:p>
-            <w:r>
-              <w:t>{{ ind_r5_c1 }}</w:t>
-            </w:r>
-          </w:p>
-        </w:tc>
-        <w:tc>
-          <w:tcPr>
-            <w:tcW w:w="372" w:type="pct"/>
-            <w:tcBorders>
-              <w:top w:val="nil"/>
-              <w:left w:val="nil"/>
-              <w:bottom w:val="single" w:sz="4" w:space="0" w:color="auto"/>
-              <w:right w:val="single" w:sz="4" w:space="0" w:color="auto"/>
-            </w:tcBorders>
-            <w:vAlign w:val="center"/>
-            <w:hideMark/>
-          </w:tcPr>
-          <w:p>
-            <w:r>
-              <w:t>{{ ind_r5_c2 }}</w:t>
-            </w:r>
-          </w:p>
-        </w:tc>
-        <w:tc>
-          <w:tcPr>
-            <w:tcW w:w="370" w:type="pct"/>
-            <w:tcBorders>
-              <w:top w:val="nil"/>
-              <w:left w:val="nil"/>
-              <w:bottom w:val="single" w:sz="4" w:space="0" w:color="auto"/>
-              <w:right w:val="single" w:sz="4" w:space="0" w:color="auto"/>
-            </w:tcBorders>
-            <w:vAlign w:val="center"/>
-            <w:hideMark/>
-          </w:tcPr>
-          <w:p>
-            <w:r>
-              <w:t>{{ ind_r5_c3 }}</w:t>
-            </w:r>
-          </w:p>
-        </w:tc>
-        <w:tc>
-          <w:tcPr>
-            <w:tcW w:w="370" w:type="pct"/>
-            <w:tcBorders>
-              <w:top w:val="nil"/>
-              <w:left w:val="nil"/>
-              <w:bottom w:val="single" w:sz="4" w:space="0" w:color="auto"/>
-              <w:right w:val="single" w:sz="4" w:space="0" w:color="auto"/>
-            </w:tcBorders>
-            <w:vAlign w:val="center"/>
-            <w:hideMark/>
-          </w:tcPr>
-          <w:p>
-            <w:r>
-              <w:t>{{ ind_r5_c4 }}</w:t>
-            </w:r>
-          </w:p>
-        </w:tc>
-        <w:tc>
-          <w:tcPr>
-            <w:tcW w:w="370" w:type="pct"/>
-            <w:tcBorders>
-              <w:top w:val="nil"/>
-              <w:left w:val="nil"/>
-              <w:bottom w:val="single" w:sz="4" w:space="0" w:color="auto"/>
-              <w:right w:val="single" w:sz="4" w:space="0" w:color="auto"/>
-            </w:tcBorders>
-            <w:vAlign w:val="center"/>
-            <w:hideMark/>
-          </w:tcPr>
-          <w:p>
-            <w:r>
-              <w:t>{{ ind_r5_c5 }}</w:t>
-            </w:r>
-          </w:p>
-        </w:tc>
-        <w:tc>
-          <w:tcPr>
-            <w:tcW w:w="369" w:type="pct"/>
-            <w:tcBorders>
-              <w:top w:val="nil"/>
-              <w:left w:val="nil"/>
-              <w:bottom w:val="single" w:sz="4" w:space="0" w:color="auto"/>
-              <w:right w:val="single" w:sz="4" w:space="0" w:color="auto"/>
-            </w:tcBorders>
-            <w:vAlign w:val="center"/>
-            <w:hideMark/>
-          </w:tcPr>
-          <w:p>
-            <w:r>
-              <w:t>{{ ind_r5_c6 }}</w:t>
-            </w:r>
-          </w:p>
-        </w:tc>
-      </w:tr>
-      <w:tr>
-        <w:trPr>
-          <w:trHeight w:val="283"/>
-        </w:trPr>
-        <w:tc>
-          <w:tcPr>
-            <w:tcW w:w="517" w:type="pct"/>
-            <w:tcBorders>
-              <w:top w:val="nil"/>
-              <w:left w:val="single" w:sz="4" w:space="0" w:color="auto"/>
-              <w:bottom w:val="single" w:sz="4" w:space="0" w:color="auto"/>
-              <w:right w:val="single" w:sz="4" w:space="0" w:color="auto"/>
-            </w:tcBorders>
-            <w:vAlign w:val="center"/>
-            <w:hideMark/>
-          </w:tcPr>
-          <w:p>
-            <w:pPr>
-              <w:spacing w:after="0" w:line="240" w:lineRule="auto"/>
-              <w:jc w:val="center"/>
-              <w:rPr>
-                <w:rFonts w:ascii="Arial" w:eastAsia="Times New Roman" w:hAnsi="Arial" w:cs="Arial"/>
-                <w:color w:val="000000"/>
-                <w:kern w:val="0"/>
-                <w:lang w:eastAsia="en-IN"/>
-                <w14:ligatures w14:val="none"/>
-              </w:rPr>
-            </w:pPr>
-            <w:r>
-              <w:rPr>
-                <w:rFonts w:ascii="Arial" w:eastAsia="Times New Roman" w:hAnsi="Arial" w:cs="Arial"/>
-                <w:color w:val="000000"/>
-                <w:kern w:val="0"/>
-                <w:lang w:eastAsia="en-IN"/>
-                <w14:ligatures w14:val="none"/>
-              </w:rPr>
-              <w:t>6</w:t>
-            </w:r>
-          </w:p>
-        </w:tc>
-        <w:tc>
-          <w:tcPr>
-            <w:tcW w:w="2260" w:type="pct"/>
-            <w:tcBorders>
-              <w:top w:val="nil"/>
-              <w:left w:val="nil"/>
-              <w:bottom w:val="single" w:sz="4" w:space="0" w:color="auto"/>
-              <w:right w:val="single" w:sz="4" w:space="0" w:color="auto"/>
-            </w:tcBorders>
-            <w:vAlign w:val="center"/>
-            <w:hideMark/>
-          </w:tcPr>
-          <w:p>
-            <w:pPr>
-              <w:spacing w:after="0" w:line="240" w:lineRule="auto"/>
-              <w:jc w:val="center"/>
-              <w:rPr>
-                <w:rFonts w:ascii="Arial" w:eastAsia="Times New Roman" w:hAnsi="Arial" w:cs="Arial"/>
-                <w:color w:val="000000"/>
-                <w:kern w:val="0"/>
-                <w:lang w:eastAsia="en-IN"/>
-                <w14:ligatures w14:val="none"/>
-              </w:rPr>
-            </w:pPr>
-            <w:r>
-              <w:rPr>
-                <w:rFonts w:ascii="Arial" w:eastAsia="Times New Roman" w:hAnsi="Arial" w:cs="Arial"/>
-                <w:color w:val="000000"/>
-                <w:kern w:val="0"/>
-                <w:lang w:val="en-US" w:eastAsia="en-IN"/>
-                <w14:ligatures w14:val="none"/>
-              </w:rPr>
-              <w:t>VCP (90°)</w:t>
-            </w:r>
-          </w:p>
-        </w:tc>
-        <w:tc>
-          <w:tcPr>
-            <w:tcW w:w="372" w:type="pct"/>
-            <w:tcBorders>
-              <w:top w:val="nil"/>
-              <w:left w:val="nil"/>
-              <w:bottom w:val="single" w:sz="4" w:space="0" w:color="auto"/>
-              <w:right w:val="single" w:sz="4" w:space="0" w:color="auto"/>
-            </w:tcBorders>
-            <w:vAlign w:val="center"/>
-            <w:hideMark/>
-          </w:tcPr>
-          <w:p>
-            <w:r>
-              <w:t>{{ ind_r6_c1 }}</w:t>
-            </w:r>
-          </w:p>
-        </w:tc>
-        <w:tc>
-          <w:tcPr>
-            <w:tcW w:w="372" w:type="pct"/>
-            <w:tcBorders>
-              <w:top w:val="nil"/>
-              <w:left w:val="nil"/>
-              <w:bottom w:val="single" w:sz="4" w:space="0" w:color="auto"/>
-              <w:right w:val="single" w:sz="4" w:space="0" w:color="auto"/>
-            </w:tcBorders>
-            <w:vAlign w:val="center"/>
-            <w:hideMark/>
-          </w:tcPr>
-          <w:p>
-            <w:r>
-              <w:t>{{ ind_r6_c2 }}</w:t>
-            </w:r>
-          </w:p>
-        </w:tc>
-        <w:tc>
-          <w:tcPr>
-            <w:tcW w:w="370" w:type="pct"/>
-            <w:tcBorders>
-              <w:top w:val="nil"/>
-              <w:left w:val="nil"/>
-              <w:bottom w:val="single" w:sz="4" w:space="0" w:color="auto"/>
-              <w:right w:val="single" w:sz="4" w:space="0" w:color="auto"/>
-            </w:tcBorders>
-            <w:vAlign w:val="center"/>
-            <w:hideMark/>
-          </w:tcPr>
-          <w:p>
-            <w:r>
-              <w:t>{{ ind_r6_c3 }}</w:t>
-            </w:r>
-          </w:p>
-        </w:tc>
-        <w:tc>
-          <w:tcPr>
-            <w:tcW w:w="370" w:type="pct"/>
-            <w:tcBorders>
-              <w:top w:val="nil"/>
-              <w:left w:val="nil"/>
-              <w:bottom w:val="single" w:sz="4" w:space="0" w:color="auto"/>
-              <w:right w:val="single" w:sz="4" w:space="0" w:color="auto"/>
-            </w:tcBorders>
-            <w:vAlign w:val="center"/>
-            <w:hideMark/>
-          </w:tcPr>
-          <w:p>
-            <w:r>
-              <w:t>{{ ind_r6_c4 }}</w:t>
-            </w:r>
-          </w:p>
-        </w:tc>
-        <w:tc>
-          <w:tcPr>
-            <w:tcW w:w="370" w:type="pct"/>
-            <w:tcBorders>
-              <w:top w:val="nil"/>
-              <w:left w:val="nil"/>
-              <w:bottom w:val="single" w:sz="4" w:space="0" w:color="auto"/>
-              <w:right w:val="single" w:sz="4" w:space="0" w:color="auto"/>
-            </w:tcBorders>
-            <w:vAlign w:val="center"/>
-            <w:hideMark/>
-          </w:tcPr>
-          <w:p>
-            <w:r>
-              <w:t>{{ ind_r6_c5 }}</w:t>
-            </w:r>
-          </w:p>
-        </w:tc>
-        <w:tc>
-          <w:tcPr>
-            <w:tcW w:w="369" w:type="pct"/>
-            <w:tcBorders>
-              <w:top w:val="nil"/>
-              <w:left w:val="nil"/>
-              <w:bottom w:val="single" w:sz="4" w:space="0" w:color="auto"/>
-              <w:right w:val="single" w:sz="4" w:space="0" w:color="auto"/>
-            </w:tcBorders>
-            <w:vAlign w:val="center"/>
-            <w:hideMark/>
-          </w:tcPr>
-          <w:p>
-            <w:r>
-              <w:t>{{ ind_r6_c6 }}</w:t>
-            </w:r>
-          </w:p>
-        </w:tc>
-      </w:tr>
-      <w:tr>
-        <w:trPr>
-          <w:trHeight w:val="283"/>
-        </w:trPr>
-        <w:tc>
-          <w:tcPr>
-            <w:tcW w:w="517" w:type="pct"/>
-            <w:tcBorders>
-              <w:top w:val="nil"/>
-              <w:left w:val="single" w:sz="4" w:space="0" w:color="auto"/>
-              <w:bottom w:val="single" w:sz="4" w:space="0" w:color="auto"/>
-              <w:right w:val="single" w:sz="4" w:space="0" w:color="auto"/>
-            </w:tcBorders>
-            <w:vAlign w:val="center"/>
-            <w:hideMark/>
-          </w:tcPr>
-          <w:p>
-            <w:pPr>
-              <w:spacing w:after="0" w:line="240" w:lineRule="auto"/>
-              <w:jc w:val="center"/>
-              <w:rPr>
-                <w:rFonts w:ascii="Arial" w:eastAsia="Times New Roman" w:hAnsi="Arial" w:cs="Arial"/>
-                <w:color w:val="000000"/>
-                <w:kern w:val="0"/>
-                <w:lang w:eastAsia="en-IN"/>
-                <w14:ligatures w14:val="none"/>
-              </w:rPr>
-            </w:pPr>
-            <w:r>
-              <w:rPr>
-                <w:rFonts w:ascii="Arial" w:eastAsia="Times New Roman" w:hAnsi="Arial" w:cs="Arial"/>
-                <w:color w:val="000000"/>
-                <w:kern w:val="0"/>
-                <w:lang w:eastAsia="en-IN"/>
-                <w14:ligatures w14:val="none"/>
-              </w:rPr>
-              <w:t>7</w:t>
-            </w:r>
-          </w:p>
-        </w:tc>
-        <w:tc>
-          <w:tcPr>
-            <w:tcW w:w="2260" w:type="pct"/>
-            <w:tcBorders>
-              <w:top w:val="nil"/>
-              <w:left w:val="nil"/>
-              <w:bottom w:val="single" w:sz="4" w:space="0" w:color="auto"/>
-              <w:right w:val="single" w:sz="4" w:space="0" w:color="auto"/>
-            </w:tcBorders>
-            <w:vAlign w:val="center"/>
-            <w:hideMark/>
-          </w:tcPr>
-          <w:p>
-            <w:pPr>
-              <w:spacing w:after="0" w:line="240" w:lineRule="auto"/>
-              <w:jc w:val="center"/>
-              <w:rPr>
-                <w:rFonts w:ascii="Arial" w:eastAsia="Times New Roman" w:hAnsi="Arial" w:cs="Arial"/>
-                <w:color w:val="000000"/>
-                <w:kern w:val="0"/>
-                <w:lang w:eastAsia="en-IN"/>
-                <w14:ligatures w14:val="none"/>
-              </w:rPr>
-            </w:pPr>
-            <w:r>
-              <w:rPr>
-                <w:rFonts w:ascii="Arial" w:eastAsia="Times New Roman" w:hAnsi="Arial" w:cs="Arial"/>
-                <w:color w:val="000000"/>
-                <w:kern w:val="0"/>
-                <w:lang w:val="en-US" w:eastAsia="en-IN"/>
-                <w14:ligatures w14:val="none"/>
-              </w:rPr>
-              <w:t>VCP (180°)</w:t>
-            </w:r>
-          </w:p>
-        </w:tc>
-        <w:tc>
-          <w:tcPr>
-            <w:tcW w:w="372" w:type="pct"/>
-            <w:tcBorders>
-              <w:top w:val="nil"/>
-              <w:left w:val="nil"/>
-              <w:bottom w:val="single" w:sz="4" w:space="0" w:color="auto"/>
-              <w:right w:val="single" w:sz="4" w:space="0" w:color="auto"/>
-            </w:tcBorders>
-            <w:vAlign w:val="center"/>
-            <w:hideMark/>
-          </w:tcPr>
-          <w:p>
-            <w:r>
-              <w:t>{{ ind_r7_c1 }}</w:t>
-            </w:r>
-          </w:p>
-        </w:tc>
-        <w:tc>
-          <w:tcPr>
-            <w:tcW w:w="372" w:type="pct"/>
-            <w:tcBorders>
-              <w:top w:val="nil"/>
-              <w:left w:val="nil"/>
-              <w:bottom w:val="single" w:sz="4" w:space="0" w:color="auto"/>
-              <w:right w:val="single" w:sz="4" w:space="0" w:color="auto"/>
-            </w:tcBorders>
-            <w:vAlign w:val="center"/>
-            <w:hideMark/>
-          </w:tcPr>
-          <w:p>
-            <w:r>
-              <w:t>{{ ind_r7_c2 }}</w:t>
-            </w:r>
-          </w:p>
-        </w:tc>
-        <w:tc>
-          <w:tcPr>
-            <w:tcW w:w="370" w:type="pct"/>
-            <w:tcBorders>
-              <w:top w:val="nil"/>
-              <w:left w:val="nil"/>
-              <w:bottom w:val="single" w:sz="4" w:space="0" w:color="auto"/>
-              <w:right w:val="single" w:sz="4" w:space="0" w:color="auto"/>
-            </w:tcBorders>
-            <w:vAlign w:val="center"/>
-            <w:hideMark/>
-          </w:tcPr>
-          <w:p>
-            <w:r>
-              <w:t>{{ ind_r7_c3 }}</w:t>
-            </w:r>
-          </w:p>
-        </w:tc>
-        <w:tc>
-          <w:tcPr>
-            <w:tcW w:w="370" w:type="pct"/>
-            <w:tcBorders>
-              <w:top w:val="nil"/>
-              <w:left w:val="nil"/>
-              <w:bottom w:val="single" w:sz="4" w:space="0" w:color="auto"/>
-              <w:right w:val="single" w:sz="4" w:space="0" w:color="auto"/>
-            </w:tcBorders>
-            <w:vAlign w:val="center"/>
-            <w:hideMark/>
-          </w:tcPr>
-          <w:p>
-            <w:r>
-              <w:t>{{ ind_r7_c4 }}</w:t>
-            </w:r>
-          </w:p>
-        </w:tc>
-        <w:tc>
-          <w:tcPr>
-            <w:tcW w:w="370" w:type="pct"/>
-            <w:tcBorders>
-              <w:top w:val="nil"/>
-              <w:left w:val="nil"/>
-              <w:bottom w:val="single" w:sz="4" w:space="0" w:color="auto"/>
-              <w:right w:val="single" w:sz="4" w:space="0" w:color="auto"/>
-            </w:tcBorders>
-            <w:vAlign w:val="center"/>
-            <w:hideMark/>
-          </w:tcPr>
-          <w:p>
-            <w:r>
-              <w:t>{{ ind_r7_c5 }}</w:t>
-            </w:r>
-          </w:p>
-        </w:tc>
-        <w:tc>
-          <w:tcPr>
-            <w:tcW w:w="369" w:type="pct"/>
-            <w:tcBorders>
-              <w:top w:val="nil"/>
-              <w:left w:val="nil"/>
-              <w:bottom w:val="single" w:sz="4" w:space="0" w:color="auto"/>
-              <w:right w:val="single" w:sz="4" w:space="0" w:color="auto"/>
-            </w:tcBorders>
-            <w:vAlign w:val="center"/>
-            <w:hideMark/>
-          </w:tcPr>
-          <w:p>
-            <w:r>
-              <w:t>{{ ind_r7_c6 }}</w:t>
-            </w:r>
-          </w:p>
-        </w:tc>
-      </w:tr>
-      <w:tr>
-        <w:trPr>
-          <w:trHeight w:val="283"/>
-        </w:trPr>
-        <w:tc>
-          <w:tcPr>
-            <w:tcW w:w="517" w:type="pct"/>
-            <w:tcBorders>
-              <w:top w:val="nil"/>
-              <w:left w:val="single" w:sz="4" w:space="0" w:color="auto"/>
-              <w:bottom w:val="single" w:sz="4" w:space="0" w:color="auto"/>
-              <w:right w:val="single" w:sz="4" w:space="0" w:color="auto"/>
-            </w:tcBorders>
-            <w:vAlign w:val="center"/>
-            <w:hideMark/>
-          </w:tcPr>
-          <w:p>
-            <w:pPr>
-              <w:spacing w:after="0" w:line="240" w:lineRule="auto"/>
-              <w:jc w:val="center"/>
-              <w:rPr>
-                <w:rFonts w:ascii="Arial" w:eastAsia="Times New Roman" w:hAnsi="Arial" w:cs="Arial"/>
-                <w:color w:val="000000"/>
-                <w:kern w:val="0"/>
-                <w:lang w:eastAsia="en-IN"/>
-                <w14:ligatures w14:val="none"/>
-              </w:rPr>
-            </w:pPr>
-            <w:r>
-              <w:rPr>
-                <w:rFonts w:ascii="Arial" w:eastAsia="Times New Roman" w:hAnsi="Arial" w:cs="Arial"/>
-                <w:color w:val="000000"/>
-                <w:kern w:val="0"/>
-                <w:lang w:eastAsia="en-IN"/>
-                <w14:ligatures w14:val="none"/>
-              </w:rPr>
-              <w:t>8</w:t>
-            </w:r>
-          </w:p>
-        </w:tc>
-        <w:tc>
-          <w:tcPr>
-            <w:tcW w:w="2260" w:type="pct"/>
-            <w:tcBorders>
-              <w:top w:val="nil"/>
-              <w:left w:val="nil"/>
-              <w:bottom w:val="single" w:sz="4" w:space="0" w:color="auto"/>
-              <w:right w:val="single" w:sz="4" w:space="0" w:color="auto"/>
-            </w:tcBorders>
-            <w:vAlign w:val="center"/>
-            <w:hideMark/>
-          </w:tcPr>
-          <w:p>
-            <w:pPr>
-              <w:spacing w:after="0" w:line="240" w:lineRule="auto"/>
-              <w:jc w:val="center"/>
-              <w:rPr>
-                <w:rFonts w:ascii="Arial" w:eastAsia="Times New Roman" w:hAnsi="Arial" w:cs="Arial"/>
-                <w:color w:val="000000"/>
-                <w:kern w:val="0"/>
-                <w:lang w:eastAsia="en-IN"/>
-                <w14:ligatures w14:val="none"/>
-              </w:rPr>
-            </w:pPr>
-            <w:r>
-              <w:rPr>
-                <w:rFonts w:ascii="Arial" w:eastAsia="Times New Roman" w:hAnsi="Arial" w:cs="Arial"/>
-                <w:color w:val="000000"/>
-                <w:kern w:val="0"/>
-                <w:lang w:val="en-US" w:eastAsia="en-IN"/>
-                <w14:ligatures w14:val="none"/>
-              </w:rPr>
-              <w:t>VCP (270°)</w:t>
-            </w:r>
-          </w:p>
-        </w:tc>
-        <w:tc>
-          <w:tcPr>
-            <w:tcW w:w="372" w:type="pct"/>
-            <w:tcBorders>
-              <w:top w:val="nil"/>
-              <w:left w:val="nil"/>
-              <w:bottom w:val="single" w:sz="4" w:space="0" w:color="auto"/>
-              <w:right w:val="single" w:sz="4" w:space="0" w:color="auto"/>
-            </w:tcBorders>
-            <w:vAlign w:val="center"/>
-            <w:hideMark/>
-          </w:tcPr>
-          <w:p>
-            <w:r>
-              <w:t>{{ ind_r8_c1 }}</w:t>
-            </w:r>
-          </w:p>
-        </w:tc>
-        <w:tc>
-          <w:tcPr>
-            <w:tcW w:w="372" w:type="pct"/>
-            <w:tcBorders>
-              <w:top w:val="nil"/>
-              <w:left w:val="nil"/>
-              <w:bottom w:val="single" w:sz="4" w:space="0" w:color="auto"/>
-              <w:right w:val="single" w:sz="4" w:space="0" w:color="auto"/>
-            </w:tcBorders>
-            <w:vAlign w:val="center"/>
-            <w:hideMark/>
-          </w:tcPr>
-          <w:p>
-            <w:r>
-              <w:t>{{ ind_r8_c2 }}</w:t>
-            </w:r>
-          </w:p>
-        </w:tc>
-        <w:tc>
-          <w:tcPr>
-            <w:tcW w:w="370" w:type="pct"/>
-            <w:tcBorders>
-              <w:top w:val="nil"/>
-              <w:left w:val="nil"/>
-              <w:bottom w:val="single" w:sz="4" w:space="0" w:color="auto"/>
-              <w:right w:val="single" w:sz="4" w:space="0" w:color="auto"/>
-            </w:tcBorders>
-            <w:vAlign w:val="center"/>
-            <w:hideMark/>
-          </w:tcPr>
-          <w:p>
-            <w:r>
-              <w:t>{{ ind_r8_c3 }}</w:t>
-            </w:r>
-          </w:p>
-        </w:tc>
-        <w:tc>
-          <w:tcPr>
-            <w:tcW w:w="370" w:type="pct"/>
-            <w:tcBorders>
-              <w:top w:val="nil"/>
-              <w:left w:val="nil"/>
-              <w:bottom w:val="single" w:sz="4" w:space="0" w:color="auto"/>
-              <w:right w:val="single" w:sz="4" w:space="0" w:color="auto"/>
-            </w:tcBorders>
-            <w:vAlign w:val="center"/>
-            <w:hideMark/>
-          </w:tcPr>
-          <w:p>
-            <w:r>
-              <w:t>{{ ind_r8_c4 }}</w:t>
-            </w:r>
-          </w:p>
-        </w:tc>
-        <w:tc>
-          <w:tcPr>
-            <w:tcW w:w="370" w:type="pct"/>
-            <w:tcBorders>
-              <w:top w:val="nil"/>
-              <w:left w:val="nil"/>
-              <w:bottom w:val="single" w:sz="4" w:space="0" w:color="auto"/>
-              <w:right w:val="single" w:sz="4" w:space="0" w:color="auto"/>
-            </w:tcBorders>
-            <w:vAlign w:val="center"/>
-            <w:hideMark/>
-          </w:tcPr>
-          <w:p>
-            <w:r>
-              <w:t>{{ ind_r8_c5 }}</w:t>
-            </w:r>
-          </w:p>
-        </w:tc>
-        <w:tc>
-          <w:tcPr>
-            <w:tcW w:w="369" w:type="pct"/>
-            <w:tcBorders>
-              <w:top w:val="nil"/>
-              <w:left w:val="nil"/>
-              <w:bottom w:val="single" w:sz="4" w:space="0" w:color="auto"/>
-              <w:right w:val="single" w:sz="4" w:space="0" w:color="auto"/>
-            </w:tcBorders>
-            <w:vAlign w:val="center"/>
-            <w:hideMark/>
-          </w:tcPr>
-          <w:p>
-            <w:r>
-              <w:t>{{ ind_r8_c6 }}</w:t>
-            </w:r>
+            <w:r/>
           </w:p>
         </w:tc>
       </w:tr>
@@ -4698,7 +3747,7 @@
                 <w:lang w:eastAsia="en-IN"/>
                 <w14:ligatures w14:val="none"/>
               </w:rPr>
-              <w:t>1</w:t>
+              <w:t>{%tr for r in esd_dir_rows %}</w:t>
             </w:r>
           </w:p>
         </w:tc>
@@ -4714,9 +3763,7 @@
             <w:vAlign w:val="center"/>
           </w:tcPr>
           <w:p>
-            <w:r>
-              <w:t>{{ dir_r1_name }}</w:t>
-            </w:r>
+            <w:r/>
           </w:p>
         </w:tc>
         <w:tc>
@@ -4732,9 +3779,7 @@
             <w:hideMark/>
           </w:tcPr>
           <w:p>
-            <w:r>
-              <w:t>{{ dir_r1_c1 }}</w:t>
-            </w:r>
+            <w:r/>
           </w:p>
         </w:tc>
         <w:tc>
@@ -4750,9 +3795,7 @@
             <w:hideMark/>
           </w:tcPr>
           <w:p>
-            <w:r>
-              <w:t>{{ dir_r1_c2 }}</w:t>
-            </w:r>
+            <w:r/>
           </w:p>
         </w:tc>
         <w:tc>
@@ -4768,9 +3811,7 @@
             <w:hideMark/>
           </w:tcPr>
           <w:p>
-            <w:r>
-              <w:t>{{ dir_r1_c3 }}</w:t>
-            </w:r>
+            <w:r/>
           </w:p>
         </w:tc>
         <w:tc>
@@ -4786,9 +3827,7 @@
             <w:hideMark/>
           </w:tcPr>
           <w:p>
-            <w:r>
-              <w:t>{{ dir_r1_c4 }}</w:t>
-            </w:r>
+            <w:r/>
           </w:p>
         </w:tc>
         <w:tc>
@@ -4804,9 +3843,7 @@
             <w:hideMark/>
           </w:tcPr>
           <w:p>
-            <w:r>
-              <w:t>{{ dir_r1_c5 }}</w:t>
-            </w:r>
+            <w:r/>
           </w:p>
         </w:tc>
         <w:tc>
@@ -4822,9 +3859,7 @@
             <w:hideMark/>
           </w:tcPr>
           <w:p>
-            <w:r>
-              <w:t>{{ dir_r1_c6 }}</w:t>
-            </w:r>
+            <w:r/>
           </w:p>
         </w:tc>
       </w:tr>
@@ -4864,7 +3899,7 @@
                 <w:lang w:eastAsia="en-IN"/>
                 <w14:ligatures w14:val="none"/>
               </w:rPr>
-              <w:t>2</w:t>
+              <w:t>{{ r.sno }}</w:t>
             </w:r>
           </w:p>
         </w:tc>
@@ -4881,7 +3916,7 @@
           </w:tcPr>
           <w:p>
             <w:r>
-              <w:t>{{ dir_r2_name }}</w:t>
+              <w:t>{{ r.name }}</w:t>
             </w:r>
           </w:p>
         </w:tc>
@@ -4899,7 +3934,7 @@
           </w:tcPr>
           <w:p>
             <w:r>
-              <w:t>{{ dir_r2_c1 }}</w:t>
+              <w:t>{{ r.c1 }}</w:t>
             </w:r>
           </w:p>
         </w:tc>
@@ -4917,7 +3952,7 @@
           </w:tcPr>
           <w:p>
             <w:r>
-              <w:t>{{ dir_r2_c2 }}</w:t>
+              <w:t>{{ r.c2 }}</w:t>
             </w:r>
           </w:p>
         </w:tc>
@@ -4935,7 +3970,7 @@
           </w:tcPr>
           <w:p>
             <w:r>
-              <w:t>{{ dir_r2_c3 }}</w:t>
+              <w:t>{{ r.c3 }}</w:t>
             </w:r>
           </w:p>
         </w:tc>
@@ -4953,7 +3988,7 @@
           </w:tcPr>
           <w:p>
             <w:r>
-              <w:t>{{ dir_r2_c4 }}</w:t>
+              <w:t>{{ r.c4 }}</w:t>
             </w:r>
           </w:p>
         </w:tc>
@@ -4971,7 +4006,7 @@
           </w:tcPr>
           <w:p>
             <w:r>
-              <w:t>{{ dir_r2_c5 }}</w:t>
+              <w:t>{{ r.c5 }}</w:t>
             </w:r>
           </w:p>
         </w:tc>
@@ -4989,7 +4024,7 @@
           </w:tcPr>
           <w:p>
             <w:r>
-              <w:t>{{ dir_r2_c6 }}</w:t>
+              <w:t>{{ r.c6 }}</w:t>
             </w:r>
           </w:p>
         </w:tc>
@@ -5030,7 +4065,7 @@
                 <w:lang w:eastAsia="en-IN"/>
                 <w14:ligatures w14:val="none"/>
               </w:rPr>
-              <w:t>3</w:t>
+              <w:t>{%tr endfor %}</w:t>
             </w:r>
           </w:p>
         </w:tc>
@@ -5046,9 +4081,7 @@
             <w:vAlign w:val="center"/>
           </w:tcPr>
           <w:p>
-            <w:r>
-              <w:t>{{ dir_r3_name }}</w:t>
-            </w:r>
+            <w:r/>
           </w:p>
         </w:tc>
         <w:tc>
@@ -5064,9 +4097,7 @@
             <w:hideMark/>
           </w:tcPr>
           <w:p>
-            <w:r>
-              <w:t>{{ dir_r3_c1 }}</w:t>
-            </w:r>
+            <w:r/>
           </w:p>
         </w:tc>
         <w:tc>
@@ -5082,9 +4113,7 @@
             <w:hideMark/>
           </w:tcPr>
           <w:p>
-            <w:r>
-              <w:t>{{ dir_r3_c2 }}</w:t>
-            </w:r>
+            <w:r/>
           </w:p>
         </w:tc>
         <w:tc>
@@ -5100,9 +4129,7 @@
             <w:hideMark/>
           </w:tcPr>
           <w:p>
-            <w:r>
-              <w:t>{{ dir_r3_c3 }}</w:t>
-            </w:r>
+            <w:r/>
           </w:p>
         </w:tc>
         <w:tc>
@@ -5118,9 +4145,7 @@
             <w:hideMark/>
           </w:tcPr>
           <w:p>
-            <w:r>
-              <w:t>{{ dir_r3_c4 }}</w:t>
-            </w:r>
+            <w:r/>
           </w:p>
         </w:tc>
         <w:tc>
@@ -5136,9 +4161,7 @@
             <w:hideMark/>
           </w:tcPr>
           <w:p>
-            <w:r>
-              <w:t>{{ dir_r3_c5 }}</w:t>
-            </w:r>
+            <w:r/>
           </w:p>
         </w:tc>
         <w:tc>
@@ -5154,9 +4177,7 @@
             <w:hideMark/>
           </w:tcPr>
           <w:p>
-            <w:r>
-              <w:t>{{ dir_r3_c6 }}</w:t>
-            </w:r>
+            <w:r/>
           </w:p>
         </w:tc>
       </w:tr>
@@ -5713,7 +4734,7 @@
                 <w:lang w:eastAsia="en-IN"/>
                 <w14:ligatures w14:val="none"/>
               </w:rPr>
-              <w:t>1</w:t>
+              <w:t>{%tr for r in esd_air_rows %}</w:t>
             </w:r>
           </w:p>
         </w:tc>
@@ -5729,9 +4750,7 @@
             <w:vAlign w:val="center"/>
           </w:tcPr>
           <w:p>
-            <w:r>
-              <w:t>{{ air_r1_name }}</w:t>
-            </w:r>
+            <w:r/>
           </w:p>
         </w:tc>
         <w:tc>
@@ -5747,9 +4766,7 @@
             <w:hideMark/>
           </w:tcPr>
           <w:p>
-            <w:r>
-              <w:t>{{ air_r1_c1 }}</w:t>
-            </w:r>
+            <w:r/>
           </w:p>
         </w:tc>
         <w:tc>
@@ -5765,9 +4782,7 @@
             <w:hideMark/>
           </w:tcPr>
           <w:p>
-            <w:r>
-              <w:t>{{ air_r1_c2 }}</w:t>
-            </w:r>
+            <w:r/>
           </w:p>
         </w:tc>
         <w:tc>
@@ -5783,9 +4798,7 @@
             <w:hideMark/>
           </w:tcPr>
           <w:p>
-            <w:r>
-              <w:t>{{ air_r1_c3 }}</w:t>
-            </w:r>
+            <w:r/>
           </w:p>
         </w:tc>
         <w:tc>
@@ -5801,9 +4814,7 @@
             <w:hideMark/>
           </w:tcPr>
           <w:p>
-            <w:r>
-              <w:t>{{ air_r1_c4 }}</w:t>
-            </w:r>
+            <w:r/>
           </w:p>
         </w:tc>
         <w:tc>
@@ -5819,9 +4830,7 @@
             <w:hideMark/>
           </w:tcPr>
           <w:p>
-            <w:r>
-              <w:t>{{ air_r1_c5 }}</w:t>
-            </w:r>
+            <w:r/>
           </w:p>
         </w:tc>
         <w:tc>
@@ -5837,9 +4846,7 @@
             <w:hideMark/>
           </w:tcPr>
           <w:p>
-            <w:r>
-              <w:t>{{ air_r1_c6 }}</w:t>
-            </w:r>
+            <w:r/>
           </w:p>
         </w:tc>
       </w:tr>
@@ -5879,7 +4886,7 @@
                 <w:lang w:eastAsia="en-IN"/>
                 <w14:ligatures w14:val="none"/>
               </w:rPr>
-              <w:t>2</w:t>
+              <w:t>{{ r.sno }}</w:t>
             </w:r>
           </w:p>
         </w:tc>
@@ -5896,7 +4903,7 @@
           </w:tcPr>
           <w:p>
             <w:r>
-              <w:t>{{ air_r2_name }}</w:t>
+              <w:t>{{ r.name }}</w:t>
             </w:r>
           </w:p>
         </w:tc>
@@ -5914,7 +4921,7 @@
           </w:tcPr>
           <w:p>
             <w:r>
-              <w:t>{{ air_r2_c1 }}</w:t>
+              <w:t>{{ r.c1 }}</w:t>
             </w:r>
           </w:p>
         </w:tc>
@@ -5932,7 +4939,7 @@
           </w:tcPr>
           <w:p>
             <w:r>
-              <w:t>{{ air_r2_c2 }}</w:t>
+              <w:t>{{ r.c2 }}</w:t>
             </w:r>
           </w:p>
         </w:tc>
@@ -5950,7 +4957,7 @@
           </w:tcPr>
           <w:p>
             <w:r>
-              <w:t>{{ air_r2_c3 }}</w:t>
+              <w:t>{{ r.c3 }}</w:t>
             </w:r>
           </w:p>
         </w:tc>
@@ -5968,7 +4975,7 @@
           </w:tcPr>
           <w:p>
             <w:r>
-              <w:t>{{ air_r2_c4 }}</w:t>
+              <w:t>{{ r.c4 }}</w:t>
             </w:r>
           </w:p>
         </w:tc>
@@ -5986,7 +4993,7 @@
           </w:tcPr>
           <w:p>
             <w:r>
-              <w:t>{{ air_r2_c5 }}</w:t>
+              <w:t>{{ r.c5 }}</w:t>
             </w:r>
           </w:p>
         </w:tc>
@@ -6004,7 +5011,7 @@
           </w:tcPr>
           <w:p>
             <w:r>
-              <w:t>{{ air_r2_c6 }}</w:t>
+              <w:t>{{ r.c6 }}</w:t>
             </w:r>
           </w:p>
         </w:tc>
@@ -6045,7 +5052,7 @@
                 <w:lang w:eastAsia="en-IN"/>
                 <w14:ligatures w14:val="none"/>
               </w:rPr>
-              <w:t>3</w:t>
+              <w:t>{%tr endfor %}</w:t>
             </w:r>
           </w:p>
         </w:tc>
@@ -6061,9 +5068,7 @@
             <w:vAlign w:val="center"/>
           </w:tcPr>
           <w:p>
-            <w:r>
-              <w:t>{{ air_r3_name }}</w:t>
-            </w:r>
+            <w:r/>
           </w:p>
         </w:tc>
         <w:tc>
@@ -6079,9 +5084,7 @@
             <w:hideMark/>
           </w:tcPr>
           <w:p>
-            <w:r>
-              <w:t>{{ air_r3_c1 }}</w:t>
-            </w:r>
+            <w:r/>
           </w:p>
         </w:tc>
         <w:tc>
@@ -6097,9 +5100,7 @@
             <w:hideMark/>
           </w:tcPr>
           <w:p>
-            <w:r>
-              <w:t>{{ air_r3_c2 }}</w:t>
-            </w:r>
+            <w:r/>
           </w:p>
         </w:tc>
         <w:tc>
@@ -6115,9 +5116,7 @@
             <w:hideMark/>
           </w:tcPr>
           <w:p>
-            <w:r>
-              <w:t>{{ air_r3_c3 }}</w:t>
-            </w:r>
+            <w:r/>
           </w:p>
         </w:tc>
         <w:tc>
@@ -6133,9 +5132,7 @@
             <w:hideMark/>
           </w:tcPr>
           <w:p>
-            <w:r>
-              <w:t>{{ air_r3_c4 }}</w:t>
-            </w:r>
+            <w:r/>
           </w:p>
         </w:tc>
         <w:tc>
@@ -6151,9 +5148,7 @@
             <w:hideMark/>
           </w:tcPr>
           <w:p>
-            <w:r>
-              <w:t>{{ air_r3_c5 }}</w:t>
-            </w:r>
+            <w:r/>
           </w:p>
         </w:tc>
         <w:tc>
@@ -6169,9 +5164,7 @@
             <w:hideMark/>
           </w:tcPr>
           <w:p>
-            <w:r>
-              <w:t>{{ air_r3_c6 }}</w:t>
-            </w:r>
+            <w:r/>
           </w:p>
         </w:tc>
       </w:tr>

--- a/datasheet_gen/word_templates/ESD.docx
+++ b/datasheet_gen/word_templates/ESD.docx
@@ -983,6 +983,135 @@
     </w:p>
     <w:p>
       <w:pPr>
+        <w:jc w:val="center"/>
+      </w:pPr>
+      <w:r>
+        <w:t xml:space="preserve">{{ img_fc_1 }}</w:t>
+      </w:r>
+    </w:p>
+    <w:p>
+      <w:pPr>
+        <w:pStyle w:val="Caption"/>
+        <w:spacing w:after="0" w:before="0"/>
+        <w:jc w:val="center"/>
+        <w:rPr>
+          <w:rFonts w:ascii="Arial" w:hAnsi="Arial" w:cs="Arial"/>
+          <w:b/>
+          <w:bCs/>
+          <w:i w:val="0"/>
+          <w:iCs w:val="0"/>
+          <w:color w:val="auto"/>
+          <w:sz w:val="20"/>
+          <w:szCs w:val="20"/>
+        </w:rPr>
+      </w:pPr>
+      <w:bookmarkStart w:id="135" w:name="_Toc225977189"/>
+      <w:r>
+        <w:rPr>
+          <w:rStyle w:val="Hyperlink"/>
+          <w:rFonts w:ascii="Arial" w:hAnsi="Arial" w:cs="Arial"/>
+          <w:b/>
+          <w:bCs/>
+          <w:i w:val="0"/>
+          <w:iCs w:val="0"/>
+          <w:noProof/>
+          <w:color w:val="auto"/>
+          <w:sz w:val="20"/>
+          <w:szCs w:val="20"/>
+          <w:u w:val="none"/>
+        </w:rPr>
+        <w:t xml:space="preserve">{{ img_fc_1_caption }}</w:t>
+      </w:r>
+      <w:bookmarkEnd w:id="135"/>
+    </w:p>
+    <w:p>
+      <w:pPr>
+        <w:jc w:val="center"/>
+      </w:pPr>
+      <w:r>
+        <w:t xml:space="preserve">{{ img_fc_2 }}</w:t>
+      </w:r>
+    </w:p>
+    <w:p>
+      <w:pPr>
+        <w:pStyle w:val="Caption"/>
+        <w:spacing w:after="0" w:before="0"/>
+        <w:jc w:val="center"/>
+        <w:rPr>
+          <w:rFonts w:ascii="Arial" w:hAnsi="Arial" w:cs="Arial"/>
+          <w:b/>
+          <w:bCs/>
+          <w:i w:val="0"/>
+          <w:iCs w:val="0"/>
+          <w:color w:val="auto"/>
+          <w:sz w:val="20"/>
+          <w:szCs w:val="20"/>
+        </w:rPr>
+      </w:pPr>
+      <w:bookmarkStart w:id="135" w:name="_Toc225977189"/>
+      <w:r>
+        <w:rPr>
+          <w:rStyle w:val="Hyperlink"/>
+          <w:rFonts w:ascii="Arial" w:hAnsi="Arial" w:cs="Arial"/>
+          <w:b/>
+          <w:bCs/>
+          <w:i w:val="0"/>
+          <w:iCs w:val="0"/>
+          <w:noProof/>
+          <w:color w:val="auto"/>
+          <w:sz w:val="20"/>
+          <w:szCs w:val="20"/>
+          <w:u w:val="none"/>
+        </w:rPr>
+        <w:t xml:space="preserve">{{ img_fc_2_caption }}</w:t>
+      </w:r>
+      <w:bookmarkEnd w:id="135"/>
+    </w:p>
+    <w:p>
+      <w:pPr>
+        <w:jc w:val="center"/>
+      </w:pPr>
+      <w:r>
+        <w:t xml:space="preserve">{{ img_fc_3 }}</w:t>
+      </w:r>
+    </w:p>
+    <w:p>
+      <w:pPr>
+        <w:pStyle w:val="Caption"/>
+        <w:spacing w:after="0" w:before="0"/>
+        <w:jc w:val="center"/>
+        <w:rPr>
+          <w:rFonts w:ascii="Arial" w:hAnsi="Arial" w:cs="Arial"/>
+          <w:b/>
+          <w:bCs/>
+          <w:i w:val="0"/>
+          <w:iCs w:val="0"/>
+          <w:color w:val="auto"/>
+          <w:sz w:val="20"/>
+          <w:szCs w:val="20"/>
+        </w:rPr>
+      </w:pPr>
+      <w:bookmarkStart w:id="135" w:name="_Toc225977189"/>
+      <w:r>
+        <w:rPr>
+          <w:rStyle w:val="Hyperlink"/>
+          <w:rFonts w:ascii="Arial" w:hAnsi="Arial" w:cs="Arial"/>
+          <w:b/>
+          <w:bCs/>
+          <w:i w:val="0"/>
+          <w:iCs w:val="0"/>
+          <w:noProof/>
+          <w:color w:val="auto"/>
+          <w:sz w:val="20"/>
+          <w:szCs w:val="20"/>
+          <w:u w:val="none"/>
+        </w:rPr>
+        <w:t xml:space="preserve">{{ img_fc_3_caption }}</w:t>
+      </w:r>
+      <w:bookmarkEnd w:id="135"/>
+    </w:p>
+    <w:p>
+      <w:pPr>
         <w:spacing w:after="0"/>
         <w:rPr>
           <w:lang w:val="en-US"/>
@@ -5170,6 +5299,11 @@
       </w:tr>
     </w:tbl>
     <w:p>
+      <w:r>
+        <w:t>[[esd extra observation tables]]</w:t>
+      </w:r>
+    </w:p>
+    <w:p>
       <w:pPr>
         <w:spacing w:after="0"/>
         <w:jc w:val="both"/>
@@ -5325,219 +5459,8 @@
         <w:spacing w:before="0" w:after="0"/>
       </w:pPr>
       <w:r>
-        <w:t>{{ img_photo_1 }}</w:t>
+        <w:t>[[esd pictures hcp]]</w:t>
       </w:r>
-    </w:p>
-    <w:p>
-      <w:pPr>
-        <w:pStyle w:val="Caption"/>
-        <w:spacing w:after="0" w:before="0"/>
-        <w:jc w:val="center"/>
-        <w:rPr>
-          <w:rFonts w:ascii="Arial" w:hAnsi="Arial" w:cs="Arial"/>
-          <w:b/>
-          <w:bCs/>
-          <w:i w:val="0"/>
-          <w:iCs w:val="0"/>
-          <w:color w:val="auto"/>
-          <w:sz w:val="20"/>
-          <w:szCs w:val="20"/>
-        </w:rPr>
-      </w:pPr>
-      <w:bookmarkStart w:id="135" w:name="_Toc225977179"/>
-      <w:r>
-        <w:rPr>
-          <w:rStyle w:val="Hyperlink"/>
-          <w:rFonts w:ascii="Arial" w:hAnsi="Arial" w:cs="Arial"/>
-          <w:b/>
-          <w:bCs/>
-          <w:i w:val="0"/>
-          <w:iCs w:val="0"/>
-          <w:noProof/>
-          <w:color w:val="auto"/>
-          <w:sz w:val="20"/>
-          <w:szCs w:val="20"/>
-          <w:u w:val="none"/>
-        </w:rPr>
-        <w:t>{{ img_photo_1_caption }}</w:t>
-      </w:r>
-      <w:r>
-        <w:rPr>
-          <w:rStyle w:val="Hyperlink"/>
-          <w:rFonts w:ascii="Arial" w:hAnsi="Arial" w:cs="Arial"/>
-          <w:b/>
-          <w:bCs/>
-          <w:i w:val="0"/>
-          <w:iCs w:val="0"/>
-          <w:noProof/>
-          <w:color w:val="auto"/>
-          <w:u w:val="none"/>
-        </w:rPr>
-      </w:r>
-      <w:r>
-        <w:rPr>
-          <w:rStyle w:val="Hyperlink"/>
-          <w:rFonts w:ascii="Arial" w:hAnsi="Arial" w:cs="Arial"/>
-          <w:b/>
-          <w:bCs/>
-          <w:i w:val="0"/>
-          <w:iCs w:val="0"/>
-          <w:noProof/>
-          <w:color w:val="auto"/>
-          <w:sz w:val="20"/>
-          <w:szCs w:val="20"/>
-          <w:u w:val="none"/>
-        </w:rPr>
-      </w:r>
-      <w:r>
-        <w:rPr>
-          <w:rStyle w:val="Hyperlink"/>
-          <w:rFonts w:ascii="Arial" w:hAnsi="Arial" w:cs="Arial"/>
-          <w:b/>
-          <w:bCs/>
-          <w:i w:val="0"/>
-          <w:iCs w:val="0"/>
-          <w:noProof/>
-          <w:color w:val="auto"/>
-          <w:sz w:val="20"/>
-          <w:szCs w:val="20"/>
-          <w:u w:val="none"/>
-        </w:rPr>
-      </w:r>
-      <w:r>
-        <w:rPr>
-          <w:rStyle w:val="Hyperlink"/>
-          <w:rFonts w:ascii="Arial" w:hAnsi="Arial" w:cs="Arial"/>
-          <w:b/>
-          <w:bCs/>
-          <w:i w:val="0"/>
-          <w:iCs w:val="0"/>
-          <w:noProof/>
-          <w:color w:val="auto"/>
-          <w:sz w:val="20"/>
-          <w:szCs w:val="20"/>
-          <w:u w:val="none"/>
-        </w:rPr>
-      </w:r>
-      <w:r>
-        <w:rPr>
-          <w:rStyle w:val="Hyperlink"/>
-          <w:rFonts w:ascii="Arial" w:hAnsi="Arial" w:cs="Arial"/>
-          <w:b/>
-          <w:bCs/>
-          <w:i w:val="0"/>
-          <w:iCs w:val="0"/>
-          <w:noProof/>
-          <w:color w:val="auto"/>
-          <w:sz w:val="20"/>
-          <w:szCs w:val="20"/>
-          <w:u w:val="none"/>
-        </w:rPr>
-      </w:r>
-      <w:r>
-        <w:rPr>
-          <w:rStyle w:val="Hyperlink"/>
-          <w:rFonts w:ascii="Arial" w:hAnsi="Arial" w:cs="Arial"/>
-          <w:b/>
-          <w:bCs/>
-          <w:i w:val="0"/>
-          <w:iCs w:val="0"/>
-          <w:noProof/>
-          <w:color w:val="auto"/>
-          <w:sz w:val="20"/>
-          <w:szCs w:val="20"/>
-          <w:u w:val="none"/>
-        </w:rPr>
-      </w:r>
-      <w:r>
-        <w:rPr>
-          <w:rStyle w:val="Hyperlink"/>
-          <w:rFonts w:ascii="Arial" w:hAnsi="Arial" w:cs="Arial"/>
-          <w:b/>
-          <w:bCs/>
-          <w:i w:val="0"/>
-          <w:iCs w:val="0"/>
-          <w:noProof/>
-          <w:color w:val="auto"/>
-          <w:sz w:val="20"/>
-          <w:szCs w:val="20"/>
-          <w:u w:val="none"/>
-        </w:rPr>
-      </w:r>
-      <w:r>
-        <w:rPr>
-          <w:rStyle w:val="Hyperlink"/>
-          <w:rFonts w:ascii="Arial" w:hAnsi="Arial" w:cs="Arial"/>
-          <w:b/>
-          <w:bCs/>
-          <w:noProof/>
-          <w:color w:val="auto"/>
-          <w:sz w:val="20"/>
-          <w:szCs w:val="20"/>
-          <w:u w:val="none"/>
-        </w:rPr>
-      </w:r>
-      <w:r>
-        <w:rPr>
-          <w:rFonts w:ascii="Arial" w:hAnsi="Arial" w:cs="Arial"/>
-          <w:b/>
-          <w:bCs/>
-          <w:i w:val="0"/>
-          <w:iCs w:val="0"/>
-          <w:color w:val="auto"/>
-          <w:sz w:val="20"/>
-          <w:szCs w:val="20"/>
-        </w:rPr>
-      </w:r>
-      <w:r>
-        <w:rPr>
-          <w:rFonts w:ascii="Arial" w:hAnsi="Arial" w:cs="Arial"/>
-          <w:b/>
-          <w:bCs/>
-          <w:i w:val="0"/>
-          <w:iCs w:val="0"/>
-          <w:color w:val="auto"/>
-          <w:sz w:val="20"/>
-          <w:szCs w:val="20"/>
-        </w:rPr>
-      </w:r>
-      <w:r>
-        <w:rPr>
-          <w:rFonts w:ascii="Arial" w:hAnsi="Arial" w:cs="Arial"/>
-          <w:b/>
-          <w:bCs/>
-          <w:i w:val="0"/>
-          <w:iCs w:val="0"/>
-          <w:color w:val="auto"/>
-          <w:sz w:val="20"/>
-          <w:szCs w:val="20"/>
-        </w:rPr>
-      </w:r>
-      <w:r>
-        <w:rPr>
-          <w:rFonts w:ascii="Arial" w:hAnsi="Arial" w:cs="Arial"/>
-          <w:b/>
-          <w:bCs/>
-          <w:i w:val="0"/>
-          <w:iCs w:val="0"/>
-          <w:color w:val="auto"/>
-          <w:sz w:val="20"/>
-          <w:szCs w:val="20"/>
-        </w:rPr>
-      </w:r>
-      <w:r>
-        <w:rPr>
-          <w:rFonts w:ascii="Arial" w:hAnsi="Arial" w:cs="Arial"/>
-          <w:b/>
-          <w:bCs/>
-          <w:i w:val="0"/>
-          <w:iCs w:val="0"/>
-          <w:color w:val="auto"/>
-          <w:sz w:val="20"/>
-          <w:szCs w:val="20"/>
-        </w:rPr>
-      </w:r>
-      <w:bookmarkEnd w:id="135"/>
     </w:p>
     <w:p>
       <w:pPr>
@@ -5556,195 +5479,8 @@
         <w:spacing w:before="0" w:after="0"/>
       </w:pPr>
       <w:r>
-        <w:t>{{ img_photo_2 }}</w:t>
+        <w:t>[[esd pictures vcp]]</w:t>
       </w:r>
-    </w:p>
-    <w:p>
-      <w:pPr>
-        <w:pStyle w:val="Caption"/>
-        <w:spacing w:after="0" w:before="0"/>
-        <w:jc w:val="center"/>
-        <w:rPr>
-          <w:rFonts w:ascii="Arial" w:hAnsi="Arial" w:cs="Arial"/>
-          <w:b/>
-          <w:bCs/>
-          <w:i w:val="0"/>
-          <w:iCs w:val="0"/>
-          <w:color w:val="auto"/>
-          <w:sz w:val="20"/>
-          <w:szCs w:val="20"/>
-        </w:rPr>
-      </w:pPr>
-      <w:bookmarkStart w:id="136" w:name="_Toc225977180"/>
-      <w:r>
-        <w:rPr>
-          <w:rStyle w:val="Hyperlink"/>
-          <w:rFonts w:ascii="Arial" w:hAnsi="Arial" w:cs="Arial"/>
-          <w:b/>
-          <w:bCs/>
-          <w:i w:val="0"/>
-          <w:iCs w:val="0"/>
-          <w:noProof/>
-          <w:color w:val="auto"/>
-          <w:sz w:val="20"/>
-          <w:szCs w:val="20"/>
-          <w:u w:val="none"/>
-        </w:rPr>
-        <w:t>{{ img_photo_2_caption }}</w:t>
-      </w:r>
-      <w:r>
-        <w:rPr>
-          <w:rStyle w:val="Hyperlink"/>
-          <w:rFonts w:ascii="Arial" w:hAnsi="Arial" w:cs="Arial"/>
-          <w:b/>
-          <w:bCs/>
-          <w:i w:val="0"/>
-          <w:iCs w:val="0"/>
-          <w:noProof/>
-          <w:color w:val="auto"/>
-          <w:u w:val="none"/>
-        </w:rPr>
-      </w:r>
-      <w:r>
-        <w:rPr>
-          <w:rStyle w:val="Hyperlink"/>
-          <w:rFonts w:ascii="Arial" w:hAnsi="Arial" w:cs="Arial"/>
-          <w:b/>
-          <w:bCs/>
-          <w:i w:val="0"/>
-          <w:iCs w:val="0"/>
-          <w:noProof/>
-          <w:color w:val="auto"/>
-          <w:sz w:val="20"/>
-          <w:szCs w:val="20"/>
-          <w:u w:val="none"/>
-        </w:rPr>
-      </w:r>
-      <w:r>
-        <w:rPr>
-          <w:rStyle w:val="Hyperlink"/>
-          <w:rFonts w:ascii="Arial" w:hAnsi="Arial" w:cs="Arial"/>
-          <w:b/>
-          <w:bCs/>
-          <w:i w:val="0"/>
-          <w:iCs w:val="0"/>
-          <w:noProof/>
-          <w:color w:val="auto"/>
-          <w:sz w:val="20"/>
-          <w:szCs w:val="20"/>
-          <w:u w:val="none"/>
-        </w:rPr>
-      </w:r>
-      <w:r>
-        <w:rPr>
-          <w:rStyle w:val="Hyperlink"/>
-          <w:rFonts w:ascii="Arial" w:hAnsi="Arial" w:cs="Arial"/>
-          <w:b/>
-          <w:bCs/>
-          <w:i w:val="0"/>
-          <w:iCs w:val="0"/>
-          <w:noProof/>
-          <w:color w:val="auto"/>
-          <w:sz w:val="20"/>
-          <w:szCs w:val="20"/>
-          <w:u w:val="none"/>
-        </w:rPr>
-      </w:r>
-      <w:r>
-        <w:rPr>
-          <w:rStyle w:val="Hyperlink"/>
-          <w:rFonts w:ascii="Arial" w:hAnsi="Arial" w:cs="Arial"/>
-          <w:b/>
-          <w:bCs/>
-          <w:i w:val="0"/>
-          <w:iCs w:val="0"/>
-          <w:noProof/>
-          <w:color w:val="auto"/>
-          <w:sz w:val="20"/>
-          <w:szCs w:val="20"/>
-          <w:u w:val="none"/>
-        </w:rPr>
-      </w:r>
-      <w:r>
-        <w:rPr>
-          <w:rStyle w:val="Hyperlink"/>
-          <w:rFonts w:ascii="Arial" w:hAnsi="Arial" w:cs="Arial"/>
-          <w:b/>
-          <w:bCs/>
-          <w:i w:val="0"/>
-          <w:iCs w:val="0"/>
-          <w:noProof/>
-          <w:color w:val="auto"/>
-          <w:sz w:val="20"/>
-          <w:szCs w:val="20"/>
-          <w:u w:val="none"/>
-        </w:rPr>
-      </w:r>
-      <w:r>
-        <w:rPr>
-          <w:rStyle w:val="Hyperlink"/>
-          <w:rFonts w:ascii="Arial" w:hAnsi="Arial" w:cs="Arial"/>
-          <w:b/>
-          <w:bCs/>
-          <w:i w:val="0"/>
-          <w:iCs w:val="0"/>
-          <w:noProof/>
-          <w:color w:val="auto"/>
-          <w:sz w:val="20"/>
-          <w:szCs w:val="20"/>
-          <w:u w:val="none"/>
-        </w:rPr>
-      </w:r>
-      <w:r>
-        <w:rPr>
-          <w:rStyle w:val="Hyperlink"/>
-          <w:rFonts w:ascii="Arial" w:hAnsi="Arial" w:cs="Arial"/>
-          <w:b/>
-          <w:bCs/>
-          <w:noProof/>
-          <w:color w:val="auto"/>
-          <w:sz w:val="20"/>
-          <w:szCs w:val="20"/>
-          <w:u w:val="none"/>
-        </w:rPr>
-      </w:r>
-      <w:r>
-        <w:rPr>
-          <w:rFonts w:ascii="Arial" w:hAnsi="Arial" w:cs="Arial"/>
-          <w:b/>
-          <w:bCs/>
-          <w:i w:val="0"/>
-          <w:iCs w:val="0"/>
-          <w:color w:val="auto"/>
-          <w:sz w:val="20"/>
-          <w:szCs w:val="20"/>
-        </w:rPr>
-      </w:r>
-      <w:r>
-        <w:rPr>
-          <w:rFonts w:ascii="Arial" w:hAnsi="Arial" w:cs="Arial"/>
-          <w:b/>
-          <w:bCs/>
-          <w:i w:val="0"/>
-          <w:iCs w:val="0"/>
-          <w:color w:val="auto"/>
-          <w:sz w:val="20"/>
-          <w:szCs w:val="20"/>
-        </w:rPr>
-      </w:r>
-      <w:r>
-        <w:rPr>
-          <w:rFonts w:ascii="Arial" w:hAnsi="Arial" w:cs="Arial"/>
-          <w:b/>
-          <w:bCs/>
-          <w:i w:val="0"/>
-          <w:iCs w:val="0"/>
-          <w:color w:val="auto"/>
-          <w:sz w:val="20"/>
-          <w:szCs w:val="20"/>
-        </w:rPr>
-      </w:r>
-      <w:bookmarkEnd w:id="136"/>
     </w:p>
     <w:p>
       <w:pPr>
@@ -5774,207 +5510,8 @@
         <w:spacing w:before="0" w:after="0"/>
       </w:pPr>
       <w:r>
-        <w:t>{{ img_photo_3 }}</w:t>
+        <w:t>[[esd pictures contact]]</w:t>
       </w:r>
-    </w:p>
-    <w:p>
-      <w:pPr>
-        <w:pStyle w:val="Caption"/>
-        <w:spacing w:after="0" w:before="0"/>
-        <w:jc w:val="center"/>
-        <w:rPr>
-          <w:rFonts w:ascii="Arial" w:hAnsi="Arial" w:cs="Arial"/>
-          <w:b/>
-          <w:bCs/>
-          <w:i w:val="0"/>
-          <w:iCs w:val="0"/>
-          <w:color w:val="auto"/>
-          <w:sz w:val="20"/>
-          <w:szCs w:val="20"/>
-        </w:rPr>
-      </w:pPr>
-      <w:bookmarkStart w:id="137" w:name="_Toc225977181"/>
-      <w:r>
-        <w:rPr>
-          <w:rStyle w:val="Hyperlink"/>
-          <w:rFonts w:ascii="Arial" w:hAnsi="Arial" w:cs="Arial"/>
-          <w:b/>
-          <w:bCs/>
-          <w:i w:val="0"/>
-          <w:iCs w:val="0"/>
-          <w:noProof/>
-          <w:color w:val="auto"/>
-          <w:sz w:val="20"/>
-          <w:szCs w:val="20"/>
-          <w:u w:val="none"/>
-        </w:rPr>
-        <w:t>{{ img_photo_3_caption }}</w:t>
-      </w:r>
-      <w:r>
-        <w:rPr>
-          <w:rStyle w:val="Hyperlink"/>
-          <w:rFonts w:ascii="Arial" w:hAnsi="Arial" w:cs="Arial"/>
-          <w:b/>
-          <w:bCs/>
-          <w:i w:val="0"/>
-          <w:iCs w:val="0"/>
-          <w:noProof/>
-          <w:color w:val="auto"/>
-          <w:u w:val="none"/>
-        </w:rPr>
-      </w:r>
-      <w:r>
-        <w:rPr>
-          <w:rStyle w:val="Hyperlink"/>
-          <w:rFonts w:ascii="Arial" w:hAnsi="Arial" w:cs="Arial"/>
-          <w:b/>
-          <w:bCs/>
-          <w:i w:val="0"/>
-          <w:iCs w:val="0"/>
-          <w:noProof/>
-          <w:color w:val="auto"/>
-          <w:sz w:val="20"/>
-          <w:szCs w:val="20"/>
-          <w:u w:val="none"/>
-        </w:rPr>
-      </w:r>
-      <w:r>
-        <w:rPr>
-          <w:rStyle w:val="Hyperlink"/>
-          <w:rFonts w:ascii="Arial" w:hAnsi="Arial" w:cs="Arial"/>
-          <w:b/>
-          <w:bCs/>
-          <w:i w:val="0"/>
-          <w:iCs w:val="0"/>
-          <w:noProof/>
-          <w:color w:val="auto"/>
-          <w:sz w:val="20"/>
-          <w:szCs w:val="20"/>
-          <w:u w:val="none"/>
-        </w:rPr>
-      </w:r>
-      <w:r>
-        <w:rPr>
-          <w:rStyle w:val="Hyperlink"/>
-          <w:rFonts w:ascii="Arial" w:hAnsi="Arial" w:cs="Arial"/>
-          <w:b/>
-          <w:bCs/>
-          <w:i w:val="0"/>
-          <w:iCs w:val="0"/>
-          <w:noProof/>
-          <w:color w:val="auto"/>
-          <w:sz w:val="20"/>
-          <w:szCs w:val="20"/>
-          <w:u w:val="none"/>
-        </w:rPr>
-      </w:r>
-      <w:r>
-        <w:rPr>
-          <w:rStyle w:val="Hyperlink"/>
-          <w:rFonts w:ascii="Arial" w:hAnsi="Arial" w:cs="Arial"/>
-          <w:b/>
-          <w:bCs/>
-          <w:i w:val="0"/>
-          <w:iCs w:val="0"/>
-          <w:noProof/>
-          <w:color w:val="auto"/>
-          <w:sz w:val="20"/>
-          <w:szCs w:val="20"/>
-          <w:u w:val="none"/>
-        </w:rPr>
-      </w:r>
-      <w:r>
-        <w:rPr>
-          <w:rStyle w:val="Hyperlink"/>
-          <w:rFonts w:ascii="Arial" w:hAnsi="Arial" w:cs="Arial"/>
-          <w:b/>
-          <w:bCs/>
-          <w:i w:val="0"/>
-          <w:iCs w:val="0"/>
-          <w:noProof/>
-          <w:color w:val="auto"/>
-          <w:sz w:val="20"/>
-          <w:szCs w:val="20"/>
-          <w:u w:val="none"/>
-        </w:rPr>
-      </w:r>
-      <w:r>
-        <w:rPr>
-          <w:rStyle w:val="Hyperlink"/>
-          <w:rFonts w:ascii="Arial" w:hAnsi="Arial" w:cs="Arial"/>
-          <w:b/>
-          <w:bCs/>
-          <w:i w:val="0"/>
-          <w:iCs w:val="0"/>
-          <w:noProof/>
-          <w:color w:val="auto"/>
-          <w:sz w:val="20"/>
-          <w:szCs w:val="20"/>
-          <w:u w:val="none"/>
-        </w:rPr>
-      </w:r>
-      <w:r>
-        <w:rPr>
-          <w:rStyle w:val="Hyperlink"/>
-          <w:rFonts w:ascii="Arial" w:hAnsi="Arial" w:cs="Arial"/>
-          <w:b/>
-          <w:bCs/>
-          <w:noProof/>
-          <w:color w:val="auto"/>
-          <w:sz w:val="20"/>
-          <w:szCs w:val="20"/>
-          <w:u w:val="none"/>
-        </w:rPr>
-      </w:r>
-      <w:r>
-        <w:rPr>
-          <w:rFonts w:ascii="Arial" w:hAnsi="Arial" w:cs="Arial"/>
-          <w:b/>
-          <w:bCs/>
-          <w:i w:val="0"/>
-          <w:iCs w:val="0"/>
-          <w:color w:val="auto"/>
-          <w:sz w:val="20"/>
-          <w:szCs w:val="20"/>
-        </w:rPr>
-      </w:r>
-      <w:r>
-        <w:rPr>
-          <w:rFonts w:ascii="Arial" w:hAnsi="Arial" w:cs="Arial"/>
-          <w:b/>
-          <w:bCs/>
-          <w:i w:val="0"/>
-          <w:iCs w:val="0"/>
-          <w:color w:val="auto"/>
-          <w:sz w:val="20"/>
-          <w:szCs w:val="20"/>
-        </w:rPr>
-      </w:r>
-      <w:r>
-        <w:rPr>
-          <w:rFonts w:ascii="Arial" w:hAnsi="Arial" w:cs="Arial"/>
-          <w:b/>
-          <w:bCs/>
-          <w:i w:val="0"/>
-          <w:iCs w:val="0"/>
-          <w:color w:val="auto"/>
-          <w:sz w:val="20"/>
-          <w:szCs w:val="20"/>
-        </w:rPr>
-      </w:r>
-      <w:r>
-        <w:rPr>
-          <w:rFonts w:ascii="Arial" w:hAnsi="Arial" w:cs="Arial"/>
-          <w:b/>
-          <w:bCs/>
-          <w:i w:val="0"/>
-          <w:iCs w:val="0"/>
-          <w:color w:val="auto"/>
-          <w:sz w:val="20"/>
-          <w:szCs w:val="20"/>
-        </w:rPr>
-      </w:r>
-      <w:bookmarkEnd w:id="137"/>
     </w:p>
     <w:p>
       <w:pPr>
@@ -5991,207 +5528,8 @@
         <w:spacing w:before="0" w:after="0"/>
       </w:pPr>
       <w:r>
-        <w:t>{{ img_photo_4 }}</w:t>
+        <w:t>[[esd pictures air]]</w:t>
       </w:r>
-    </w:p>
-    <w:p>
-      <w:pPr>
-        <w:pStyle w:val="Caption"/>
-        <w:spacing w:after="0" w:before="0"/>
-        <w:jc w:val="center"/>
-        <w:rPr>
-          <w:rFonts w:ascii="Arial" w:hAnsi="Arial" w:cs="Arial"/>
-          <w:b/>
-          <w:bCs/>
-          <w:i w:val="0"/>
-          <w:iCs w:val="0"/>
-          <w:color w:val="auto"/>
-          <w:sz w:val="20"/>
-          <w:szCs w:val="20"/>
-        </w:rPr>
-      </w:pPr>
-      <w:bookmarkStart w:id="138" w:name="_Toc225977182"/>
-      <w:r>
-        <w:rPr>
-          <w:rStyle w:val="Hyperlink"/>
-          <w:rFonts w:ascii="Arial" w:hAnsi="Arial" w:cs="Arial"/>
-          <w:b/>
-          <w:bCs/>
-          <w:i w:val="0"/>
-          <w:iCs w:val="0"/>
-          <w:noProof/>
-          <w:color w:val="auto"/>
-          <w:sz w:val="20"/>
-          <w:szCs w:val="20"/>
-          <w:u w:val="none"/>
-        </w:rPr>
-        <w:t>{{ img_photo_4_caption }}</w:t>
-      </w:r>
-      <w:r>
-        <w:rPr>
-          <w:rStyle w:val="Hyperlink"/>
-          <w:rFonts w:ascii="Arial" w:hAnsi="Arial" w:cs="Arial"/>
-          <w:b/>
-          <w:bCs/>
-          <w:i w:val="0"/>
-          <w:iCs w:val="0"/>
-          <w:noProof/>
-          <w:color w:val="auto"/>
-          <w:u w:val="none"/>
-        </w:rPr>
-      </w:r>
-      <w:r>
-        <w:rPr>
-          <w:rStyle w:val="Hyperlink"/>
-          <w:rFonts w:ascii="Arial" w:hAnsi="Arial" w:cs="Arial"/>
-          <w:b/>
-          <w:bCs/>
-          <w:i w:val="0"/>
-          <w:iCs w:val="0"/>
-          <w:noProof/>
-          <w:color w:val="auto"/>
-          <w:sz w:val="20"/>
-          <w:szCs w:val="20"/>
-          <w:u w:val="none"/>
-        </w:rPr>
-      </w:r>
-      <w:r>
-        <w:rPr>
-          <w:rStyle w:val="Hyperlink"/>
-          <w:rFonts w:ascii="Arial" w:hAnsi="Arial" w:cs="Arial"/>
-          <w:b/>
-          <w:bCs/>
-          <w:i w:val="0"/>
-          <w:iCs w:val="0"/>
-          <w:noProof/>
-          <w:color w:val="auto"/>
-          <w:sz w:val="20"/>
-          <w:szCs w:val="20"/>
-          <w:u w:val="none"/>
-        </w:rPr>
-      </w:r>
-      <w:r>
-        <w:rPr>
-          <w:rStyle w:val="Hyperlink"/>
-          <w:rFonts w:ascii="Arial" w:hAnsi="Arial" w:cs="Arial"/>
-          <w:b/>
-          <w:bCs/>
-          <w:i w:val="0"/>
-          <w:iCs w:val="0"/>
-          <w:noProof/>
-          <w:color w:val="auto"/>
-          <w:sz w:val="20"/>
-          <w:szCs w:val="20"/>
-          <w:u w:val="none"/>
-        </w:rPr>
-      </w:r>
-      <w:r>
-        <w:rPr>
-          <w:rStyle w:val="Hyperlink"/>
-          <w:rFonts w:ascii="Arial" w:hAnsi="Arial" w:cs="Arial"/>
-          <w:b/>
-          <w:bCs/>
-          <w:i w:val="0"/>
-          <w:iCs w:val="0"/>
-          <w:noProof/>
-          <w:color w:val="auto"/>
-          <w:sz w:val="20"/>
-          <w:szCs w:val="20"/>
-          <w:u w:val="none"/>
-        </w:rPr>
-      </w:r>
-      <w:r>
-        <w:rPr>
-          <w:rStyle w:val="Hyperlink"/>
-          <w:rFonts w:ascii="Arial" w:hAnsi="Arial" w:cs="Arial"/>
-          <w:b/>
-          <w:bCs/>
-          <w:i w:val="0"/>
-          <w:iCs w:val="0"/>
-          <w:noProof/>
-          <w:color w:val="auto"/>
-          <w:sz w:val="20"/>
-          <w:szCs w:val="20"/>
-          <w:u w:val="none"/>
-        </w:rPr>
-      </w:r>
-      <w:r>
-        <w:rPr>
-          <w:rStyle w:val="Hyperlink"/>
-          <w:rFonts w:ascii="Arial" w:hAnsi="Arial" w:cs="Arial"/>
-          <w:b/>
-          <w:bCs/>
-          <w:i w:val="0"/>
-          <w:iCs w:val="0"/>
-          <w:noProof/>
-          <w:color w:val="auto"/>
-          <w:sz w:val="20"/>
-          <w:szCs w:val="20"/>
-          <w:u w:val="none"/>
-        </w:rPr>
-      </w:r>
-      <w:r>
-        <w:rPr>
-          <w:rStyle w:val="Hyperlink"/>
-          <w:rFonts w:ascii="Arial" w:hAnsi="Arial" w:cs="Arial"/>
-          <w:b/>
-          <w:bCs/>
-          <w:noProof/>
-          <w:color w:val="auto"/>
-          <w:sz w:val="20"/>
-          <w:szCs w:val="20"/>
-          <w:u w:val="none"/>
-        </w:rPr>
-      </w:r>
-      <w:r>
-        <w:rPr>
-          <w:rFonts w:ascii="Arial" w:hAnsi="Arial" w:cs="Arial"/>
-          <w:b/>
-          <w:bCs/>
-          <w:i w:val="0"/>
-          <w:iCs w:val="0"/>
-          <w:color w:val="auto"/>
-          <w:sz w:val="20"/>
-          <w:szCs w:val="20"/>
-        </w:rPr>
-      </w:r>
-      <w:r>
-        <w:rPr>
-          <w:rFonts w:ascii="Arial" w:hAnsi="Arial" w:cs="Arial"/>
-          <w:b/>
-          <w:bCs/>
-          <w:i w:val="0"/>
-          <w:iCs w:val="0"/>
-          <w:color w:val="auto"/>
-          <w:sz w:val="20"/>
-          <w:szCs w:val="20"/>
-        </w:rPr>
-      </w:r>
-      <w:r>
-        <w:rPr>
-          <w:rFonts w:ascii="Arial" w:hAnsi="Arial" w:cs="Arial"/>
-          <w:b/>
-          <w:bCs/>
-          <w:i w:val="0"/>
-          <w:iCs w:val="0"/>
-          <w:color w:val="auto"/>
-          <w:sz w:val="20"/>
-          <w:szCs w:val="20"/>
-        </w:rPr>
-      </w:r>
-      <w:r>
-        <w:rPr>
-          <w:rFonts w:ascii="Arial" w:hAnsi="Arial" w:cs="Arial"/>
-          <w:b/>
-          <w:bCs/>
-          <w:i w:val="0"/>
-          <w:iCs w:val="0"/>
-          <w:color w:val="auto"/>
-          <w:sz w:val="20"/>
-          <w:szCs w:val="20"/>
-        </w:rPr>
-      </w:r>
-      <w:bookmarkEnd w:id="138"/>
     </w:p>
     <w:p>
       <w:pPr>
